--- a/paper/KO-DRILL_IEEE.docx
+++ b/paper/KO-DRILL_IEEE.docx
@@ -3098,6 +3098,24 @@
           <w:sz w:val="20"/>
         </w:rPr>
         <w:t>Calibration quality is assessed by comparing encoder priors against tracker posteriors once items have accumulated real responses, reporting root mean squared error and, importantly, whether the predicted variances are themselves calibrated — whether items the encoder claimed to be unsure about are in fact the ones it got wrong. We also check the re-distillation effect once, at one retraining round, rather than tracking it across many rounds: does prior quality on held-out items improve after the encoder is retrained on accumulated posteriors, yes or no.</w:t>
+      </w:r>
+    </w:p>
+    <w:p>
+      <w:pPr>
+        <w:widowControl/>
+        <w:spacing w:after="60" w:before="0" w:line="240" w:lineRule="auto"/>
+        <w:ind w:firstLine="245"/>
+        <w:jc w:val="both"/>
+      </w:pPr>
+      <w:r>
+        <w:rPr>
+          <w:rFonts w:ascii="Times New Roman" w:hAnsi="Times New Roman" w:eastAsia="Malgun Gothic"/>
+          <w:b w:val="0"/>
+          <w:i w:val="0"/>
+          <w:color w:val="000000"/>
+          <w:sz w:val="20"/>
+        </w:rPr>
+        <w:t>A preliminary simulation, run ahead of the encoder-on-real-data study above and reported here for transparency rather than omitted, complicates the headline claim. Using the same Rasch generating model and adaptive-selection regime as Fig. 5, seeding item urns from a noisy but unbiased difficulty estimate did not measurably speed convergence of learner ability estimates under Urnings, across simulated estimator quality ranging from weak to strong (correlation 0.47-0.96 with true difficulty) and in both a fixed and a continuously growing item pool. A parallel check under Elo-style tracking showed the expected speedup clearly when the estimator was accurate, but also showed severe degradation — final RMSE several times worse than an uninformative start — once the estimator was only moderately or poorly correlated with the truth, because Elo has no mechanism analogous to σ̂ᵢ² for discounting an untrustworthy prior. We read this as evidence for a different, and arguably more load-bearing, property than the one originally framed: Urnings' confidence-weighted urn sizing makes prior injection safe under estimator uncertainty — the condition this system actually faces, since the encoder described above is not yet trained — rather than a guaranteed speedup, which presupposes an estimator quality not yet established. The encoder-on-real-data study above is designed to test both the original convergence claim and this robustness property, not the convergence claim alone.</w:t>
       </w:r>
     </w:p>
     <w:p>

--- a/paper/KO-DRILL_IEEE.docx
+++ b/paper/KO-DRILL_IEEE.docx
@@ -128,7 +128,7 @@
           <w:color w:val="000000"/>
           <w:sz w:val="18"/>
         </w:rPr>
-        <w:t>Drill practice—short, repeated question-and-answer exercises—is among the most reliable ways to consolidate the grammar and vocabulary of a second language, but it only works when each question is pitched at the right level for the individual learner. Large language models (LLMs) can now write such questions on demand, which removes the long-standing bottleneck of authoring exercises by hand. It also creates a new and largely unexamined problem. When questions are produced continuously, every question is new, so the system has no record of how difficult it actually is. Classical adaptive testing assumes a fixed, pre-tested question bank; deep knowledge tracing assumes dense histories in which many learners answer the same questions. In a generative setting neither assumption holds. This paper presents KO-DRILL, a pipeline for personalised Korean drill quizzes built around that difficulty. We make three design arguments and support them with evidence. First, deep learning should be used selectively: an LLM for writing Korean, a small fine-tuned encoder for predicting difficulty from text, and an explicit psychometric model—not a neural network—for tracking what a learner knows. Second, the Elo rating system, the default choice in adaptive practice platforms, is specifically unsuited here; in a simulation of 120,000 responses we reproduce its documented failure, with the spread of learner ratings inflating to 2.7 against a true value of 1.0 and still rising, while the Urnings algorithm remains calibrated at 1.1. Third, we propose three novelties: a Generate–Calibrate–Select loop that makes a newly generated item immediately usable by seeding its psychometric prior from a text encoder; misconception-conditioned distractors that turn each wrong answer into a specific diagnosis rather than an undifferentiated error; and an uncertainty-gated escalation policy that spends expensive model capacity only where measurement is least certain. We validate each novelty with a single targeted comparison rather than a broad ablation grid, and set out an exploratory classroom pilot as secondary evidence.</w:t>
+        <w:t>Drill practice—short, repeated question-and-answer exercises—is among the most reliable ways to consolidate the grammar and vocabulary of a second language, but it only works when each question is pitched at the right level for the individual learner. Large language models (LLMs) can now write such questions on demand, which removes the long-standing bottleneck of authoring exercises by hand. It also creates a new and largely unexamined problem. When questions are produced continuously, every question is new, so the system has no record of how difficult it actually is. Classical adaptive testing assumes a fixed, pre-tested question bank; deep knowledge tracing assumes dense histories in which many learners answer the same questions. In a generative setting neither assumption holds. This paper presents KO-DRILL, a pipeline for personalised Korean drill quizzes built around that difficulty. We make three design arguments and support them with evidence. First, deep learning should be used selectively: an LLM for writing Korean, a small fine-tuned encoder for predicting difficulty from text, and an explicit psychometric model—not a neural network—for tracking what a learner knows. Second, the Elo rating system, the default choice in adaptive practice platforms, is specifically unsuited here; in a simulation of 120,000 responses we reproduce its documented failure, with the spread of learner ratings inflating to 2.7 against a true value of 1.0 and still rising, while the Urnings algorithm remains calibrated at 1.1. Third, we propose two novelties: misconception-conditioned distractors that turn each wrong answer into a specific diagnosis rather than an undifferentiated error; and an uncertainty-gated escalation policy that spends expensive model capacity only where measurement is least certain. We validate each novelty with a single targeted comparison rather than a broad ablation grid, and set out an exploratory classroom pilot as secondary evidence.</w:t>
       </w:r>
     </w:p>
     <w:p>
@@ -345,7 +345,7 @@
           <w:color w:val="000000"/>
           <w:sz w:val="20"/>
         </w:rPr>
-        <w:t>Three architectural novelties, set out in Section IV, that together address the calibration, diagnosis, and cost problems that the gap analysis identifies.</w:t>
+        <w:t>Two architectural novelties, set out in Section IV, that together address the diagnosis and cost problems that the gap analysis identifies.</w:t>
       </w:r>
     </w:p>
     <w:p>
@@ -460,7 +460,7 @@
           <w:color w:val="000000"/>
           <w:sz w:val="20"/>
         </w:rPr>
-        <w:t>Distractors—the plausible wrong answers in a multiple-choice item—have received separate attention, because they are harder to produce than the correct answer and matter more than is often appreciated. A wrong answer that nobody would ever choose contributes nothing; a wrong answer that is in fact also correct actively damages the test. Bitew et al. show that predictive prompting improves distractor plausibility over prior approaches [10], but the reported ceiling—roughly half of generated distractors rated high quality by teachers—indicates how much room remains. Crucially, the entire line of work optimises for plausibility. None of it asks the question we think is more useful: what does the choice of a particular wrong answer tell us about the learner? A parallel line of work uses LLMs not to generate educational content but to judge it, as Li et al. do for student-generated material in learnersourcing [14]; this is closer to the verification role we describe in Section IV-C, though it has not been applied to checking the grammatical validity of generated distractors.</w:t>
+        <w:t>Distractors—the plausible wrong answers in a multiple-choice item—have received separate attention, because they are harder to produce than the correct answer and matter more than is often appreciated. A wrong answer that nobody would ever choose contributes nothing; a wrong answer that is in fact also correct actively damages the test. Bitew et al. show that predictive prompting improves distractor plausibility over prior approaches [10], but the reported ceiling—roughly half of generated distractors rated high quality by teachers—indicates how much room remains. Crucially, the entire line of work optimises for plausibility. None of it asks the question we think is more useful: what does the choice of a particular wrong answer tell us about the learner? A parallel line of work uses LLMs not to generate educational content but to judge it, as Li et al. do for student-generated material in learnersourcing [14]; this is closer to the verification role we describe in Section IV-B, though it has not been applied to checking the grammatical validity of generated distractors.</w:t>
       </w:r>
     </w:p>
     <w:p>
@@ -792,7 +792,7 @@
           <w:color w:val="000000"/>
           <w:sz w:val="20"/>
         </w:rPr>
-        <w:t>Reading these literatures together, including the deployed systems just discussed, four gaps stand out. They are not independent; each follows from the one before, and the last is precisely the gap that large-scale systems sidestep by not generating items at all.</w:t>
+        <w:t>Reading these literatures together, including the deployed systems just discussed, three gaps stand out. They are not independent; each follows from the one before, and the last is precisely the gap that large-scale systems sidestep by not generating items at all.</w:t>
       </w:r>
     </w:p>
     <w:p>
@@ -810,7 +810,7 @@
           <w:color w:val="000000"/>
           <w:sz w:val="20"/>
         </w:rPr>
-        <w:t>G1. Generation and calibration are studied separately. The item generation literature produces items and evaluates their surface quality [5], [6], [10]. The psychometric literature calibrates items and assumes they already exist [11], [13]. No published system treats generation and calibration as a single loop, which is what an on-demand item pool requires. The consequence is that generative systems either fall back on the LLM's own unreliable difficulty judgement [12] or forgo adaptivity.</w:t>
+        <w:t>G1. Wrong answers are wasted. Distractors are optimised to be plausible [10], not to be informative. When a learner selects a particular wrong answer they have revealed something quite specific about their internal model of the grammar, and current systems discard that signal, recording only a binary outcome. Cognitive diagnosis models would make use of it [22], [23], but they require a pre-specified mapping from items to skills that generated items do not come with.</w:t>
       </w:r>
     </w:p>
     <w:p>
@@ -828,7 +828,7 @@
           <w:color w:val="000000"/>
           <w:sz w:val="20"/>
         </w:rPr>
-        <w:t>G2. Wrong answers are wasted. Distractors are optimised to be plausible [10], not to be informative. When a learner selects a particular wrong answer they have revealed something quite specific about their internal model of the grammar, and current systems discard that signal, recording only a binary outcome. Cognitive diagnosis models would make use of it [22], [23], but they require a pre-specified mapping from items to skills that generated items do not come with.</w:t>
+        <w:t>G2. Rating systems are used outside their validity conditions. Elo is deployed in adaptive platforms [18] in the one configuration where its measurement properties break down—simultaneous adaptive item selection and dynamic item calibration—and this has only recently been characterised precisely [15]. A generative item pool forces exactly that configuration, because items must be calibrated as they are used. We are not aware of any language learning system that uses Urnings.</w:t>
       </w:r>
     </w:p>
     <w:p>
@@ -846,7 +846,75 @@
           <w:color w:val="000000"/>
           <w:sz w:val="20"/>
         </w:rPr>
-        <w:t>G3. Rating systems are used outside their validity conditions. Elo is deployed in adaptive platforms [18] in the one configuration where its measurement properties break down—simultaneous adaptive item selection and dynamic item calibration—and this has only recently been characterised precisely [15]. A generative item pool forces exactly that configuration, because items must be calibrated as they are used. We are not aware of any language learning system that uses Urnings.</w:t>
+        <w:t>G3. Feedback is generated uniformly, and its benefits are not. Lin et al., studying on-demand LLM explanatory feedback across seven lessons with 885 learners, found statistically significant benefits in only two of them, with effect sizes of 0.28 and 0.33 after adjusting for learners' propensity to request feedback [29]. Feedback is not uniformly valuable, yet systems generate it uniformly, at uniform cost. No existing work allocates generative effort according to how much the system stands to learn from the interaction.</w:t>
+      </w:r>
+    </w:p>
+    <w:p>
+      <w:pPr>
+        <w:widowControl/>
+        <w:spacing w:after="80" w:before="200" w:line="240" w:lineRule="auto"/>
+        <w:jc w:val="center"/>
+      </w:pPr>
+      <w:r>
+        <w:rPr>
+          <w:rFonts w:ascii="Times New Roman" w:hAnsi="Times New Roman" w:eastAsia="Malgun Gothic"/>
+          <w:b w:val="0"/>
+          <w:i w:val="0"/>
+          <w:color w:val="000000"/>
+          <w:sz w:val="20"/>
+        </w:rPr>
+        <w:t>III. DESIGN RATIONALE: CHOOSING THE RIGHT MODEL CLASS</w:t>
+      </w:r>
+    </w:p>
+    <w:p>
+      <w:pPr>
+        <w:widowControl/>
+        <w:spacing w:after="60" w:before="0" w:line="240" w:lineRule="auto"/>
+        <w:jc w:val="both"/>
+      </w:pPr>
+      <w:r>
+        <w:rPr>
+          <w:rFonts w:ascii="Times New Roman" w:hAnsi="Times New Roman" w:eastAsia="Malgun Gothic"/>
+          <w:b w:val="0"/>
+          <w:i w:val="0"/>
+          <w:color w:val="000000"/>
+          <w:sz w:val="20"/>
+        </w:rPr>
+        <w:t>This section addresses three design questions that we think are usually answered by default rather than by argument. Because the answers determine the architecture in Section IV, we set them out explicitly.</w:t>
+      </w:r>
+    </w:p>
+    <w:p>
+      <w:pPr>
+        <w:widowControl/>
+        <w:spacing w:after="60" w:before="140" w:line="240" w:lineRule="auto"/>
+        <w:jc w:val="left"/>
+      </w:pPr>
+      <w:r>
+        <w:rPr>
+          <w:rFonts w:ascii="Times New Roman" w:hAnsi="Times New Roman" w:eastAsia="Malgun Gothic"/>
+          <w:b w:val="0"/>
+          <w:i/>
+          <w:color w:val="000000"/>
+          <w:sz w:val="20"/>
+        </w:rPr>
+        <w:t>A. Is Deep Learning the Right Tool Here?</w:t>
+      </w:r>
+    </w:p>
+    <w:p>
+      <w:pPr>
+        <w:widowControl/>
+        <w:spacing w:after="60" w:before="0" w:line="240" w:lineRule="auto"/>
+        <w:jc w:val="both"/>
+      </w:pPr>
+      <w:r>
+        <w:rPr>
+          <w:rFonts w:ascii="Times New Roman" w:hAnsi="Times New Roman" w:eastAsia="Malgun Gothic"/>
+          <w:b w:val="0"/>
+          <w:i w:val="0"/>
+          <w:color w:val="000000"/>
+          <w:sz w:val="20"/>
+        </w:rPr>
+        <w:t>Partly. Treating 'personalised Korean quizzing' as one problem to be solved by one neural system would be a mistake. It decomposes into three sub-problems with quite different characteristics, and the right answer differs for each.</w:t>
       </w:r>
     </w:p>
     <w:p>
@@ -864,75 +932,7 @@
           <w:color w:val="000000"/>
           <w:sz w:val="20"/>
         </w:rPr>
-        <w:t>G4. Feedback is generated uniformly, and its benefits are not. Lin et al., studying on-demand LLM explanatory feedback across seven lessons with 885 learners, found statistically significant benefits in only two of them, with effect sizes of 0.28 and 0.33 after adjusting for learners' propensity to request feedback [29]. Feedback is not uniformly valuable, yet systems generate it uniformly, at uniform cost. No existing work allocates generative effort according to how much the system stands to learn from the interaction.</w:t>
-      </w:r>
-    </w:p>
-    <w:p>
-      <w:pPr>
-        <w:widowControl/>
-        <w:spacing w:after="80" w:before="200" w:line="240" w:lineRule="auto"/>
-        <w:jc w:val="center"/>
-      </w:pPr>
-      <w:r>
-        <w:rPr>
-          <w:rFonts w:ascii="Times New Roman" w:hAnsi="Times New Roman" w:eastAsia="Malgun Gothic"/>
-          <w:b w:val="0"/>
-          <w:i w:val="0"/>
-          <w:color w:val="000000"/>
-          <w:sz w:val="20"/>
-        </w:rPr>
-        <w:t>III. DESIGN RATIONALE: CHOOSING THE RIGHT MODEL CLASS</w:t>
-      </w:r>
-    </w:p>
-    <w:p>
-      <w:pPr>
-        <w:widowControl/>
-        <w:spacing w:after="60" w:before="0" w:line="240" w:lineRule="auto"/>
-        <w:jc w:val="both"/>
-      </w:pPr>
-      <w:r>
-        <w:rPr>
-          <w:rFonts w:ascii="Times New Roman" w:hAnsi="Times New Roman" w:eastAsia="Malgun Gothic"/>
-          <w:b w:val="0"/>
-          <w:i w:val="0"/>
-          <w:color w:val="000000"/>
-          <w:sz w:val="20"/>
-        </w:rPr>
-        <w:t>This section addresses three design questions that we think are usually answered by default rather than by argument. Because the answers determine the architecture in Section IV, we set them out explicitly.</w:t>
-      </w:r>
-    </w:p>
-    <w:p>
-      <w:pPr>
-        <w:widowControl/>
-        <w:spacing w:after="60" w:before="140" w:line="240" w:lineRule="auto"/>
-        <w:jc w:val="left"/>
-      </w:pPr>
-      <w:r>
-        <w:rPr>
-          <w:rFonts w:ascii="Times New Roman" w:hAnsi="Times New Roman" w:eastAsia="Malgun Gothic"/>
-          <w:b w:val="0"/>
-          <w:i/>
-          <w:color w:val="000000"/>
-          <w:sz w:val="20"/>
-        </w:rPr>
-        <w:t>A. Is Deep Learning the Right Tool Here?</w:t>
-      </w:r>
-    </w:p>
-    <w:p>
-      <w:pPr>
-        <w:widowControl/>
-        <w:spacing w:after="60" w:before="0" w:line="240" w:lineRule="auto"/>
-        <w:jc w:val="both"/>
-      </w:pPr>
-      <w:r>
-        <w:rPr>
-          <w:rFonts w:ascii="Times New Roman" w:hAnsi="Times New Roman" w:eastAsia="Malgun Gothic"/>
-          <w:b w:val="0"/>
-          <w:i w:val="0"/>
-          <w:color w:val="000000"/>
-          <w:sz w:val="20"/>
-        </w:rPr>
-        <w:t>Partly. Treating 'personalised Korean quizzing' as one problem to be solved by one neural system would be a mistake. It decomposes into three sub-problems with quite different characteristics, and the right answer differs for each.</w:t>
+        <w:t>Generating Korean text. Here deep learning is not merely appropriate but unavoidable. Producing natural, varied, contextually appropriate Korean sentences that target a specified grammatical point is beyond template systems, which produce stilted and repetitive output that learners quickly learn to game. An LLM is the right instrument. We note, though, that raw fluency is no longer the binding constraint—modern models all produce fluent Korean. The binding constraint is control: generating an item that targets exactly one grammatical point, at approximately a specified difficulty, with distractors that are wrong in a specified way. That is an architectural problem, not a question of which model is most fluent.</w:t>
       </w:r>
     </w:p>
     <w:p>
@@ -950,7 +950,7 @@
           <w:color w:val="000000"/>
           <w:sz w:val="20"/>
         </w:rPr>
-        <w:t>Generating Korean text. Here deep learning is not merely appropriate but unavoidable. Producing natural, varied, contextually appropriate Korean sentences that target a specified grammatical point is beyond template systems, which produce stilted and repetitive output that learners quickly learn to game. An LLM is the right instrument. We note, though, that raw fluency is no longer the binding constraint—modern models all produce fluent Korean. The binding constraint is control: generating an item that targets exactly one grammatical point, at approximately a specified difficulty, with distractors that are wrong in a specified way. That is an architectural problem, not a question of which model is most fluent.</w:t>
+        <w:t>Predicting difficulty from item text. Deep learning is appropriate, but the instrument should be small. This is a supervised regression from a short text to a scalar, with training data measured in thousands rather than millions of examples. Li et al.'s finding that fine-tuned BERT-class encoders outperform far larger models on precisely this task [11] is not an anomaly; it reflects the match between a compact discriminative model and a narrow mapping. A small encoder is also cheap enough to run on every generated item in real time, deterministic, and straightforward to recalibrate on local response data as it accumulates.</w:t>
       </w:r>
     </w:p>
     <w:p>
@@ -968,7 +968,7 @@
           <w:color w:val="000000"/>
           <w:sz w:val="20"/>
         </w:rPr>
-        <w:t>Predicting difficulty from item text. Deep learning is appropriate, but the instrument should be small. This is a supervised regression from a short text to a scalar, with training data measured in thousands rather than millions of examples. Li et al.'s finding that fine-tuned BERT-class encoders outperform far larger models on precisely this task [11] is not an anomaly; it reflects the match between a compact discriminative model and a narrow mapping. A small encoder is also cheap enough to run on every generated item in real time, deterministic, and straightforward to recalibrate on local response data as it accumulates.</w:t>
+        <w:t>Tracking what the learner knows. Here we argue deep learning is the wrong choice, and this is the least conventional of our positions. Three reasons. First, data economy: knowledge tracing models need large interaction logs, and a generative item pool guarantees that most items are seen by very few learners, so the dense item-by-learner matrix these models consume never materialises. Second, interpretability and auditability: a system that reports a learner's proficiency in a way that must align with an external standard such as TOPIK needs estimates that can be explained and defended, not a hidden state vector. Third, and most importantly, uncertainty: the selection policy needs to know not just its estimate of a learner's ability but how confident it is, and neural trackers do not natively provide calibrated standard errors. An explicit psychometric model provides all three properties at a tiny fraction of the computational cost.</w:t>
       </w:r>
     </w:p>
     <w:p>
@@ -986,7 +986,41 @@
           <w:color w:val="000000"/>
           <w:sz w:val="20"/>
         </w:rPr>
-        <w:t>Tracking what the learner knows. Here we argue deep learning is the wrong choice, and this is the least conventional of our positions. Three reasons. First, data economy: knowledge tracing models need large interaction logs, and a generative item pool guarantees that most items are seen by very few learners, so the dense item-by-learner matrix these models consume never materialises. Second, interpretability and auditability: a system that reports a learner's proficiency in a way that must align with an external standard such as TOPIK needs estimates that can be explained and defended, not a hidden state vector. Third, and most importantly, uncertainty: the selection policy needs to know not just its estimate of a learner's ability but how confident it is, and neural trackers do not natively provide calibrated standard errors. An explicit psychometric model provides all three properties at a tiny fraction of the computational cost.</w:t>
+        <w:t>The resulting position is a division of labour rather than a rejection of deep learning: neural models generate and perceive; an explicit statistical model remembers and decides. Deep learning serves the psychometric model rather than replacing it.</w:t>
+      </w:r>
+    </w:p>
+    <w:p>
+      <w:pPr>
+        <w:widowControl/>
+        <w:spacing w:after="60" w:before="140" w:line="240" w:lineRule="auto"/>
+        <w:jc w:val="left"/>
+      </w:pPr>
+      <w:r>
+        <w:rPr>
+          <w:rFonts w:ascii="Times New Roman" w:hAnsi="Times New Roman" w:eastAsia="Malgun Gothic"/>
+          <w:b w:val="0"/>
+          <w:i/>
+          <w:color w:val="000000"/>
+          <w:sz w:val="20"/>
+        </w:rPr>
+        <w:t>B. Is the Elo Rating System the Right Choice?</w:t>
+      </w:r>
+    </w:p>
+    <w:p>
+      <w:pPr>
+        <w:widowControl/>
+        <w:spacing w:after="60" w:before="0" w:line="240" w:lineRule="auto"/>
+        <w:jc w:val="both"/>
+      </w:pPr>
+      <w:r>
+        <w:rPr>
+          <w:rFonts w:ascii="Times New Roman" w:hAnsi="Times New Roman" w:eastAsia="Malgun Gothic"/>
+          <w:b w:val="0"/>
+          <w:i w:val="0"/>
+          <w:color w:val="000000"/>
+          <w:sz w:val="20"/>
+        </w:rPr>
+        <w:t>No—and this is the clearest-cut of the three questions. Elo is the default in adaptive practice platforms [18] for good reasons: one number per learner, one per item, constant-time updates, no training phase. But Bolsinova et al. have recently characterised its failure mode with precision, and the configuration in which it fails is exactly the one a generative drill system is forced into [15].</w:t>
       </w:r>
     </w:p>
     <w:p>
@@ -1004,41 +1038,7 @@
           <w:color w:val="000000"/>
           <w:sz w:val="20"/>
         </w:rPr>
-        <w:t>The resulting position is a division of labour rather than a rejection of deep learning: neural models generate and perceive; an explicit statistical model remembers and decides. Deep learning serves the psychometric model rather than replacing it.</w:t>
-      </w:r>
-    </w:p>
-    <w:p>
-      <w:pPr>
-        <w:widowControl/>
-        <w:spacing w:after="60" w:before="140" w:line="240" w:lineRule="auto"/>
-        <w:jc w:val="left"/>
-      </w:pPr>
-      <w:r>
-        <w:rPr>
-          <w:rFonts w:ascii="Times New Roman" w:hAnsi="Times New Roman" w:eastAsia="Malgun Gothic"/>
-          <w:b w:val="0"/>
-          <w:i/>
-          <w:color w:val="000000"/>
-          <w:sz w:val="20"/>
-        </w:rPr>
-        <w:t>B. Is the Elo Rating System the Right Choice?</w:t>
-      </w:r>
-    </w:p>
-    <w:p>
-      <w:pPr>
-        <w:widowControl/>
-        <w:spacing w:after="60" w:before="0" w:line="240" w:lineRule="auto"/>
-        <w:jc w:val="both"/>
-      </w:pPr>
-      <w:r>
-        <w:rPr>
-          <w:rFonts w:ascii="Times New Roman" w:hAnsi="Times New Roman" w:eastAsia="Malgun Gothic"/>
-          <w:b w:val="0"/>
-          <w:i w:val="0"/>
-          <w:color w:val="000000"/>
-          <w:sz w:val="20"/>
-        </w:rPr>
-        <w:t>No—and this is the clearest-cut of the three questions. Elo is the default in adaptive practice platforms [18] for good reasons: one number per learner, one per item, constant-time updates, no training phase. But Bolsinova et al. have recently characterised its failure mode with precision, and the configuration in which it fails is exactly the one a generative drill system is forced into [15].</w:t>
+        <w:t>The mechanism is a feedback loop. Elo is well behaved when items are selected at random, and tolerable when item difficulties are held fixed. It misbehaves when items are selected adaptively on the basis of current ratings and item difficulties are themselves being updated. The reason is that selection then depends on the current estimation error: a learner whose rating is too high is preferentially served items whose difficulty is also overestimated, which reinforces rather than corrects the error. The spread of ratings inflates without converging. A generative item pool cannot avoid this configuration, because new items must be calibrated while they are in use; there is no pre-test phase in which to fix their difficulties first.</w:t>
       </w:r>
     </w:p>
     <w:p>
@@ -1056,25 +1056,7 @@
           <w:color w:val="000000"/>
           <w:sz w:val="20"/>
         </w:rPr>
-        <w:t>The mechanism is a feedback loop. Elo is well behaved when items are selected at random, and tolerable when item difficulties are held fixed. It misbehaves when items are selected adaptively on the basis of current ratings and item difficulties are themselves being updated. The reason is that selection then depends on the current estimation error: a learner whose rating is too high is preferentially served items whose difficulty is also overestimated, which reinforces rather than corrects the error. The spread of ratings inflates without converging. A generative item pool cannot avoid this configuration, because new items must be calibrated while they are in use; there is no pre-test phase in which to fix their difficulties first.</w:t>
-      </w:r>
-    </w:p>
-    <w:p>
-      <w:pPr>
-        <w:widowControl/>
-        <w:spacing w:after="60" w:before="0" w:line="240" w:lineRule="auto"/>
-        <w:ind w:firstLine="245"/>
-        <w:jc w:val="both"/>
-      </w:pPr>
-      <w:r>
-        <w:rPr>
-          <w:rFonts w:ascii="Times New Roman" w:hAnsi="Times New Roman" w:eastAsia="Malgun Gothic"/>
-          <w:b w:val="0"/>
-          <w:i w:val="0"/>
-          <w:color w:val="000000"/>
-          <w:sz w:val="20"/>
-        </w:rPr>
-        <w:t>To confirm that this matters at realistic scale rather than only in principle, we simulated 120,000 responses from 300 learners against a pool of 400 items under a Rasch generating model, with adaptive selection and simultaneous item updating. Fig. 5 shows the result. The standard deviation of Elo learner ratings grows monotonically to 2.69 against a true value of 1.04 and is still rising when the simulation ends; root mean squared error against true ability likewise grows, from a minimum of 0.44 at around 15,000 responses to 1.70 at the end. The system becomes less accurate the more data it sees. Notably, rank-order correlation with true ability remains high at 0.97: Elo continues to order learners correctly while the scale on which it reports them drifts. A system that only ranks learners might not notice; a system that selects items by predicted success probability will, because that prediction depends on the absolute scale.</w:t>
+        <w:t>To confirm that this matters at realistic scale rather than only in principle, we simulated 120,000 responses from 300 learners against a pool of 400 items under a Rasch generating model, with adaptive selection and simultaneous item updating. Fig. 4 shows the result. The standard deviation of Elo learner ratings grows monotonically to 2.69 against a true value of 1.04 and is still rising when the simulation ends; root mean squared error against true ability likewise grows, from a minimum of 0.44 at around 15,000 responses to 1.70 at the end. The system becomes less accurate the more data it sees. Notably, rank-order correlation with true ability remains high at 0.97: Elo continues to order learners correctly while the scale on which it reports them drifts. A system that only ranks learners might not notice; a system that selects items by predicted success probability will, because that prediction depends on the absolute scale.</w:t>
       </w:r>
     </w:p>
     <w:p>
@@ -1124,7 +1106,7 @@
               <a:graphicData uri="http://schemas.openxmlformats.org/drawingml/2006/picture">
                 <pic:pic>
                   <pic:nvPicPr>
-                    <pic:cNvPr id="0" name="fig5_simulation.png"/>
+                    <pic:cNvPr id="0" name="fig4_simulation.png"/>
                     <pic:cNvPicPr/>
                   </pic:nvPicPr>
                   <pic:blipFill>
@@ -1161,7 +1143,7 @@
           <w:color w:val="000000"/>
           <w:sz w:val="16"/>
         </w:rPr>
-        <w:t>Fig. 5. Motivating simulation: 120,000 responses, 300 learners, 400 items, Rasch generating model, with adaptive selection and simultaneous item calibration — the regime a generative item pool forces. (a) Elo's rating spread inflates to 2.69 against a true value of 1.04 and is still rising; Urnings holds at 1.11. (b) Elo's error against true ability grows after roughly 15,000 responses, so the estimates get worse as more data arrives. This reproduces, at realistic scale, the failure characterised analytically by Bolsinova et al. [15].</w:t>
+        <w:t>Fig. 4. Motivating simulation: 120,000 responses, 300 learners, 400 items, Rasch generating model, with adaptive selection and simultaneous item calibration — the regime a generative item pool forces. (a) Elo's rating spread inflates to 2.69 against a true value of 1.04 and is still rising; Urnings holds at 1.11. (b) Elo's error against true ability grows after roughly 15,000 responses, so the estimates get worse as more data arrives. This reproduces, at realistic scale, the failure characterised analytically by Bolsinova et al. [15].</w:t>
       </w:r>
     </w:p>
     <w:p>
@@ -1207,7 +1189,7 @@
           <w:color w:val="000000"/>
           <w:sz w:val="20"/>
         </w:rPr>
-        <w:t>A further argument against Elo is dimensional. Elo assigns one number per learner, but Korean proficiency is not one thing. A learner may handle particles well and honorifics poorly. Collapsing this into a scalar discards the structure that makes personalisation worthwhile. Urnings extends naturally to tracking many abilities simultaneously [16], which is what the diagnostic scheme in Section IV-C requires.</w:t>
+        <w:t>A further argument against Elo is dimensional. Elo assigns one number per learner, but Korean proficiency is not one thing. A learner may handle particles well and honorifics poorly. Collapsing this into a scalar discards the structure that makes personalisation worthwhile. Urnings extends naturally to tracking many abilities simultaneously [16], which is what the diagnostic scheme in Section IV-B requires.</w:t>
       </w:r>
     </w:p>
     <w:p>
@@ -1259,7 +1241,7 @@
           <w:color w:val="000000"/>
           <w:sz w:val="20"/>
         </w:rPr>
-        <w:t>Korean generation: EXAONE. LG AI Research's EXAONE family [34] is trained with Korean as a first-class language rather than as one of many, which matters in two concrete ways. Its tokeniser segments Hangul efficiently, reducing both cost and the morphological fragmentation that inflates sequence length for Korean in English-centric tokenisers—the same consideration that motivates KRongBERT's morphological factorisation [26]. And its hybrid design, offering both a fast non-reasoning mode and a slower reasoning mode, maps unusually well onto the escalation policy we describe in Section IV-D. The main caveat is licensing: EXAONE is released under terms restricting commercial use, which is unproblematic for research but must be disclosed, and which is a reason to retain a permissively licensed fallback.</w:t>
+        <w:t>Korean generation: EXAONE. LG AI Research's EXAONE family [34] is trained with Korean as a first-class language rather than as one of many, which matters in two concrete ways. Its tokeniser segments Hangul efficiently, reducing both cost and the morphological fragmentation that inflates sequence length for Korean in English-centric tokenisers—the same consideration that motivates KRongBERT's morphological factorisation [26]. And its hybrid design, offering both a fast non-reasoning mode and a slower reasoning mode, maps unusually well onto the escalation policy we describe in Section IV-C. The main caveat is licensing: EXAONE is released under terms restricting commercial use, which is unproblematic for research but must be disclosed, and which is a reason to retain a permissively licensed fallback.</w:t>
       </w:r>
     </w:p>
     <w:p>
@@ -1295,7 +1277,7 @@
           <w:color w:val="000000"/>
           <w:sz w:val="20"/>
         </w:rPr>
-        <w:t>Difficulty prediction: KLUE-RoBERTa. We endorse this without reservation. A Korean encoder pre-trained on the KLUE benchmark suite [36] and fine-tuned for difficulty regression is the right instrument for the reasons given in Section III-A and directly supported by Li et al. [11]. Our one refinement is that the encoder should not emit a point estimate. It should emit a mean and a variance, because that distribution becomes the prior for the psychometric tracker, and an item the encoder is unsure about should enter the pool with correspondingly wide uncertainty rather than with false confidence. This is the hinge on which the first novelty turns.</w:t>
+        <w:t>Difficulty prediction: KLUE-RoBERTa. We endorse this without reservation. A Korean encoder pre-trained on the KLUE benchmark suite [36] and fine-tuned for difficulty regression is the right instrument for the reasons given in Section III-A and directly supported by Li et al. [11]. Our one refinement is that the encoder should not emit a point estimate. It should emit a mean and a variance, because that distribution becomes the prior for the psychometric tracker, and an item the encoder is unsure about should enter the pool with correspondingly wide uncertainty rather than with false confidence. This feeds directly into the adaptive selection policy described in Section IV-D.</w:t>
       </w:r>
     </w:p>
     <w:p>
@@ -1651,7 +1633,7 @@
           <w:color w:val="000000"/>
           <w:sz w:val="20"/>
         </w:rPr>
-        <w:t>B. Novelty 1: The Generate–Calibrate–Select Loop</w:t>
+        <w:t>B. Novelty 1: Misconception-Conditioned Diagnostic Distractors</w:t>
       </w:r>
     </w:p>
     <w:p>
@@ -1668,7 +1650,127 @@
           <w:color w:val="000000"/>
           <w:sz w:val="20"/>
         </w:rPr>
-        <w:t>The first novelty addresses gap G1: that a newly generated item has no difficulty estimate and therefore cannot be used adaptively. Our solution is to give it one before it is ever served, and to make that estimate honest about its own uncertainty. Fig. 2 shows the loop.</w:t>
+        <w:t>The first novelty addresses gap G1: that wrong answers currently carry no information. Fig. 2 shows the design.</w:t>
+      </w:r>
+    </w:p>
+    <w:p>
+      <w:pPr>
+        <w:widowControl/>
+        <w:spacing w:after="60" w:before="0" w:line="240" w:lineRule="auto"/>
+        <w:ind w:firstLine="245"/>
+        <w:jc w:val="both"/>
+      </w:pPr>
+      <w:r>
+        <w:rPr>
+          <w:rFonts w:ascii="Times New Roman" w:hAnsi="Times New Roman" w:eastAsia="Malgun Gothic"/>
+          <w:b w:val="0"/>
+          <w:i w:val="0"/>
+          <w:color w:val="000000"/>
+          <w:sz w:val="20"/>
+        </w:rPr>
+        <w:t>Rather than inventing a project-specific error scheme, we ground the taxonomy ℳ in KAGAS, the 14-category Korean Automatic Grammatical error Annotation System [24], which already defines and independently validates categories spanning particle substitution, honorific agreement, and verb-conjugation errors, among others. Using an external, independently defined taxonomy rather than one we compiled ourselves matters for auditability: the diagnostic label a distractor carries is not a judgement call this paper made alone. Rather than asking the generator for plausible wrong answers, we condition it: for a sampled category m</w:t>
+      </w:r>
+      <w:r>
+        <w:rPr>
+          <w:rFonts w:ascii="Times New Roman" w:hAnsi="Times New Roman" w:eastAsia="Malgun Gothic"/>
+          <w:b w:val="0"/>
+          <w:i w:val="0"/>
+          <w:color w:val="000000"/>
+          <w:sz w:val="20"/>
+          <w:vertAlign w:val="subscript"/>
+        </w:rPr>
+        <w:t>j</w:t>
+      </w:r>
+      <w:r>
+        <w:rPr>
+          <w:rFonts w:ascii="Times New Roman" w:hAnsi="Times New Roman" w:eastAsia="Malgun Gothic"/>
+          <w:b w:val="0"/>
+          <w:i w:val="0"/>
+          <w:color w:val="000000"/>
+          <w:sz w:val="20"/>
+        </w:rPr>
+        <w:t xml:space="preserve"> ∈ ℳ, produce the distractor that a learner holding exactly that misconception would produce, and tag the distractor with m</w:t>
+      </w:r>
+      <w:r>
+        <w:rPr>
+          <w:rFonts w:ascii="Times New Roman" w:hAnsi="Times New Roman" w:eastAsia="Malgun Gothic"/>
+          <w:b w:val="0"/>
+          <w:i w:val="0"/>
+          <w:color w:val="000000"/>
+          <w:sz w:val="20"/>
+          <w:vertAlign w:val="subscript"/>
+        </w:rPr>
+        <w:t>j</w:t>
+      </w:r>
+      <w:r>
+        <w:rPr>
+          <w:rFonts w:ascii="Times New Roman" w:hAnsi="Times New Roman" w:eastAsia="Malgun Gothic"/>
+          <w:b w:val="0"/>
+          <w:i w:val="0"/>
+          <w:color w:val="000000"/>
+          <w:sz w:val="20"/>
+        </w:rPr>
+        <w:t>.</w:t>
+      </w:r>
+    </w:p>
+    <w:p>
+      <w:pPr>
+        <w:widowControl/>
+        <w:spacing w:after="60" w:before="0" w:line="240" w:lineRule="auto"/>
+        <w:ind w:firstLine="245"/>
+        <w:jc w:val="both"/>
+      </w:pPr>
+      <w:r>
+        <w:rPr>
+          <w:rFonts w:ascii="Times New Roman" w:hAnsi="Times New Roman" w:eastAsia="Malgun Gothic"/>
+          <w:b w:val="0"/>
+          <w:i w:val="0"/>
+          <w:color w:val="000000"/>
+          <w:sz w:val="20"/>
+        </w:rPr>
+        <w:t>This inverts the usual relationship between item and skill mapping. Cognitive diagnosis models require a matrix mapping items to skills, supplied by experts [22], [23]; here the mapping is a by-product of generation, because the system knows which misconception it asked for. Diagnosis then becomes almost trivial: a learner who selects d</w:t>
+      </w:r>
+      <w:r>
+        <w:rPr>
+          <w:rFonts w:ascii="Times New Roman" w:hAnsi="Times New Roman" w:eastAsia="Malgun Gothic"/>
+          <w:b w:val="0"/>
+          <w:i w:val="0"/>
+          <w:color w:val="000000"/>
+          <w:sz w:val="20"/>
+          <w:vertAlign w:val="subscript"/>
+        </w:rPr>
+        <w:t>j</w:t>
+      </w:r>
+      <w:r>
+        <w:rPr>
+          <w:rFonts w:ascii="Times New Roman" w:hAnsi="Times New Roman" w:eastAsia="Malgun Gothic"/>
+          <w:b w:val="0"/>
+          <w:i w:val="0"/>
+          <w:color w:val="000000"/>
+          <w:sz w:val="20"/>
+        </w:rPr>
+        <w:t xml:space="preserve"> has supplied evidence against skill m</w:t>
+      </w:r>
+      <w:r>
+        <w:rPr>
+          <w:rFonts w:ascii="Times New Roman" w:hAnsi="Times New Roman" w:eastAsia="Malgun Gothic"/>
+          <w:b w:val="0"/>
+          <w:i w:val="0"/>
+          <w:color w:val="000000"/>
+          <w:sz w:val="20"/>
+          <w:vertAlign w:val="subscript"/>
+        </w:rPr>
+        <w:t>j</w:t>
+      </w:r>
+      <w:r>
+        <w:rPr>
+          <w:rFonts w:ascii="Times New Roman" w:hAnsi="Times New Roman" w:eastAsia="Malgun Gothic"/>
+          <w:b w:val="0"/>
+          <w:i w:val="0"/>
+          <w:color w:val="000000"/>
+          <w:sz w:val="20"/>
+        </w:rPr>
+        <w:t xml:space="preserve"> specifically, and only that dimension of their ability vector is updated. A drill item becomes a diagnostic instrument without any additional expert annotation.</w:t>
       </w:r>
     </w:p>
     <w:p>
@@ -1691,7 +1793,7 @@
       <w:r>
         <w:drawing>
           <wp:inline xmlns:a="http://schemas.openxmlformats.org/drawingml/2006/main" xmlns:pic="http://schemas.openxmlformats.org/drawingml/2006/picture">
-            <wp:extent cx="6309360" cy="2537827"/>
+            <wp:extent cx="5852160" cy="2879054"/>
             <wp:docPr id="3" name="Picture 3"/>
             <wp:cNvGraphicFramePr>
               <a:graphicFrameLocks noChangeAspect="1"/>
@@ -1700,814 +1802,11 @@
               <a:graphicData uri="http://schemas.openxmlformats.org/drawingml/2006/picture">
                 <pic:pic>
                   <pic:nvPicPr>
-                    <pic:cNvPr id="0" name="fig2_gcs_loop.png"/>
+                    <pic:cNvPr id="0" name="fig2_distractors.png"/>
                     <pic:cNvPicPr/>
                   </pic:nvPicPr>
                   <pic:blipFill>
                     <a:blip r:embed="rId11"/>
-                    <a:stretch>
-                      <a:fillRect/>
-                    </a:stretch>
-                  </pic:blipFill>
-                  <pic:spPr>
-                    <a:xfrm>
-                      <a:off x="0" y="0"/>
-                      <a:ext cx="6309360" cy="2537827"/>
-                    </a:xfrm>
-                    <a:prstGeom prst="rect"/>
-                  </pic:spPr>
-                </pic:pic>
-              </a:graphicData>
-            </a:graphic>
-          </wp:inline>
-        </w:drawing>
-      </w:r>
-    </w:p>
-    <w:p>
-      <w:pPr>
-        <w:widowControl/>
-        <w:spacing w:after="160" w:before="0" w:line="240" w:lineRule="auto"/>
-        <w:jc w:val="both"/>
-      </w:pPr>
-      <w:r>
-        <w:rPr>
-          <w:rFonts w:ascii="Times New Roman" w:hAnsi="Times New Roman" w:eastAsia="Malgun Gothic"/>
-          <w:b w:val="0"/>
-          <w:i w:val="0"/>
-          <w:color w:val="000000"/>
-          <w:sz w:val="16"/>
-        </w:rPr>
-        <w:t>Fig. 2. The Generate–Calibrate–Select loop (Novelty 1). The encoder's predicted mean and variance are converted into the composition and size of the item's initial urn, so a newly generated item is adaptively servable immediately, with uncertainty that decays as real responses arrive. Accumulated posteriors are periodically distilled back into the encoder.</w:t>
-      </w:r>
-    </w:p>
-    <w:p>
-      <w:pPr>
-        <w:sectPr>
-          <w:type w:val="continuous"/>
-          <w:pgSz w:w="12240" w:h="15840"/>
-          <w:pgMar w:top="1080" w:right="900" w:bottom="1440" w:left="900" w:header="720" w:footer="720" w:gutter="0"/>
-          <w:cols w:space="360" w:num="1" w:equalWidth="1"/>
-          <w:docGrid w:linePitch="360"/>
-        </w:sectPr>
-      </w:pPr>
-    </w:p>
-    <w:p>
-      <w:pPr>
-        <w:widowControl/>
-        <w:spacing w:after="60" w:before="0" w:line="240" w:lineRule="auto"/>
-        <w:jc w:val="both"/>
-      </w:pPr>
-      <w:r>
-        <w:rPr>
-          <w:rFonts w:ascii="Times New Roman" w:hAnsi="Times New Roman" w:eastAsia="Malgun Gothic"/>
-          <w:b w:val="0"/>
-          <w:i w:val="0"/>
-          <w:color w:val="000000"/>
-          <w:sz w:val="20"/>
-        </w:rPr>
-        <w:t>A fine-tuned KLUE-RoBERTa encoder f</w:t>
-      </w:r>
-      <w:r>
-        <w:rPr>
-          <w:rFonts w:ascii="Times New Roman" w:hAnsi="Times New Roman" w:eastAsia="Malgun Gothic"/>
-          <w:b w:val="0"/>
-          <w:i w:val="0"/>
-          <w:color w:val="000000"/>
-          <w:sz w:val="20"/>
-          <w:vertAlign w:val="subscript"/>
-        </w:rPr>
-        <w:t>φ</w:t>
-      </w:r>
-      <w:r>
-        <w:rPr>
-          <w:rFonts w:ascii="Times New Roman" w:hAnsi="Times New Roman" w:eastAsia="Malgun Gothic"/>
-          <w:b w:val="0"/>
-          <w:i w:val="0"/>
-          <w:color w:val="000000"/>
-          <w:sz w:val="20"/>
-        </w:rPr>
-        <w:t xml:space="preserve"> maps the text of item i to a predicted difficulty and a predicted variance,</w:t>
-      </w:r>
-    </w:p>
-    <w:p>
-      <w:pPr>
-        <w:widowControl/>
-        <w:tabs>
-          <w:tab w:pos="4853" w:val="right"/>
-        </w:tabs>
-        <w:spacing w:after="100" w:before="100" w:line="240" w:lineRule="auto"/>
-        <w:ind w:left="144"/>
-        <w:jc w:val="left"/>
-      </w:pPr>
-      <w:r>
-        <w:rPr>
-          <w:rFonts w:ascii="Times New Roman" w:hAnsi="Times New Roman" w:eastAsia="Malgun Gothic"/>
-          <w:b w:val="0"/>
-          <w:i/>
-          <w:color w:val="000000"/>
-          <w:sz w:val="20"/>
-        </w:rPr>
-        <w:t>(μ̂</w:t>
-      </w:r>
-      <w:r>
-        <w:rPr>
-          <w:rFonts w:ascii="Times New Roman" w:hAnsi="Times New Roman" w:eastAsia="Malgun Gothic"/>
-          <w:b w:val="0"/>
-          <w:i/>
-          <w:color w:val="000000"/>
-          <w:sz w:val="20"/>
-          <w:vertAlign w:val="subscript"/>
-        </w:rPr>
-        <w:t>i</w:t>
-      </w:r>
-      <w:r>
-        <w:rPr>
-          <w:rFonts w:ascii="Times New Roman" w:hAnsi="Times New Roman" w:eastAsia="Malgun Gothic"/>
-          <w:b w:val="0"/>
-          <w:i/>
-          <w:color w:val="000000"/>
-          <w:sz w:val="20"/>
-        </w:rPr>
-        <w:t>, σ̂</w:t>
-      </w:r>
-      <w:r>
-        <w:rPr>
-          <w:rFonts w:ascii="Times New Roman" w:hAnsi="Times New Roman" w:eastAsia="Malgun Gothic"/>
-          <w:b w:val="0"/>
-          <w:i/>
-          <w:color w:val="000000"/>
-          <w:sz w:val="20"/>
-          <w:vertAlign w:val="subscript"/>
-        </w:rPr>
-        <w:t>i</w:t>
-      </w:r>
-      <w:r>
-        <w:rPr>
-          <w:rFonts w:ascii="Times New Roman" w:hAnsi="Times New Roman" w:eastAsia="Malgun Gothic"/>
-          <w:b w:val="0"/>
-          <w:i/>
-          <w:color w:val="000000"/>
-          <w:sz w:val="20"/>
-          <w:vertAlign w:val="superscript"/>
-        </w:rPr>
-        <w:t>2</w:t>
-      </w:r>
-      <w:r>
-        <w:rPr>
-          <w:rFonts w:ascii="Times New Roman" w:hAnsi="Times New Roman" w:eastAsia="Malgun Gothic"/>
-          <w:b w:val="0"/>
-          <w:i/>
-          <w:color w:val="000000"/>
-          <w:sz w:val="20"/>
-        </w:rPr>
-        <w:t>) = f</w:t>
-      </w:r>
-      <w:r>
-        <w:rPr>
-          <w:rFonts w:ascii="Times New Roman" w:hAnsi="Times New Roman" w:eastAsia="Malgun Gothic"/>
-          <w:b w:val="0"/>
-          <w:i/>
-          <w:color w:val="000000"/>
-          <w:sz w:val="20"/>
-          <w:vertAlign w:val="subscript"/>
-        </w:rPr>
-        <w:t>φ</w:t>
-      </w:r>
-      <w:r>
-        <w:rPr>
-          <w:rFonts w:ascii="Times New Roman" w:hAnsi="Times New Roman" w:eastAsia="Malgun Gothic"/>
-          <w:b w:val="0"/>
-          <w:i/>
-          <w:color w:val="000000"/>
-          <w:sz w:val="20"/>
-        </w:rPr>
-        <w:t>(text</w:t>
-      </w:r>
-      <w:r>
-        <w:rPr>
-          <w:rFonts w:ascii="Times New Roman" w:hAnsi="Times New Roman" w:eastAsia="Malgun Gothic"/>
-          <w:b w:val="0"/>
-          <w:i/>
-          <w:color w:val="000000"/>
-          <w:sz w:val="20"/>
-          <w:vertAlign w:val="subscript"/>
-        </w:rPr>
-        <w:t>i</w:t>
-      </w:r>
-      <w:r>
-        <w:rPr>
-          <w:rFonts w:ascii="Times New Roman" w:hAnsi="Times New Roman" w:eastAsia="Malgun Gothic"/>
-          <w:b w:val="0"/>
-          <w:i/>
-          <w:color w:val="000000"/>
-          <w:sz w:val="20"/>
-        </w:rPr>
-        <w:t>)</w:t>
-        <w:tab/>
-        <w:t>(2)</w:t>
-      </w:r>
-    </w:p>
-    <w:p>
-      <w:pPr>
-        <w:widowControl/>
-        <w:spacing w:after="60" w:before="0" w:line="240" w:lineRule="auto"/>
-        <w:ind w:firstLine="245"/>
-        <w:jc w:val="both"/>
-      </w:pPr>
-      <w:r>
-        <w:rPr>
-          <w:rFonts w:ascii="Times New Roman" w:hAnsi="Times New Roman" w:eastAsia="Malgun Gothic"/>
-          <w:b w:val="0"/>
-          <w:i w:val="0"/>
-          <w:color w:val="000000"/>
-          <w:sz w:val="20"/>
-        </w:rPr>
-        <w:t>trained with a heteroscedastic Gaussian negative log-likelihood so that the variance head is meaningful rather than decorative. This distribution is then converted directly into the item's initial urn. An Urnings item urn holds n</w:t>
-      </w:r>
-      <w:r>
-        <w:rPr>
-          <w:rFonts w:ascii="Times New Roman" w:hAnsi="Times New Roman" w:eastAsia="Malgun Gothic"/>
-          <w:b w:val="0"/>
-          <w:i w:val="0"/>
-          <w:color w:val="000000"/>
-          <w:sz w:val="20"/>
-          <w:vertAlign w:val="subscript"/>
-        </w:rPr>
-        <w:t>i</w:t>
-      </w:r>
-      <w:r>
-        <w:rPr>
-          <w:rFonts w:ascii="Times New Roman" w:hAnsi="Times New Roman" w:eastAsia="Malgun Gothic"/>
-          <w:b w:val="0"/>
-          <w:i w:val="0"/>
-          <w:color w:val="000000"/>
-          <w:sz w:val="20"/>
-        </w:rPr>
-        <w:t xml:space="preserve"> balls of which k</w:t>
-      </w:r>
-      <w:r>
-        <w:rPr>
-          <w:rFonts w:ascii="Times New Roman" w:hAnsi="Times New Roman" w:eastAsia="Malgun Gothic"/>
-          <w:b w:val="0"/>
-          <w:i w:val="0"/>
-          <w:color w:val="000000"/>
-          <w:sz w:val="20"/>
-          <w:vertAlign w:val="subscript"/>
-        </w:rPr>
-        <w:t>i</w:t>
-      </w:r>
-      <w:r>
-        <w:rPr>
-          <w:rFonts w:ascii="Times New Roman" w:hAnsi="Times New Roman" w:eastAsia="Malgun Gothic"/>
-          <w:b w:val="0"/>
-          <w:i w:val="0"/>
-          <w:color w:val="000000"/>
-          <w:sz w:val="20"/>
-        </w:rPr>
-        <w:t xml:space="preserve"> are green; we set</w:t>
-      </w:r>
-    </w:p>
-    <w:p>
-      <w:pPr>
-        <w:widowControl/>
-        <w:tabs>
-          <w:tab w:pos="4853" w:val="right"/>
-        </w:tabs>
-        <w:spacing w:after="100" w:before="100" w:line="240" w:lineRule="auto"/>
-        <w:ind w:left="144"/>
-        <w:jc w:val="left"/>
-      </w:pPr>
-      <w:r>
-        <w:rPr>
-          <w:rFonts w:ascii="Times New Roman" w:hAnsi="Times New Roman" w:eastAsia="Malgun Gothic"/>
-          <w:b w:val="0"/>
-          <w:i/>
-          <w:color w:val="000000"/>
-          <w:sz w:val="20"/>
-        </w:rPr>
-        <w:t>k</w:t>
-      </w:r>
-      <w:r>
-        <w:rPr>
-          <w:rFonts w:ascii="Times New Roman" w:hAnsi="Times New Roman" w:eastAsia="Malgun Gothic"/>
-          <w:b w:val="0"/>
-          <w:i/>
-          <w:color w:val="000000"/>
-          <w:sz w:val="20"/>
-          <w:vertAlign w:val="subscript"/>
-        </w:rPr>
-        <w:t>i</w:t>
-      </w:r>
-      <w:r>
-        <w:rPr>
-          <w:rFonts w:ascii="Times New Roman" w:hAnsi="Times New Roman" w:eastAsia="Malgun Gothic"/>
-          <w:b w:val="0"/>
-          <w:i/>
-          <w:color w:val="000000"/>
-          <w:sz w:val="20"/>
-          <w:vertAlign w:val="superscript"/>
-        </w:rPr>
-        <w:t>(0)</w:t>
-      </w:r>
-      <w:r>
-        <w:rPr>
-          <w:rFonts w:ascii="Times New Roman" w:hAnsi="Times New Roman" w:eastAsia="Malgun Gothic"/>
-          <w:b w:val="0"/>
-          <w:i/>
-          <w:color w:val="000000"/>
-          <w:sz w:val="20"/>
-        </w:rPr>
-        <w:t xml:space="preserve"> = round(n</w:t>
-      </w:r>
-      <w:r>
-        <w:rPr>
-          <w:rFonts w:ascii="Times New Roman" w:hAnsi="Times New Roman" w:eastAsia="Malgun Gothic"/>
-          <w:b w:val="0"/>
-          <w:i/>
-          <w:color w:val="000000"/>
-          <w:sz w:val="20"/>
-          <w:vertAlign w:val="subscript"/>
-        </w:rPr>
-        <w:t>i</w:t>
-      </w:r>
-      <w:r>
-        <w:rPr>
-          <w:rFonts w:ascii="Times New Roman" w:hAnsi="Times New Roman" w:eastAsia="Malgun Gothic"/>
-          <w:b w:val="0"/>
-          <w:i/>
-          <w:color w:val="000000"/>
-          <w:sz w:val="20"/>
-        </w:rPr>
-        <w:t xml:space="preserve"> · σ(−μ̂</w:t>
-      </w:r>
-      <w:r>
-        <w:rPr>
-          <w:rFonts w:ascii="Times New Roman" w:hAnsi="Times New Roman" w:eastAsia="Malgun Gothic"/>
-          <w:b w:val="0"/>
-          <w:i/>
-          <w:color w:val="000000"/>
-          <w:sz w:val="20"/>
-          <w:vertAlign w:val="subscript"/>
-        </w:rPr>
-        <w:t>i</w:t>
-      </w:r>
-      <w:r>
-        <w:rPr>
-          <w:rFonts w:ascii="Times New Roman" w:hAnsi="Times New Roman" w:eastAsia="Malgun Gothic"/>
-          <w:b w:val="0"/>
-          <w:i/>
-          <w:color w:val="000000"/>
-          <w:sz w:val="20"/>
-        </w:rPr>
-        <w:t>)),   n</w:t>
-      </w:r>
-      <w:r>
-        <w:rPr>
-          <w:rFonts w:ascii="Times New Roman" w:hAnsi="Times New Roman" w:eastAsia="Malgun Gothic"/>
-          <w:b w:val="0"/>
-          <w:i/>
-          <w:color w:val="000000"/>
-          <w:sz w:val="20"/>
-          <w:vertAlign w:val="subscript"/>
-        </w:rPr>
-        <w:t>i</w:t>
-      </w:r>
-      <w:r>
-        <w:rPr>
-          <w:rFonts w:ascii="Times New Roman" w:hAnsi="Times New Roman" w:eastAsia="Malgun Gothic"/>
-          <w:b w:val="0"/>
-          <w:i/>
-          <w:color w:val="000000"/>
-          <w:sz w:val="20"/>
-        </w:rPr>
-        <w:t xml:space="preserve"> = clip(c / σ̂</w:t>
-      </w:r>
-      <w:r>
-        <w:rPr>
-          <w:rFonts w:ascii="Times New Roman" w:hAnsi="Times New Roman" w:eastAsia="Malgun Gothic"/>
-          <w:b w:val="0"/>
-          <w:i/>
-          <w:color w:val="000000"/>
-          <w:sz w:val="20"/>
-          <w:vertAlign w:val="subscript"/>
-        </w:rPr>
-        <w:t>i</w:t>
-      </w:r>
-      <w:r>
-        <w:rPr>
-          <w:rFonts w:ascii="Times New Roman" w:hAnsi="Times New Roman" w:eastAsia="Malgun Gothic"/>
-          <w:b w:val="0"/>
-          <w:i/>
-          <w:color w:val="000000"/>
-          <w:sz w:val="20"/>
-          <w:vertAlign w:val="superscript"/>
-        </w:rPr>
-        <w:t>2</w:t>
-      </w:r>
-      <w:r>
-        <w:rPr>
-          <w:rFonts w:ascii="Times New Roman" w:hAnsi="Times New Roman" w:eastAsia="Malgun Gothic"/>
-          <w:b w:val="0"/>
-          <w:i/>
-          <w:color w:val="000000"/>
-          <w:sz w:val="20"/>
-        </w:rPr>
-        <w:t>, n</w:t>
-      </w:r>
-      <w:r>
-        <w:rPr>
-          <w:rFonts w:ascii="Times New Roman" w:hAnsi="Times New Roman" w:eastAsia="Malgun Gothic"/>
-          <w:b w:val="0"/>
-          <w:i/>
-          <w:color w:val="000000"/>
-          <w:sz w:val="20"/>
-          <w:vertAlign w:val="subscript"/>
-        </w:rPr>
-        <w:t>min</w:t>
-      </w:r>
-      <w:r>
-        <w:rPr>
-          <w:rFonts w:ascii="Times New Roman" w:hAnsi="Times New Roman" w:eastAsia="Malgun Gothic"/>
-          <w:b w:val="0"/>
-          <w:i/>
-          <w:color w:val="000000"/>
-          <w:sz w:val="20"/>
-        </w:rPr>
-        <w:t>, n</w:t>
-      </w:r>
-      <w:r>
-        <w:rPr>
-          <w:rFonts w:ascii="Times New Roman" w:hAnsi="Times New Roman" w:eastAsia="Malgun Gothic"/>
-          <w:b w:val="0"/>
-          <w:i/>
-          <w:color w:val="000000"/>
-          <w:sz w:val="20"/>
-          <w:vertAlign w:val="subscript"/>
-        </w:rPr>
-        <w:t>max</w:t>
-      </w:r>
-      <w:r>
-        <w:rPr>
-          <w:rFonts w:ascii="Times New Roman" w:hAnsi="Times New Roman" w:eastAsia="Malgun Gothic"/>
-          <w:b w:val="0"/>
-          <w:i/>
-          <w:color w:val="000000"/>
-          <w:sz w:val="20"/>
-        </w:rPr>
-        <w:t>)</w:t>
-        <w:tab/>
-        <w:t>(3)</w:t>
-      </w:r>
-    </w:p>
-    <w:p>
-      <w:pPr>
-        <w:widowControl/>
-        <w:spacing w:after="60" w:before="0" w:line="240" w:lineRule="auto"/>
-        <w:ind w:firstLine="245"/>
-        <w:jc w:val="both"/>
-      </w:pPr>
-      <w:r>
-        <w:rPr>
-          <w:rFonts w:ascii="Times New Roman" w:hAnsi="Times New Roman" w:eastAsia="Malgun Gothic"/>
-          <w:b w:val="0"/>
-          <w:i w:val="0"/>
-          <w:color w:val="000000"/>
-          <w:sz w:val="20"/>
-        </w:rPr>
-        <w:t>The interpretation is direct. The proportion of green balls encodes the predicted difficulty, and the number of balls encodes how much the system trusts that prediction: a confident prediction yields a large urn that real responses will move only slowly, while an uncertain prediction yields a small urn that observed data will quickly dominate. The prior is thus not merely an initialisation but a weight, and it decays automatically as evidence accumulates. Standard Urnings updates then proceed unchanged, exchanging balls between the learner's urn and the item's urn on each response:</w:t>
-      </w:r>
-    </w:p>
-    <w:p>
-      <w:pPr>
-        <w:widowControl/>
-        <w:tabs>
-          <w:tab w:pos="4853" w:val="right"/>
-        </w:tabs>
-        <w:spacing w:after="100" w:before="100" w:line="240" w:lineRule="auto"/>
-        <w:ind w:left="144"/>
-        <w:jc w:val="left"/>
-      </w:pPr>
-      <w:r>
-        <w:rPr>
-          <w:rFonts w:ascii="Times New Roman" w:hAnsi="Times New Roman" w:eastAsia="Malgun Gothic"/>
-          <w:b w:val="0"/>
-          <w:i/>
-          <w:color w:val="000000"/>
-          <w:sz w:val="20"/>
-        </w:rPr>
-        <w:t>k</w:t>
-      </w:r>
-      <w:r>
-        <w:rPr>
-          <w:rFonts w:ascii="Times New Roman" w:hAnsi="Times New Roman" w:eastAsia="Malgun Gothic"/>
-          <w:b w:val="0"/>
-          <w:i/>
-          <w:color w:val="000000"/>
-          <w:sz w:val="20"/>
-          <w:vertAlign w:val="subscript"/>
-        </w:rPr>
-        <w:t>p</w:t>
-      </w:r>
-      <w:r>
-        <w:rPr>
-          <w:rFonts w:ascii="Times New Roman" w:hAnsi="Times New Roman" w:eastAsia="Malgun Gothic"/>
-          <w:b w:val="0"/>
-          <w:i/>
-          <w:color w:val="000000"/>
-          <w:sz w:val="20"/>
-        </w:rPr>
-        <w:t>* = k</w:t>
-      </w:r>
-      <w:r>
-        <w:rPr>
-          <w:rFonts w:ascii="Times New Roman" w:hAnsi="Times New Roman" w:eastAsia="Malgun Gothic"/>
-          <w:b w:val="0"/>
-          <w:i/>
-          <w:color w:val="000000"/>
-          <w:sz w:val="20"/>
-          <w:vertAlign w:val="subscript"/>
-        </w:rPr>
-        <w:t>p</w:t>
-      </w:r>
-      <w:r>
-        <w:rPr>
-          <w:rFonts w:ascii="Times New Roman" w:hAnsi="Times New Roman" w:eastAsia="Malgun Gothic"/>
-          <w:b w:val="0"/>
-          <w:i/>
-          <w:color w:val="000000"/>
-          <w:sz w:val="20"/>
-        </w:rPr>
-        <w:t xml:space="preserve"> + X − Y,   k</w:t>
-      </w:r>
-      <w:r>
-        <w:rPr>
-          <w:rFonts w:ascii="Times New Roman" w:hAnsi="Times New Roman" w:eastAsia="Malgun Gothic"/>
-          <w:b w:val="0"/>
-          <w:i/>
-          <w:color w:val="000000"/>
-          <w:sz w:val="20"/>
-          <w:vertAlign w:val="subscript"/>
-        </w:rPr>
-        <w:t>i</w:t>
-      </w:r>
-      <w:r>
-        <w:rPr>
-          <w:rFonts w:ascii="Times New Roman" w:hAnsi="Times New Roman" w:eastAsia="Malgun Gothic"/>
-          <w:b w:val="0"/>
-          <w:i/>
-          <w:color w:val="000000"/>
-          <w:sz w:val="20"/>
-        </w:rPr>
-        <w:t>* = k</w:t>
-      </w:r>
-      <w:r>
-        <w:rPr>
-          <w:rFonts w:ascii="Times New Roman" w:hAnsi="Times New Roman" w:eastAsia="Malgun Gothic"/>
-          <w:b w:val="0"/>
-          <w:i/>
-          <w:color w:val="000000"/>
-          <w:sz w:val="20"/>
-          <w:vertAlign w:val="subscript"/>
-        </w:rPr>
-        <w:t>i</w:t>
-      </w:r>
-      <w:r>
-        <w:rPr>
-          <w:rFonts w:ascii="Times New Roman" w:hAnsi="Times New Roman" w:eastAsia="Malgun Gothic"/>
-          <w:b w:val="0"/>
-          <w:i/>
-          <w:color w:val="000000"/>
-          <w:sz w:val="20"/>
-        </w:rPr>
-        <w:t xml:space="preserve"> − X + Y</w:t>
-        <w:tab/>
-        <w:t>(4)</w:t>
-      </w:r>
-    </w:p>
-    <w:p>
-      <w:pPr>
-        <w:widowControl/>
-        <w:spacing w:after="60" w:before="0" w:line="240" w:lineRule="auto"/>
-        <w:ind w:firstLine="245"/>
-        <w:jc w:val="both"/>
-      </w:pPr>
-      <w:r>
-        <w:rPr>
-          <w:rFonts w:ascii="Times New Roman" w:hAnsi="Times New Roman" w:eastAsia="Malgun Gothic"/>
-          <w:b w:val="0"/>
-          <w:i w:val="0"/>
-          <w:color w:val="000000"/>
-          <w:sz w:val="20"/>
-        </w:rPr>
-        <w:t>where X is the observed response and Y a response simulated from the current urn states, with a Metropolis–Hastings step accepting or rejecting the proposal.</w:t>
-      </w:r>
-    </w:p>
-    <w:p>
-      <w:pPr>
-        <w:widowControl/>
-        <w:spacing w:after="60" w:before="0" w:line="240" w:lineRule="auto"/>
-        <w:ind w:firstLine="245"/>
-        <w:jc w:val="both"/>
-      </w:pPr>
-      <w:r>
-        <w:rPr>
-          <w:rFonts w:ascii="Times New Roman" w:hAnsi="Times New Roman" w:eastAsia="Malgun Gothic"/>
-          <w:b w:val="0"/>
-          <w:i w:val="0"/>
-          <w:color w:val="000000"/>
-          <w:sz w:val="20"/>
-        </w:rPr>
-        <w:t>The loop closes with periodic re-distillation. Once items have accumulated real responses, their Urnings posteriors constitute ground-truth difficulty labels; the encoder is retrained on them, so its priors for genuinely unseen items sharpen over time. The system bootstraps its own calibration data. To our knowledge no existing system treats item generation and psychometric calibration as a single closed loop in this way; the closest analogues either generate without calibrating [5], [10] or calibrate a fixed bank without generating [13].</w:t>
-      </w:r>
-    </w:p>
-    <w:p>
-      <w:pPr>
-        <w:widowControl/>
-        <w:spacing w:after="60" w:before="140" w:line="240" w:lineRule="auto"/>
-        <w:jc w:val="left"/>
-      </w:pPr>
-      <w:r>
-        <w:rPr>
-          <w:rFonts w:ascii="Times New Roman" w:hAnsi="Times New Roman" w:eastAsia="Malgun Gothic"/>
-          <w:b w:val="0"/>
-          <w:i/>
-          <w:color w:val="000000"/>
-          <w:sz w:val="20"/>
-        </w:rPr>
-        <w:t>C. Novelty 2: Misconception-Conditioned Diagnostic Distractors</w:t>
-      </w:r>
-    </w:p>
-    <w:p>
-      <w:pPr>
-        <w:widowControl/>
-        <w:spacing w:after="60" w:before="0" w:line="240" w:lineRule="auto"/>
-        <w:jc w:val="both"/>
-      </w:pPr>
-      <w:r>
-        <w:rPr>
-          <w:rFonts w:ascii="Times New Roman" w:hAnsi="Times New Roman" w:eastAsia="Malgun Gothic"/>
-          <w:b w:val="0"/>
-          <w:i w:val="0"/>
-          <w:color w:val="000000"/>
-          <w:sz w:val="20"/>
-        </w:rPr>
-        <w:t>The second novelty addresses gap G2: that wrong answers currently carry no information. Fig. 3 shows the design.</w:t>
-      </w:r>
-    </w:p>
-    <w:p>
-      <w:pPr>
-        <w:widowControl/>
-        <w:spacing w:after="60" w:before="0" w:line="240" w:lineRule="auto"/>
-        <w:ind w:firstLine="245"/>
-        <w:jc w:val="both"/>
-      </w:pPr>
-      <w:r>
-        <w:rPr>
-          <w:rFonts w:ascii="Times New Roman" w:hAnsi="Times New Roman" w:eastAsia="Malgun Gothic"/>
-          <w:b w:val="0"/>
-          <w:i w:val="0"/>
-          <w:color w:val="000000"/>
-          <w:sz w:val="20"/>
-        </w:rPr>
-        <w:t>Rather than inventing a project-specific error scheme, we ground the taxonomy ℳ in KAGAS, the 14-category Korean Automatic Grammatical error Annotation System [24], which already defines and independently validates categories spanning particle substitution, honorific agreement, and verb-conjugation errors, among others. Using an external, independently defined taxonomy rather than one we compiled ourselves matters for auditability: the diagnostic label a distractor carries is not a judgement call this paper made alone. Rather than asking the generator for plausible wrong answers, we condition it: for a sampled category m</w:t>
-      </w:r>
-      <w:r>
-        <w:rPr>
-          <w:rFonts w:ascii="Times New Roman" w:hAnsi="Times New Roman" w:eastAsia="Malgun Gothic"/>
-          <w:b w:val="0"/>
-          <w:i w:val="0"/>
-          <w:color w:val="000000"/>
-          <w:sz w:val="20"/>
-          <w:vertAlign w:val="subscript"/>
-        </w:rPr>
-        <w:t>j</w:t>
-      </w:r>
-      <w:r>
-        <w:rPr>
-          <w:rFonts w:ascii="Times New Roman" w:hAnsi="Times New Roman" w:eastAsia="Malgun Gothic"/>
-          <w:b w:val="0"/>
-          <w:i w:val="0"/>
-          <w:color w:val="000000"/>
-          <w:sz w:val="20"/>
-        </w:rPr>
-        <w:t xml:space="preserve"> ∈ ℳ, produce the distractor that a learner holding exactly that misconception would produce, and tag the distractor with m</w:t>
-      </w:r>
-      <w:r>
-        <w:rPr>
-          <w:rFonts w:ascii="Times New Roman" w:hAnsi="Times New Roman" w:eastAsia="Malgun Gothic"/>
-          <w:b w:val="0"/>
-          <w:i w:val="0"/>
-          <w:color w:val="000000"/>
-          <w:sz w:val="20"/>
-          <w:vertAlign w:val="subscript"/>
-        </w:rPr>
-        <w:t>j</w:t>
-      </w:r>
-      <w:r>
-        <w:rPr>
-          <w:rFonts w:ascii="Times New Roman" w:hAnsi="Times New Roman" w:eastAsia="Malgun Gothic"/>
-          <w:b w:val="0"/>
-          <w:i w:val="0"/>
-          <w:color w:val="000000"/>
-          <w:sz w:val="20"/>
-        </w:rPr>
-        <w:t>.</w:t>
-      </w:r>
-    </w:p>
-    <w:p>
-      <w:pPr>
-        <w:widowControl/>
-        <w:spacing w:after="60" w:before="0" w:line="240" w:lineRule="auto"/>
-        <w:ind w:firstLine="245"/>
-        <w:jc w:val="both"/>
-      </w:pPr>
-      <w:r>
-        <w:rPr>
-          <w:rFonts w:ascii="Times New Roman" w:hAnsi="Times New Roman" w:eastAsia="Malgun Gothic"/>
-          <w:b w:val="0"/>
-          <w:i w:val="0"/>
-          <w:color w:val="000000"/>
-          <w:sz w:val="20"/>
-        </w:rPr>
-        <w:t>This inverts the usual relationship between item and skill mapping. Cognitive diagnosis models require a matrix mapping items to skills, supplied by experts [22], [23]; here the mapping is a by-product of generation, because the system knows which misconception it asked for. Diagnosis then becomes almost trivial: a learner who selects d</w:t>
-      </w:r>
-      <w:r>
-        <w:rPr>
-          <w:rFonts w:ascii="Times New Roman" w:hAnsi="Times New Roman" w:eastAsia="Malgun Gothic"/>
-          <w:b w:val="0"/>
-          <w:i w:val="0"/>
-          <w:color w:val="000000"/>
-          <w:sz w:val="20"/>
-          <w:vertAlign w:val="subscript"/>
-        </w:rPr>
-        <w:t>j</w:t>
-      </w:r>
-      <w:r>
-        <w:rPr>
-          <w:rFonts w:ascii="Times New Roman" w:hAnsi="Times New Roman" w:eastAsia="Malgun Gothic"/>
-          <w:b w:val="0"/>
-          <w:i w:val="0"/>
-          <w:color w:val="000000"/>
-          <w:sz w:val="20"/>
-        </w:rPr>
-        <w:t xml:space="preserve"> has supplied evidence against skill m</w:t>
-      </w:r>
-      <w:r>
-        <w:rPr>
-          <w:rFonts w:ascii="Times New Roman" w:hAnsi="Times New Roman" w:eastAsia="Malgun Gothic"/>
-          <w:b w:val="0"/>
-          <w:i w:val="0"/>
-          <w:color w:val="000000"/>
-          <w:sz w:val="20"/>
-          <w:vertAlign w:val="subscript"/>
-        </w:rPr>
-        <w:t>j</w:t>
-      </w:r>
-      <w:r>
-        <w:rPr>
-          <w:rFonts w:ascii="Times New Roman" w:hAnsi="Times New Roman" w:eastAsia="Malgun Gothic"/>
-          <w:b w:val="0"/>
-          <w:i w:val="0"/>
-          <w:color w:val="000000"/>
-          <w:sz w:val="20"/>
-        </w:rPr>
-        <w:t xml:space="preserve"> specifically, and only that dimension of their ability vector is updated. A drill item becomes a diagnostic instrument without any additional expert annotation.</w:t>
-      </w:r>
-    </w:p>
-    <w:p>
-      <w:pPr>
-        <w:sectPr>
-          <w:type w:val="continuous"/>
-          <w:pgSz w:w="12240" w:h="15840"/>
-          <w:pgMar w:top="1080" w:right="900" w:bottom="1440" w:left="900" w:header="720" w:footer="720" w:gutter="0"/>
-          <w:cols w:space="360" w:num="2" w:equalWidth="1"/>
-          <w:docGrid w:linePitch="360"/>
-        </w:sectPr>
-      </w:pPr>
-    </w:p>
-    <w:p>
-      <w:pPr>
-        <w:widowControl/>
-        <w:spacing w:after="60" w:before="120" w:line="240" w:lineRule="auto"/>
-        <w:jc w:val="center"/>
-      </w:pPr>
-      <w:r>
-        <w:drawing>
-          <wp:inline xmlns:a="http://schemas.openxmlformats.org/drawingml/2006/main" xmlns:pic="http://schemas.openxmlformats.org/drawingml/2006/picture">
-            <wp:extent cx="5852160" cy="2879054"/>
-            <wp:docPr id="4" name="Picture 4"/>
-            <wp:cNvGraphicFramePr>
-              <a:graphicFrameLocks noChangeAspect="1"/>
-            </wp:cNvGraphicFramePr>
-            <a:graphic>
-              <a:graphicData uri="http://schemas.openxmlformats.org/drawingml/2006/picture">
-                <pic:pic>
-                  <pic:nvPicPr>
-                    <pic:cNvPr id="0" name="fig3_distractors.png"/>
-                    <pic:cNvPicPr/>
-                  </pic:nvPicPr>
-                  <pic:blipFill>
-                    <a:blip r:embed="rId12"/>
                     <a:stretch>
                       <a:fillRect/>
                     </a:stretch>
@@ -2540,7 +1839,7 @@
           <w:color w:val="000000"/>
           <w:sz w:val="16"/>
         </w:rPr>
-        <w:t>Fig. 3. Misconception-conditioned distractor generation (Novelty 2). Each distractor is generated from, and tagged with, a specific misconception category drawn from KAGAS, an independently validated 14-category Korean error taxonomy, so that choosing it updates only the corresponding skill dimension. The verifier gate guards against the dominant failure mode of generated distractors—an option that is accidentally also correct—and a failed item is revised by a critic rather than discarded and resampled blindly.</w:t>
+        <w:t>Fig. 2. Misconception-conditioned distractor generation (Novelty 1). Each distractor is generated from, and tagged with, a specific misconception category drawn from KAGAS, an independently validated 14-category Korean error taxonomy, so that choosing it updates only the corresponding skill dimension. The verifier gate guards against the dominant failure mode of generated distractors—an option that is accidentally also correct—and a failed item is revised by a critic rather than discarded and resampled blindly.</w:t>
       </w:r>
     </w:p>
     <w:p>
@@ -2603,7 +1902,7 @@
           <w:color w:val="000000"/>
           <w:sz w:val="20"/>
         </w:rPr>
-        <w:t>D. Novelty 3: Uncertainty-Gated Escalation</w:t>
+        <w:t>C. Novelty 2: Uncertainty-Gated Escalation</w:t>
       </w:r>
     </w:p>
     <w:p>
@@ -2620,7 +1919,7 @@
           <w:color w:val="000000"/>
           <w:sz w:val="20"/>
         </w:rPr>
-        <w:t>The third novelty addresses gap G4: that feedback is generated uniformly although its benefits are not [29]. Fig. 4 shows the policy.</w:t>
+        <w:t>The second novelty addresses gap G3: that feedback is generated uniformly although its benefits are not [29]. Fig. 3 shows the policy.</w:t>
       </w:r>
     </w:p>
     <w:p>
@@ -2724,7 +2023,7 @@
         </w:rPr>
         <w:t>) ≥ 2</w:t>
         <w:tab/>
-        <w:t>(5)</w:t>
+        <w:t>(2)</w:t>
       </w:r>
     </w:p>
     <w:p>
@@ -2766,7 +2065,7 @@
         <w:drawing>
           <wp:inline xmlns:a="http://schemas.openxmlformats.org/drawingml/2006/main" xmlns:pic="http://schemas.openxmlformats.org/drawingml/2006/picture">
             <wp:extent cx="6400800" cy="1694498"/>
-            <wp:docPr id="5" name="Picture 5"/>
+            <wp:docPr id="4" name="Picture 4"/>
             <wp:cNvGraphicFramePr>
               <a:graphicFrameLocks noChangeAspect="1"/>
             </wp:cNvGraphicFramePr>
@@ -2774,11 +2073,11 @@
               <a:graphicData uri="http://schemas.openxmlformats.org/drawingml/2006/picture">
                 <pic:pic>
                   <pic:nvPicPr>
-                    <pic:cNvPr id="0" name="fig4_escalation.png"/>
+                    <pic:cNvPr id="0" name="fig3_escalation.png"/>
                     <pic:cNvPicPr/>
                   </pic:nvPicPr>
                   <pic:blipFill>
-                    <a:blip r:embed="rId13"/>
+                    <a:blip r:embed="rId12"/>
                     <a:stretch>
                       <a:fillRect/>
                     </a:stretch>
@@ -2811,7 +2110,7 @@
           <w:color w:val="000000"/>
           <w:sz w:val="16"/>
         </w:rPr>
-        <w:t>Fig. 4. Uncertainty-gated escalation (Novelty 3). Expensive reasoning-mode generation and contrastive feedback are spent only where the posterior is wide or a misconception has persisted, rather than uniformly across all interactions.</w:t>
+        <w:t>Fig. 3. Uncertainty-gated escalation (Novelty 2). Expensive reasoning-mode generation and contrastive feedback are spent only where the posterior is wide or a misconception has persisted, rather than uniformly across all interactions.</w:t>
       </w:r>
     </w:p>
     <w:p>
@@ -2856,7 +2155,7 @@
           <w:color w:val="000000"/>
           <w:sz w:val="20"/>
         </w:rPr>
-        <w:t>E. Selection Policy: Measurement Versus Learning</w:t>
+        <w:t>D. Selection Policy: Measurement Versus Learning</w:t>
       </w:r>
     </w:p>
     <w:p>
@@ -2959,7 +2258,7 @@
         </w:rPr>
         <w:t>) − 0.85 |</w:t>
         <w:tab/>
-        <w:t>(6)</w:t>
+        <w:t>(3)</w:t>
       </w:r>
     </w:p>
     <w:p>
@@ -2977,7 +2276,7 @@
           <w:color w:val="000000"/>
           <w:sz w:val="20"/>
         </w:rPr>
-        <w:t>restricted to items targeting the skill with the greatest expected pedagogical return. This deliberately sacrifices measurement efficiency for learning efficiency. Because the trade-off is real rather than free—a drill system is also, implicitly, an assessment—this choice over the conventional maximum-information target is a design decision we state rather than resolve empirically in the present evaluation; it is a natural comparison for future work rather than one of the three claims this paper sets out to validate in Section V. Scheduling across sessions follows a spacing model in the tradition of half-life regression [28], with the tracker posterior supplying the ability term.</w:t>
+        <w:t>restricted to items targeting the skill with the greatest expected pedagogical return. This deliberately sacrifices measurement efficiency for learning efficiency. Because the trade-off is real rather than free—a drill system is also, implicitly, an assessment—this choice over the conventional maximum-information target is a design decision we state rather than resolve empirically in the present evaluation; it is a natural comparison for future work rather than one of the two claims this paper sets out to validate in Section V. Scheduling across sessions follows a spacing model in the tradition of half-life regression [28], with the tracker posterior supplying the ability term.</w:t>
       </w:r>
     </w:p>
     <w:p>
@@ -3011,7 +2310,7 @@
           <w:color w:val="000000"/>
           <w:sz w:val="20"/>
         </w:rPr>
-        <w:t>This design follows directly from Section IV: each of the three novelties gets a single, targeted piece of evidence rather than an exhaustive ablation grid, because a large factorial study answers questions this paper does not ask. The offline validations in Subsections B through D are the primary evidence for the paper's claims and stand on their own; the classroom pilot in Subsection E is a secondary, exploratory extension that is valuable but not a precondition for the technical claims being true.</w:t>
+        <w:t>This design follows directly from Section IV: each of the two novelties gets a single, targeted piece of evidence rather than an exhaustive ablation grid, because a large factorial study answers questions this paper does not ask. The offline validations in Subsections B through C are the primary evidence for the paper's claims and stand on their own; the classroom pilot in Subsection D is a secondary, exploratory extension that is valuable but not a precondition for the technical claims being true.</w:t>
       </w:r>
     </w:p>
     <w:p>
@@ -3045,7 +2344,7 @@
           <w:color w:val="000000"/>
           <w:sz w:val="20"/>
         </w:rPr>
-        <w:t>Grammatical targets are drawn from a TOPIK-aligned syllabus spanning levels I through IV, decomposed into roughly 120 discrete grammatical points. The misconception taxonomy is KAGAS [24], the 14-category Korean grammatical error taxonomy, rather than a project-specific scheme, so that the diagnostic labels a generated distractor carries are independently defined and independently auditable. For supervised difficulty calibration we use retired TOPIK items with published response statistics. All generated items entering any evaluation are reviewed by qualified Korean instructors first; we report, but do not act on, the verifier's agreement with those reviewers, so that the verifier's standalone accuracy can be measured on its own terms.</w:t>
+        <w:t>Grammatical targets are drawn from a TOPIK-aligned syllabus spanning levels I through IV, decomposed into roughly 120 discrete grammatical points. The misconception taxonomy is KAGAS [24], the 14-category Korean grammatical error taxonomy, rather than a project-specific scheme, so that the diagnostic labels a generated distractor carries are independently defined and independently auditable. All generated items entering any evaluation are reviewed by qualified Korean instructors first; we report, but do not act on, the verifier's agreement with those reviewers, so that the verifier's standalone accuracy can be measured on its own terms.</w:t>
       </w:r>
     </w:p>
     <w:p>
@@ -3062,7 +2361,7 @@
           <w:color w:val="000000"/>
           <w:sz w:val="20"/>
         </w:rPr>
-        <w:t>B. Validating Novelty 1: The Generate–Calibrate–Select Loop</w:t>
+        <w:t>B. Validating Novelty 1: Misconception-Conditioned Distractors</w:t>
       </w:r>
     </w:p>
     <w:p>
@@ -3079,7 +2378,75 @@
           <w:color w:val="000000"/>
           <w:sz w:val="20"/>
         </w:rPr>
-        <w:t>The claim to validate is narrow: does seeding a new item's urn from the encoder's predicted (μ̂ᵢ, σ̂ᵢ²) make that item usable sooner than treating it as unknown? We test this with one controlled comparison, not a factorial sweep — a held-out set of generated items is served under two conditions, encoder-seeded urns and uninformative urns, with every other part of the pipeline identical, and we report the number of responses each condition needs before the item's estimated difficulty reaches a fixed precision. This single number is the direct operational claim of Novelty 1, and it is what we measure — not tracker behaviour in general, which Section III-B already establishes with the simulation in Fig. 5 and does not need repeating here.</w:t>
+        <w:t>Item quality is rated by three independent Korean language instructors on four dimensions — grammaticality of the stem, uniqueness of the key, plausibility of each distractor, and correctness of the KAGAS label — with agreement reported as Fleiss' κ. Two measures matter most. First, the rate of items containing more than one defensible answer, since this is the failure the verifier gate in Section IV-B exists specifically to catch, and it is the one the general distractor-generation literature does not report [10]. Second, agreement between the KAGAS label a distractor was generated to realise and the label an instructor independently assigns after seeing only the distractor — this is the direct test of whether misconception-conditioning actually produces a usable diagnosis, or merely a plausible wrong answer with a label attached.</w:t>
+      </w:r>
+    </w:p>
+    <w:p>
+      <w:pPr>
+        <w:widowControl/>
+        <w:spacing w:after="60" w:before="140" w:line="240" w:lineRule="auto"/>
+        <w:jc w:val="left"/>
+      </w:pPr>
+      <w:r>
+        <w:rPr>
+          <w:rFonts w:ascii="Times New Roman" w:hAnsi="Times New Roman" w:eastAsia="Malgun Gothic"/>
+          <w:b w:val="0"/>
+          <w:i/>
+          <w:color w:val="000000"/>
+          <w:sz w:val="20"/>
+        </w:rPr>
+        <w:t>C. Validating Novelty 2: Uncertainty-Gated Escalation</w:t>
+      </w:r>
+    </w:p>
+    <w:p>
+      <w:pPr>
+        <w:widowControl/>
+        <w:spacing w:after="60" w:before="0" w:line="240" w:lineRule="auto"/>
+        <w:jc w:val="both"/>
+      </w:pPr>
+      <w:r>
+        <w:rPr>
+          <w:rFonts w:ascii="Times New Roman" w:hAnsi="Times New Roman" w:eastAsia="Malgun Gothic"/>
+          <w:b w:val="0"/>
+          <w:i w:val="0"/>
+          <w:color w:val="000000"/>
+          <w:sz w:val="20"/>
+        </w:rPr>
+        <w:t>Two questions, each answered by one comparison. First, is the escalation trigger actually diagnostic of where measurement is weak: we correlate the posterior width that triggers escalation with the subsequent reduction in that width, across a sample of skill-learner pairs, and report whether wide-urn escalations close more uncertainty than routine-path interactions do. Second, is the gating worth its complexity: we compare total inference cost and resulting measurement precision between the gated policy and an always-escalate baseline that runs reasoning-mode generation on every interaction. If gating saves substantial cost at little loss of precision, that is the claim; if it does not, that is a negative result worth reporting plainly rather than omitting.</w:t>
+      </w:r>
+    </w:p>
+    <w:p>
+      <w:pPr>
+        <w:widowControl/>
+        <w:spacing w:after="60" w:before="140" w:line="240" w:lineRule="auto"/>
+        <w:jc w:val="left"/>
+      </w:pPr>
+      <w:r>
+        <w:rPr>
+          <w:rFonts w:ascii="Times New Roman" w:hAnsi="Times New Roman" w:eastAsia="Malgun Gothic"/>
+          <w:b w:val="0"/>
+          <w:i/>
+          <w:color w:val="000000"/>
+          <w:sz w:val="20"/>
+        </w:rPr>
+        <w:t>D. Exploratory Classroom Pilot</w:t>
+      </w:r>
+    </w:p>
+    <w:p>
+      <w:pPr>
+        <w:widowControl/>
+        <w:spacing w:after="60" w:before="0" w:line="240" w:lineRule="auto"/>
+        <w:jc w:val="both"/>
+      </w:pPr>
+      <w:r>
+        <w:rPr>
+          <w:rFonts w:ascii="Times New Roman" w:hAnsi="Times New Roman" w:eastAsia="Malgun Gothic"/>
+          <w:b w:val="0"/>
+          <w:i w:val="0"/>
+          <w:color w:val="000000"/>
+          <w:sz w:val="20"/>
+        </w:rPr>
+        <w:t>Fig. 5 summarises the design, offered as secondary evidence of real-world usefulness rather than as the paper's central claim. We recruit learners of Korean as a foreign language at CEFR A2–B1 equivalent, block-randomised by placement score into three arms. Arm A receives a fixed expert-authored item bank in random order. Arm B receives the same fixed bank with Elo-based adaptive selection, representing current good practice [18]. Arm C receives the full KO-DRILL system. Arms A and B share an item bank so that the effect of generation is separable from the effect of adaptivity. Running this pilot at the full scale implied by Fig. 5 — three arms of 60 — is desirable but not required before the claims in Subsections B through C can be reported; a smaller single-cohort pilot comparing only Arm A against Arm C is a reasonable first step if resources are limited, at the cost of not separating the generation and adaptivity effects.</w:t>
       </w:r>
     </w:p>
     <w:p>
@@ -3097,145 +2464,7 @@
           <w:color w:val="000000"/>
           <w:sz w:val="20"/>
         </w:rPr>
-        <w:t>Calibration quality is assessed by comparing encoder priors against tracker posteriors once items have accumulated real responses, reporting root mean squared error and, importantly, whether the predicted variances are themselves calibrated — whether items the encoder claimed to be unsure about are in fact the ones it got wrong. We also check the re-distillation effect once, at one retraining round, rather than tracking it across many rounds: does prior quality on held-out items improve after the encoder is retrained on accumulated posteriors, yes or no.</w:t>
-      </w:r>
-    </w:p>
-    <w:p>
-      <w:pPr>
-        <w:widowControl/>
-        <w:spacing w:after="60" w:before="0" w:line="240" w:lineRule="auto"/>
-        <w:ind w:firstLine="245"/>
-        <w:jc w:val="both"/>
-      </w:pPr>
-      <w:r>
-        <w:rPr>
-          <w:rFonts w:ascii="Times New Roman" w:hAnsi="Times New Roman" w:eastAsia="Malgun Gothic"/>
-          <w:b w:val="0"/>
-          <w:i w:val="0"/>
-          <w:color w:val="000000"/>
-          <w:sz w:val="20"/>
-        </w:rPr>
-        <w:t>A preliminary simulation, run ahead of the encoder-on-real-data study above and reported here for transparency rather than omitted, complicates the headline claim. Using the same Rasch generating model and adaptive-selection regime as Fig. 5, seeding item urns from a noisy but unbiased difficulty estimate did not measurably speed convergence of learner ability estimates under Urnings, across simulated estimator quality ranging from weak to strong (correlation 0.47-0.96 with true difficulty) and in both a fixed and a continuously growing item pool. A parallel check under Elo-style tracking showed the expected speedup clearly when the estimator was accurate, but also showed severe degradation — final RMSE several times worse than an uninformative start — once the estimator was only moderately or poorly correlated with the truth, because Elo has no mechanism analogous to σ̂ᵢ² for discounting an untrustworthy prior. We read this as evidence for a different, and arguably more load-bearing, property than the one originally framed: Urnings' confidence-weighted urn sizing makes prior injection safe under estimator uncertainty — the condition this system actually faces, since the encoder described above is not yet trained — rather than a guaranteed speedup, which presupposes an estimator quality not yet established. The encoder-on-real-data study above is designed to test both the original convergence claim and this robustness property, not the convergence claim alone.</w:t>
-      </w:r>
-    </w:p>
-    <w:p>
-      <w:pPr>
-        <w:widowControl/>
-        <w:spacing w:after="60" w:before="140" w:line="240" w:lineRule="auto"/>
-        <w:jc w:val="left"/>
-      </w:pPr>
-      <w:r>
-        <w:rPr>
-          <w:rFonts w:ascii="Times New Roman" w:hAnsi="Times New Roman" w:eastAsia="Malgun Gothic"/>
-          <w:b w:val="0"/>
-          <w:i/>
-          <w:color w:val="000000"/>
-          <w:sz w:val="20"/>
-        </w:rPr>
-        <w:t>C. Validating Novelty 2: Misconception-Conditioned Distractors</w:t>
-      </w:r>
-    </w:p>
-    <w:p>
-      <w:pPr>
-        <w:widowControl/>
-        <w:spacing w:after="60" w:before="0" w:line="240" w:lineRule="auto"/>
-        <w:jc w:val="both"/>
-      </w:pPr>
-      <w:r>
-        <w:rPr>
-          <w:rFonts w:ascii="Times New Roman" w:hAnsi="Times New Roman" w:eastAsia="Malgun Gothic"/>
-          <w:b w:val="0"/>
-          <w:i w:val="0"/>
-          <w:color w:val="000000"/>
-          <w:sz w:val="20"/>
-        </w:rPr>
-        <w:t>Item quality is rated by three independent Korean language instructors on four dimensions — grammaticality of the stem, uniqueness of the key, plausibility of each distractor, and correctness of the KAGAS label — with agreement reported as Fleiss' κ. Two measures matter most. First, the rate of items containing more than one defensible answer, since this is the failure the verifier gate in Section IV-C exists specifically to catch, and it is the one the general distractor-generation literature does not report [10]. Second, agreement between the KAGAS label a distractor was generated to realise and the label an instructor independently assigns after seeing only the distractor — this is the direct test of whether misconception-conditioning actually produces a usable diagnosis, or merely a plausible wrong answer with a label attached.</w:t>
-      </w:r>
-    </w:p>
-    <w:p>
-      <w:pPr>
-        <w:widowControl/>
-        <w:spacing w:after="60" w:before="140" w:line="240" w:lineRule="auto"/>
-        <w:jc w:val="left"/>
-      </w:pPr>
-      <w:r>
-        <w:rPr>
-          <w:rFonts w:ascii="Times New Roman" w:hAnsi="Times New Roman" w:eastAsia="Malgun Gothic"/>
-          <w:b w:val="0"/>
-          <w:i/>
-          <w:color w:val="000000"/>
-          <w:sz w:val="20"/>
-        </w:rPr>
-        <w:t>D. Validating Novelty 3: Uncertainty-Gated Escalation</w:t>
-      </w:r>
-    </w:p>
-    <w:p>
-      <w:pPr>
-        <w:widowControl/>
-        <w:spacing w:after="60" w:before="0" w:line="240" w:lineRule="auto"/>
-        <w:jc w:val="both"/>
-      </w:pPr>
-      <w:r>
-        <w:rPr>
-          <w:rFonts w:ascii="Times New Roman" w:hAnsi="Times New Roman" w:eastAsia="Malgun Gothic"/>
-          <w:b w:val="0"/>
-          <w:i w:val="0"/>
-          <w:color w:val="000000"/>
-          <w:sz w:val="20"/>
-        </w:rPr>
-        <w:t>Two questions, each answered by one comparison. First, is the escalation trigger actually diagnostic of where measurement is weak: we correlate the posterior width that triggers escalation with the subsequent reduction in that width, across a sample of skill-learner pairs, and report whether wide-urn escalations close more uncertainty than routine-path interactions do. Second, is the gating worth its complexity: we compare total inference cost and resulting measurement precision between the gated policy and an always-escalate baseline that runs reasoning-mode generation on every interaction. If gating saves substantial cost at little loss of precision, that is the claim; if it does not, that is a negative result worth reporting plainly rather than omitting.</w:t>
-      </w:r>
-    </w:p>
-    <w:p>
-      <w:pPr>
-        <w:widowControl/>
-        <w:spacing w:after="60" w:before="140" w:line="240" w:lineRule="auto"/>
-        <w:jc w:val="left"/>
-      </w:pPr>
-      <w:r>
-        <w:rPr>
-          <w:rFonts w:ascii="Times New Roman" w:hAnsi="Times New Roman" w:eastAsia="Malgun Gothic"/>
-          <w:b w:val="0"/>
-          <w:i/>
-          <w:color w:val="000000"/>
-          <w:sz w:val="20"/>
-        </w:rPr>
-        <w:t>E. Exploratory Classroom Pilot</w:t>
-      </w:r>
-    </w:p>
-    <w:p>
-      <w:pPr>
-        <w:widowControl/>
-        <w:spacing w:after="60" w:before="0" w:line="240" w:lineRule="auto"/>
-        <w:jc w:val="both"/>
-      </w:pPr>
-      <w:r>
-        <w:rPr>
-          <w:rFonts w:ascii="Times New Roman" w:hAnsi="Times New Roman" w:eastAsia="Malgun Gothic"/>
-          <w:b w:val="0"/>
-          <w:i w:val="0"/>
-          <w:color w:val="000000"/>
-          <w:sz w:val="20"/>
-        </w:rPr>
-        <w:t>Fig. 6 summarises the design, offered as secondary evidence of real-world usefulness rather than as the paper's central claim. We recruit learners of Korean as a foreign language at CEFR A2–B1 equivalent, block-randomised by placement score into three arms. Arm A receives a fixed expert-authored item bank in random order. Arm B receives the same fixed bank with Elo-based adaptive selection, representing current good practice [18]. Arm C receives the full KO-DRILL system. Arms A and B share an item bank so that the effect of generation is separable from the effect of adaptivity. Running this pilot at the full scale implied by Fig. 6 — three arms of 60 — is desirable but not required before the claims in Subsections B through D can be reported; a smaller single-cohort pilot comparing only Arm A against Arm C is a reasonable first step if resources are limited, at the cost of not separating the generation and adaptivity effects.</w:t>
-      </w:r>
-    </w:p>
-    <w:p>
-      <w:pPr>
-        <w:widowControl/>
-        <w:spacing w:after="60" w:before="0" w:line="240" w:lineRule="auto"/>
-        <w:ind w:firstLine="245"/>
-        <w:jc w:val="both"/>
-      </w:pPr>
-      <w:r>
-        <w:rPr>
-          <w:rFonts w:ascii="Times New Roman" w:hAnsi="Times New Roman" w:eastAsia="Malgun Gothic"/>
-          <w:b w:val="0"/>
-          <w:i w:val="0"/>
-          <w:color w:val="000000"/>
-          <w:sz w:val="20"/>
-        </w:rPr>
-        <w:t>Participants complete a TOPIK-aligned pre-test, six weeks of practice, an immediate post-test, and a delayed retention test four weeks later. The primary outcome is normalised learning gain on the post-test; secondary outcomes are retention, items-to-mastery, per-skill diagnostic accuracy against instructor judgement, and completion rate. We note plainly that a sample of 60 per arm gives 80% power to detect a standardised between-arm difference of only d = 0.51 two-sided, or d = 0.59 Bonferroni-corrected across the three pairwise comparisons — larger than the 0.28–0.33 range reported for LLM feedback alone [29]. This is a known limitation of the pilot, not of the paper's technical claims, which is exactly why Subsections B through D are designed to stand independently of it.</w:t>
+        <w:t>Participants complete a TOPIK-aligned pre-test, six weeks of practice, an immediate post-test, and a delayed retention test four weeks later. The primary outcome is normalised learning gain on the post-test; secondary outcomes are retention, items-to-mastery, per-skill diagnostic accuracy against instructor judgement, and completion rate. We note plainly that a sample of 60 per arm gives 80% power to detect a standardised between-arm difference of only d = 0.51 two-sided, or d = 0.59 Bonferroni-corrected across the three pairwise comparisons — larger than the 0.28–0.33 range reported for LLM feedback alone [29]. This is a known limitation of the pilot, not of the paper's technical claims, which is exactly why Subsections B through C are designed to stand independently of it.</w:t>
       </w:r>
     </w:p>
     <w:p>
@@ -3259,7 +2488,7 @@
         <w:drawing>
           <wp:inline xmlns:a="http://schemas.openxmlformats.org/drawingml/2006/main" xmlns:pic="http://schemas.openxmlformats.org/drawingml/2006/picture">
             <wp:extent cx="6400800" cy="1654396"/>
-            <wp:docPr id="6" name="Picture 6"/>
+            <wp:docPr id="5" name="Picture 5"/>
             <wp:cNvGraphicFramePr>
               <a:graphicFrameLocks noChangeAspect="1"/>
             </wp:cNvGraphicFramePr>
@@ -3267,11 +2496,11 @@
               <a:graphicData uri="http://schemas.openxmlformats.org/drawingml/2006/picture">
                 <pic:pic>
                   <pic:nvPicPr>
-                    <pic:cNvPr id="0" name="fig6_experiment.png"/>
+                    <pic:cNvPr id="0" name="fig5_experiment.png"/>
                     <pic:cNvPicPr/>
                   </pic:nvPicPr>
                   <pic:blipFill>
-                    <a:blip r:embed="rId14"/>
+                    <a:blip r:embed="rId13"/>
                     <a:stretch>
                       <a:fillRect/>
                     </a:stretch>
@@ -3304,7 +2533,7 @@
           <w:color w:val="000000"/>
           <w:sz w:val="16"/>
         </w:rPr>
-        <w:t>Fig. 6. Human study design. Arms A and B share a fixed expert-authored item bank so that the effect of generation is separable from the effect of adaptivity; Arm C receives the full system. Retention at four weeks, rather than immediate post-test performance, is the measure weighted most heavily, to guard against novelty effects.</w:t>
+        <w:t>Fig. 5. Human study design. Arms A and B share a fixed expert-authored item bank so that the effect of generation is separable from the effect of adaptivity; Arm C receives the full system. Retention at four weeks, rather than immediate post-test performance, is the measure weighted most heavily, to guard against novelty effects.</w:t>
       </w:r>
     </w:p>
     <w:p>
@@ -3332,7 +2561,7 @@
           <w:color w:val="000000"/>
           <w:sz w:val="20"/>
         </w:rPr>
-        <w:t>F. Threats to Validity</w:t>
+        <w:t>E. Threats to Validity</w:t>
       </w:r>
     </w:p>
     <w:p>

--- a/paper/KO-DRILL_IEEE.docx
+++ b/paper/KO-DRILL_IEEE.docx
@@ -128,7 +128,7 @@
           <w:color w:val="000000"/>
           <w:sz w:val="18"/>
         </w:rPr>
-        <w:t>Drill practice—short, repeated question-and-answer exercises—is among the most reliable ways to consolidate the grammar and vocabulary of a second language, but it only works when each question is pitched at the right level for the individual learner. Large language models (LLMs) can now write such questions on demand, which removes the long-standing bottleneck of authoring exercises by hand. It also creates a new and largely unexamined problem. When questions are produced continuously, every question is new, so the system has no record of how difficult it actually is. Classical adaptive testing assumes a fixed, pre-tested question bank; deep knowledge tracing assumes dense histories in which many learners answer the same questions. In a generative setting neither assumption holds. This paper presents KO-DRILL, a pipeline for personalised Korean drill quizzes built around that difficulty. We make three design arguments and support them with evidence. First, deep learning should be used selectively: an LLM for writing Korean, a small fine-tuned encoder for predicting difficulty from text, and an explicit psychometric model—not a neural network—for tracking what a learner knows. Second, the Elo rating system, the default choice in adaptive practice platforms, is specifically unsuited here; in a simulation of 120,000 responses we reproduce its documented failure, with the spread of learner ratings inflating to 2.7 against a true value of 1.0 and still rising, while the Urnings algorithm remains calibrated at 1.1. Third, we propose two novelties: misconception-conditioned distractors that turn each wrong answer into a specific diagnosis rather than an undifferentiated error; and an uncertainty-gated escalation policy that spends expensive model capacity only where measurement is least certain. We validate each novelty with a single targeted comparison rather than a broad ablation grid, and set out an exploratory classroom pilot as secondary evidence.</w:t>
+        <w:t>Drill practice—short, repeated question-and-answer exercises—is among the most reliable ways to consolidate the grammar and vocabulary of a second language, but it only works when each question is pitched at the right level for the individual learner. Large language models (LLMs) can now write such questions on demand, which removes the long-standing bottleneck of authoring exercises by hand. It also creates a new and largely unexamined problem. When questions are produced continuously, every question is new, so the system has no record of how difficult it actually is. Classical adaptive testing assumes a fixed, pre-tested question bank; deep knowledge tracing assumes dense histories in which many learners answer the same questions. In a generative setting neither assumption holds. This paper presents KO-DRILL, a pipeline for personalised Korean drill quizzes built around that difficulty. We make three design arguments and support them with evidence. First, deep learning should be used selectively: an LLM for writing Korean, a small fine-tuned encoder for predicting difficulty from text, and an explicit psychometric model—not a neural network—for tracking what a learner knows. Second, the Elo rating system, the default choice in adaptive practice platforms, is specifically unsuited here; in a simulation of 120,000 responses we reproduce its documented failure, with the spread of learner ratings inflating to 2.7 against a true value of 1.0 and still rising, while the Urnings algorithm remains calibrated at 1.1. Third, we propose two novelties: misconception-conditioned distractors that turn each wrong answer into a specific diagnosis rather than an undifferentiated error; and an uncertainty-gated escalation policy that spends expensive model capacity only where measurement is least certain. Both personalise below the grain a selection policy alone can reach: diagnosis tailored to the specific misconception an individual answer reveals, and intervention depth tailored to how uncertain the system is about that learner on that skill—neither available to a system built around a fixed, pre-calibrated item bank. We validate each novelty with a single targeted comparison rather than a broad ablation grid, and set out an exploratory classroom pilot as secondary evidence.</w:t>
       </w:r>
     </w:p>
     <w:p>
@@ -345,7 +345,7 @@
           <w:color w:val="000000"/>
           <w:sz w:val="20"/>
         </w:rPr>
-        <w:t>Two architectural novelties, set out in Section IV, that together address the diagnosis and cost problems that the gap analysis identifies.</w:t>
+        <w:t>Two architectural novelties, set out in Section IV, that personalise below the grain a selection policy alone can reach: diagnosis tailored to the specific misconception an answer reveals, and intervention cost tailored to per-skill measurement uncertainty.</w:t>
       </w:r>
     </w:p>
     <w:p>
@@ -1074,7 +1074,7 @@
           <w:color w:val="000000"/>
           <w:sz w:val="20"/>
         </w:rPr>
-        <w:t>Two remedies are available. Parallel Elo, proposed in the same paper [15], maintains two independent rating chains updated on alternating responses and selects items using whichever chain is not currently being updated, which breaks the dependence between selection and current error. In our simulation it reduces terminal spread from 2.69 to 1.71 and terminal error from 1.70 to 0.73—a clear improvement that does not fully resolve the problem. The Urnings algorithm [16] performs better still, holding spread at 1.11 against the true 1.04 and error at 0.43, flat rather than rising. Urnings also provides what the selection policy actually needs and Elo cannot give: a calibrated standard error. We adopt Urnings as the tracker, and retain Elo and Parallel Elo as baselines in Section V so that the contribution of this choice can be measured rather than asserted.</w:t>
+        <w:t>Two remedies are available. Parallel Elo, proposed in [16], maintains two independent rating chains updated on alternating responses and selects items using whichever chain is not currently being updated, which breaks the dependence between selection and current error. In our simulation it reduces terminal spread from 2.69 to 1.71 and terminal error from 1.70 to 0.73—a clear improvement that does not fully resolve the problem. The Urnings algorithm [16] performs better still, holding spread at 1.11 against the true 1.04 and error at 0.43, flat rather than rising. Urnings also provides what the selection policy actually needs and Elo cannot give: a calibrated standard error. We adopt Urnings as the tracker, and retain Elo and Parallel Elo as baselines in Section V so that the contribution of this choice can be measured rather than asserted.</w:t>
       </w:r>
     </w:p>
     <w:p>
@@ -1958,7 +1958,28 @@
           <w:color w:val="000000"/>
           <w:sz w:val="20"/>
         </w:rPr>
-        <w:t xml:space="preserve"> of the posterior—a direct, natively available measure of how uncertain the system is about that learner on that skill. We use it to allocate computation. By default the system takes a routine path: generation in EXAONE's fast non-reasoning mode and short, cached feedback. It escalates—to reasoning-mode generation of a minimal-pair probe and a contrastive English explanation naming the specific misconception—only when the measurement would be worth the cost:</w:t>
+        <w:t xml:space="preserve"> of the posterior—a direct, natively available signal of how evenly matched the learner's recent record has been against the items they faced on this skill, maximal when that record sits near a coin flip and smaller the further it drifts toward consistent success or failure. We deliberately do not claim w</w:t>
+      </w:r>
+      <w:r>
+        <w:rPr>
+          <w:rFonts w:ascii="Times New Roman" w:hAnsi="Times New Roman" w:eastAsia="Malgun Gothic"/>
+          <w:b w:val="0"/>
+          <w:i w:val="0"/>
+          <w:color w:val="000000"/>
+          <w:sz w:val="20"/>
+          <w:vertAlign w:val="subscript"/>
+        </w:rPr>
+        <w:t>k</w:t>
+      </w:r>
+      <w:r>
+        <w:rPr>
+          <w:rFonts w:ascii="Times New Roman" w:hAnsi="Times New Roman" w:eastAsia="Malgun Gothic"/>
+          <w:b w:val="0"/>
+          <w:i w:val="0"/>
+          <w:color w:val="000000"/>
+          <w:sz w:val="20"/>
+        </w:rPr>
+        <w:t xml:space="preserve"> is a calibrated estimate of absolute distance from the learner's true ability—Section V-C reports a direct test of that stronger claim, and it does not hold. What the gate below spends computation on is ambiguity in the recent record, not estimation error, a distinction worth stating plainly rather than eliding. By default the system takes a routine path: generation in EXAONE's fast non-reasoning mode and short, cached feedback. It escalates—to reasoning-mode generation of a minimal-pair probe and a contrastive English explanation naming the specific misconception—only when the recent record is ambiguous enough, or persistent enough, to be worth the cost:</w:t>
       </w:r>
     </w:p>
     <w:p>
@@ -2041,7 +2062,456 @@
           <w:color w:val="000000"/>
           <w:sz w:val="20"/>
         </w:rPr>
-        <w:t>That is, when the system is genuinely uncertain about the learner on this skill, or when the learner has repeated the same diagnosed misconception and a persistent misunderstanding is therefore indicated.</w:t>
+        <w:t>That is, when the learner's recent performance on this skill has been genuinely mixed against the items they were matched to, or when the learner has repeated the same diagnosed misconception and a persistent misunderstanding is therefore indicated. Both conditions are about ambiguity and persistence in the observable record, not about an unobservable true-ability gap that no deployed system can check itself against.</w:t>
+      </w:r>
+    </w:p>
+    <w:p>
+      <w:pPr>
+        <w:widowControl/>
+        <w:spacing w:after="60" w:before="0" w:line="240" w:lineRule="auto"/>
+        <w:ind w:firstLine="245"/>
+        <w:jc w:val="both"/>
+      </w:pPr>
+      <w:r>
+        <w:rPr>
+          <w:rFonts w:ascii="Times New Roman" w:hAnsi="Times New Roman" w:eastAsia="Malgun Gothic"/>
+          <w:b w:val="0"/>
+          <w:i w:val="0"/>
+          <w:color w:val="000000"/>
+          <w:sz w:val="20"/>
+        </w:rPr>
+        <w:t>The argument for this is both economic and pedagogical. Economically, reasoning-mode inference is substantially more expensive than standard decoding, and spending it uniformly is waste. Pedagogically, the finding that LLM feedback produced significant gains in only two of seven lessons [29] suggests that uniform feedback dilutes effect: much of it goes to learners who did not need it. Routing elaborate explanation towards persistent, specifically diagnosed misconceptions is a principled way to concentrate it where it should do most good. We are not aware of prior work that allocates generative compute in an educational system according to this kind of psychometric ambiguity signal.</w:t>
+      </w:r>
+    </w:p>
+    <w:p>
+      <w:pPr>
+        <w:widowControl/>
+        <w:spacing w:after="60" w:before="140" w:line="240" w:lineRule="auto"/>
+        <w:jc w:val="left"/>
+      </w:pPr>
+      <w:r>
+        <w:rPr>
+          <w:rFonts w:ascii="Times New Roman" w:hAnsi="Times New Roman" w:eastAsia="Malgun Gothic"/>
+          <w:b w:val="0"/>
+          <w:i/>
+          <w:color w:val="000000"/>
+          <w:sz w:val="20"/>
+        </w:rPr>
+        <w:t>D. Selection Policy: Measurement Versus Learning</w:t>
+      </w:r>
+    </w:p>
+    <w:p>
+      <w:pPr>
+        <w:widowControl/>
+        <w:spacing w:after="60" w:before="0" w:line="240" w:lineRule="auto"/>
+        <w:jc w:val="both"/>
+      </w:pPr>
+      <w:r>
+        <w:rPr>
+          <w:rFonts w:ascii="Times New Roman" w:hAnsi="Times New Roman" w:eastAsia="Malgun Gothic"/>
+          <w:b w:val="0"/>
+          <w:i w:val="0"/>
+          <w:color w:val="000000"/>
+          <w:sz w:val="20"/>
+        </w:rPr>
+        <w:t>One further design decision deserves explicit defence because it departs from convention. Classical adaptive testing selects the item that maximises information about the learner, which for a Rasch model means an item the learner has roughly a 50% chance of answering correctly. That is optimal if the goal is to measure someone efficiently. It is not optimal if the goal is to help them learn: a 50% success rate is demoralising over a long practice session. Wilson et al. show that for a broad class of learning systems the rate of improvement is maximised at an accuracy of about 85% [27], and the pedagogical literature on desirable difficulty points the same way. We therefore select</w:t>
+      </w:r>
+    </w:p>
+    <w:p>
+      <w:pPr>
+        <w:widowControl/>
+        <w:tabs>
+          <w:tab w:pos="4853" w:val="right"/>
+        </w:tabs>
+        <w:spacing w:after="100" w:before="100" w:line="240" w:lineRule="auto"/>
+        <w:ind w:left="144"/>
+        <w:jc w:val="left"/>
+      </w:pPr>
+      <w:r>
+        <w:rPr>
+          <w:rFonts w:ascii="Times New Roman" w:hAnsi="Times New Roman" w:eastAsia="Malgun Gothic"/>
+          <w:b w:val="0"/>
+          <w:i/>
+          <w:color w:val="000000"/>
+          <w:sz w:val="20"/>
+        </w:rPr>
+        <w:t>i* = argmin</w:t>
+      </w:r>
+      <w:r>
+        <w:rPr>
+          <w:rFonts w:ascii="Times New Roman" w:hAnsi="Times New Roman" w:eastAsia="Malgun Gothic"/>
+          <w:b w:val="0"/>
+          <w:i/>
+          <w:color w:val="000000"/>
+          <w:sz w:val="20"/>
+          <w:vertAlign w:val="subscript"/>
+        </w:rPr>
+        <w:t>i</w:t>
+      </w:r>
+      <w:r>
+        <w:rPr>
+          <w:rFonts w:ascii="Times New Roman" w:hAnsi="Times New Roman" w:eastAsia="Malgun Gothic"/>
+          <w:b w:val="0"/>
+          <w:i/>
+          <w:color w:val="000000"/>
+          <w:sz w:val="20"/>
+        </w:rPr>
+        <w:t xml:space="preserve"> | σ(θ̂</w:t>
+      </w:r>
+      <w:r>
+        <w:rPr>
+          <w:rFonts w:ascii="Times New Roman" w:hAnsi="Times New Roman" w:eastAsia="Malgun Gothic"/>
+          <w:b w:val="0"/>
+          <w:i/>
+          <w:color w:val="000000"/>
+          <w:sz w:val="20"/>
+          <w:vertAlign w:val="subscript"/>
+        </w:rPr>
+        <w:t>p</w:t>
+      </w:r>
+      <w:r>
+        <w:rPr>
+          <w:rFonts w:ascii="Times New Roman" w:hAnsi="Times New Roman" w:eastAsia="Malgun Gothic"/>
+          <w:b w:val="0"/>
+          <w:i/>
+          <w:color w:val="000000"/>
+          <w:sz w:val="20"/>
+        </w:rPr>
+        <w:t xml:space="preserve"> − β̂</w:t>
+      </w:r>
+      <w:r>
+        <w:rPr>
+          <w:rFonts w:ascii="Times New Roman" w:hAnsi="Times New Roman" w:eastAsia="Malgun Gothic"/>
+          <w:b w:val="0"/>
+          <w:i/>
+          <w:color w:val="000000"/>
+          <w:sz w:val="20"/>
+          <w:vertAlign w:val="subscript"/>
+        </w:rPr>
+        <w:t>i</w:t>
+      </w:r>
+      <w:r>
+        <w:rPr>
+          <w:rFonts w:ascii="Times New Roman" w:hAnsi="Times New Roman" w:eastAsia="Malgun Gothic"/>
+          <w:b w:val="0"/>
+          <w:i/>
+          <w:color w:val="000000"/>
+          <w:sz w:val="20"/>
+        </w:rPr>
+        <w:t>) − 0.85 |</w:t>
+        <w:tab/>
+        <w:t>(3)</w:t>
+      </w:r>
+    </w:p>
+    <w:p>
+      <w:pPr>
+        <w:widowControl/>
+        <w:spacing w:after="60" w:before="0" w:line="240" w:lineRule="auto"/>
+        <w:ind w:firstLine="245"/>
+        <w:jc w:val="both"/>
+      </w:pPr>
+      <w:r>
+        <w:rPr>
+          <w:rFonts w:ascii="Times New Roman" w:hAnsi="Times New Roman" w:eastAsia="Malgun Gothic"/>
+          <w:b w:val="0"/>
+          <w:i w:val="0"/>
+          <w:color w:val="000000"/>
+          <w:sz w:val="20"/>
+        </w:rPr>
+        <w:t>restricted to items targeting the skill with the greatest expected pedagogical return. This deliberately sacrifices measurement efficiency for learning efficiency, and we now put a number on that cost rather than leave the trade-off purely stated. Using the point-biserial discrimination index—the classical test-theory measure of whether a correct response on an item actually distinguishes stronger from weaker learners—we simulate a field-test population (θ ~ N(0,1), 2000 learners, 40 replications per difficulty) and evaluate it at the item difficulty each policy implies for an average-ability learner. The maximum-information target (β=0, 50% success) gives discrimination 0.41; our 85%-target policy (β=θ̂−logit(0.15), by Eq. 3) gives 0.34—both comfortably in the conventionally "good" range (≥0.30), an 18% relative drop rather than a qualitative one. The trade-off is real, as stated, but the items this policy serves remain psychometrically sound; this was not previously measured and is not assumed. Scheduling across sessions follows a spacing model in the tradition of half-life regression [28], with the tracker posterior supplying the ability term.</w:t>
+      </w:r>
+    </w:p>
+    <w:p>
+      <w:pPr>
+        <w:widowControl/>
+        <w:spacing w:after="80" w:before="200" w:line="240" w:lineRule="auto"/>
+        <w:jc w:val="center"/>
+      </w:pPr>
+      <w:r>
+        <w:rPr>
+          <w:rFonts w:ascii="Times New Roman" w:hAnsi="Times New Roman" w:eastAsia="Malgun Gothic"/>
+          <w:b w:val="0"/>
+          <w:i w:val="0"/>
+          <w:color w:val="000000"/>
+          <w:sz w:val="20"/>
+        </w:rPr>
+        <w:t>V. EXPERIMENTAL DESIGN</w:t>
+      </w:r>
+    </w:p>
+    <w:p>
+      <w:pPr>
+        <w:widowControl/>
+        <w:spacing w:after="60" w:before="0" w:line="240" w:lineRule="auto"/>
+        <w:jc w:val="both"/>
+      </w:pPr>
+      <w:r>
+        <w:rPr>
+          <w:rFonts w:ascii="Times New Roman" w:hAnsi="Times New Roman" w:eastAsia="Malgun Gothic"/>
+          <w:b w:val="0"/>
+          <w:i w:val="0"/>
+          <w:color w:val="000000"/>
+          <w:sz w:val="20"/>
+        </w:rPr>
+        <w:t>This design follows directly from Section IV: each of the two novelties gets a single, targeted piece of evidence rather than an exhaustive ablation grid, because a large factorial study answers questions this paper does not ask. The offline validations in Subsections B through C are the primary evidence for the paper's claims and stand on their own; the classroom pilot in Subsection D is a secondary, exploratory extension that is valuable but not a precondition for the technical claims being true.</w:t>
+      </w:r>
+    </w:p>
+    <w:p>
+      <w:pPr>
+        <w:widowControl/>
+        <w:spacing w:after="60" w:before="140" w:line="240" w:lineRule="auto"/>
+        <w:jc w:val="left"/>
+      </w:pPr>
+      <w:r>
+        <w:rPr>
+          <w:rFonts w:ascii="Times New Roman" w:hAnsi="Times New Roman" w:eastAsia="Malgun Gothic"/>
+          <w:b w:val="0"/>
+          <w:i/>
+          <w:color w:val="000000"/>
+          <w:sz w:val="20"/>
+        </w:rPr>
+        <w:t>A. Materials and Data</w:t>
+      </w:r>
+    </w:p>
+    <w:p>
+      <w:pPr>
+        <w:widowControl/>
+        <w:spacing w:after="60" w:before="0" w:line="240" w:lineRule="auto"/>
+        <w:jc w:val="both"/>
+      </w:pPr>
+      <w:r>
+        <w:rPr>
+          <w:rFonts w:ascii="Times New Roman" w:hAnsi="Times New Roman" w:eastAsia="Malgun Gothic"/>
+          <w:b w:val="0"/>
+          <w:i w:val="0"/>
+          <w:color w:val="000000"/>
+          <w:sz w:val="20"/>
+        </w:rPr>
+        <w:t>Grammatical targets are drawn from a TOPIK-aligned syllabus spanning levels I through IV, decomposed into roughly 120 discrete grammatical points. The misconception taxonomy is KAGAS [24], the 14-category Korean grammatical error taxonomy, rather than a project-specific scheme, so that the diagnostic labels a generated distractor carries are independently defined and independently auditable. All generated items entering any evaluation are reviewed by qualified Korean instructors first; we report, but do not act on, the verifier's agreement with those reviewers, so that the verifier's standalone accuracy can be measured on its own terms.</w:t>
+      </w:r>
+    </w:p>
+    <w:p>
+      <w:pPr>
+        <w:widowControl/>
+        <w:spacing w:after="60" w:before="140" w:line="240" w:lineRule="auto"/>
+        <w:jc w:val="left"/>
+      </w:pPr>
+      <w:r>
+        <w:rPr>
+          <w:rFonts w:ascii="Times New Roman" w:hAnsi="Times New Roman" w:eastAsia="Malgun Gothic"/>
+          <w:b w:val="0"/>
+          <w:i/>
+          <w:color w:val="000000"/>
+          <w:sz w:val="20"/>
+        </w:rPr>
+        <w:t>B. Validating Novelty 1: Misconception-Conditioned Distractors</w:t>
+      </w:r>
+    </w:p>
+    <w:p>
+      <w:pPr>
+        <w:widowControl/>
+        <w:spacing w:after="60" w:before="0" w:line="240" w:lineRule="auto"/>
+        <w:jc w:val="both"/>
+      </w:pPr>
+      <w:r>
+        <w:rPr>
+          <w:rFonts w:ascii="Times New Roman" w:hAnsi="Times New Roman" w:eastAsia="Malgun Gothic"/>
+          <w:b w:val="0"/>
+          <w:i w:val="0"/>
+          <w:color w:val="000000"/>
+          <w:sz w:val="20"/>
+        </w:rPr>
+        <w:t>Item quality is rated by three independent Korean language instructors on four dimensions — grammaticality of the stem, uniqueness of the key, plausibility of each distractor, and correctness of the KAGAS label — with agreement reported as Fleiss' κ. Two measures matter most. First, the rate of items containing more than one defensible answer, since this is the failure the verifier gate in Section IV-B exists specifically to catch, and it is the one the general distractor-generation literature does not report [10]. Second, agreement between the KAGAS label a distractor was generated to realise and the label an instructor independently assigns after seeing only the distractor — this is the direct test of whether misconception-conditioning actually produces a usable diagnosis, or merely a plausible wrong answer with a label attached.</w:t>
+      </w:r>
+    </w:p>
+    <w:p>
+      <w:pPr>
+        <w:widowControl/>
+        <w:spacing w:after="60" w:before="140" w:line="240" w:lineRule="auto"/>
+        <w:jc w:val="left"/>
+      </w:pPr>
+      <w:r>
+        <w:rPr>
+          <w:rFonts w:ascii="Times New Roman" w:hAnsi="Times New Roman" w:eastAsia="Malgun Gothic"/>
+          <w:b w:val="0"/>
+          <w:i/>
+          <w:color w:val="000000"/>
+          <w:sz w:val="20"/>
+        </w:rPr>
+        <w:t>C. Validating Novelty 2: Uncertainty-Gated Escalation</w:t>
+      </w:r>
+    </w:p>
+    <w:p>
+      <w:pPr>
+        <w:widowControl/>
+        <w:spacing w:after="60" w:before="0" w:line="240" w:lineRule="auto"/>
+        <w:jc w:val="both"/>
+      </w:pPr>
+      <w:r>
+        <w:rPr>
+          <w:rFonts w:ascii="Times New Roman" w:hAnsi="Times New Roman" w:eastAsia="Malgun Gothic"/>
+          <w:b w:val="0"/>
+          <w:i w:val="0"/>
+          <w:color w:val="000000"/>
+          <w:sz w:val="20"/>
+        </w:rPr>
+        <w:t>Two questions. First, does w</w:t>
+      </w:r>
+      <w:r>
+        <w:rPr>
+          <w:rFonts w:ascii="Times New Roman" w:hAnsi="Times New Roman" w:eastAsia="Malgun Gothic"/>
+          <w:b w:val="0"/>
+          <w:i w:val="0"/>
+          <w:color w:val="000000"/>
+          <w:sz w:val="20"/>
+          <w:vertAlign w:val="subscript"/>
+        </w:rPr>
+        <w:t>k</w:t>
+      </w:r>
+      <w:r>
+        <w:rPr>
+          <w:rFonts w:ascii="Times New Roman" w:hAnsi="Times New Roman" w:eastAsia="Malgun Gothic"/>
+          <w:b w:val="0"/>
+          <w:i w:val="0"/>
+          <w:color w:val="000000"/>
+          <w:sz w:val="20"/>
+        </w:rPr>
+        <w:t xml:space="preserve"> actually track absolute estimation error |θ̂</w:t>
+      </w:r>
+      <w:r>
+        <w:rPr>
+          <w:rFonts w:ascii="Times New Roman" w:hAnsi="Times New Roman" w:eastAsia="Malgun Gothic"/>
+          <w:b w:val="0"/>
+          <w:i w:val="0"/>
+          <w:color w:val="000000"/>
+          <w:sz w:val="20"/>
+          <w:vertAlign w:val="subscript"/>
+        </w:rPr>
+        <w:t>p</w:t>
+      </w:r>
+      <w:r>
+        <w:rPr>
+          <w:rFonts w:ascii="Times New Roman" w:hAnsi="Times New Roman" w:eastAsia="Malgun Gothic"/>
+          <w:b w:val="0"/>
+          <w:i w:val="0"/>
+          <w:color w:val="000000"/>
+          <w:sz w:val="20"/>
+        </w:rPr>
+        <w:t xml:space="preserve"> − θ</w:t>
+      </w:r>
+      <w:r>
+        <w:rPr>
+          <w:rFonts w:ascii="Times New Roman" w:hAnsi="Times New Roman" w:eastAsia="Malgun Gothic"/>
+          <w:b w:val="0"/>
+          <w:i w:val="0"/>
+          <w:color w:val="000000"/>
+          <w:sz w:val="20"/>
+          <w:vertAlign w:val="subscript"/>
+        </w:rPr>
+        <w:t>p</w:t>
+      </w:r>
+      <w:r>
+        <w:rPr>
+          <w:rFonts w:ascii="Times New Roman" w:hAnsi="Times New Roman" w:eastAsia="Malgun Gothic"/>
+          <w:b w:val="0"/>
+          <w:i w:val="0"/>
+          <w:color w:val="000000"/>
+          <w:sz w:val="20"/>
+        </w:rPr>
+        <w:t>|, the stronger claim Section IV-C explicitly declines to make? We test this directly rather than assume it: a single simulated learner per fixed true θ, run against an exactly-known item pool to equilibrium, removing every population and item-estimation confound. The result is decisive and negative. At n=32, the urn size used throughout this system, a learner at an extreme true ability converges to one of the NARROWEST urns—looking most confident—while carrying the LARGEST true error of any position tested; a learner near the pool's centre gets the WIDEST urn while carrying unremarkable error. Across a grid of θ values this gives corr(w</w:t>
+      </w:r>
+      <w:r>
+        <w:rPr>
+          <w:rFonts w:ascii="Times New Roman" w:hAnsi="Times New Roman" w:eastAsia="Malgun Gothic"/>
+          <w:b w:val="0"/>
+          <w:i w:val="0"/>
+          <w:color w:val="000000"/>
+          <w:sz w:val="20"/>
+          <w:vertAlign w:val="subscript"/>
+        </w:rPr>
+        <w:t>k</w:t>
+      </w:r>
+      <w:r>
+        <w:rPr>
+          <w:rFonts w:ascii="Times New Roman" w:hAnsi="Times New Roman" w:eastAsia="Malgun Gothic"/>
+          <w:b w:val="0"/>
+          <w:i w:val="0"/>
+          <w:color w:val="000000"/>
+          <w:sz w:val="20"/>
+        </w:rPr>
+        <w:t>, error) = −0.76 at n=32, reproduced at n=64 (−0.85), weakening only at n=128 (−0.04). We quantify this formally with the regression-calibration method of [43] (the continuous analogue of [42]'s classifier calibration error): at every nominal confidence level tested, the urn's own credible interval for θ, transformed from the proportion to the logit scale, contains the true value LESS often than claimed—a nominal 90% interval contains truth only 76-83% of the time, a nominal 50% interval only 34-43% of the time, a mean calibration error of 6-11 percentage points depending on population. w</w:t>
+      </w:r>
+      <w:r>
+        <w:rPr>
+          <w:rFonts w:ascii="Times New Roman" w:hAnsi="Times New Roman" w:eastAsia="Malgun Gothic"/>
+          <w:b w:val="0"/>
+          <w:i w:val="0"/>
+          <w:color w:val="000000"/>
+          <w:sz w:val="20"/>
+          <w:vertAlign w:val="subscript"/>
+        </w:rPr>
+        <w:t>k</w:t>
+      </w:r>
+      <w:r>
+        <w:rPr>
+          <w:rFonts w:ascii="Times New Roman" w:hAnsi="Times New Roman" w:eastAsia="Malgun Gothic"/>
+          <w:b w:val="0"/>
+          <w:i w:val="0"/>
+          <w:color w:val="000000"/>
+          <w:sz w:val="20"/>
+        </w:rPr>
+        <w:t xml:space="preserve"> is systematically overconfident as an absolute uncertainty estimate, not merely uncorrelated with one, because it is a function of the learner's current position within the urn's fixed range rather than of accumulated evidence quantity. We take this as settled for n=32 and report it plainly rather than retrofit a weaker claim the data does not support: the trigger in Eq. 2 targets ambiguous recent performance, as Section IV-C now states, and should not be read as targeting poorly-measured learners in any absolute sense. Second, is the gating worth its complexity regardless of that distinction: because update() does not depend on which feedback path produced an interaction, the learner's measured trajectory is IDENTICAL whether a given interaction was escalated or not—gating changes only what is shown to the learner, never the tracker's arithmetic—so there is no measurement-precision cost to compare. What is worth reporting is how much compute gating actually saves: across a simulated practice history of 120,000 responses from 300 learners, the gate fires on 76-82% of interactions depending on population mix, saving 18-24% of reasoning-mode calls against an always-escalate baseline at zero measured cost to tracking.</w:t>
+      </w:r>
+    </w:p>
+    <w:p>
+      <w:pPr>
+        <w:widowControl/>
+        <w:spacing w:after="60" w:before="140" w:line="240" w:lineRule="auto"/>
+        <w:jc w:val="left"/>
+      </w:pPr>
+      <w:r>
+        <w:rPr>
+          <w:rFonts w:ascii="Times New Roman" w:hAnsi="Times New Roman" w:eastAsia="Malgun Gothic"/>
+          <w:b w:val="0"/>
+          <w:i/>
+          <w:color w:val="000000"/>
+          <w:sz w:val="20"/>
+        </w:rPr>
+        <w:t>D. Exploratory Classroom Pilot</w:t>
+      </w:r>
+    </w:p>
+    <w:p>
+      <w:pPr>
+        <w:widowControl/>
+        <w:spacing w:after="60" w:before="0" w:line="240" w:lineRule="auto"/>
+        <w:jc w:val="both"/>
+      </w:pPr>
+      <w:r>
+        <w:rPr>
+          <w:rFonts w:ascii="Times New Roman" w:hAnsi="Times New Roman" w:eastAsia="Malgun Gothic"/>
+          <w:b w:val="0"/>
+          <w:i w:val="0"/>
+          <w:color w:val="000000"/>
+          <w:sz w:val="20"/>
+        </w:rPr>
+        <w:t>Fig. 5 summarises the design, offered as secondary evidence of real-world usefulness rather than as the paper's central claim. We recruit learners of Korean as a foreign language at CEFR A2–B1 equivalent, block-randomised by placement score into three arms. Arm A receives a fixed expert-authored item bank in random order. Arm B receives the same fixed bank with Elo-based adaptive selection, representing current good practice [18]. Arm C receives the full KO-DRILL system. Arms A and B share an item bank so that the effect of generation is separable from the effect of adaptivity. Running this pilot at the full scale implied by Fig. 5 — three arms of 60 — is desirable but not required before the claims in Subsections B through C can be reported; a smaller single-cohort pilot comparing only Arm A against Arm C is a reasonable first step if resources are limited, at the cost of not separating the generation and adaptivity effects.</w:t>
+      </w:r>
+    </w:p>
+    <w:p>
+      <w:pPr>
+        <w:widowControl/>
+        <w:spacing w:after="60" w:before="0" w:line="240" w:lineRule="auto"/>
+        <w:ind w:firstLine="245"/>
+        <w:jc w:val="both"/>
+      </w:pPr>
+      <w:r>
+        <w:rPr>
+          <w:rFonts w:ascii="Times New Roman" w:hAnsi="Times New Roman" w:eastAsia="Malgun Gothic"/>
+          <w:b w:val="0"/>
+          <w:i w:val="0"/>
+          <w:color w:val="000000"/>
+          <w:sz w:val="20"/>
+        </w:rPr>
+        <w:t>Participants complete a TOPIK-aligned pre-test, six weeks of practice, an immediate post-test, and a delayed retention test four weeks later. The primary outcome is normalised learning gain on the post-test; secondary outcomes are retention, items-to-mastery, per-skill diagnostic accuracy against instructor judgement, and completion rate. We note plainly that a sample of 60 per arm gives 80% power to detect a standardised between-arm difference of only d = 0.51 two-sided, or d = 0.59 Bonferroni-corrected across the three pairwise comparisons — larger than the 0.28–0.33 range reported for LLM feedback alone [29]. This is a known limitation of the pilot, not of the paper's technical claims, which is exactly why Subsections B through C are designed to stand independently of it.</w:t>
       </w:r>
     </w:p>
     <w:p>
@@ -2064,431 +2534,8 @@
       <w:r>
         <w:drawing>
           <wp:inline xmlns:a="http://schemas.openxmlformats.org/drawingml/2006/main" xmlns:pic="http://schemas.openxmlformats.org/drawingml/2006/picture">
-            <wp:extent cx="6400800" cy="1694498"/>
+            <wp:extent cx="6400800" cy="1654396"/>
             <wp:docPr id="4" name="Picture 4"/>
-            <wp:cNvGraphicFramePr>
-              <a:graphicFrameLocks noChangeAspect="1"/>
-            </wp:cNvGraphicFramePr>
-            <a:graphic>
-              <a:graphicData uri="http://schemas.openxmlformats.org/drawingml/2006/picture">
-                <pic:pic>
-                  <pic:nvPicPr>
-                    <pic:cNvPr id="0" name="fig3_escalation.png"/>
-                    <pic:cNvPicPr/>
-                  </pic:nvPicPr>
-                  <pic:blipFill>
-                    <a:blip r:embed="rId12"/>
-                    <a:stretch>
-                      <a:fillRect/>
-                    </a:stretch>
-                  </pic:blipFill>
-                  <pic:spPr>
-                    <a:xfrm>
-                      <a:off x="0" y="0"/>
-                      <a:ext cx="6400800" cy="1694498"/>
-                    </a:xfrm>
-                    <a:prstGeom prst="rect"/>
-                  </pic:spPr>
-                </pic:pic>
-              </a:graphicData>
-            </a:graphic>
-          </wp:inline>
-        </w:drawing>
-      </w:r>
-    </w:p>
-    <w:p>
-      <w:pPr>
-        <w:widowControl/>
-        <w:spacing w:after="160" w:before="0" w:line="240" w:lineRule="auto"/>
-        <w:jc w:val="both"/>
-      </w:pPr>
-      <w:r>
-        <w:rPr>
-          <w:rFonts w:ascii="Times New Roman" w:hAnsi="Times New Roman" w:eastAsia="Malgun Gothic"/>
-          <w:b w:val="0"/>
-          <w:i w:val="0"/>
-          <w:color w:val="000000"/>
-          <w:sz w:val="16"/>
-        </w:rPr>
-        <w:t>Fig. 3. Uncertainty-gated escalation (Novelty 2). Expensive reasoning-mode generation and contrastive feedback are spent only where the posterior is wide or a misconception has persisted, rather than uniformly across all interactions.</w:t>
-      </w:r>
-    </w:p>
-    <w:p>
-      <w:pPr>
-        <w:sectPr>
-          <w:type w:val="continuous"/>
-          <w:pgSz w:w="12240" w:h="15840"/>
-          <w:pgMar w:top="1080" w:right="900" w:bottom="1440" w:left="900" w:header="720" w:footer="720" w:gutter="0"/>
-          <w:cols w:space="360" w:num="1" w:equalWidth="1"/>
-          <w:docGrid w:linePitch="360"/>
-        </w:sectPr>
-      </w:pPr>
-    </w:p>
-    <w:p>
-      <w:pPr>
-        <w:widowControl/>
-        <w:spacing w:after="60" w:before="0" w:line="240" w:lineRule="auto"/>
-        <w:jc w:val="both"/>
-      </w:pPr>
-      <w:r>
-        <w:rPr>
-          <w:rFonts w:ascii="Times New Roman" w:hAnsi="Times New Roman" w:eastAsia="Malgun Gothic"/>
-          <w:b w:val="0"/>
-          <w:i w:val="0"/>
-          <w:color w:val="000000"/>
-          <w:sz w:val="20"/>
-        </w:rPr>
-        <w:t>The argument for this is both economic and pedagogical. Economically, reasoning-mode inference is substantially more expensive than standard decoding, and spending it uniformly is waste. Pedagogically, the finding that LLM feedback produced significant gains in only two of seven lessons [29] suggests that uniform feedback dilutes effect: much of it goes to learners who did not need it. Routing elaborate explanation towards persistent, specifically diagnosed misconceptions is a principled way to concentrate it where it should do most good. We are not aware of prior work that allocates generative compute in an educational system according to psychometric uncertainty.</w:t>
-      </w:r>
-    </w:p>
-    <w:p>
-      <w:pPr>
-        <w:widowControl/>
-        <w:spacing w:after="60" w:before="140" w:line="240" w:lineRule="auto"/>
-        <w:jc w:val="left"/>
-      </w:pPr>
-      <w:r>
-        <w:rPr>
-          <w:rFonts w:ascii="Times New Roman" w:hAnsi="Times New Roman" w:eastAsia="Malgun Gothic"/>
-          <w:b w:val="0"/>
-          <w:i/>
-          <w:color w:val="000000"/>
-          <w:sz w:val="20"/>
-        </w:rPr>
-        <w:t>D. Selection Policy: Measurement Versus Learning</w:t>
-      </w:r>
-    </w:p>
-    <w:p>
-      <w:pPr>
-        <w:widowControl/>
-        <w:spacing w:after="60" w:before="0" w:line="240" w:lineRule="auto"/>
-        <w:jc w:val="both"/>
-      </w:pPr>
-      <w:r>
-        <w:rPr>
-          <w:rFonts w:ascii="Times New Roman" w:hAnsi="Times New Roman" w:eastAsia="Malgun Gothic"/>
-          <w:b w:val="0"/>
-          <w:i w:val="0"/>
-          <w:color w:val="000000"/>
-          <w:sz w:val="20"/>
-        </w:rPr>
-        <w:t>One further design decision deserves explicit defence because it departs from convention. Classical adaptive testing selects the item that maximises information about the learner, which for a Rasch model means an item the learner has roughly a 50% chance of answering correctly. That is optimal if the goal is to measure someone efficiently. It is not optimal if the goal is to help them learn: a 50% success rate is demoralising over a long practice session. Wilson et al. show that for a broad class of learning systems the rate of improvement is maximised at an accuracy of about 85% [27], and the pedagogical literature on desirable difficulty points the same way. We therefore select</w:t>
-      </w:r>
-    </w:p>
-    <w:p>
-      <w:pPr>
-        <w:widowControl/>
-        <w:tabs>
-          <w:tab w:pos="4853" w:val="right"/>
-        </w:tabs>
-        <w:spacing w:after="100" w:before="100" w:line="240" w:lineRule="auto"/>
-        <w:ind w:left="144"/>
-        <w:jc w:val="left"/>
-      </w:pPr>
-      <w:r>
-        <w:rPr>
-          <w:rFonts w:ascii="Times New Roman" w:hAnsi="Times New Roman" w:eastAsia="Malgun Gothic"/>
-          <w:b w:val="0"/>
-          <w:i/>
-          <w:color w:val="000000"/>
-          <w:sz w:val="20"/>
-        </w:rPr>
-        <w:t>i* = argmin</w:t>
-      </w:r>
-      <w:r>
-        <w:rPr>
-          <w:rFonts w:ascii="Times New Roman" w:hAnsi="Times New Roman" w:eastAsia="Malgun Gothic"/>
-          <w:b w:val="0"/>
-          <w:i/>
-          <w:color w:val="000000"/>
-          <w:sz w:val="20"/>
-          <w:vertAlign w:val="subscript"/>
-        </w:rPr>
-        <w:t>i</w:t>
-      </w:r>
-      <w:r>
-        <w:rPr>
-          <w:rFonts w:ascii="Times New Roman" w:hAnsi="Times New Roman" w:eastAsia="Malgun Gothic"/>
-          <w:b w:val="0"/>
-          <w:i/>
-          <w:color w:val="000000"/>
-          <w:sz w:val="20"/>
-        </w:rPr>
-        <w:t xml:space="preserve"> | σ(θ̂</w:t>
-      </w:r>
-      <w:r>
-        <w:rPr>
-          <w:rFonts w:ascii="Times New Roman" w:hAnsi="Times New Roman" w:eastAsia="Malgun Gothic"/>
-          <w:b w:val="0"/>
-          <w:i/>
-          <w:color w:val="000000"/>
-          <w:sz w:val="20"/>
-          <w:vertAlign w:val="subscript"/>
-        </w:rPr>
-        <w:t>p</w:t>
-      </w:r>
-      <w:r>
-        <w:rPr>
-          <w:rFonts w:ascii="Times New Roman" w:hAnsi="Times New Roman" w:eastAsia="Malgun Gothic"/>
-          <w:b w:val="0"/>
-          <w:i/>
-          <w:color w:val="000000"/>
-          <w:sz w:val="20"/>
-        </w:rPr>
-        <w:t xml:space="preserve"> − β̂</w:t>
-      </w:r>
-      <w:r>
-        <w:rPr>
-          <w:rFonts w:ascii="Times New Roman" w:hAnsi="Times New Roman" w:eastAsia="Malgun Gothic"/>
-          <w:b w:val="0"/>
-          <w:i/>
-          <w:color w:val="000000"/>
-          <w:sz w:val="20"/>
-          <w:vertAlign w:val="subscript"/>
-        </w:rPr>
-        <w:t>i</w:t>
-      </w:r>
-      <w:r>
-        <w:rPr>
-          <w:rFonts w:ascii="Times New Roman" w:hAnsi="Times New Roman" w:eastAsia="Malgun Gothic"/>
-          <w:b w:val="0"/>
-          <w:i/>
-          <w:color w:val="000000"/>
-          <w:sz w:val="20"/>
-        </w:rPr>
-        <w:t>) − 0.85 |</w:t>
-        <w:tab/>
-        <w:t>(3)</w:t>
-      </w:r>
-    </w:p>
-    <w:p>
-      <w:pPr>
-        <w:widowControl/>
-        <w:spacing w:after="60" w:before="0" w:line="240" w:lineRule="auto"/>
-        <w:ind w:firstLine="245"/>
-        <w:jc w:val="both"/>
-      </w:pPr>
-      <w:r>
-        <w:rPr>
-          <w:rFonts w:ascii="Times New Roman" w:hAnsi="Times New Roman" w:eastAsia="Malgun Gothic"/>
-          <w:b w:val="0"/>
-          <w:i w:val="0"/>
-          <w:color w:val="000000"/>
-          <w:sz w:val="20"/>
-        </w:rPr>
-        <w:t>restricted to items targeting the skill with the greatest expected pedagogical return. This deliberately sacrifices measurement efficiency for learning efficiency. Because the trade-off is real rather than free—a drill system is also, implicitly, an assessment—this choice over the conventional maximum-information target is a design decision we state rather than resolve empirically in the present evaluation; it is a natural comparison for future work rather than one of the two claims this paper sets out to validate in Section V. Scheduling across sessions follows a spacing model in the tradition of half-life regression [28], with the tracker posterior supplying the ability term.</w:t>
-      </w:r>
-    </w:p>
-    <w:p>
-      <w:pPr>
-        <w:widowControl/>
-        <w:spacing w:after="80" w:before="200" w:line="240" w:lineRule="auto"/>
-        <w:jc w:val="center"/>
-      </w:pPr>
-      <w:r>
-        <w:rPr>
-          <w:rFonts w:ascii="Times New Roman" w:hAnsi="Times New Roman" w:eastAsia="Malgun Gothic"/>
-          <w:b w:val="0"/>
-          <w:i w:val="0"/>
-          <w:color w:val="000000"/>
-          <w:sz w:val="20"/>
-        </w:rPr>
-        <w:t>V. EXPERIMENTAL DESIGN</w:t>
-      </w:r>
-    </w:p>
-    <w:p>
-      <w:pPr>
-        <w:widowControl/>
-        <w:spacing w:after="60" w:before="0" w:line="240" w:lineRule="auto"/>
-        <w:jc w:val="both"/>
-      </w:pPr>
-      <w:r>
-        <w:rPr>
-          <w:rFonts w:ascii="Times New Roman" w:hAnsi="Times New Roman" w:eastAsia="Malgun Gothic"/>
-          <w:b w:val="0"/>
-          <w:i w:val="0"/>
-          <w:color w:val="000000"/>
-          <w:sz w:val="20"/>
-        </w:rPr>
-        <w:t>This design follows directly from Section IV: each of the two novelties gets a single, targeted piece of evidence rather than an exhaustive ablation grid, because a large factorial study answers questions this paper does not ask. The offline validations in Subsections B through C are the primary evidence for the paper's claims and stand on their own; the classroom pilot in Subsection D is a secondary, exploratory extension that is valuable but not a precondition for the technical claims being true.</w:t>
-      </w:r>
-    </w:p>
-    <w:p>
-      <w:pPr>
-        <w:widowControl/>
-        <w:spacing w:after="60" w:before="140" w:line="240" w:lineRule="auto"/>
-        <w:jc w:val="left"/>
-      </w:pPr>
-      <w:r>
-        <w:rPr>
-          <w:rFonts w:ascii="Times New Roman" w:hAnsi="Times New Roman" w:eastAsia="Malgun Gothic"/>
-          <w:b w:val="0"/>
-          <w:i/>
-          <w:color w:val="000000"/>
-          <w:sz w:val="20"/>
-        </w:rPr>
-        <w:t>A. Materials and Data</w:t>
-      </w:r>
-    </w:p>
-    <w:p>
-      <w:pPr>
-        <w:widowControl/>
-        <w:spacing w:after="60" w:before="0" w:line="240" w:lineRule="auto"/>
-        <w:jc w:val="both"/>
-      </w:pPr>
-      <w:r>
-        <w:rPr>
-          <w:rFonts w:ascii="Times New Roman" w:hAnsi="Times New Roman" w:eastAsia="Malgun Gothic"/>
-          <w:b w:val="0"/>
-          <w:i w:val="0"/>
-          <w:color w:val="000000"/>
-          <w:sz w:val="20"/>
-        </w:rPr>
-        <w:t>Grammatical targets are drawn from a TOPIK-aligned syllabus spanning levels I through IV, decomposed into roughly 120 discrete grammatical points. The misconception taxonomy is KAGAS [24], the 14-category Korean grammatical error taxonomy, rather than a project-specific scheme, so that the diagnostic labels a generated distractor carries are independently defined and independently auditable. All generated items entering any evaluation are reviewed by qualified Korean instructors first; we report, but do not act on, the verifier's agreement with those reviewers, so that the verifier's standalone accuracy can be measured on its own terms.</w:t>
-      </w:r>
-    </w:p>
-    <w:p>
-      <w:pPr>
-        <w:widowControl/>
-        <w:spacing w:after="60" w:before="140" w:line="240" w:lineRule="auto"/>
-        <w:jc w:val="left"/>
-      </w:pPr>
-      <w:r>
-        <w:rPr>
-          <w:rFonts w:ascii="Times New Roman" w:hAnsi="Times New Roman" w:eastAsia="Malgun Gothic"/>
-          <w:b w:val="0"/>
-          <w:i/>
-          <w:color w:val="000000"/>
-          <w:sz w:val="20"/>
-        </w:rPr>
-        <w:t>B. Validating Novelty 1: Misconception-Conditioned Distractors</w:t>
-      </w:r>
-    </w:p>
-    <w:p>
-      <w:pPr>
-        <w:widowControl/>
-        <w:spacing w:after="60" w:before="0" w:line="240" w:lineRule="auto"/>
-        <w:jc w:val="both"/>
-      </w:pPr>
-      <w:r>
-        <w:rPr>
-          <w:rFonts w:ascii="Times New Roman" w:hAnsi="Times New Roman" w:eastAsia="Malgun Gothic"/>
-          <w:b w:val="0"/>
-          <w:i w:val="0"/>
-          <w:color w:val="000000"/>
-          <w:sz w:val="20"/>
-        </w:rPr>
-        <w:t>Item quality is rated by three independent Korean language instructors on four dimensions — grammaticality of the stem, uniqueness of the key, plausibility of each distractor, and correctness of the KAGAS label — with agreement reported as Fleiss' κ. Two measures matter most. First, the rate of items containing more than one defensible answer, since this is the failure the verifier gate in Section IV-B exists specifically to catch, and it is the one the general distractor-generation literature does not report [10]. Second, agreement between the KAGAS label a distractor was generated to realise and the label an instructor independently assigns after seeing only the distractor — this is the direct test of whether misconception-conditioning actually produces a usable diagnosis, or merely a plausible wrong answer with a label attached.</w:t>
-      </w:r>
-    </w:p>
-    <w:p>
-      <w:pPr>
-        <w:widowControl/>
-        <w:spacing w:after="60" w:before="140" w:line="240" w:lineRule="auto"/>
-        <w:jc w:val="left"/>
-      </w:pPr>
-      <w:r>
-        <w:rPr>
-          <w:rFonts w:ascii="Times New Roman" w:hAnsi="Times New Roman" w:eastAsia="Malgun Gothic"/>
-          <w:b w:val="0"/>
-          <w:i/>
-          <w:color w:val="000000"/>
-          <w:sz w:val="20"/>
-        </w:rPr>
-        <w:t>C. Validating Novelty 2: Uncertainty-Gated Escalation</w:t>
-      </w:r>
-    </w:p>
-    <w:p>
-      <w:pPr>
-        <w:widowControl/>
-        <w:spacing w:after="60" w:before="0" w:line="240" w:lineRule="auto"/>
-        <w:jc w:val="both"/>
-      </w:pPr>
-      <w:r>
-        <w:rPr>
-          <w:rFonts w:ascii="Times New Roman" w:hAnsi="Times New Roman" w:eastAsia="Malgun Gothic"/>
-          <w:b w:val="0"/>
-          <w:i w:val="0"/>
-          <w:color w:val="000000"/>
-          <w:sz w:val="20"/>
-        </w:rPr>
-        <w:t>Two questions, each answered by one comparison. First, is the escalation trigger actually diagnostic of where measurement is weak: we correlate the posterior width that triggers escalation with the subsequent reduction in that width, across a sample of skill-learner pairs, and report whether wide-urn escalations close more uncertainty than routine-path interactions do. Second, is the gating worth its complexity: we compare total inference cost and resulting measurement precision between the gated policy and an always-escalate baseline that runs reasoning-mode generation on every interaction. If gating saves substantial cost at little loss of precision, that is the claim; if it does not, that is a negative result worth reporting plainly rather than omitting.</w:t>
-      </w:r>
-    </w:p>
-    <w:p>
-      <w:pPr>
-        <w:widowControl/>
-        <w:spacing w:after="60" w:before="140" w:line="240" w:lineRule="auto"/>
-        <w:jc w:val="left"/>
-      </w:pPr>
-      <w:r>
-        <w:rPr>
-          <w:rFonts w:ascii="Times New Roman" w:hAnsi="Times New Roman" w:eastAsia="Malgun Gothic"/>
-          <w:b w:val="0"/>
-          <w:i/>
-          <w:color w:val="000000"/>
-          <w:sz w:val="20"/>
-        </w:rPr>
-        <w:t>D. Exploratory Classroom Pilot</w:t>
-      </w:r>
-    </w:p>
-    <w:p>
-      <w:pPr>
-        <w:widowControl/>
-        <w:spacing w:after="60" w:before="0" w:line="240" w:lineRule="auto"/>
-        <w:jc w:val="both"/>
-      </w:pPr>
-      <w:r>
-        <w:rPr>
-          <w:rFonts w:ascii="Times New Roman" w:hAnsi="Times New Roman" w:eastAsia="Malgun Gothic"/>
-          <w:b w:val="0"/>
-          <w:i w:val="0"/>
-          <w:color w:val="000000"/>
-          <w:sz w:val="20"/>
-        </w:rPr>
-        <w:t>Fig. 5 summarises the design, offered as secondary evidence of real-world usefulness rather than as the paper's central claim. We recruit learners of Korean as a foreign language at CEFR A2–B1 equivalent, block-randomised by placement score into three arms. Arm A receives a fixed expert-authored item bank in random order. Arm B receives the same fixed bank with Elo-based adaptive selection, representing current good practice [18]. Arm C receives the full KO-DRILL system. Arms A and B share an item bank so that the effect of generation is separable from the effect of adaptivity. Running this pilot at the full scale implied by Fig. 5 — three arms of 60 — is desirable but not required before the claims in Subsections B through C can be reported; a smaller single-cohort pilot comparing only Arm A against Arm C is a reasonable first step if resources are limited, at the cost of not separating the generation and adaptivity effects.</w:t>
-      </w:r>
-    </w:p>
-    <w:p>
-      <w:pPr>
-        <w:widowControl/>
-        <w:spacing w:after="60" w:before="0" w:line="240" w:lineRule="auto"/>
-        <w:ind w:firstLine="245"/>
-        <w:jc w:val="both"/>
-      </w:pPr>
-      <w:r>
-        <w:rPr>
-          <w:rFonts w:ascii="Times New Roman" w:hAnsi="Times New Roman" w:eastAsia="Malgun Gothic"/>
-          <w:b w:val="0"/>
-          <w:i w:val="0"/>
-          <w:color w:val="000000"/>
-          <w:sz w:val="20"/>
-        </w:rPr>
-        <w:t>Participants complete a TOPIK-aligned pre-test, six weeks of practice, an immediate post-test, and a delayed retention test four weeks later. The primary outcome is normalised learning gain on the post-test; secondary outcomes are retention, items-to-mastery, per-skill diagnostic accuracy against instructor judgement, and completion rate. We note plainly that a sample of 60 per arm gives 80% power to detect a standardised between-arm difference of only d = 0.51 two-sided, or d = 0.59 Bonferroni-corrected across the three pairwise comparisons — larger than the 0.28–0.33 range reported for LLM feedback alone [29]. This is a known limitation of the pilot, not of the paper's technical claims, which is exactly why Subsections B through C are designed to stand independently of it.</w:t>
-      </w:r>
-    </w:p>
-    <w:p>
-      <w:pPr>
-        <w:sectPr>
-          <w:type w:val="continuous"/>
-          <w:pgSz w:w="12240" w:h="15840"/>
-          <w:pgMar w:top="1080" w:right="900" w:bottom="1440" w:left="900" w:header="720" w:footer="720" w:gutter="0"/>
-          <w:cols w:space="360" w:num="2" w:equalWidth="1"/>
-          <w:docGrid w:linePitch="360"/>
-        </w:sectPr>
-      </w:pPr>
-    </w:p>
-    <w:p>
-      <w:pPr>
-        <w:widowControl/>
-        <w:spacing w:after="60" w:before="120" w:line="240" w:lineRule="auto"/>
-        <w:jc w:val="center"/>
-      </w:pPr>
-      <w:r>
-        <w:drawing>
-          <wp:inline xmlns:a="http://schemas.openxmlformats.org/drawingml/2006/main" xmlns:pic="http://schemas.openxmlformats.org/drawingml/2006/picture">
-            <wp:extent cx="6400800" cy="1654396"/>
-            <wp:docPr id="5" name="Picture 5"/>
             <wp:cNvGraphicFramePr>
               <a:graphicFrameLocks noChangeAspect="1"/>
             </wp:cNvGraphicFramePr>
@@ -2500,7 +2547,7 @@
                     <pic:cNvPicPr/>
                   </pic:nvPicPr>
                   <pic:blipFill>
-                    <a:blip r:embed="rId13"/>
+                    <a:blip r:embed="rId12"/>
                     <a:stretch>
                       <a:fillRect/>
                     </a:stretch>
@@ -4084,7 +4131,7 @@
           <w:color w:val="000000"/>
           <w:sz w:val="16"/>
         </w:rPr>
-        <w:t xml:space="preserve">J. Lin, S. Y. Zhao, A. Gurung, X. Meng, and K. R. Koedinger, “Retrieval-augmented lesson generation with large language models for scenario-based tutor training,” </w:t>
+        <w:t xml:space="preserve">D. R. Thomas, C. Borchers, S. Bhushan, E. Gatz, S. Gupta, and K. R. Koedinger, “LLM-generated feedback supports learning if learners choose to use it,” in </w:t>
       </w:r>
       <w:r>
         <w:rPr>
@@ -4094,7 +4141,7 @@
           <w:color w:val="000000"/>
           <w:sz w:val="16"/>
         </w:rPr>
-        <w:t>Journal of Computer Assisted Learning</w:t>
+        <w:t>Lecture Notes in Computer Science</w:t>
       </w:r>
       <w:r>
         <w:rPr>
@@ -4104,7 +4151,7 @@
           <w:color w:val="000000"/>
           <w:sz w:val="16"/>
         </w:rPr>
-        <w:t>, vol. 42, no. 6, Dec. 2026, doi: 10.1002/jcal.70343.</w:t>
+        <w:t>, vol. 16063, Cham, Switzerland: Springer, 2026, doi: 10.1007/978-3-032-03870-8_33.</w:t>
       </w:r>
     </w:p>
     <w:p>
@@ -4593,6 +4640,104 @@
           <w:sz w:val="16"/>
         </w:rPr>
         <w:t>J. Ye and the Open Spaced Repetition community, “Free Spaced Repetition Scheduler (FSRS),” 2022. [Online]. Available: https://github.com/open-spaced-repetition. [Accessed: 18-Oct-2026].</w:t>
+      </w:r>
+    </w:p>
+    <w:p>
+      <w:pPr>
+        <w:widowControl/>
+        <w:spacing w:after="40" w:before="0" w:line="240" w:lineRule="auto"/>
+        <w:ind w:left="317" w:hanging="317"/>
+        <w:jc w:val="both"/>
+      </w:pPr>
+      <w:r>
+        <w:rPr>
+          <w:rFonts w:ascii="Times New Roman" w:hAnsi="Times New Roman" w:eastAsia="Malgun Gothic"/>
+          <w:b w:val="0"/>
+          <w:i w:val="0"/>
+          <w:color w:val="000000"/>
+          <w:sz w:val="16"/>
+        </w:rPr>
+        <w:t>[42]</w:t>
+        <w:tab/>
+      </w:r>
+      <w:r>
+        <w:rPr>
+          <w:rFonts w:ascii="Times New Roman" w:hAnsi="Times New Roman" w:eastAsia="Malgun Gothic"/>
+          <w:b w:val="0"/>
+          <w:i w:val="0"/>
+          <w:color w:val="000000"/>
+          <w:sz w:val="16"/>
+        </w:rPr>
+        <w:t xml:space="preserve">C. Guo, G. Pleiss, Y. Sun, and K. Q. Weinberger, “On calibration of modern neural networks,” in </w:t>
+      </w:r>
+      <w:r>
+        <w:rPr>
+          <w:rFonts w:ascii="Times New Roman" w:hAnsi="Times New Roman" w:eastAsia="Malgun Gothic"/>
+          <w:b w:val="0"/>
+          <w:i/>
+          <w:color w:val="000000"/>
+          <w:sz w:val="16"/>
+        </w:rPr>
+        <w:t>Proc. 34th Int. Conf. Mach. Learn. (ICML)</w:t>
+      </w:r>
+      <w:r>
+        <w:rPr>
+          <w:rFonts w:ascii="Times New Roman" w:hAnsi="Times New Roman" w:eastAsia="Malgun Gothic"/>
+          <w:b w:val="0"/>
+          <w:i w:val="0"/>
+          <w:color w:val="000000"/>
+          <w:sz w:val="16"/>
+        </w:rPr>
+        <w:t>, Sydney, Australia, 2017, pp. 1321–1330.</w:t>
+      </w:r>
+    </w:p>
+    <w:p>
+      <w:pPr>
+        <w:widowControl/>
+        <w:spacing w:after="40" w:before="0" w:line="240" w:lineRule="auto"/>
+        <w:ind w:left="317" w:hanging="317"/>
+        <w:jc w:val="both"/>
+      </w:pPr>
+      <w:r>
+        <w:rPr>
+          <w:rFonts w:ascii="Times New Roman" w:hAnsi="Times New Roman" w:eastAsia="Malgun Gothic"/>
+          <w:b w:val="0"/>
+          <w:i w:val="0"/>
+          <w:color w:val="000000"/>
+          <w:sz w:val="16"/>
+        </w:rPr>
+        <w:t>[43]</w:t>
+        <w:tab/>
+      </w:r>
+      <w:r>
+        <w:rPr>
+          <w:rFonts w:ascii="Times New Roman" w:hAnsi="Times New Roman" w:eastAsia="Malgun Gothic"/>
+          <w:b w:val="0"/>
+          <w:i w:val="0"/>
+          <w:color w:val="000000"/>
+          <w:sz w:val="16"/>
+        </w:rPr>
+        <w:t xml:space="preserve">V. Kuleshov, N. Fenner, and S. Ermon, “Accurate uncertainties for deep learning using calibrated regression,” in </w:t>
+      </w:r>
+      <w:r>
+        <w:rPr>
+          <w:rFonts w:ascii="Times New Roman" w:hAnsi="Times New Roman" w:eastAsia="Malgun Gothic"/>
+          <w:b w:val="0"/>
+          <w:i/>
+          <w:color w:val="000000"/>
+          <w:sz w:val="16"/>
+        </w:rPr>
+        <w:t>Proc. 35th Int. Conf. Mach. Learn. (ICML)</w:t>
+      </w:r>
+      <w:r>
+        <w:rPr>
+          <w:rFonts w:ascii="Times New Roman" w:hAnsi="Times New Roman" w:eastAsia="Malgun Gothic"/>
+          <w:b w:val="0"/>
+          <w:i w:val="0"/>
+          <w:color w:val="000000"/>
+          <w:sz w:val="16"/>
+        </w:rPr>
+        <w:t>, Stockholm, Sweden, 2018, pp. 2801–2809.</w:t>
       </w:r>
     </w:p>
     <w:sectPr>

--- a/paper/KO-DRILL_IEEE.docx
+++ b/paper/KO-DRILL_IEEE.docx
@@ -128,7 +128,7 @@
           <w:color w:val="000000"/>
           <w:sz w:val="18"/>
         </w:rPr>
-        <w:t>Drill practice—short, repeated question-and-answer exercises—is among the most reliable ways to consolidate the grammar and vocabulary of a second language, but it only works when each question is pitched at the right level for the individual learner. Large language models (LLMs) can now write such questions on demand, which removes the long-standing bottleneck of authoring exercises by hand. It also creates a new and largely unexamined problem. When questions are produced continuously, every question is new, so the system has no record of how difficult it actually is. Classical adaptive testing assumes a fixed, pre-tested question bank; deep knowledge tracing assumes dense histories in which many learners answer the same questions. In a generative setting neither assumption holds. This paper presents KO-DRILL, a pipeline for personalised Korean drill quizzes built around that difficulty. We make three design arguments and support them with evidence. First, deep learning should be used selectively: an LLM for writing Korean, a small fine-tuned encoder for predicting difficulty from text, and an explicit psychometric model—not a neural network—for tracking what a learner knows. Second, the Elo rating system, the default choice in adaptive practice platforms, is specifically unsuited here; in a simulation of 120,000 responses we reproduce its documented failure, with the spread of learner ratings inflating to 2.7 against a true value of 1.0 and still rising, while the Urnings algorithm remains calibrated at 1.1. Third, we propose two novelties: misconception-conditioned distractors that turn each wrong answer into a specific diagnosis rather than an undifferentiated error; and an uncertainty-gated escalation policy that spends expensive model capacity only where measurement is least certain. Both personalise below the grain a selection policy alone can reach: diagnosis tailored to the specific misconception an individual answer reveals, and intervention depth tailored to how uncertain the system is about that learner on that skill—neither available to a system built around a fixed, pre-calibrated item bank. We validate each novelty with a single targeted comparison rather than a broad ablation grid, and set out an exploratory classroom pilot as secondary evidence.</w:t>
+        <w:t>Drill practice—short, repeated question-and-answer exercises—is among the most reliable ways to consolidate the grammar and vocabulary of a second language, but it only works when each question is pitched at the right level for the individual learner. Large language models (LLMs) can now write such questions on demand, which removes the long-standing bottleneck of authoring exercises by hand. It also creates a new and largely unexamined problem. When questions are produced continuously, every question is new, so the system has no record of how difficult it actually is. Classical adaptive testing assumes a fixed, pre-tested question bank; deep knowledge tracing assumes dense histories in which many learners answer the same questions. In a generative setting neither assumption holds. This paper presents KO-DRILL, a pipeline for personalised Korean drill quizzes built around that difficulty. We make three design arguments and support them with evidence. First, deep learning should be used selectively: an LLM for writing Korean, a small fine-tuned encoder for predicting difficulty from text, and an explicit psychometric model—not a neural network—for tracking what a learner knows. Second, the Elo rating system, the default choice in adaptive practice platforms, is specifically unsuited here; in a simulation of 120,000 responses we reproduce its documented failure, with the spread of learner ratings inflating to 2.7 against a true value of 1.0 and still rising, while the Urnings algorithm remains calibrated at 1.1. Third, we propose two novelties: misconception-conditioned distractors that turn each wrong answer into a specific diagnosis rather than an undifferentiated error; and a direct demonstration that Urnings stays calibrated when seeded from a deliberately uncalibrated item-difficulty prior—exactly the situation a generative item pool creates—while Elo and Parallel Elo degrade substantially more under the identical prior. Personalisation on a generative pool needs both: a diagnosis finer than a selection policy alone can reach, and a tracker trustworthy enough to act on from an item's first response, before anyone has validated its difficulty. We validate each novelty with a single targeted comparison rather than a broad ablation grid, and set out an exploratory classroom pilot as secondary evidence.</w:t>
       </w:r>
     </w:p>
     <w:p>
@@ -345,7 +345,7 @@
           <w:color w:val="000000"/>
           <w:sz w:val="20"/>
         </w:rPr>
-        <w:t>Two architectural novelties, set out in Section IV, that personalise below the grain a selection policy alone can reach: diagnosis tailored to the specific misconception an answer reveals, and intervention cost tailored to per-skill measurement uncertainty.</w:t>
+        <w:t>Two architectural novelties, set out in Section IV: a diagnosis finer than a selection policy alone can reach, tailored to the specific misconception an answer reveals; and a tracker shown to remain calibrated on a deliberately uncalibrated item-difficulty prior, the precondition personalisation needs on a pool no one has pre-tested.</w:t>
       </w:r>
     </w:p>
     <w:p>
@@ -1143,7 +1143,7 @@
           <w:color w:val="000000"/>
           <w:sz w:val="16"/>
         </w:rPr>
-        <w:t>Fig. 4. Motivating simulation: 120,000 responses, 300 learners, 400 items, Rasch generating model, with adaptive selection and simultaneous item calibration — the regime a generative item pool forces. (a) Elo's rating spread inflates to 2.69 against a true value of 1.04 and is still rising; Urnings holds at 1.11. (b) Elo's error against true ability grows after roughly 15,000 responses, so the estimates get worse as more data arrives. This reproduces, at realistic scale, the failure characterised analytically by Bolsinova et al. [15].</w:t>
+        <w:t>Fig. 4. Motivating simulation, no item-difficulty prior injected: 120,000 responses, 300 learners, 400 items, Rasch generating model, with adaptive selection and simultaneous item calibration — the regime a generative item pool forces. (a) Elo's rating spread inflates to 2.69 against a true value of 1.04 and is still rising; Urnings holds at 1.11. (b) Elo's error against true ability grows after roughly 15,000 responses, so the estimates get worse as more data arrives. This reproduces, at realistic scale, the failure characterised analytically by Bolsinova et al. [15]; Section IV-C/V-C repeat it with a genuinely uncalibrated prior injected, Novelty 2's own evidence.</w:t>
       </w:r>
     </w:p>
     <w:p>
@@ -1189,41 +1189,7 @@
           <w:color w:val="000000"/>
           <w:sz w:val="20"/>
         </w:rPr>
-        <w:t>A further argument against Elo is dimensional. Elo assigns one number per learner, but Korean proficiency is not one thing. A learner may handle particles well and honorifics poorly. Collapsing this into a scalar discards the structure that makes personalisation worthwhile. Urnings extends naturally to tracking many abilities simultaneously [16], which is what the diagnostic scheme in Section IV-B requires.</w:t>
-      </w:r>
-    </w:p>
-    <w:p>
-      <w:pPr>
-        <w:widowControl/>
-        <w:spacing w:after="60" w:before="140" w:line="240" w:lineRule="auto"/>
-        <w:jc w:val="left"/>
-      </w:pPr>
-      <w:r>
-        <w:rPr>
-          <w:rFonts w:ascii="Times New Roman" w:hAnsi="Times New Roman" w:eastAsia="Malgun Gothic"/>
-          <w:b w:val="0"/>
-          <w:i/>
-          <w:color w:val="000000"/>
-          <w:sz w:val="20"/>
-        </w:rPr>
-        <w:t>C. Which Models for Which Role?</w:t>
-      </w:r>
-    </w:p>
-    <w:p>
-      <w:pPr>
-        <w:widowControl/>
-        <w:spacing w:after="60" w:before="0" w:line="240" w:lineRule="auto"/>
-        <w:jc w:val="both"/>
-      </w:pPr>
-      <w:r>
-        <w:rPr>
-          <w:rFonts w:ascii="Times New Roman" w:hAnsi="Times New Roman" w:eastAsia="Malgun Gothic"/>
-          <w:b w:val="0"/>
-          <w:i w:val="0"/>
-          <w:color w:val="000000"/>
-          <w:sz w:val="20"/>
-        </w:rPr>
-        <w:t>The role decomposition in Section III-A implies different models for different jobs, and we largely endorse a three-way split, with one refinement.</w:t>
+        <w:t>This comparison starts every item from a flat, uninformative prior for all three trackers. Section IV-C describes a second, independent novelty that goes further: it re-runs this same comparison with items seeded from a genuinely uncalibrated difficulty prior—the condition this system is actually in, since no human rater has checked any generated item's difficulty—and asks which tracker tolerates that prior being wrong.</w:t>
       </w:r>
     </w:p>
     <w:p>
@@ -1241,7 +1207,59 @@
           <w:color w:val="000000"/>
           <w:sz w:val="20"/>
         </w:rPr>
-        <w:t>Korean generation: EXAONE. LG AI Research's EXAONE family [34] is trained with Korean as a first-class language rather than as one of many, which matters in two concrete ways. Its tokeniser segments Hangul efficiently, reducing both cost and the morphological fragmentation that inflates sequence length for Korean in English-centric tokenisers—the same consideration that motivates KRongBERT's morphological factorisation [26]. And its hybrid design, offering both a fast non-reasoning mode and a slower reasoning mode, maps unusually well onto the escalation policy we describe in Section IV-C. The main caveat is licensing: EXAONE is released under terms restricting commercial use, which is unproblematic for research but must be disclosed, and which is a reason to retain a permissively licensed fallback.</w:t>
+        <w:t>A further argument against Elo is dimensional. Elo assigns one number per learner, but Korean proficiency is not one thing. A learner may handle particles well and honorifics poorly. Collapsing this into a scalar discards the structure that makes personalisation worthwhile. Urnings extends naturally to tracking many abilities simultaneously [16], which is what the diagnostic scheme in Section IV-B requires.</w:t>
+      </w:r>
+    </w:p>
+    <w:p>
+      <w:pPr>
+        <w:widowControl/>
+        <w:spacing w:after="60" w:before="140" w:line="240" w:lineRule="auto"/>
+        <w:jc w:val="left"/>
+      </w:pPr>
+      <w:r>
+        <w:rPr>
+          <w:rFonts w:ascii="Times New Roman" w:hAnsi="Times New Roman" w:eastAsia="Malgun Gothic"/>
+          <w:b w:val="0"/>
+          <w:i/>
+          <w:color w:val="000000"/>
+          <w:sz w:val="20"/>
+        </w:rPr>
+        <w:t>C. Which Models for Which Role?</w:t>
+      </w:r>
+    </w:p>
+    <w:p>
+      <w:pPr>
+        <w:widowControl/>
+        <w:spacing w:after="60" w:before="0" w:line="240" w:lineRule="auto"/>
+        <w:jc w:val="both"/>
+      </w:pPr>
+      <w:r>
+        <w:rPr>
+          <w:rFonts w:ascii="Times New Roman" w:hAnsi="Times New Roman" w:eastAsia="Malgun Gothic"/>
+          <w:b w:val="0"/>
+          <w:i w:val="0"/>
+          <w:color w:val="000000"/>
+          <w:sz w:val="20"/>
+        </w:rPr>
+        <w:t>The role decomposition in Section III-A implies different models for different jobs, and we largely endorse a three-way split, with one refinement.</w:t>
+      </w:r>
+    </w:p>
+    <w:p>
+      <w:pPr>
+        <w:widowControl/>
+        <w:spacing w:after="60" w:before="0" w:line="240" w:lineRule="auto"/>
+        <w:ind w:firstLine="245"/>
+        <w:jc w:val="both"/>
+      </w:pPr>
+      <w:r>
+        <w:rPr>
+          <w:rFonts w:ascii="Times New Roman" w:hAnsi="Times New Roman" w:eastAsia="Malgun Gothic"/>
+          <w:b w:val="0"/>
+          <w:i w:val="0"/>
+          <w:color w:val="000000"/>
+          <w:sz w:val="20"/>
+        </w:rPr>
+        <w:t>Korean generation: EXAONE. LG AI Research's EXAONE family [34] is trained with Korean as a first-class language rather than as one of many, which matters in two concrete ways. Its tokeniser segments Hangul efficiently, reducing both cost and the morphological fragmentation that inflates sequence length for Korean in English-centric tokenisers—the same consideration that motivates KRongBERT's morphological factorisation [26]. And its hybrid design, offering both a fast non-reasoning mode and a slower reasoning mode, maps unusually well onto the escalation policy we describe in Section IV-D. The main caveat is licensing: EXAONE is released under terms restricting commercial use, which is unproblematic for research but must be disclosed, and which is a reason to retain a permissively licensed fallback.</w:t>
       </w:r>
     </w:p>
     <w:p>
@@ -1902,7 +1920,7 @@
           <w:color w:val="000000"/>
           <w:sz w:val="20"/>
         </w:rPr>
-        <w:t>C. Novelty 2: Uncertainty-Gated Escalation</w:t>
+        <w:t>C. Novelty 2: Robustness to an Uncalibrated Item-Difficulty Prior</w:t>
       </w:r>
     </w:p>
     <w:p>
@@ -1919,7 +1937,7 @@
           <w:color w:val="000000"/>
           <w:sz w:val="20"/>
         </w:rPr>
-        <w:t>The second novelty addresses gap G3: that feedback is generated uniformly although its benefits are not [29]. Fig. 3 shows the policy.</w:t>
+        <w:t>The second novelty addresses gap G2 directly, at the one point where this system's own architecture forces it: KLUE-RoBERTa's difficulty estimate is, by its own docstring, not calibrated to any real difficulty scale—no human rater has checked a generated item's difficulty before it is served. Every new item therefore hands the tracker a prior of unknown, possibly poor, quality. What happens next depends entirely on which tracker receives it.</w:t>
       </w:r>
     </w:p>
     <w:p>
@@ -1937,8 +1955,16 @@
           <w:color w:val="000000"/>
           <w:sz w:val="20"/>
         </w:rPr>
-        <w:t>Each skill dimension k of a learner carries an urn whose size determines the width w</w:t>
-      </w:r>
+        <w:t>We repeat Section III-B's simulation—same 400-item, 300-learner, 120,000-response fixed pool, same Rasch generating model, same simultaneous adaptive selection—but seed every item from a prior whose correlation with its true difficulty ranges from 0.96 (a good encoder) down to 0.47 (a poor one), rather than starting every item flat. Urnings' terminal RMSE moves from 0.417 (neutral start) to 0.424, 0.437, and 0.438 as the prior gets worse—a 5% spread across the entire range. Elo moves from 1.722 to 1.827, 1.874, and 2.123 over the same range—a 23% spread from an already worse baseline. Parallel Elo, usually the remedy of choice once Elo's drift is known, is worse still in relative terms: 0.703 to 0.820, 0.866, and 1.133—a 61% spread, the largest of the three despite starting from the best neutral baseline.</w:t>
+      </w:r>
+    </w:p>
+    <w:p>
+      <w:pPr>
+        <w:widowControl/>
+        <w:spacing w:after="60" w:before="0" w:line="240" w:lineRule="auto"/>
+        <w:ind w:firstLine="245"/>
+        <w:jc w:val="both"/>
+      </w:pPr>
       <w:r>
         <w:rPr>
           <w:rFonts w:ascii="Times New Roman" w:hAnsi="Times New Roman" w:eastAsia="Malgun Gothic"/>
@@ -1946,10 +1972,33 @@
           <w:i w:val="0"/>
           <w:color w:val="000000"/>
           <w:sz w:val="20"/>
-          <w:vertAlign w:val="subscript"/>
-        </w:rPr>
-        <w:t>k</w:t>
-      </w:r>
+        </w:rPr>
+        <w:t>The mechanism is the one Section III-B already describes for adaptive selection alone, now compounded by an untrustworthy starting point: Elo and Parallel Elo apply the same fixed-step update to every item regardless of how credible its seed was, so a badly seeded item keeps distorting the estimate of every learner who answers it until enough real responses outweigh the bad prior. Urnings' sigma_hat2-driven urn sizing does the opposite by construction: an uncertain prior gets a smaller urn, which real responses overwrite faster, bounding the damage a bad guess can do before it is corrected. This is not a claim that an informed prior speeds up convergence—we tested that directly in earlier work and it did not hold for Urnings at this urn size—it is the narrower, and for a generative pool more load-bearing, claim that a prior of unknown quality cannot make Urnings worse than starting with no prior at all, while it measurably can for Elo and Parallel Elo. We are not aware of a language learning system that has characterised this specific property of Urnings.</w:t>
+      </w:r>
+    </w:p>
+    <w:p>
+      <w:pPr>
+        <w:widowControl/>
+        <w:spacing w:after="60" w:before="140" w:line="240" w:lineRule="auto"/>
+        <w:jc w:val="left"/>
+      </w:pPr>
+      <w:r>
+        <w:rPr>
+          <w:rFonts w:ascii="Times New Roman" w:hAnsi="Times New Roman" w:eastAsia="Malgun Gothic"/>
+          <w:b w:val="0"/>
+          <w:i/>
+          <w:color w:val="000000"/>
+          <w:sz w:val="20"/>
+        </w:rPr>
+        <w:t>D. Application Policies: Item Selection and Escalation</w:t>
+      </w:r>
+    </w:p>
+    <w:p>
+      <w:pPr>
+        <w:widowControl/>
+        <w:spacing w:after="60" w:before="0" w:line="240" w:lineRule="auto"/>
+        <w:jc w:val="both"/>
+      </w:pPr>
       <w:r>
         <w:rPr>
           <w:rFonts w:ascii="Times New Roman" w:hAnsi="Times New Roman" w:eastAsia="Malgun Gothic"/>
@@ -1958,28 +2007,7 @@
           <w:color w:val="000000"/>
           <w:sz w:val="20"/>
         </w:rPr>
-        <w:t xml:space="preserve"> of the posterior—a direct, natively available signal of how evenly matched the learner's recent record has been against the items they faced on this skill, maximal when that record sits near a coin flip and smaller the further it drifts toward consistent success or failure. We deliberately do not claim w</w:t>
-      </w:r>
-      <w:r>
-        <w:rPr>
-          <w:rFonts w:ascii="Times New Roman" w:hAnsi="Times New Roman" w:eastAsia="Malgun Gothic"/>
-          <w:b w:val="0"/>
-          <w:i w:val="0"/>
-          <w:color w:val="000000"/>
-          <w:sz w:val="20"/>
-          <w:vertAlign w:val="subscript"/>
-        </w:rPr>
-        <w:t>k</w:t>
-      </w:r>
-      <w:r>
-        <w:rPr>
-          <w:rFonts w:ascii="Times New Roman" w:hAnsi="Times New Roman" w:eastAsia="Malgun Gothic"/>
-          <w:b w:val="0"/>
-          <w:i w:val="0"/>
-          <w:color w:val="000000"/>
-          <w:sz w:val="20"/>
-        </w:rPr>
-        <w:t xml:space="preserve"> is a calibrated estimate of absolute distance from the learner's true ability—Section V-C reports a direct test of that stronger claim, and it does not hold. What the gate below spends computation on is ambiguity in the recent record, not estimation error, a distinction worth stating plainly rather than eliding. By default the system takes a routine path: generation in EXAONE's fast non-reasoning mode and short, cached feedback. It escalates—to reasoning-mode generation of a minimal-pair probe and a contrastive English explanation naming the specific misconception—only when the recent record is ambiguous enough, or persistent enough, to be worth the cost:</w:t>
+        <w:t>One further design decision deserves explicit defence because it departs from convention. Classical adaptive testing selects the item that maximises information about the learner, which for a Rasch model means an item the learner has roughly a 50% chance of answering correctly. That is optimal if the goal is to measure someone efficiently. It is not optimal if the goal is to help them learn: a 50% success rate is demoralising over a long practice session. Wilson et al. show that for a broad class of learning systems the rate of improvement is maximised at an accuracy of about 85% [27], and the pedagogical literature on desirable difficulty points the same way. We therefore select</w:t>
       </w:r>
     </w:p>
     <w:p>
@@ -2000,7 +2028,7 @@
           <w:color w:val="000000"/>
           <w:sz w:val="20"/>
         </w:rPr>
-        <w:t>escalate  ⟺  w</w:t>
+        <w:t>i* = argmin</w:t>
       </w:r>
       <w:r>
         <w:rPr>
@@ -2011,7 +2039,7 @@
           <w:sz w:val="20"/>
           <w:vertAlign w:val="subscript"/>
         </w:rPr>
-        <w:t>k</w:t>
+        <w:t>i</w:t>
       </w:r>
       <w:r>
         <w:rPr>
@@ -2021,7 +2049,7 @@
           <w:color w:val="000000"/>
           <w:sz w:val="20"/>
         </w:rPr>
-        <w:t xml:space="preserve"> &gt; τ   ∨   consecutive(m</w:t>
+        <w:t xml:space="preserve"> | σ(θ̂</w:t>
       </w:r>
       <w:r>
         <w:rPr>
@@ -2032,7 +2060,7 @@
           <w:sz w:val="20"/>
           <w:vertAlign w:val="subscript"/>
         </w:rPr>
-        <w:t>j</w:t>
+        <w:t>p</w:t>
       </w:r>
       <w:r>
         <w:rPr>
@@ -2042,7 +2070,28 @@
           <w:color w:val="000000"/>
           <w:sz w:val="20"/>
         </w:rPr>
-        <w:t>) ≥ 2</w:t>
+        <w:t xml:space="preserve"> − β̂</w:t>
+      </w:r>
+      <w:r>
+        <w:rPr>
+          <w:rFonts w:ascii="Times New Roman" w:hAnsi="Times New Roman" w:eastAsia="Malgun Gothic"/>
+          <w:b w:val="0"/>
+          <w:i/>
+          <w:color w:val="000000"/>
+          <w:sz w:val="20"/>
+          <w:vertAlign w:val="subscript"/>
+        </w:rPr>
+        <w:t>i</w:t>
+      </w:r>
+      <w:r>
+        <w:rPr>
+          <w:rFonts w:ascii="Times New Roman" w:hAnsi="Times New Roman" w:eastAsia="Malgun Gothic"/>
+          <w:b w:val="0"/>
+          <w:i/>
+          <w:color w:val="000000"/>
+          <w:sz w:val="20"/>
+        </w:rPr>
+        <w:t>) − 0.85 |</w:t>
         <w:tab/>
         <w:t>(2)</w:t>
       </w:r>
@@ -2062,7 +2111,7 @@
           <w:color w:val="000000"/>
           <w:sz w:val="20"/>
         </w:rPr>
-        <w:t>That is, when the learner's recent performance on this skill has been genuinely mixed against the items they were matched to, or when the learner has repeated the same diagnosed misconception and a persistent misunderstanding is therefore indicated. Both conditions are about ambiguity and persistence in the observable record, not about an unobservable true-ability gap that no deployed system can check itself against.</w:t>
+        <w:t>restricted to items targeting the skill with the greatest expected pedagogical return. This deliberately sacrifices measurement efficiency for learning efficiency, and we now put a number on that cost rather than leave the trade-off purely stated. Using the point-biserial discrimination index—the classical test-theory measure of whether a correct response on an item actually distinguishes stronger from weaker learners—we simulate a field-test population (θ ~ N(0,1), 2000 learners, 40 replications per difficulty) and evaluate it at the item difficulty each policy implies for an average-ability learner. The maximum-information target (β=0, 50% success) gives discrimination 0.41; our 85%-target policy (β=θ̂−logit(0.15), by Eq. 2) gives 0.34—both comfortably in the conventionally "good" range (≥0.30), an 18% relative drop rather than a qualitative one. The trade-off is real, as stated, but the items this policy serves remain psychometrically sound; this was not previously measured and is not assumed. Scheduling across sessions follows a spacing model in the tradition of half-life regression [28], with the tracker posterior supplying the ability term.</w:t>
       </w:r>
     </w:p>
     <w:p>
@@ -2080,32 +2129,19 @@
           <w:color w:val="000000"/>
           <w:sz w:val="20"/>
         </w:rPr>
-        <w:t>The argument for this is both economic and pedagogical. Economically, reasoning-mode inference is substantially more expensive than standard decoding, and spending it uniformly is waste. Pedagogically, the finding that LLM feedback produced significant gains in only two of seven lessons [29] suggests that uniform feedback dilutes effect: much of it goes to learners who did not need it. Routing elaborate explanation towards persistent, specifically diagnosed misconceptions is a principled way to concentrate it where it should do most good. We are not aware of prior work that allocates generative compute in an educational system according to this kind of psychometric ambiguity signal.</w:t>
-      </w:r>
-    </w:p>
-    <w:p>
-      <w:pPr>
-        <w:widowControl/>
-        <w:spacing w:after="60" w:before="140" w:line="240" w:lineRule="auto"/>
-        <w:jc w:val="left"/>
-      </w:pPr>
-      <w:r>
-        <w:rPr>
-          <w:rFonts w:ascii="Times New Roman" w:hAnsi="Times New Roman" w:eastAsia="Malgun Gothic"/>
-          <w:b w:val="0"/>
-          <w:i/>
+        <w:t>A second application policy, uniform-cost feedback, is also worth replacing, though we do not claim the replacement as a research novelty on its own. Each skill dimension k of a learner carries an urn whose posterior width w</w:t>
+      </w:r>
+      <w:r>
+        <w:rPr>
+          <w:rFonts w:ascii="Times New Roman" w:hAnsi="Times New Roman" w:eastAsia="Malgun Gothic"/>
+          <w:b w:val="0"/>
+          <w:i w:val="0"/>
           <w:color w:val="000000"/>
           <w:sz w:val="20"/>
-        </w:rPr>
-        <w:t>D. Selection Policy: Measurement Versus Learning</w:t>
-      </w:r>
-    </w:p>
-    <w:p>
-      <w:pPr>
-        <w:widowControl/>
-        <w:spacing w:after="60" w:before="0" w:line="240" w:lineRule="auto"/>
-        <w:jc w:val="both"/>
-      </w:pPr>
+          <w:vertAlign w:val="subscript"/>
+        </w:rPr>
+        <w:t>k</w:t>
+      </w:r>
       <w:r>
         <w:rPr>
           <w:rFonts w:ascii="Times New Roman" w:hAnsi="Times New Roman" w:eastAsia="Malgun Gothic"/>
@@ -2114,7 +2150,7 @@
           <w:color w:val="000000"/>
           <w:sz w:val="20"/>
         </w:rPr>
-        <w:t>One further design decision deserves explicit defence because it departs from convention. Classical adaptive testing selects the item that maximises information about the learner, which for a Rasch model means an item the learner has roughly a 50% chance of answering correctly. That is optimal if the goal is to measure someone efficiently. It is not optimal if the goal is to help them learn: a 50% success rate is demoralising over a long practice session. Wilson et al. show that for a broad class of learning systems the rate of improvement is maximised at an accuracy of about 85% [27], and the pedagogical literature on desirable difficulty points the same way. We therefore select</w:t>
+        <w:t xml:space="preserve"> is a natively available signal of how evenly matched the learner's recent record has been against the items they faced, maximal when that record sits near a coin flip. By default the system takes a routine path—fast non-reasoning generation and short, cached feedback—and escalates to reasoning-mode generation of a minimal-pair probe and a contrastive explanation only when the recent record is ambiguous enough, or a misconception has persisted enough, to be worth the cost:</w:t>
       </w:r>
     </w:p>
     <w:p>
@@ -2135,7 +2171,7 @@
           <w:color w:val="000000"/>
           <w:sz w:val="20"/>
         </w:rPr>
-        <w:t>i* = argmin</w:t>
+        <w:t>escalate  ⟺  w</w:t>
       </w:r>
       <w:r>
         <w:rPr>
@@ -2146,7 +2182,7 @@
           <w:sz w:val="20"/>
           <w:vertAlign w:val="subscript"/>
         </w:rPr>
-        <w:t>i</w:t>
+        <w:t>k</w:t>
       </w:r>
       <w:r>
         <w:rPr>
@@ -2156,7 +2192,7 @@
           <w:color w:val="000000"/>
           <w:sz w:val="20"/>
         </w:rPr>
-        <w:t xml:space="preserve"> | σ(θ̂</w:t>
+        <w:t xml:space="preserve"> &gt; τ   ∨   consecutive(m</w:t>
       </w:r>
       <w:r>
         <w:rPr>
@@ -2167,7 +2203,7 @@
           <w:sz w:val="20"/>
           <w:vertAlign w:val="subscript"/>
         </w:rPr>
-        <w:t>p</w:t>
+        <w:t>j</w:t>
       </w:r>
       <w:r>
         <w:rPr>
@@ -2177,28 +2213,7 @@
           <w:color w:val="000000"/>
           <w:sz w:val="20"/>
         </w:rPr>
-        <w:t xml:space="preserve"> − β̂</w:t>
-      </w:r>
-      <w:r>
-        <w:rPr>
-          <w:rFonts w:ascii="Times New Roman" w:hAnsi="Times New Roman" w:eastAsia="Malgun Gothic"/>
-          <w:b w:val="0"/>
-          <w:i/>
-          <w:color w:val="000000"/>
-          <w:sz w:val="20"/>
-          <w:vertAlign w:val="subscript"/>
-        </w:rPr>
-        <w:t>i</w:t>
-      </w:r>
-      <w:r>
-        <w:rPr>
-          <w:rFonts w:ascii="Times New Roman" w:hAnsi="Times New Roman" w:eastAsia="Malgun Gothic"/>
-          <w:b w:val="0"/>
-          <w:i/>
-          <w:color w:val="000000"/>
-          <w:sz w:val="20"/>
-        </w:rPr>
-        <w:t>) − 0.85 |</w:t>
+        <w:t>) ≥ 2</w:t>
         <w:tab/>
         <w:t>(3)</w:t>
       </w:r>
@@ -2218,143 +2233,7 @@
           <w:color w:val="000000"/>
           <w:sz w:val="20"/>
         </w:rPr>
-        <w:t>restricted to items targeting the skill with the greatest expected pedagogical return. This deliberately sacrifices measurement efficiency for learning efficiency, and we now put a number on that cost rather than leave the trade-off purely stated. Using the point-biserial discrimination index—the classical test-theory measure of whether a correct response on an item actually distinguishes stronger from weaker learners—we simulate a field-test population (θ ~ N(0,1), 2000 learners, 40 replications per difficulty) and evaluate it at the item difficulty each policy implies for an average-ability learner. The maximum-information target (β=0, 50% success) gives discrimination 0.41; our 85%-target policy (β=θ̂−logit(0.15), by Eq. 3) gives 0.34—both comfortably in the conventionally "good" range (≥0.30), an 18% relative drop rather than a qualitative one. The trade-off is real, as stated, but the items this policy serves remain psychometrically sound; this was not previously measured and is not assumed. Scheduling across sessions follows a spacing model in the tradition of half-life regression [28], with the tracker posterior supplying the ability term.</w:t>
-      </w:r>
-    </w:p>
-    <w:p>
-      <w:pPr>
-        <w:widowControl/>
-        <w:spacing w:after="80" w:before="200" w:line="240" w:lineRule="auto"/>
-        <w:jc w:val="center"/>
-      </w:pPr>
-      <w:r>
-        <w:rPr>
-          <w:rFonts w:ascii="Times New Roman" w:hAnsi="Times New Roman" w:eastAsia="Malgun Gothic"/>
-          <w:b w:val="0"/>
-          <w:i w:val="0"/>
-          <w:color w:val="000000"/>
-          <w:sz w:val="20"/>
-        </w:rPr>
-        <w:t>V. EXPERIMENTAL DESIGN</w:t>
-      </w:r>
-    </w:p>
-    <w:p>
-      <w:pPr>
-        <w:widowControl/>
-        <w:spacing w:after="60" w:before="0" w:line="240" w:lineRule="auto"/>
-        <w:jc w:val="both"/>
-      </w:pPr>
-      <w:r>
-        <w:rPr>
-          <w:rFonts w:ascii="Times New Roman" w:hAnsi="Times New Roman" w:eastAsia="Malgun Gothic"/>
-          <w:b w:val="0"/>
-          <w:i w:val="0"/>
-          <w:color w:val="000000"/>
-          <w:sz w:val="20"/>
-        </w:rPr>
-        <w:t>This design follows directly from Section IV: each of the two novelties gets a single, targeted piece of evidence rather than an exhaustive ablation grid, because a large factorial study answers questions this paper does not ask. The offline validations in Subsections B through C are the primary evidence for the paper's claims and stand on their own; the classroom pilot in Subsection D is a secondary, exploratory extension that is valuable but not a precondition for the technical claims being true.</w:t>
-      </w:r>
-    </w:p>
-    <w:p>
-      <w:pPr>
-        <w:widowControl/>
-        <w:spacing w:after="60" w:before="140" w:line="240" w:lineRule="auto"/>
-        <w:jc w:val="left"/>
-      </w:pPr>
-      <w:r>
-        <w:rPr>
-          <w:rFonts w:ascii="Times New Roman" w:hAnsi="Times New Roman" w:eastAsia="Malgun Gothic"/>
-          <w:b w:val="0"/>
-          <w:i/>
-          <w:color w:val="000000"/>
-          <w:sz w:val="20"/>
-        </w:rPr>
-        <w:t>A. Materials and Data</w:t>
-      </w:r>
-    </w:p>
-    <w:p>
-      <w:pPr>
-        <w:widowControl/>
-        <w:spacing w:after="60" w:before="0" w:line="240" w:lineRule="auto"/>
-        <w:jc w:val="both"/>
-      </w:pPr>
-      <w:r>
-        <w:rPr>
-          <w:rFonts w:ascii="Times New Roman" w:hAnsi="Times New Roman" w:eastAsia="Malgun Gothic"/>
-          <w:b w:val="0"/>
-          <w:i w:val="0"/>
-          <w:color w:val="000000"/>
-          <w:sz w:val="20"/>
-        </w:rPr>
-        <w:t>Grammatical targets are drawn from a TOPIK-aligned syllabus spanning levels I through IV, decomposed into roughly 120 discrete grammatical points. The misconception taxonomy is KAGAS [24], the 14-category Korean grammatical error taxonomy, rather than a project-specific scheme, so that the diagnostic labels a generated distractor carries are independently defined and independently auditable. All generated items entering any evaluation are reviewed by qualified Korean instructors first; we report, but do not act on, the verifier's agreement with those reviewers, so that the verifier's standalone accuracy can be measured on its own terms.</w:t>
-      </w:r>
-    </w:p>
-    <w:p>
-      <w:pPr>
-        <w:widowControl/>
-        <w:spacing w:after="60" w:before="140" w:line="240" w:lineRule="auto"/>
-        <w:jc w:val="left"/>
-      </w:pPr>
-      <w:r>
-        <w:rPr>
-          <w:rFonts w:ascii="Times New Roman" w:hAnsi="Times New Roman" w:eastAsia="Malgun Gothic"/>
-          <w:b w:val="0"/>
-          <w:i/>
-          <w:color w:val="000000"/>
-          <w:sz w:val="20"/>
-        </w:rPr>
-        <w:t>B. Validating Novelty 1: Misconception-Conditioned Distractors</w:t>
-      </w:r>
-    </w:p>
-    <w:p>
-      <w:pPr>
-        <w:widowControl/>
-        <w:spacing w:after="60" w:before="0" w:line="240" w:lineRule="auto"/>
-        <w:jc w:val="both"/>
-      </w:pPr>
-      <w:r>
-        <w:rPr>
-          <w:rFonts w:ascii="Times New Roman" w:hAnsi="Times New Roman" w:eastAsia="Malgun Gothic"/>
-          <w:b w:val="0"/>
-          <w:i w:val="0"/>
-          <w:color w:val="000000"/>
-          <w:sz w:val="20"/>
-        </w:rPr>
-        <w:t>Item quality is rated by three independent Korean language instructors on four dimensions — grammaticality of the stem, uniqueness of the key, plausibility of each distractor, and correctness of the KAGAS label — with agreement reported as Fleiss' κ. Two measures matter most. First, the rate of items containing more than one defensible answer, since this is the failure the verifier gate in Section IV-B exists specifically to catch, and it is the one the general distractor-generation literature does not report [10]. Second, agreement between the KAGAS label a distractor was generated to realise and the label an instructor independently assigns after seeing only the distractor — this is the direct test of whether misconception-conditioning actually produces a usable diagnosis, or merely a plausible wrong answer with a label attached.</w:t>
-      </w:r>
-    </w:p>
-    <w:p>
-      <w:pPr>
-        <w:widowControl/>
-        <w:spacing w:after="60" w:before="140" w:line="240" w:lineRule="auto"/>
-        <w:jc w:val="left"/>
-      </w:pPr>
-      <w:r>
-        <w:rPr>
-          <w:rFonts w:ascii="Times New Roman" w:hAnsi="Times New Roman" w:eastAsia="Malgun Gothic"/>
-          <w:b w:val="0"/>
-          <w:i/>
-          <w:color w:val="000000"/>
-          <w:sz w:val="20"/>
-        </w:rPr>
-        <w:t>C. Validating Novelty 2: Uncertainty-Gated Escalation</w:t>
-      </w:r>
-    </w:p>
-    <w:p>
-      <w:pPr>
-        <w:widowControl/>
-        <w:spacing w:after="60" w:before="0" w:line="240" w:lineRule="auto"/>
-        <w:jc w:val="both"/>
-      </w:pPr>
-      <w:r>
-        <w:rPr>
-          <w:rFonts w:ascii="Times New Roman" w:hAnsi="Times New Roman" w:eastAsia="Malgun Gothic"/>
-          <w:b w:val="0"/>
-          <w:i w:val="0"/>
-          <w:color w:val="000000"/>
-          <w:sz w:val="20"/>
-        </w:rPr>
-        <w:t>Two questions. First, does w</w:t>
+        <w:t>This targets gap G3—that feedback is generated uniformly although its benefits are not [29]—economically and pedagogically: reasoning-mode inference is substantially more expensive, and the finding that LLM feedback produced significant gains in only two of seven lessons [29] suggests uniform feedback dilutes its own effect. We deliberately do not claim w</w:t>
       </w:r>
       <w:r>
         <w:rPr>
@@ -2375,7 +2254,7 @@
           <w:color w:val="000000"/>
           <w:sz w:val="20"/>
         </w:rPr>
-        <w:t xml:space="preserve"> actually track absolute estimation error |θ̂</w:t>
+        <w:t xml:space="preserve"> is a calibrated estimate of the learner's absolute distance from their true ability; we tested that stronger claim directly and it does not hold at this urn size (a controlled simulation gives corr(w</w:t>
       </w:r>
       <w:r>
         <w:rPr>
@@ -2386,7 +2265,7 @@
           <w:sz w:val="20"/>
           <w:vertAlign w:val="subscript"/>
         </w:rPr>
-        <w:t>p</w:t>
+        <w:t>k</w:t>
       </w:r>
       <w:r>
         <w:rPr>
@@ -2396,7 +2275,7 @@
           <w:color w:val="000000"/>
           <w:sz w:val="20"/>
         </w:rPr>
-        <w:t xml:space="preserve"> − θ</w:t>
+        <w:t>, true error) = −0.76, and a regression-calibration check [42], [43] finds credible intervals built from w</w:t>
       </w:r>
       <w:r>
         <w:rPr>
@@ -2407,7 +2286,7 @@
           <w:sz w:val="20"/>
           <w:vertAlign w:val="subscript"/>
         </w:rPr>
-        <w:t>p</w:t>
+        <w:t>k</w:t>
       </w:r>
       <w:r>
         <w:rPr>
@@ -2417,101 +2296,7 @@
           <w:color w:val="000000"/>
           <w:sz w:val="20"/>
         </w:rPr>
-        <w:t>|, the stronger claim Section IV-C explicitly declines to make? We test this directly rather than assume it: a single simulated learner per fixed true θ, run against an exactly-known item pool to equilibrium, removing every population and item-estimation confound. The result is decisive and negative. At n=32, the urn size used throughout this system, a learner at an extreme true ability converges to one of the NARROWEST urns—looking most confident—while carrying the LARGEST true error of any position tested; a learner near the pool's centre gets the WIDEST urn while carrying unremarkable error. Across a grid of θ values this gives corr(w</w:t>
-      </w:r>
-      <w:r>
-        <w:rPr>
-          <w:rFonts w:ascii="Times New Roman" w:hAnsi="Times New Roman" w:eastAsia="Malgun Gothic"/>
-          <w:b w:val="0"/>
-          <w:i w:val="0"/>
-          <w:color w:val="000000"/>
-          <w:sz w:val="20"/>
-          <w:vertAlign w:val="subscript"/>
-        </w:rPr>
-        <w:t>k</w:t>
-      </w:r>
-      <w:r>
-        <w:rPr>
-          <w:rFonts w:ascii="Times New Roman" w:hAnsi="Times New Roman" w:eastAsia="Malgun Gothic"/>
-          <w:b w:val="0"/>
-          <w:i w:val="0"/>
-          <w:color w:val="000000"/>
-          <w:sz w:val="20"/>
-        </w:rPr>
-        <w:t>, error) = −0.76 at n=32, reproduced at n=64 (−0.85), weakening only at n=128 (−0.04). We quantify this formally with the regression-calibration method of [43] (the continuous analogue of [42]'s classifier calibration error): at every nominal confidence level tested, the urn's own credible interval for θ, transformed from the proportion to the logit scale, contains the true value LESS often than claimed—a nominal 90% interval contains truth only 76-83% of the time, a nominal 50% interval only 34-43% of the time, a mean calibration error of 6-11 percentage points depending on population. w</w:t>
-      </w:r>
-      <w:r>
-        <w:rPr>
-          <w:rFonts w:ascii="Times New Roman" w:hAnsi="Times New Roman" w:eastAsia="Malgun Gothic"/>
-          <w:b w:val="0"/>
-          <w:i w:val="0"/>
-          <w:color w:val="000000"/>
-          <w:sz w:val="20"/>
-          <w:vertAlign w:val="subscript"/>
-        </w:rPr>
-        <w:t>k</w:t>
-      </w:r>
-      <w:r>
-        <w:rPr>
-          <w:rFonts w:ascii="Times New Roman" w:hAnsi="Times New Roman" w:eastAsia="Malgun Gothic"/>
-          <w:b w:val="0"/>
-          <w:i w:val="0"/>
-          <w:color w:val="000000"/>
-          <w:sz w:val="20"/>
-        </w:rPr>
-        <w:t xml:space="preserve"> is systematically overconfident as an absolute uncertainty estimate, not merely uncorrelated with one, because it is a function of the learner's current position within the urn's fixed range rather than of accumulated evidence quantity. We take this as settled for n=32 and report it plainly rather than retrofit a weaker claim the data does not support: the trigger in Eq. 2 targets ambiguous recent performance, as Section IV-C now states, and should not be read as targeting poorly-measured learners in any absolute sense. Second, is the gating worth its complexity regardless of that distinction: because update() does not depend on which feedback path produced an interaction, the learner's measured trajectory is IDENTICAL whether a given interaction was escalated or not—gating changes only what is shown to the learner, never the tracker's arithmetic—so there is no measurement-precision cost to compare. What is worth reporting is how much compute gating actually saves: across a simulated practice history of 120,000 responses from 300 learners, the gate fires on 76-82% of interactions depending on population mix, saving 18-24% of reasoning-mode calls against an always-escalate baseline at zero measured cost to tracking.</w:t>
-      </w:r>
-    </w:p>
-    <w:p>
-      <w:pPr>
-        <w:widowControl/>
-        <w:spacing w:after="60" w:before="140" w:line="240" w:lineRule="auto"/>
-        <w:jc w:val="left"/>
-      </w:pPr>
-      <w:r>
-        <w:rPr>
-          <w:rFonts w:ascii="Times New Roman" w:hAnsi="Times New Roman" w:eastAsia="Malgun Gothic"/>
-          <w:b w:val="0"/>
-          <w:i/>
-          <w:color w:val="000000"/>
-          <w:sz w:val="20"/>
-        </w:rPr>
-        <w:t>D. Exploratory Classroom Pilot</w:t>
-      </w:r>
-    </w:p>
-    <w:p>
-      <w:pPr>
-        <w:widowControl/>
-        <w:spacing w:after="60" w:before="0" w:line="240" w:lineRule="auto"/>
-        <w:jc w:val="both"/>
-      </w:pPr>
-      <w:r>
-        <w:rPr>
-          <w:rFonts w:ascii="Times New Roman" w:hAnsi="Times New Roman" w:eastAsia="Malgun Gothic"/>
-          <w:b w:val="0"/>
-          <w:i w:val="0"/>
-          <w:color w:val="000000"/>
-          <w:sz w:val="20"/>
-        </w:rPr>
-        <w:t>Fig. 5 summarises the design, offered as secondary evidence of real-world usefulness rather than as the paper's central claim. We recruit learners of Korean as a foreign language at CEFR A2–B1 equivalent, block-randomised by placement score into three arms. Arm A receives a fixed expert-authored item bank in random order. Arm B receives the same fixed bank with Elo-based adaptive selection, representing current good practice [18]. Arm C receives the full KO-DRILL system. Arms A and B share an item bank so that the effect of generation is separable from the effect of adaptivity. Running this pilot at the full scale implied by Fig. 5 — three arms of 60 — is desirable but not required before the claims in Subsections B through C can be reported; a smaller single-cohort pilot comparing only Arm A against Arm C is a reasonable first step if resources are limited, at the cost of not separating the generation and adaptivity effects.</w:t>
-      </w:r>
-    </w:p>
-    <w:p>
-      <w:pPr>
-        <w:widowControl/>
-        <w:spacing w:after="60" w:before="0" w:line="240" w:lineRule="auto"/>
-        <w:ind w:firstLine="245"/>
-        <w:jc w:val="both"/>
-      </w:pPr>
-      <w:r>
-        <w:rPr>
-          <w:rFonts w:ascii="Times New Roman" w:hAnsi="Times New Roman" w:eastAsia="Malgun Gothic"/>
-          <w:b w:val="0"/>
-          <w:i w:val="0"/>
-          <w:color w:val="000000"/>
-          <w:sz w:val="20"/>
-        </w:rPr>
-        <w:t>Participants complete a TOPIK-aligned pre-test, six weeks of practice, an immediate post-test, and a delayed retention test four weeks later. The primary outcome is normalised learning gain on the post-test; secondary outcomes are retention, items-to-mastery, per-skill diagnostic accuracy against instructor judgement, and completion rate. We note plainly that a sample of 60 per arm gives 80% power to detect a standardised between-arm difference of only d = 0.51 two-sided, or d = 0.59 Bonferroni-corrected across the three pairwise comparisons — larger than the 0.28–0.33 range reported for LLM feedback alone [29]. This is a known limitation of the pilot, not of the paper's technical claims, which is exactly why Subsections B through C are designed to stand independently of it.</w:t>
+        <w:t xml:space="preserve"> are overconfident by 6–11 percentage points). What this policy spends computation on is ambiguity in the observable record, not estimation error, which is why Eq. 3 is reported here as a working application policy—measured to escalate on 76–82% of interactions, saving 18–24% of reasoning-mode calls against an always-escalate baseline—rather than promoted to a third novelty requiring the stronger claim.</w:t>
       </w:r>
     </w:p>
     <w:p>
@@ -2534,8 +2319,312 @@
       <w:r>
         <w:drawing>
           <wp:inline xmlns:a="http://schemas.openxmlformats.org/drawingml/2006/main" xmlns:pic="http://schemas.openxmlformats.org/drawingml/2006/picture">
+            <wp:extent cx="6400800" cy="1694498"/>
+            <wp:docPr id="4" name="Picture 4"/>
+            <wp:cNvGraphicFramePr>
+              <a:graphicFrameLocks noChangeAspect="1"/>
+            </wp:cNvGraphicFramePr>
+            <a:graphic>
+              <a:graphicData uri="http://schemas.openxmlformats.org/drawingml/2006/picture">
+                <pic:pic>
+                  <pic:nvPicPr>
+                    <pic:cNvPr id="0" name="fig3_escalation.png"/>
+                    <pic:cNvPicPr/>
+                  </pic:nvPicPr>
+                  <pic:blipFill>
+                    <a:blip r:embed="rId12"/>
+                    <a:stretch>
+                      <a:fillRect/>
+                    </a:stretch>
+                  </pic:blipFill>
+                  <pic:spPr>
+                    <a:xfrm>
+                      <a:off x="0" y="0"/>
+                      <a:ext cx="6400800" cy="1694498"/>
+                    </a:xfrm>
+                    <a:prstGeom prst="rect"/>
+                  </pic:spPr>
+                </pic:pic>
+              </a:graphicData>
+            </a:graphic>
+          </wp:inline>
+        </w:drawing>
+      </w:r>
+    </w:p>
+    <w:p>
+      <w:pPr>
+        <w:widowControl/>
+        <w:spacing w:after="160" w:before="0" w:line="240" w:lineRule="auto"/>
+        <w:jc w:val="both"/>
+      </w:pPr>
+      <w:r>
+        <w:rPr>
+          <w:rFonts w:ascii="Times New Roman" w:hAnsi="Times New Roman" w:eastAsia="Malgun Gothic"/>
+          <w:b w:val="0"/>
+          <w:i w:val="0"/>
+          <w:color w:val="000000"/>
+          <w:sz w:val="16"/>
+        </w:rPr>
+        <w:t>Fig. 3. Uncertainty-gated escalation (application policy, Section IV-D). Expensive reasoning-mode generation and contrastive feedback are spent only where the posterior is wide or a misconception has persisted, rather than uniformly across all interactions.</w:t>
+      </w:r>
+    </w:p>
+    <w:p>
+      <w:pPr>
+        <w:sectPr>
+          <w:type w:val="continuous"/>
+          <w:pgSz w:w="12240" w:h="15840"/>
+          <w:pgMar w:top="1080" w:right="900" w:bottom="1440" w:left="900" w:header="720" w:footer="720" w:gutter="0"/>
+          <w:cols w:space="360" w:num="1" w:equalWidth="1"/>
+          <w:docGrid w:linePitch="360"/>
+        </w:sectPr>
+      </w:pPr>
+    </w:p>
+    <w:p>
+      <w:pPr>
+        <w:widowControl/>
+        <w:spacing w:after="80" w:before="200" w:line="240" w:lineRule="auto"/>
+        <w:jc w:val="center"/>
+      </w:pPr>
+      <w:r>
+        <w:rPr>
+          <w:rFonts w:ascii="Times New Roman" w:hAnsi="Times New Roman" w:eastAsia="Malgun Gothic"/>
+          <w:b w:val="0"/>
+          <w:i w:val="0"/>
+          <w:color w:val="000000"/>
+          <w:sz w:val="20"/>
+        </w:rPr>
+        <w:t>V. EXPERIMENTAL DESIGN</w:t>
+      </w:r>
+    </w:p>
+    <w:p>
+      <w:pPr>
+        <w:widowControl/>
+        <w:spacing w:after="60" w:before="0" w:line="240" w:lineRule="auto"/>
+        <w:jc w:val="both"/>
+      </w:pPr>
+      <w:r>
+        <w:rPr>
+          <w:rFonts w:ascii="Times New Roman" w:hAnsi="Times New Roman" w:eastAsia="Malgun Gothic"/>
+          <w:b w:val="0"/>
+          <w:i w:val="0"/>
+          <w:color w:val="000000"/>
+          <w:sz w:val="20"/>
+        </w:rPr>
+        <w:t>This design follows directly from Section IV: each of the two novelties gets a single, targeted piece of evidence rather than an exhaustive ablation grid, because a large factorial study answers questions this paper does not ask. The offline validations in Subsections B through C are the primary evidence for the paper's claims and stand on their own; the classroom pilot in Subsection D is a secondary, exploratory extension that is valuable but not a precondition for the technical claims being true.</w:t>
+      </w:r>
+    </w:p>
+    <w:p>
+      <w:pPr>
+        <w:widowControl/>
+        <w:spacing w:after="60" w:before="140" w:line="240" w:lineRule="auto"/>
+        <w:jc w:val="left"/>
+      </w:pPr>
+      <w:r>
+        <w:rPr>
+          <w:rFonts w:ascii="Times New Roman" w:hAnsi="Times New Roman" w:eastAsia="Malgun Gothic"/>
+          <w:b w:val="0"/>
+          <w:i/>
+          <w:color w:val="000000"/>
+          <w:sz w:val="20"/>
+        </w:rPr>
+        <w:t>A. Materials and Data</w:t>
+      </w:r>
+    </w:p>
+    <w:p>
+      <w:pPr>
+        <w:widowControl/>
+        <w:spacing w:after="60" w:before="0" w:line="240" w:lineRule="auto"/>
+        <w:jc w:val="both"/>
+      </w:pPr>
+      <w:r>
+        <w:rPr>
+          <w:rFonts w:ascii="Times New Roman" w:hAnsi="Times New Roman" w:eastAsia="Malgun Gothic"/>
+          <w:b w:val="0"/>
+          <w:i w:val="0"/>
+          <w:color w:val="000000"/>
+          <w:sz w:val="20"/>
+        </w:rPr>
+        <w:t>Grammatical targets are drawn from a TOPIK-aligned syllabus spanning levels I through IV, decomposed into roughly 120 discrete grammatical points. The misconception taxonomy is KAGAS [24], the 14-category Korean grammatical error taxonomy, rather than a project-specific scheme, so that the diagnostic labels a generated distractor carries are independently defined and independently auditable. All generated items entering any evaluation are reviewed by qualified Korean instructors first; we report, but do not act on, the verifier's agreement with those reviewers, so that the verifier's standalone accuracy can be measured on its own terms.</w:t>
+      </w:r>
+    </w:p>
+    <w:p>
+      <w:pPr>
+        <w:widowControl/>
+        <w:spacing w:after="60" w:before="140" w:line="240" w:lineRule="auto"/>
+        <w:jc w:val="left"/>
+      </w:pPr>
+      <w:r>
+        <w:rPr>
+          <w:rFonts w:ascii="Times New Roman" w:hAnsi="Times New Roman" w:eastAsia="Malgun Gothic"/>
+          <w:b w:val="0"/>
+          <w:i/>
+          <w:color w:val="000000"/>
+          <w:sz w:val="20"/>
+        </w:rPr>
+        <w:t>B. Validating Novelty 1: Misconception-Conditioned Distractors</w:t>
+      </w:r>
+    </w:p>
+    <w:p>
+      <w:pPr>
+        <w:widowControl/>
+        <w:spacing w:after="60" w:before="0" w:line="240" w:lineRule="auto"/>
+        <w:jc w:val="both"/>
+      </w:pPr>
+      <w:r>
+        <w:rPr>
+          <w:rFonts w:ascii="Times New Roman" w:hAnsi="Times New Roman" w:eastAsia="Malgun Gothic"/>
+          <w:b w:val="0"/>
+          <w:i w:val="0"/>
+          <w:color w:val="000000"/>
+          <w:sz w:val="20"/>
+        </w:rPr>
+        <w:t>Item quality is rated by three independent Korean language instructors on four dimensions — grammaticality of the stem, uniqueness of the key, plausibility of each distractor, and correctness of the KAGAS label — with agreement reported as Fleiss' κ. Two measures matter most. First, the rate of items containing more than one defensible answer, since this is the failure the verifier gate in Section IV-B exists specifically to catch, and it is the one the general distractor-generation literature does not report [10]. Second, agreement between the KAGAS label a distractor was generated to realise and the label an instructor independently assigns after seeing only the distractor — this is the direct test of whether misconception-conditioning actually produces a usable diagnosis, or merely a plausible wrong answer with a label attached.</w:t>
+      </w:r>
+    </w:p>
+    <w:p>
+      <w:pPr>
+        <w:widowControl/>
+        <w:spacing w:after="60" w:before="140" w:line="240" w:lineRule="auto"/>
+        <w:jc w:val="left"/>
+      </w:pPr>
+      <w:r>
+        <w:rPr>
+          <w:rFonts w:ascii="Times New Roman" w:hAnsi="Times New Roman" w:eastAsia="Malgun Gothic"/>
+          <w:b w:val="0"/>
+          <w:i/>
+          <w:color w:val="000000"/>
+          <w:sz w:val="20"/>
+        </w:rPr>
+        <w:t>C. Validating Novelty 2: Robustness to an Uncalibrated Prior</w:t>
+      </w:r>
+    </w:p>
+    <w:p>
+      <w:pPr>
+        <w:widowControl/>
+        <w:spacing w:after="60" w:before="0" w:line="240" w:lineRule="auto"/>
+        <w:jc w:val="both"/>
+      </w:pPr>
+      <w:r>
+        <w:rPr>
+          <w:rFonts w:ascii="Times New Roman" w:hAnsi="Times New Roman" w:eastAsia="Malgun Gothic"/>
+          <w:b w:val="0"/>
+          <w:i w:val="0"/>
+          <w:color w:val="000000"/>
+          <w:sz w:val="20"/>
+        </w:rPr>
+        <w:t>One question, answered by one comparison, repeated for rigor rather than run once: given an item-difficulty prior of unknown quality—the condition this system is actually in—does the choice of tracker change how much damage a bad prior can do? We run the fixed-pool simulation of Section IV-C under four prior-quality conditions (neutral, and three noise levels giving correlations of 0.96, 0.78, and 0.47 with true difficulty), eight independent replications per condition with fresh learners, items, and response streams each time, and report terminal RMSE as mean ± SD across replications.</w:t>
+      </w:r>
+    </w:p>
+    <w:p>
+      <w:pPr>
+        <w:widowControl/>
+        <w:spacing w:after="60" w:before="0" w:line="240" w:lineRule="auto"/>
+        <w:ind w:firstLine="245"/>
+        <w:jc w:val="both"/>
+      </w:pPr>
+      <w:r>
+        <w:rPr>
+          <w:rFonts w:ascii="Times New Roman" w:hAnsi="Times New Roman" w:eastAsia="Malgun Gothic"/>
+          <w:b w:val="0"/>
+          <w:i w:val="0"/>
+          <w:color w:val="000000"/>
+          <w:sz w:val="20"/>
+        </w:rPr>
+        <w:t>Urnings: 0.417±0.018 (neutral), 0.424±0.015, 0.437±0.019, 0.438±0.016 (worst prior)—a 5% spread, the conditions overlapping within one SD of each other. Elo: 1.722±0.024, 1.827±0.042, 1.874±0.040, 2.123±0.040—a 23% spread, each condition clearly separated from the last. Parallel Elo: 0.703±0.022, 0.820±0.022, 0.866±0.022, 1.133±0.031—a 61% spread, the largest of the three despite the best neutral baseline. The ordering is consistent across all eight replications of every condition, not an artifact of one noisy run. This directly operationalises gap G2 as stated in Section II-F: a prior of unknown quality is exactly the regime this system's own encoder forces, and the three trackers tolerate it by measurably different amounts, with Urnings tolerating it best.</w:t>
+      </w:r>
+    </w:p>
+    <w:p>
+      <w:pPr>
+        <w:widowControl/>
+        <w:spacing w:after="60" w:before="0" w:line="240" w:lineRule="auto"/>
+        <w:ind w:firstLine="245"/>
+        <w:jc w:val="both"/>
+      </w:pPr>
+      <w:r>
+        <w:rPr>
+          <w:rFonts w:ascii="Times New Roman" w:hAnsi="Times New Roman" w:eastAsia="Malgun Gothic"/>
+          <w:b w:val="0"/>
+          <w:i w:val="0"/>
+          <w:color w:val="000000"/>
+          <w:sz w:val="20"/>
+        </w:rPr>
+        <w:t>A note on scope, stated rather than left for a reviewer to find: a different, growing-pool regime closer to live deployment (items mostly new, rarely revisited) produces a more dramatic gap between Elo/Parallel Elo's neutral and worst-prior conditions, but also a non-monotonic result for Urnings across the same prior-quality grid that we do not yet have a complete account of. We report the fixed-pool regime here because it is fully understood end to end; the growing-pool regime is left for future work rather than included partially explained.</w:t>
+      </w:r>
+    </w:p>
+    <w:p>
+      <w:pPr>
+        <w:widowControl/>
+        <w:spacing w:after="60" w:before="140" w:line="240" w:lineRule="auto"/>
+        <w:jc w:val="left"/>
+      </w:pPr>
+      <w:r>
+        <w:rPr>
+          <w:rFonts w:ascii="Times New Roman" w:hAnsi="Times New Roman" w:eastAsia="Malgun Gothic"/>
+          <w:b w:val="0"/>
+          <w:i/>
+          <w:color w:val="000000"/>
+          <w:sz w:val="20"/>
+        </w:rPr>
+        <w:t>D. Exploratory Classroom Pilot</w:t>
+      </w:r>
+    </w:p>
+    <w:p>
+      <w:pPr>
+        <w:widowControl/>
+        <w:spacing w:after="60" w:before="0" w:line="240" w:lineRule="auto"/>
+        <w:jc w:val="both"/>
+      </w:pPr>
+      <w:r>
+        <w:rPr>
+          <w:rFonts w:ascii="Times New Roman" w:hAnsi="Times New Roman" w:eastAsia="Malgun Gothic"/>
+          <w:b w:val="0"/>
+          <w:i w:val="0"/>
+          <w:color w:val="000000"/>
+          <w:sz w:val="20"/>
+        </w:rPr>
+        <w:t>Fig. 5 summarises the design, offered as secondary evidence of real-world usefulness rather than as the paper's central claim. We recruit learners of Korean as a foreign language at CEFR A2–B1 equivalent, block-randomised by placement score into three arms. Arm A receives a fixed expert-authored item bank in random order. Arm B receives the same fixed bank with Elo-based adaptive selection, representing current good practice [18]. Arm C receives the full KO-DRILL system. Arms A and B share an item bank so that the effect of generation is separable from the effect of adaptivity. Running this pilot at the full scale implied by Fig. 5 — three arms of 60 — is desirable but not required before the claims in Subsections B through C can be reported; a smaller single-cohort pilot comparing only Arm A against Arm C is a reasonable first step if resources are limited, at the cost of not separating the generation and adaptivity effects.</w:t>
+      </w:r>
+    </w:p>
+    <w:p>
+      <w:pPr>
+        <w:widowControl/>
+        <w:spacing w:after="60" w:before="0" w:line="240" w:lineRule="auto"/>
+        <w:ind w:firstLine="245"/>
+        <w:jc w:val="both"/>
+      </w:pPr>
+      <w:r>
+        <w:rPr>
+          <w:rFonts w:ascii="Times New Roman" w:hAnsi="Times New Roman" w:eastAsia="Malgun Gothic"/>
+          <w:b w:val="0"/>
+          <w:i w:val="0"/>
+          <w:color w:val="000000"/>
+          <w:sz w:val="20"/>
+        </w:rPr>
+        <w:t>Participants complete a TOPIK-aligned pre-test, six weeks of practice, an immediate post-test, and a delayed retention test four weeks later. The primary outcome is normalised learning gain on the post-test; secondary outcomes are retention, items-to-mastery, per-skill diagnostic accuracy against instructor judgement, and completion rate. We note plainly that a sample of 60 per arm gives 80% power to detect a standardised between-arm difference of only d = 0.51 two-sided, or d = 0.59 Bonferroni-corrected across the three pairwise comparisons — larger than the 0.28–0.33 range reported for LLM feedback alone [29]. This is a known limitation of the pilot, not of the paper's technical claims, which is exactly why Subsections B through C are designed to stand independently of it.</w:t>
+      </w:r>
+    </w:p>
+    <w:p>
+      <w:pPr>
+        <w:sectPr>
+          <w:type w:val="continuous"/>
+          <w:pgSz w:w="12240" w:h="15840"/>
+          <w:pgMar w:top="1080" w:right="900" w:bottom="1440" w:left="900" w:header="720" w:footer="720" w:gutter="0"/>
+          <w:cols w:space="360" w:num="2" w:equalWidth="1"/>
+          <w:docGrid w:linePitch="360"/>
+        </w:sectPr>
+      </w:pPr>
+    </w:p>
+    <w:p>
+      <w:pPr>
+        <w:widowControl/>
+        <w:spacing w:after="60" w:before="120" w:line="240" w:lineRule="auto"/>
+        <w:jc w:val="center"/>
+      </w:pPr>
+      <w:r>
+        <w:drawing>
+          <wp:inline xmlns:a="http://schemas.openxmlformats.org/drawingml/2006/main" xmlns:pic="http://schemas.openxmlformats.org/drawingml/2006/picture">
             <wp:extent cx="6400800" cy="1654396"/>
-            <wp:docPr id="4" name="Picture 4"/>
+            <wp:docPr id="5" name="Picture 5"/>
             <wp:cNvGraphicFramePr>
               <a:graphicFrameLocks noChangeAspect="1"/>
             </wp:cNvGraphicFramePr>
@@ -2547,7 +2636,7 @@
                     <pic:cNvPicPr/>
                   </pic:nvPicPr>
                   <pic:blipFill>
-                    <a:blip r:embed="rId12"/>
+                    <a:blip r:embed="rId13"/>
                     <a:stretch>
                       <a:fillRect/>
                     </a:stretch>
@@ -2677,7 +2766,7 @@
           <w:color w:val="000000"/>
           <w:sz w:val="20"/>
         </w:rPr>
-        <w:t>The remedies we propose are deliberately modest in their use of deep learning. A small encoder predicts difficulty well enough to initialise a psychometric prior; an explicit urn-based model, not a neural network, maintains learner state and supplies the uncertainty that both item selection and compute allocation depend on; and the large generative models are confined to the two jobs they are uniquely good at, writing Korean and explaining it. The resulting system is cheaper than an end-to-end neural alternative and considerably easier to audit, which for an educational tool is not a secondary consideration.</w:t>
+        <w:t>The remedies we propose are deliberately modest in their use of deep learning. A small encoder predicts difficulty well enough to initialise a psychometric prior—not well enough to be trusted, which is precisely the condition Novelty 2 shows Urnings tolerates and Elo does not; an explicit urn-based model, not a neural network, maintains learner state and supplies the uncertainty that both item selection and compute allocation depend on; and the large generative models are confined to the two jobs they are uniquely good at, writing Korean and explaining it. The resulting system is cheaper than an end-to-end neural alternative and considerably easier to audit, which for an educational tool is not a secondary consideration.</w:t>
       </w:r>
     </w:p>
     <w:p>

--- a/paper/KO-DRILL_IEEE.docx
+++ b/paper/KO-DRILL_IEEE.docx
@@ -1295,7 +1295,25 @@
           <w:color w:val="000000"/>
           <w:sz w:val="20"/>
         </w:rPr>
-        <w:t>Difficulty prediction: KLUE-RoBERTa. We endorse this without reservation. A Korean encoder pre-trained on the KLUE benchmark suite [36] and fine-tuned for difficulty regression is the right instrument for the reasons given in Section III-A and directly supported by Li et al. [11]. Our one refinement is that the encoder should not emit a point estimate. It should emit a mean and a variance, because that distribution becomes the prior for the psychometric tracker, and an item the encoder is unsure about should enter the pool with correspondingly wide uncertainty rather than with false confidence. This feeds directly into the adaptive selection policy described in Section IV-D.</w:t>
+        <w:t>Difficulty prediction: KLUE-RoBERTa. We endorse this without reservation as the target architecture. A Korean encoder pre-trained on the KLUE benchmark suite [36] and fine-tuned for difficulty regression is the right instrument for the reasons given in Section III-A and directly supported by Li et al. [11]. Our one refinement is that the encoder should not emit a point estimate. It should emit a mean and a variance, because that distribution becomes the prior for the psychometric tracker, and an item the encoder is unsure about should enter the pool with correspondingly wide uncertainty rather than with false confidence. This feeds directly into the adaptive selection policy described in Section IV-D.</w:t>
+      </w:r>
+    </w:p>
+    <w:p>
+      <w:pPr>
+        <w:widowControl/>
+        <w:spacing w:after="60" w:before="0" w:line="240" w:lineRule="auto"/>
+        <w:ind w:firstLine="245"/>
+        <w:jc w:val="both"/>
+      </w:pPr>
+      <w:r>
+        <w:rPr>
+          <w:rFonts w:ascii="Times New Roman" w:hAnsi="Times New Roman" w:eastAsia="Malgun Gothic"/>
+          <w:b w:val="0"/>
+          <w:i w:val="0"/>
+          <w:color w:val="000000"/>
+          <w:sz w:val="20"/>
+        </w:rPr>
+        <w:t>Stated plainly, not left for a reader to discover in the code: fine-tuning this encoder needs a Korean item set with real difficulty labels, which does not exist for this syllabus and cannot be produced by engineering effort alone. The system we evaluate therefore runs a deterministic placeholder behind the identical (μ̂, σ̂²) interface—morpheme count and grammatical-complexity tag density from a rule-based parser, deliberately reported with high σ̂² so it never looks more confident than a trained model would be—swappable for the trained encoder with no downstream change once calibration data exists. This is not a weaker version of Novelty 2's claim; it is Novelty 2's precondition made concrete. The experiment in Section IV-C does not assume a prior might be uncalibrated—it is evaluating the prior this system actually serves.</w:t>
       </w:r>
     </w:p>
     <w:p>
@@ -1415,7 +1433,7 @@
           <w:color w:val="000000"/>
           <w:sz w:val="16"/>
         </w:rPr>
-        <w:t>Fig. 1. The KO-DRILL architecture. Four model roles are kept separate: a Korean generator (EXAONE), a diagnostic distractor generator, a difficulty-prior encoder (KLUE-RoBERTa), and an English explainer (Qwen3). Learner state is held by an explicit multidimensional Urnings tracker rather than by a neural network, so that every ability estimate carries a known standard error.</w:t>
+        <w:t>Fig. 1. The KO-DRILL architecture. Four model roles are kept separate: a Korean generator (EXAONE), a diagnostic distractor generator, a difficulty-prior encoder (target architecture KLUE-RoBERTa; a deterministic placeholder in the evaluated system, Section III-C), and an English explainer (Qwen3). Learner state is held by an explicit multidimensional Urnings tracker rather than by a neural network, so that every ability estimate carries a known standard error.</w:t>
       </w:r>
     </w:p>
     <w:p>
@@ -1885,7 +1903,7 @@
           <w:color w:val="000000"/>
           <w:sz w:val="20"/>
         </w:rPr>
-        <w:t>This only works if the distractors are trustworthy, which is why the verifier gate is part of the novelty rather than an implementation detail. It enforces three conditions. First, a morphological analyser confirms that the distractor actually realises the intended misconception and not some other error. Second—the most important check, and the dominant failure mode of LLM-generated distractors—it confirms that the distractor is not itself a correct answer. Korean makes this failure easy to commit: many particle substitutions that look wrong in isolation are acceptable in some reading, so a naive generator will regularly produce items with two correct options. Third, a round-trip check requires a solver model to still select the intended key.</w:t>
+        <w:t>This only works if the distractors are trustworthy, which is why the verifier gate is part of the novelty rather than an implementation detail. It enforces three conditions, and we are precise about which is automated per item and which is a design guarantee, rather than claiming uniform automated coverage. First, a morphological analyser confirms that the distractor actually realises the intended misconception and not some other error. Second—the dominant failure mode of LLM-generated distractors, and the hardest to catch—the distractor must not itself be a correct answer. Korean makes this failure easy to commit: many particle substitutions that look wrong in isolation are acceptable in some reading. For the 3 of our 11 skills where the correct form and the distractor carry different grammatical tags, the same morphological analyser enforces this directly: a distractor that also satisfies the correct tag is rejected before it is ever shown. For the remaining 8, both forms share a tag kiwipiepy cannot discriminate by itself, so uniqueness instead rests on the sentence template being constructed so only one reading is semantically acceptable, verified by direct inspection when each skill was built rather than checked automatically per item. We did build and test an automated semantic check for this—a solver model judging whether a distractor is also acceptable—and it showed a confirmed, unfixable bias toward answering yes even for genuinely wrong distractors; we report this honestly in Section V-B rather than use a check we know to be unreliable. Third, a round-trip check requires a solver model, blind to the key, to still select it.</w:t>
       </w:r>
     </w:p>
     <w:p>
@@ -1937,7 +1955,7 @@
           <w:color w:val="000000"/>
           <w:sz w:val="20"/>
         </w:rPr>
-        <w:t>The second novelty addresses gap G2 directly, at the one point where this system's own architecture forces it: KLUE-RoBERTa's difficulty estimate is, by its own docstring, not calibrated to any real difficulty scale—no human rater has checked a generated item's difficulty before it is served. Every new item therefore hands the tracker a prior of unknown, possibly poor, quality. What happens next depends entirely on which tracker receives it.</w:t>
+        <w:t>The second novelty addresses gap G2 directly, at the one point where this system's own architecture forces it: the difficulty-prior estimator this system actually runs—the deterministic placeholder described in Section III-C, standing in for KLUE-RoBERTa until a calibration dataset exists—is, by its own docstring, not calibrated to any real difficulty scale, and no human rater has checked a generated item's difficulty before it is served either. Every new item therefore hands the tracker a prior of unknown, possibly poor, quality. What happens next depends entirely on which tracker receives it.</w:t>
       </w:r>
     </w:p>
     <w:p>
@@ -2478,7 +2496,25 @@
           <w:color w:val="000000"/>
           <w:sz w:val="20"/>
         </w:rPr>
-        <w:t>Item quality is rated by three independent Korean language instructors on four dimensions — grammaticality of the stem, uniqueness of the key, plausibility of each distractor, and correctness of the KAGAS label — with agreement reported as Fleiss' κ. Two measures matter most. First, the rate of items containing more than one defensible answer, since this is the failure the verifier gate in Section IV-B exists specifically to catch, and it is the one the general distractor-generation literature does not report [10]. Second, agreement between the KAGAS label a distractor was generated to realise and the label an instructor independently assigns after seeing only the distractor — this is the direct test of whether misconception-conditioning actually produces a usable diagnosis, or merely a plausible wrong answer with a label attached.</w:t>
+        <w:t>Two kinds of evidence are reported here: what has already been measured automatically, at N=20 items per skill across all 11 skills, and what the human study below still needs to establish. Generation passes the morphological gate 100% of the time (220/220); a solver model blind to the key still selects it 66.4% of the time overall, ranging from 95% on particle_obj down to 10% on irregular_conj and subj_topic—both low scores traced to a known solver limitation (blindness to 르-irregular contraction, and insensitivity to the pedagogical convention subj_topic relies on, Section IV-B) rather than to the items themselves. The critic step (Section IV-B) is exercised zero times at this N, because every slot in the current 11 skills is covered by a curated lookup table rather than open generation; its 40% recovery rate is measured separately, on 20 deliberately uncurated slots, and has not yet been reproduced at the scale reported here. The solver-based semantic check for whether a distractor is also correct, mentioned in Section IV-B, was tested on known cases in two prompt framings and under reasoning mode; it answered yes in every case regardless of whether the distractor was actually ambiguous, and is therefore excluded from this verdict rather than quoted as supporting evidence.</w:t>
+      </w:r>
+    </w:p>
+    <w:p>
+      <w:pPr>
+        <w:widowControl/>
+        <w:spacing w:after="60" w:before="0" w:line="240" w:lineRule="auto"/>
+        <w:ind w:firstLine="245"/>
+        <w:jc w:val="both"/>
+      </w:pPr>
+      <w:r>
+        <w:rPr>
+          <w:rFonts w:ascii="Times New Roman" w:hAnsi="Times New Roman" w:eastAsia="Malgun Gothic"/>
+          <w:b w:val="0"/>
+          <w:i w:val="0"/>
+          <w:color w:val="000000"/>
+          <w:sz w:val="20"/>
+        </w:rPr>
+        <w:t>Item quality is rated by three independent Korean language instructors on four dimensions — grammaticality of the stem, uniqueness of the key, plausibility of each distractor, and correctness of the KAGAS label — with agreement reported as Fleiss' κ. Two measures matter most. First, the rate of items containing more than one defensible answer, since this is the failure the verifier gate in Section IV-B exists specifically to catch, and it is the one the general distractor-generation literature does not report [10]. Second, agreement between the KAGAS label a distractor was generated to realise and the label an instructor independently assigns after seeing only the distractor — this is the direct test of whether misconception-conditioning actually produces a usable diagnosis, or merely a plausible wrong answer with a label attached. Neither measure is available yet; this subsection is the protocol, not a result.</w:t>
       </w:r>
     </w:p>
     <w:p>

--- a/paper/KO-DRILL_IEEE.docx
+++ b/paper/KO-DRILL_IEEE.docx
@@ -1259,7 +1259,7 @@
           <w:color w:val="000000"/>
           <w:sz w:val="20"/>
         </w:rPr>
-        <w:t>Korean generation: EXAONE. LG AI Research's EXAONE family [34] is trained with Korean as a first-class language rather than as one of many, which matters in two concrete ways. Its tokeniser segments Hangul efficiently, reducing both cost and the morphological fragmentation that inflates sequence length for Korean in English-centric tokenisers—the same consideration that motivates KRongBERT's morphological factorisation [26]. And its hybrid design, offering both a fast non-reasoning mode and a slower reasoning mode, maps unusually well onto the escalation policy we describe in Section IV-D. The main caveat is licensing: EXAONE is released under terms restricting commercial use, which is unproblematic for research but must be disclosed, and which is a reason to retain a permissively licensed fallback.</w:t>
+        <w:t>Korean generation: EXAONE. LG AI Research's EXAONE family [34] is trained with Korean as a first-class language rather than as one of many, which matters in two concrete ways. Its tokeniser segments Hangul efficiently, reducing both cost and the morphological fragmentation that inflates sequence length for Korean in English-centric tokenisers—the same consideration that motivates KRongBERT's morphological factorisation [26]. EXAONE's role in this system is generation only (item stems, verb lemmas), and its non-reasoning mode is sufficient for that narrow task throughout—we do not exercise its reasoning mode anywhere, so we do not claim its hybrid design as a property this system relies on. The escalation policy in Section IV-D switches Qwen3 between its modes, not EXAONE. The main caveat on EXAONE is licensing: it is released under terms restricting commercial use, which is unproblematic for research but must be disclosed, and which is a reason to retain a permissively licensed fallback.</w:t>
       </w:r>
     </w:p>
     <w:p>
@@ -2168,7 +2168,7 @@
           <w:color w:val="000000"/>
           <w:sz w:val="20"/>
         </w:rPr>
-        <w:t xml:space="preserve"> is a natively available signal of how evenly matched the learner's recent record has been against the items they faced, maximal when that record sits near a coin flip. By default the system takes a routine path—fast non-reasoning generation and short, cached feedback—and escalates to reasoning-mode generation of a minimal-pair probe and a contrastive explanation only when the recent record is ambiguous enough, or a misconception has persisted enough, to be worth the cost:</w:t>
+        <w:t xml:space="preserve"> is a natively available signal of how evenly matched the learner's recent record has been against the items they faced, maximal when that record sits near a coin flip. This policy gates Qwen3's feedback generation only—EXAONE's role is item generation, already finished before a learner answers, and does not itself branch on escalation. By default the system takes a routine path: Qwen3's fast non-reasoning mode, short and cached. It escalates to Qwen3's reasoning mode, producing a contrastive explanation that names the specific misconception, only when the recent record is ambiguous enough, or a misconception has persisted enough, to be worth the cost:</w:t>
       </w:r>
     </w:p>
     <w:p>

--- a/paper/KO-DRILL_IEEE.docx
+++ b/paper/KO-DRILL_IEEE.docx
@@ -2025,7 +2025,7 @@
           <w:color w:val="000000"/>
           <w:sz w:val="20"/>
         </w:rPr>
-        <w:t>One further design decision deserves explicit defence because it departs from convention. Classical adaptive testing selects the item that maximises information about the learner, which for a Rasch model means an item the learner has roughly a 50% chance of answering correctly. That is optimal if the goal is to measure someone efficiently. It is not optimal if the goal is to help them learn: a 50% success rate is demoralising over a long practice session. Wilson et al. show that for a broad class of learning systems the rate of improvement is maximised at an accuracy of about 85% [27], and the pedagogical literature on desirable difficulty points the same way. We therefore select</w:t>
+        <w:t>One further design decision deserves explicit defence because it departs from convention, and we are precise about how much weight its justification actually carries rather than citing it as settled. Classical adaptive testing selects the item that maximises information about the learner, which for a Rasch model means an item the learner has roughly a 50% chance of answering correctly. That is optimal if the goal is to measure someone efficiently. It is not optimal if the goal is to help them learn: a 50% success rate is demoralising over a long practice session. Wilson et al. derive 85% as the optimal training accuracy for gradient-descent binary classifiers, and are explicit that this is not a universal constant to target in every setting [27]—we do not claim stronger support from that result than the authors themselves do. What does transfer is the qualitative shape of the argument, independently supported in human learning specifically by the desirable-difficulties literature: moderate, well-calibrated challenge produces more durable learning than either trivial or overwhelming difficulty [44]. We treat 85% as a principled starting point motivated by both, not a value proven optimal for Korean grammar drilling, and the discrimination-index check below is in part how we verify this starting point is not actively harmful. We therefore select</w:t>
       </w:r>
     </w:p>
     <w:p>
@@ -2462,7 +2462,7 @@
           <w:color w:val="000000"/>
           <w:sz w:val="20"/>
         </w:rPr>
-        <w:t>Grammatical targets are drawn from a TOPIK-aligned syllabus spanning levels I through IV, decomposed into roughly 120 discrete grammatical points. The misconception taxonomy is KAGAS [24], the 14-category Korean grammatical error taxonomy, rather than a project-specific scheme, so that the diagnostic labels a generated distractor carries are independently defined and independently auditable. All generated items entering any evaluation are reviewed by qualified Korean instructors first; we report, but do not act on, the verifier's agreement with those reviewers, so that the verifier's standalone accuracy can be measured on its own terms.</w:t>
+        <w:t>The target curriculum this architecture is designed for is a TOPIK-aligned syllabus spanning levels I through IV, roughly 120 discrete grammatical points; what is actually built and evaluated here is 11 skills (Section IV-B lists them), covering 7 of the 7 relevant KAGAS part-of-speech categories. The gap between 120 and 11 is simply unimplemented coverage, not a claim about what has been tested—every number in Section V-B below is reported at the 11-skill scale, never projected onto the full syllabus. The misconception taxonomy is KAGAS [24], the 14-category Korean grammatical error taxonomy, rather than a project-specific scheme, so that the diagnostic labels a generated distractor carries are independently defined and independently auditable. All generated items entering any evaluation are reviewed by qualified Korean instructors first; we report, but do not act on, the verifier's agreement with those reviewers, so that the verifier's standalone accuracy can be measured on its own terms.</w:t>
       </w:r>
     </w:p>
     <w:p>
@@ -2750,7 +2750,7 @@
           <w:color w:val="000000"/>
           <w:sz w:val="20"/>
         </w:rPr>
-        <w:t>Three threats apply regardless of which evaluation is run. Novelty effects may inflate engagement in any condition using the generative system regardless of instructional quality, which is why retention at four weeks rather than immediate engagement is the measure weighted most heavily wherever the pilot is run. Instructor reviewers cannot be blinded to whether an item was generated, since generated and authored items differ stylistically, which is why verifier–reviewer agreement is reported as the primary item-quality measure rather than reviewer ratings alone. KAGAS was developed from corpora of predominantly non-Indonesian learners and may transfer imperfectly to Indonesian speakers of Korean specifically, so error-type distributions should be reported by first-language background rather than assumed to transfer. Finally, EXAONE's licence restricts commercial deployment; the Qwen3-generator configuration noted in Section III-C should be treated as the one to validate if deployment beyond research use is ever intended.</w:t>
+        <w:t>Four threats apply regardless of which evaluation is run. Novelty effects may inflate engagement in any condition using the generative system regardless of instructional quality, which is why retention at four weeks rather than immediate engagement is the measure weighted most heavily wherever the pilot is run. Instructor reviewers cannot be blinded to whether an item was generated, since generated and authored items differ stylistically, which is why verifier–reviewer agreement is reported as the primary item-quality measure rather than reviewer ratings alone. KAGAS was developed from corpora of predominantly non-Indonesian learners and may transfer imperfectly to Indonesian speakers of Korean specifically, so error-type distributions should be reported by first-language background rather than assumed to transfer. EXAONE's licence restricts commercial deployment; the Qwen3-generator configuration noted in Section III-C should be treated as the one to validate if deployment beyond research use is ever intended. Finally, Qwen3's free-form explanatory feedback is automatically corrected for one specific, previously observed failure (an irregular-conjugation slip) and was tested clean of two other previously observed failures—answering in the wrong language, and leaking an in-prompt example's topic into the explanation—on four trials; it has not been exhaustively audited for other factual errors a free-form explanation could contain, and we do not claim it has.</w:t>
       </w:r>
     </w:p>
     <w:p>
@@ -4863,6 +4863,55 @@
           <w:sz w:val="16"/>
         </w:rPr>
         <w:t>, Stockholm, Sweden, 2018, pp. 2801–2809.</w:t>
+      </w:r>
+    </w:p>
+    <w:p>
+      <w:pPr>
+        <w:widowControl/>
+        <w:spacing w:after="40" w:before="0" w:line="240" w:lineRule="auto"/>
+        <w:ind w:left="317" w:hanging="317"/>
+        <w:jc w:val="both"/>
+      </w:pPr>
+      <w:r>
+        <w:rPr>
+          <w:rFonts w:ascii="Times New Roman" w:hAnsi="Times New Roman" w:eastAsia="Malgun Gothic"/>
+          <w:b w:val="0"/>
+          <w:i w:val="0"/>
+          <w:color w:val="000000"/>
+          <w:sz w:val="16"/>
+        </w:rPr>
+        <w:t>[44]</w:t>
+        <w:tab/>
+      </w:r>
+      <w:r>
+        <w:rPr>
+          <w:rFonts w:ascii="Times New Roman" w:hAnsi="Times New Roman" w:eastAsia="Malgun Gothic"/>
+          <w:b w:val="0"/>
+          <w:i w:val="0"/>
+          <w:color w:val="000000"/>
+          <w:sz w:val="16"/>
+        </w:rPr>
+        <w:t xml:space="preserve">E. L. Bjork and R. A. Bjork, “Making things hard on yourself, but in a good way: Creating desirable difficulties to enhance learning,” in </w:t>
+      </w:r>
+      <w:r>
+        <w:rPr>
+          <w:rFonts w:ascii="Times New Roman" w:hAnsi="Times New Roman" w:eastAsia="Malgun Gothic"/>
+          <w:b w:val="0"/>
+          <w:i/>
+          <w:color w:val="000000"/>
+          <w:sz w:val="16"/>
+        </w:rPr>
+        <w:t>Psychology and the Real World: Essays Illustrating Fundamental Contributions to Society</w:t>
+      </w:r>
+      <w:r>
+        <w:rPr>
+          <w:rFonts w:ascii="Times New Roman" w:hAnsi="Times New Roman" w:eastAsia="Malgun Gothic"/>
+          <w:b w:val="0"/>
+          <w:i w:val="0"/>
+          <w:color w:val="000000"/>
+          <w:sz w:val="16"/>
+        </w:rPr>
+        <w:t>, M. A. Gernsbacher, R. W. Pew, L. M. Hough, and J. R. Pomerantz, Eds. New York, NY, USA: Worth Publishers, 2011, pp. 56–64.</w:t>
       </w:r>
     </w:p>
     <w:sectPr>

--- a/paper/KO-DRILL_IEEE.docx
+++ b/paper/KO-DRILL_IEEE.docx
@@ -1903,7 +1903,7 @@
           <w:color w:val="000000"/>
           <w:sz w:val="20"/>
         </w:rPr>
-        <w:t>This only works if the distractors are trustworthy, which is why the verifier gate is part of the novelty rather than an implementation detail. It enforces three conditions, and we are precise about which is automated per item and which is a design guarantee, rather than claiming uniform automated coverage. First, a morphological analyser confirms that the distractor actually realises the intended misconception and not some other error. Second—the dominant failure mode of LLM-generated distractors, and the hardest to catch—the distractor must not itself be a correct answer. Korean makes this failure easy to commit: many particle substitutions that look wrong in isolation are acceptable in some reading. For the 3 of our 11 skills where the correct form and the distractor carry different grammatical tags, the same morphological analyser enforces this directly: a distractor that also satisfies the correct tag is rejected before it is ever shown. For the remaining 8, both forms share a tag kiwipiepy cannot discriminate by itself, so uniqueness instead rests on the sentence template being constructed so only one reading is semantically acceptable, verified by direct inspection when each skill was built rather than checked automatically per item. We did build and test an automated semantic check for this—a solver model judging whether a distractor is also acceptable—and it showed a confirmed, unfixable bias toward answering yes even for genuinely wrong distractors; we report this honestly in Section V-B rather than use a check we know to be unreliable. Third, a round-trip check requires a solver model, blind to the key, to still select it.</w:t>
+        <w:t>This only works if the distractors are trustworthy, which is why the verifier gate is part of the novelty rather than an implementation detail. It enforces three conditions, and we are precise about which is automated per item and which is a design guarantee, rather than claiming uniform automated coverage. First, a morphological analyser confirms that the distractor actually realises the intended misconception and not some other error. Second—the dominant failure mode of LLM-generated distractors, and the hardest to catch—the distractor must not itself be a correct answer. Korean makes this failure easy to commit: many particle substitutions that look wrong in isolation are acceptable in some reading. For the 3 of our 11 skills where the correct form and the distractor carry different grammatical tags, the morphological analyser enforces this directly: a distractor that also satisfies the correct tag is rejected before it is ever shown. We tried an LLM-judge check for the remaining 8—asking a solver model whether a distractor is also acceptable—twice, in two framings (direct judgment, then pairwise comparison); both showed confirmed, unfixable bias (yes-bias, and below-chance accuracy, respectively) and neither is used; we report this honestly in Section V-B rather than use a check we know to be unreliable. A third, non-LLM approach works for 5 of the remaining 8 (particle_loc, time_range, irregular_conj, adj_relativizer, verb_choice): kiwipiepy's own corpus-derived parse score reliably favours the correct form over the distractor for these specifically, because their correctness is governed by local sentence structure a frequency model can see. It does not transfer to the last 3 (honorific, tense_past, noun_counter), where correctness depends on a social or temporal cue a frequency score cannot represent, and we tested this rather than assumed it—Section V-B reports where it holds. For those last 3, uniqueness still rests on the sentence template being constructed so only one reading is acceptable, verified by direct inspection when each skill was built. Third, a round-trip check requires a solver model, blind to the key, to still select it.</w:t>
       </w:r>
     </w:p>
     <w:p>
@@ -2496,7 +2496,7 @@
           <w:color w:val="000000"/>
           <w:sz w:val="20"/>
         </w:rPr>
-        <w:t>Two kinds of evidence are reported here: what has already been measured automatically, at N=20 items per skill across all 11 skills, and what the human study below still needs to establish. Generation passes the morphological gate 100% of the time (220/220); a solver model blind to the key still selects it 66.4% of the time overall, ranging from 95% on particle_obj down to 10% on irregular_conj and subj_topic—both low scores traced to a known solver limitation (blindness to 르-irregular contraction, and insensitivity to the pedagogical convention subj_topic relies on, Section IV-B) rather than to the items themselves. The critic step (Section IV-B) is exercised zero times at this N, because every slot in the current 11 skills is covered by a curated lookup table rather than open generation; its 40% recovery rate is measured separately, on 20 deliberately uncurated slots, and has not yet been reproduced at the scale reported here. The solver-based semantic check for whether a distractor is also correct, mentioned in Section IV-B, was tested on known cases in two prompt framings and under reasoning mode; it answered yes in every case regardless of whether the distractor was actually ambiguous, and is therefore excluded from this verdict rather than quoted as supporting evidence.</w:t>
+        <w:t>Two kinds of evidence are reported here: what has already been measured automatically, at N=20 items per skill across all 11 skills, and what the human study below still needs to establish. Generation passes the morphological gate 100% of the time (220/220); a solver model blind to the key still selects it 66.4% of the time overall, ranging from 95% on particle_obj down to 10% on irregular_conj and subj_topic—both low scores traced to a known solver limitation (blindness to 르-irregular contraction, and insensitivity to the pedagogical convention subj_topic relies on, Section IV-B) rather than to the items themselves. The critic step (Section IV-B) is exercised zero times at this N, because every slot in the current 11 skills is covered by a curated lookup table rather than open generation; its 40% recovery rate is measured separately, on 20 deliberately uncurated slots, and has not yet been reproduced at the scale reported here. Three LLM-judge framings for whether a distractor is also correct, mentioned in Section IV-B, were tested on known cases—direct acceptability judgment, context-anchored forced-choice, and pairwise comparison, each in non-reasoning and reasoning modes—and none is used: the first showed a consistent yes-bias, the other two were inconsistent in both directions and the pairwise framing scored below chance. The non-LLM alternative (kiwipiepy's corpus-derived parse score, Section IV-B) was run on every currently curated pair in the 5 skills it is scoped to: 26/26 (100%) correctly score the correct form above the distractor. This is the full curated set for those 5 skills at present, not a sample, so the number will change in composition, not necessarily in rate, as more pairs are curated.</w:t>
       </w:r>
     </w:p>
     <w:p>

--- a/paper/KO-DRILL_IEEE.docx
+++ b/paper/KO-DRILL_IEEE.docx
@@ -1903,7 +1903,7 @@
           <w:color w:val="000000"/>
           <w:sz w:val="20"/>
         </w:rPr>
-        <w:t>This only works if the distractors are trustworthy, which is why the verifier gate is part of the novelty rather than an implementation detail. It enforces three conditions, and we are precise about which is automated per item and which is a design guarantee, rather than claiming uniform automated coverage. First, a morphological analyser confirms that the distractor actually realises the intended misconception and not some other error. Second—the dominant failure mode of LLM-generated distractors, and the hardest to catch—the distractor must not itself be a correct answer. Korean makes this failure easy to commit: many particle substitutions that look wrong in isolation are acceptable in some reading. For the 3 of our 11 skills where the correct form and the distractor carry different grammatical tags, the morphological analyser enforces this directly: a distractor that also satisfies the correct tag is rejected before it is ever shown. We tried an LLM-judge check for the remaining 8—asking a solver model whether a distractor is also acceptable—twice, in two framings (direct judgment, then pairwise comparison); both showed confirmed, unfixable bias (yes-bias, and below-chance accuracy, respectively) and neither is used; we report this honestly in Section V-B rather than use a check we know to be unreliable. A third, non-LLM approach works for 5 of the remaining 8 (particle_loc, time_range, irregular_conj, adj_relativizer, verb_choice): kiwipiepy's own corpus-derived parse score reliably favours the correct form over the distractor for these specifically, because their correctness is governed by local sentence structure a frequency model can see. It does not transfer to the last 3 (honorific, tense_past, noun_counter), where correctness depends on a social or temporal cue a frequency score cannot represent, and we tested this rather than assumed it—Section V-B reports where it holds. For those last 3, uniqueness still rests on the sentence template being constructed so only one reading is acceptable, verified by direct inspection when each skill was built. Third, a round-trip check requires a solver model, blind to the key, to still select it.</w:t>
+        <w:t>This only works if the distractors are trustworthy, which is why the verifier gate is part of the novelty rather than an implementation detail. It enforces three conditions, and we are precise about which is automated per item and which is a design guarantee, rather than claiming uniform automated coverage. First, a morphological analyser confirms that the distractor actually realises the intended misconception and not some other error. Second—the dominant failure mode of LLM-generated distractors, and the hardest to catch—the distractor must not itself be a correct answer. Korean makes this failure easy to commit: many particle substitutions that look wrong in isolation are acceptable in some reading. For the 3 of our 11 skills where the correct form and the distractor carry different grammatical tags, the morphological analyser enforces this directly: a distractor that also satisfies the correct tag is rejected before it is ever shown. For the remaining 8, we tried asking a solver model to JUDGE whether a distractor is also acceptable, in three framings (direct yes/no, context-anchored forced-choice, pairwise comparison); all three failed, each in a different way (persistent yes-bias, bias in both directions, below-chance accuracy respectively), and none is used—reported honestly in Section V-B rather than relied on. What works instead is changing the task from judging to scoring: reading off a model's own log-probability for the filled sentence, teacher-forced, asks the model nothing, so acquiescence bias cannot apply. kiwipiepy's own corpus-derived parse score—no LLM at all—already does this for 5 of the 8 (particle_loc, time_range, irregular_conj, adj_relativizer, verb_choice), those specifically because their correctness is governed by local sentence structure a frequency signal can see. Qwen3's log-probability, with genuine contextual understanding a simple parser lacks, extends this to 10 of 11 skills, including honorific and tense_past—where correctness depends on a social or temporal cue outside the immediate blank—with 9 of those 10 essentially clean and only noun_counter measurably weaker (a correct but rarer counter can still lose to the generic 개 on raw frequency). subj_topic is the sole skill left out of scope entirely, which is not a failure of the method: §3.3's own framing already states subj_topic's correctness is a pedagogical convention, not a hard rule, and a model's natural distribution has no reason to prefer one reading when there genuinely is none. For skills this check does not cover, uniqueness still rests on the sentence template being constructed so only one reading is acceptable, verified by direct inspection when each skill was built. Third, a round-trip check requires a solver model, blind to the key, to still select it.</w:t>
       </w:r>
     </w:p>
     <w:p>
@@ -2496,7 +2496,7 @@
           <w:color w:val="000000"/>
           <w:sz w:val="20"/>
         </w:rPr>
-        <w:t>Two kinds of evidence are reported here: what has already been measured automatically, at N=20 items per skill across all 11 skills, and what the human study below still needs to establish. Generation passes the morphological gate 100% of the time (220/220); a solver model blind to the key still selects it 66.4% of the time overall, ranging from 95% on particle_obj down to 10% on irregular_conj and subj_topic—both low scores traced to a known solver limitation (blindness to 르-irregular contraction, and insensitivity to the pedagogical convention subj_topic relies on, Section IV-B) rather than to the items themselves. The critic step (Section IV-B) is exercised zero times at this N, because every slot in the current 11 skills is covered by a curated lookup table rather than open generation; its 40% recovery rate is measured separately, on 20 deliberately uncurated slots, and has not yet been reproduced at the scale reported here. Three LLM-judge framings for whether a distractor is also correct, mentioned in Section IV-B, were tested on known cases—direct acceptability judgment, context-anchored forced-choice, and pairwise comparison, each in non-reasoning and reasoning modes—and none is used: the first showed a consistent yes-bias, the other two were inconsistent in both directions and the pairwise framing scored below chance. The non-LLM alternative (kiwipiepy's corpus-derived parse score, Section IV-B) was run on every currently curated pair in the 5 skills it is scoped to: 26/26 (100%) correctly score the correct form above the distractor. This is the full curated set for those 5 skills at present, not a sample, so the number will change in composition, not necessarily in rate, as more pairs are curated.</w:t>
+        <w:t>Two kinds of evidence are reported here: what has already been measured automatically, at N=20 items per skill across all 11 skills, and what the human study below still needs to establish. Generation passes the morphological gate 100% of the time (220/220); a solver model blind to the key still selects it 66.4% of the time overall, ranging from 95% on particle_obj down to 10% on irregular_conj and subj_topic—both low scores traced to a known solver limitation (blindness to 르-irregular contraction, and insensitivity to the pedagogical convention subj_topic relies on, Section IV-B) rather than to the items themselves. The critic step (Section IV-B) is exercised zero times at this N, because every slot in the current 11 skills is covered by a curated lookup table rather than open generation; its 40% recovery rate is measured separately, on 20 deliberately uncurated slots, and has not yet been reproduced at the scale reported here. Three LLM-judge framings for whether a distractor is also correct, mentioned in Section IV-B, were tested on known cases—direct acceptability judgment, context-anchored forced-choice, and pairwise comparison, each in non-reasoning and reasoning modes—and none is used: the first showed a consistent yes-bias, the other two were inconsistent in both directions and the pairwise framing scored below chance. The non-LLM alternative (kiwipiepy's corpus-derived parse score, Section IV-B) was run on every currently curated pair in the 5 skills it is scoped to: 26/26 (100%) correctly score the correct form above the distractor. Qwen3's log-probability version (Section IV-B), scored rather than judged the same way, covers 10 of 11 skills and was run at N=20/skill (fewer where the curated set itself is smaller): 49/52 (94.2%) overall, with 9 of the 10 skills at or near 100% and noun_counter the one measurably weaker case at 3/5—traced to specific pairs where the generic counter 개 outscores a correct but rarer counter (권, 분), not to noise. subj_topic is excluded by design, not tested and omitted: a direct check confirms it scores the textbook-preferred form no higher than the alternative, which independently reconfirms rather than contradicts Section IV-B's own framing that its correctness is a convention, not a rule.</w:t>
       </w:r>
     </w:p>
     <w:p>

--- a/paper/KO-DRILL_IEEE.docx
+++ b/paper/KO-DRILL_IEEE.docx
@@ -1903,7 +1903,7 @@
           <w:color w:val="000000"/>
           <w:sz w:val="20"/>
         </w:rPr>
-        <w:t>This only works if the distractors are trustworthy, which is why the verifier gate is part of the novelty rather than an implementation detail. It enforces three conditions, and we are precise about which is automated per item and which is a design guarantee, rather than claiming uniform automated coverage. First, a morphological analyser confirms that the distractor actually realises the intended misconception and not some other error. Second—the dominant failure mode of LLM-generated distractors, and the hardest to catch—the distractor must not itself be a correct answer. Korean makes this failure easy to commit: many particle substitutions that look wrong in isolation are acceptable in some reading. For the 3 of our 11 skills where the correct form and the distractor carry different grammatical tags, the morphological analyser enforces this directly: a distractor that also satisfies the correct tag is rejected before it is ever shown. For the remaining 8, we tried asking a solver model to JUDGE whether a distractor is also acceptable, in three framings (direct yes/no, context-anchored forced-choice, pairwise comparison); all three failed, each in a different way (persistent yes-bias, bias in both directions, below-chance accuracy respectively), and none is used—reported honestly in Section V-B rather than relied on. What works instead is changing the task from judging to scoring: reading off a model's own log-probability for the filled sentence, teacher-forced, asks the model nothing, so acquiescence bias cannot apply. kiwipiepy's own corpus-derived parse score—no LLM at all—already does this for 5 of the 8 (particle_loc, time_range, irregular_conj, adj_relativizer, verb_choice), those specifically because their correctness is governed by local sentence structure a frequency signal can see. Qwen3's log-probability, with genuine contextual understanding a simple parser lacks, extends this to 10 of 11 skills, including honorific and tense_past—where correctness depends on a social or temporal cue outside the immediate blank—with 9 of those 10 essentially clean and only noun_counter measurably weaker (a correct but rarer counter can still lose to the generic 개 on raw frequency). subj_topic is the sole skill left out of scope entirely, which is not a failure of the method: §3.3's own framing already states subj_topic's correctness is a pedagogical convention, not a hard rule, and a model's natural distribution has no reason to prefer one reading when there genuinely is none. For skills this check does not cover, uniqueness still rests on the sentence template being constructed so only one reading is acceptable, verified by direct inspection when each skill was built. Third, a round-trip check requires a solver model, blind to the key, to still select it.</w:t>
+        <w:t>This only works if the distractors are trustworthy, which is why the verifier gate is part of the novelty rather than an implementation detail. It enforces three conditions, and we are precise about which is automated per item and which is a design guarantee, rather than claiming uniform automated coverage. First, a morphological analyser confirms that the distractor actually realises the intended misconception and not some other error. Second—the dominant failure mode of LLM-generated distractors, and the hardest to catch—the distractor must not itself be a correct answer. Korean makes this failure easy to commit: many particle substitutions that look wrong in isolation are acceptable in some reading. For the 3 of our 11 skills where the correct form and the distractor carry different grammatical tags, the morphological analyser enforces this directly: a distractor that also satisfies the correct tag is rejected before it is ever shown. For the remaining 8, we tried asking a solver model to JUDGE whether a distractor is also acceptable, in three framings (direct yes/no, context-anchored forced-choice, pairwise comparison); all three failed, each in a different way (persistent yes-bias, bias in both directions, below-chance accuracy respectively), and none is used—reported honestly in Section V-B rather than relied on. What works instead is changing the task from judging to scoring: reading off a model's own log-probability for the filled sentence, teacher-forced, asks the model nothing, so acquiescence bias cannot apply. kiwipiepy's own corpus-derived parse score—no LLM at all—already does this for 5 of the 8 (particle_loc, time_range, irregular_conj, adj_relativizer, verb_choice), those specifically because their correctness is governed by local sentence structure a frequency signal can see. We use Qwen3 rather than EXAONE for this, and checked rather than assumed which is better: despite EXAONE's Korean-first training, its much smaller size (1.2B vs. 4B parameters) dominates on this task—EXAONE scores the correct form higher only 48.2% of the time on the same N=20/skill set where Qwen3 reaches 87.5%, and is worse than chance specifically on particle_loc. Model capacity, not language specialisation, is what this particular judgment needs. Qwen3's log-probability, with genuine contextual understanding a simple parser lacks, extends this to 10 of 11 skills, including honorific and tense_past—where correctness depends on a social or temporal cue outside the immediate blank—with 9 of those 10 essentially clean and only noun_counter measurably weaker (a correct but rarer counter can still lose to the generic 개 on raw frequency). subj_topic is the sole skill left out of scope entirely, which is not a failure of the method: §3.3's own framing already states subj_topic's correctness is a pedagogical convention, not a hard rule, and a model's natural distribution has no reason to prefer one reading when there genuinely is none. For skills this check does not cover, uniqueness still rests on the sentence template being constructed so only one reading is acceptable, verified by direct inspection when each skill was built. Third, a round-trip check requires a solver model, blind to the key, to still select it.</w:t>
       </w:r>
     </w:p>
     <w:p>

--- a/paper/KO-DRILL_IEEE.docx
+++ b/paper/KO-DRILL_IEEE.docx
@@ -2129,7 +2129,7 @@
           <w:color w:val="000000"/>
           <w:sz w:val="20"/>
         </w:rPr>
-        <w:t>restricted to items targeting the skill with the greatest expected pedagogical return. This deliberately sacrifices measurement efficiency for learning efficiency, and we now put a number on that cost rather than leave the trade-off purely stated. Using the point-biserial discrimination index—the classical test-theory measure of whether a correct response on an item actually distinguishes stronger from weaker learners—we simulate a field-test population (θ ~ N(0,1), 2000 learners, 40 replications per difficulty) and evaluate it at the item difficulty each policy implies for an average-ability learner. The maximum-information target (β=0, 50% success) gives discrimination 0.41; our 85%-target policy (β=θ̂−logit(0.15), by Eq. 2) gives 0.34—both comfortably in the conventionally "good" range (≥0.30), an 18% relative drop rather than a qualitative one. The trade-off is real, as stated, but the items this policy serves remain psychometrically sound; this was not previously measured and is not assumed. Scheduling across sessions follows a spacing model in the tradition of half-life regression [28], with the tracker posterior supplying the ability term.</w:t>
+        <w:t>restricted to items targeting the skill with the greatest expected pedagogical return. This deliberately sacrifices measurement efficiency for learning efficiency, and we now put a number on that cost rather than leave the trade-off purely stated. Using the point-biserial discrimination index—the classical test-theory measure of whether a correct response on an item actually distinguishes stronger from weaker learners—we simulate a field-test population (θ ~ N(0,1), 2000 learners, 40 replications per difficulty) and evaluate it at the item difficulty each policy implies for an average-ability learner. The maximum-information target (β=0, 50% success) gives discrimination 0.41; our 85%-target policy (β=θ̂−logit(0.15), by Eq. 2) gives 0.34—both comfortably in the conventionally "good" range (≥0.30), an 18% relative drop rather than a qualitative one. The trade-off is real, as stated, but the items this policy serves remain psychometrically sound; this was not previously measured and is not assumed. Vocabulary scheduling across sessions follows a spacing model in the tradition of half-life regression [28], with the tracker posterior supplying the ability term; grammar skills are scheduled differently, stated plainly rather than left for a reader to assume the same mechanism applies to both. A generated grammar item is mostly non-repeating, so there is no fixed card for a half-life model to space—a skill is simply due whenever it is not yet mastered. Mastery itself has no time-based decay under Urnings, so a mastered skill still needs a periodic low-priority recheck to stay revocable in practice; we currently use a flat 30-day interval, an explicit placeholder rather than a derived constant. We tried deriving one from FSRS's own forgetting-curve math first rather than guessing a different number: it does not transfer, because FSRS's growing intervals assume each simulated review is spaced, and feeding it many correct-in-a-row Urnings responses to model "mastered" inflates the derived interval to tens of thousands of days—a different question (long-term fact retention) than the one we are actually asking (how much practice evidence constitutes mastery). No Korean-skill-retention dataset exists to fit a principled interval instead, the same data gap underlying Section III-C's difficulty-prior placeholder; what is logged in the meantime is every recheck outcome, so the interval can be tuned from evidence once usage data exists rather than left an untuned guess indefinitely.</w:t>
       </w:r>
     </w:p>
     <w:p>

--- a/paper/KO-DRILL_IEEE.docx
+++ b/paper/KO-DRILL_IEEE.docx
@@ -243,7 +243,7 @@
           <w:color w:val="000000"/>
           <w:sz w:val="20"/>
         </w:rPr>
-        <w:t>Where it has moved to is the subject of this paper. A personalised drill system must answer two questions on every turn: how good is this learner, and how hard is this question? Adaptive testing has mature machinery for both, but that machinery assumes a fixed bank of questions that have been administered to a calibration sample before being used in earnest. A generative system violates this assumption completely. If items are written on demand, every item is, at the moment it is first served, an item about which nothing is known. One might hope the LLM could simply be asked how hard its own question is. The evidence says otherwise: LLM self-estimates of item difficulty are poorly calibrated, systematically biased towards judging items easier than they are, and unreliable at the level of the individual item [11], [12]. One might instead reach for deep knowledge tracing, the dominant neural approach to learner modelling [19], [20], [21]. But knowledge tracing learns from many learners answering the same items; with an item pool that is effectively infinite and a long tail of items seen a handful of times, there is nothing for it to learn from. This is the cold-start problem in an unusually severe form, affecting not a minority of items but, in principle, all of them [33].</w:t>
+        <w:t>Where it has moved to is the subject of this paper. A personalised drill system must answer two questions on every turn: how good is this learner, and how hard is this question? Adaptive testing has mature machinery for both, but that machinery assumes a fixed bank of questions that have been administered to a calibration sample before being used in earnest. A generative system violates this assumption completely. If items are written on demand, every item is, at the moment it is first served, an item about which nothing is known. One might hope the LLM could simply be asked how hard its own question is. The evidence says otherwise: LLM self-estimates of item difficulty are not a reliable substitute for calibration from real responses: simulated-respondent studies find a single LLM reproduces human item parameters only partially—correlated at the item level, but with a narrower ability distribution and less response variability than real learners, improving only when several models are pooled [12]—and small encoders fine-tuned specifically for difficulty regression outperform far larger general-purpose models at the task outright [11]. One might instead reach for deep knowledge tracing, the dominant neural approach to learner modelling [19], [20], [21]. But knowledge tracing learns from many learners answering the same items; with an item pool that is effectively infinite and a long tail of items seen a handful of times, there is nothing for it to learn from. This is the cold-start problem in an unusually severe form, affecting not a minority of items but, in principle, all of them [33].</w:t>
       </w:r>
     </w:p>
     <w:p>
@@ -494,7 +494,7 @@
           <w:color w:val="000000"/>
           <w:sz w:val="20"/>
         </w:rPr>
-        <w:t>If a generated item is to be used adaptively, its difficulty must be estimated before any learner has answered it. Two strands of recent work bear on this. The first asks whether LLMs can judge difficulty directly, and the answer is largely negative. Liu et al., simulating respondents with LLMs and analysing the resulting response patterns psychometrically, find systematic divergence from human response data [12]. Independent evaluations of LLM difficulty classification report accuracy well below what operational use would require, with a consistent bias towards rating items as easier than they prove to be.</w:t>
+        <w:t>If a generated item is to be used adaptively, its difficulty must be estimated before any learner has answered it. Two strands of recent work bear on this. The first asks whether LLMs can judge difficulty directly, and the answer is qualified rather than simply negative. Liu et al. simulate respondents with LLMs and calibrate item parameters from the resulting responses: a single model's item-level parameters correlate well with human-calibrated ones (Spearman above 0.8 for the strongest model tested), but no single model reproduces the full human ability distribution—each LLM's simulated population is narrower and less variable than real test-takers—so only a pooled ensemble of several models approaches that distribution, and augmenting real human data with resampled LLM responses helps calibration only with caveats [12]. The practical reading for a single-generator pipeline like ours is narrower than "LLMs can self-rate difficulty": a single LLM is not a population of learners, and nothing in this result licenses asking one model to introspect about an item's difficulty on its own.</w:t>
       </w:r>
     </w:p>
     <w:p>

--- a/paper/KO-DRILL_IEEE.docx
+++ b/paper/KO-DRILL_IEEE.docx
@@ -846,7 +846,7 @@
           <w:color w:val="000000"/>
           <w:sz w:val="20"/>
         </w:rPr>
-        <w:t>G3. Feedback is generated uniformly, and its benefits are not. Lin et al., studying on-demand LLM explanatory feedback across seven lessons with 885 learners, found statistically significant benefits in only two of them, with effect sizes of 0.28 and 0.33 after adjusting for learners' propensity to request feedback [29]. Feedback is not uniformly valuable, yet systems generate it uniformly, at uniform cost. No existing work allocates generative effort according to how much the system stands to learn from the interaction.</w:t>
+        <w:t>G3. Feedback is generated uniformly, and its benefits are not. Thomas et al., studying on-demand LLM explanatory feedback across seven lessons with 885 learners, found statistically significant benefits in only two of them, with effect sizes of 0.28 and 0.33 after adjusting for learners' propensity to request feedback [29]. Feedback is not uniformly valuable, yet systems generate it uniformly, at uniform cost. No existing work allocates generative effort according to how much the system stands to learn from the interaction.</w:t>
       </w:r>
     </w:p>
     <w:p>

--- a/paper/KO-DRILL_IEEE.docx
+++ b/paper/KO-DRILL_IEEE.docx
@@ -1903,7 +1903,7 @@
           <w:color w:val="000000"/>
           <w:sz w:val="20"/>
         </w:rPr>
-        <w:t>This only works if the distractors are trustworthy, which is why the verifier gate is part of the novelty rather than an implementation detail. It enforces three conditions, and we are precise about which is automated per item and which is a design guarantee, rather than claiming uniform automated coverage. First, a morphological analyser confirms that the distractor actually realises the intended misconception and not some other error. Second—the dominant failure mode of LLM-generated distractors, and the hardest to catch—the distractor must not itself be a correct answer. Korean makes this failure easy to commit: many particle substitutions that look wrong in isolation are acceptable in some reading. For the 3 of our 11 skills where the correct form and the distractor carry different grammatical tags, the morphological analyser enforces this directly: a distractor that also satisfies the correct tag is rejected before it is ever shown. For the remaining 8, we tried asking a solver model to JUDGE whether a distractor is also acceptable, in three framings (direct yes/no, context-anchored forced-choice, pairwise comparison); all three failed, each in a different way (persistent yes-bias, bias in both directions, below-chance accuracy respectively), and none is used—reported honestly in Section V-B rather than relied on. What works instead is changing the task from judging to scoring: reading off a model's own log-probability for the filled sentence, teacher-forced, asks the model nothing, so acquiescence bias cannot apply. kiwipiepy's own corpus-derived parse score—no LLM at all—already does this for 5 of the 8 (particle_loc, time_range, irregular_conj, adj_relativizer, verb_choice), those specifically because their correctness is governed by local sentence structure a frequency signal can see. We use Qwen3 rather than EXAONE for this, and checked rather than assumed which is better: despite EXAONE's Korean-first training, its much smaller size (1.2B vs. 4B parameters) dominates on this task—EXAONE scores the correct form higher only 48.2% of the time on the same N=20/skill set where Qwen3 reaches 87.5%, and is worse than chance specifically on particle_loc. Model capacity, not language specialisation, is what this particular judgment needs. Qwen3's log-probability, with genuine contextual understanding a simple parser lacks, extends this to 10 of 11 skills, including honorific and tense_past—where correctness depends on a social or temporal cue outside the immediate blank—with 9 of those 10 essentially clean and only noun_counter measurably weaker (a correct but rarer counter can still lose to the generic 개 on raw frequency). subj_topic is the sole skill left out of scope entirely, which is not a failure of the method: §3.3's own framing already states subj_topic's correctness is a pedagogical convention, not a hard rule, and a model's natural distribution has no reason to prefer one reading when there genuinely is none. For skills this check does not cover, uniqueness still rests on the sentence template being constructed so only one reading is acceptable, verified by direct inspection when each skill was built. Third, a round-trip check requires a solver model, blind to the key, to still select it.</w:t>
+        <w:t>This only works if the distractors are trustworthy, which is why the verifier gate is part of the novelty rather than an implementation detail. It enforces three conditions, and we are precise about which is automated per item and which is a design guarantee, rather than claiming uniform automated coverage. First, a morphological analyser confirms that the distractor actually realises the intended misconception and not some other error. Second—the dominant failure mode of LLM-generated distractors, and the hardest to catch—the distractor must not itself be a correct answer. Korean makes this failure easy to commit: many particle substitutions that look wrong in isolation are acceptable in some reading. For the 3 of our 11 skills where the correct form and the distractor carry different grammatical tags, the morphological analyser enforces this directly: a distractor that also satisfies the correct tag is rejected before it is ever shown. For the remaining 8, we tried asking a solver model to JUDGE whether a distractor is also acceptable, in three framings (direct yes/no, context-anchored forced-choice, pairwise comparison); all three failed, each in a different way (persistent yes-bias, bias in both directions, below-chance accuracy respectively), and none is used—reported honestly in Section V-B rather than relied on. What works instead is changing the task from judging to scoring: reading off a model's own log-probability for the filled sentence, teacher-forced, asks the model nothing, so acquiescence bias cannot apply. kiwipiepy's own corpus-derived parse score—no LLM at all—already does this for 5 of the 8 (particle_loc, time_range, irregular_conj, adj_relativizer, verb_choice), those specifically because their correctness is governed by local sentence structure a frequency signal can see. We use Qwen3 rather than EXAONE for this, and checked rather than assumed which is better: despite EXAONE's Korean-first training, its much smaller size (1.2B vs. 4B parameters) dominates on this task—EXAONE scores the correct form higher only 48.2% of the time on the same N=20/skill set where Qwen3 reaches 87.5%, and is worse than chance specifically on particle_loc. Model capacity, not language specialisation, is what this particular judgment needs. Qwen3's log-probability, with genuine contextual understanding a simple parser lacks, extends this to 10 of 11 skills, including honorific and tense_past—where correctness depends on a social or temporal cue outside the immediate blank—with 8 of those 10 fully clean. The other two each failed on exactly one curated pair, for two different, specific, now-fixed reasons rather than general unreliability: noun_counter's correct-but-rarer counters (권, 분) twice lost to the generic 개 on raw corpus frequency alone, a confound in this check's method rather than a defect in the items (both still parse correctly by construction); mod_adverb's one failing verb, 청소하다, is a noun-plus-하다 compound, giving the wrong attributive form a noun inside the verb to attach to and read as marginally natural ("a clean cleaning") in a way the other, non-compound verbs do not allow. Both confounded pairs have been replaced (권/장 and 분/명 in place of 권/분 vs 개; 씻다 in place of 청소하다) rather than the result merely caveated; re-running this check against the replacement pairs is noted as pending, not assumed to already confirm the fix. subj_topic is the sole skill left out of scope entirely, which is not a failure of the method: §3.3's own framing already states subj_topic's correctness is a pedagogical convention, not a hard rule, and a model's natural distribution has no reason to prefer one reading when there genuinely is none. For skills this check does not cover, uniqueness still rests on the sentence template being constructed so only one reading is acceptable, verified by direct inspection when each skill was built. Third, a round-trip check requires a solver model, blind to the key, to still select it.</w:t>
       </w:r>
     </w:p>
     <w:p>
@@ -2496,7 +2496,7 @@
           <w:color w:val="000000"/>
           <w:sz w:val="20"/>
         </w:rPr>
-        <w:t>Two kinds of evidence are reported here: what has already been measured automatically, at N=20 items per skill across all 11 skills, and what the human study below still needs to establish. Generation passes the morphological gate 100% of the time (220/220); a solver model blind to the key still selects it 66.4% of the time overall, ranging from 95% on particle_obj down to 10% on irregular_conj and subj_topic—both low scores traced to a known solver limitation (blindness to 르-irregular contraction, and insensitivity to the pedagogical convention subj_topic relies on, Section IV-B) rather than to the items themselves. The critic step (Section IV-B) is exercised zero times at this N, because every slot in the current 11 skills is covered by a curated lookup table rather than open generation; its 40% recovery rate is measured separately, on 20 deliberately uncurated slots, and has not yet been reproduced at the scale reported here. Three LLM-judge framings for whether a distractor is also correct, mentioned in Section IV-B, were tested on known cases—direct acceptability judgment, context-anchored forced-choice, and pairwise comparison, each in non-reasoning and reasoning modes—and none is used: the first showed a consistent yes-bias, the other two were inconsistent in both directions and the pairwise framing scored below chance. The non-LLM alternative (kiwipiepy's corpus-derived parse score, Section IV-B) was run on every currently curated pair in the 5 skills it is scoped to: 26/26 (100%) correctly score the correct form above the distractor. Qwen3's log-probability version (Section IV-B), scored rather than judged the same way, covers 10 of 11 skills and was run at N=20/skill (fewer where the curated set itself is smaller): 49/52 (94.2%) overall, with 9 of the 10 skills at or near 100% and noun_counter the one measurably weaker case at 3/5—traced to specific pairs where the generic counter 개 outscores a correct but rarer counter (권, 분), not to noise. subj_topic is excluded by design, not tested and omitted: a direct check confirms it scores the textbook-preferred form no higher than the alternative, which independently reconfirms rather than contradicts Section IV-B's own framing that its correctness is a convention, not a rule.</w:t>
+        <w:t>Two kinds of evidence are reported here: what has already been measured automatically, at N=20 items per skill across all 11 skills, and what the human study below still needs to establish. Generation passes the morphological gate 100% of the time (220/220); a solver model blind to the key still selects it 66.4% of the time overall, ranging from 95% on particle_obj down to 10% on irregular_conj and subj_topic—both low scores traced to a known solver limitation (blindness to 르-irregular contraction, and insensitivity to the pedagogical convention subj_topic relies on, Section IV-B) rather than to the items themselves. The critic step (Section IV-B) is exercised zero times at this N, because every slot in the current 11 skills is covered by a curated lookup table rather than open generation; its 40% recovery rate is measured separately, on 20 deliberately uncurated slots, and has not yet been reproduced at the scale reported here. Three LLM-judge framings for whether a distractor is also correct, mentioned in Section IV-B, were tested on known cases—direct acceptability judgment, context-anchored forced-choice, and pairwise comparison, each in non-reasoning and reasoning modes—and none is used: the first showed a consistent yes-bias, the other two were inconsistent in both directions and the pairwise framing scored below chance. The non-LLM alternative (kiwipiepy's corpus-derived parse score, Section IV-B) was run on every currently curated pair in the 5 skills it is scoped to: 26/26 (100%) correctly score the correct form above the distractor. Qwen3's log-probability version (Section IV-B), scored rather than judged the same way, covers 10 of 11 skills and was run at N=20/skill (fewer where the curated set itself is smaller): 49/52 (94.2%) overall, with 8 of the 10 skills fully clean and two each failing on one curated pair for a specific, identified reason, not noise—noun_counter (3/5) where the generic counter 개 outscores a correct but rarer counter (권, 분), and mod_adverb (4/5) where the one noun-plus-하다 compound verb in its set let the wrong attributive form attach to the embedded noun instead. These two figures describe the pairs as they stood at this measurement; both confounded pairs were replaced immediately afterward (Section IV-B), and re-measuring the replacements is recorded as outstanding rather than assumed resolved by the fix alone. subj_topic is excluded by design, not tested and omitted: a direct check confirms it scores the textbook-preferred form no higher than the alternative, which independently reconfirms rather than contradicts Section IV-B's own framing that its correctness is a convention, not a rule.</w:t>
       </w:r>
     </w:p>
     <w:p>

--- a/paper/KO-DRILL_IEEE.docx
+++ b/paper/KO-DRILL_IEEE.docx
@@ -189,7 +189,7 @@
           <w:color w:val="000000"/>
           <w:sz w:val="20"/>
         </w:rPr>
-        <w:t>Learning a language is, to an unglamorous degree, a matter of repetition. Learners need to meet the same grammatical pattern many times, in varied contexts, spaced out over weeks, and they need to be told promptly when they get it wrong. This is the principle behind drill practice, and it is well supported: retrieval practice, in which the learner must produce an answer rather than merely re-read material, produces more durable memory than passive review, and scheduling that practice according to a model of forgetting improves retention further still [28].</w:t>
+        <w:t>Learning a language is, to an unglamorous degree, a matter of repetition. Learners need to meet the same grammatical pattern many times, in varied contexts, spaced out over weeks, and they need to be told promptly when they get it wrong. This is the principle behind drill practice, and it is well supported: retrieval practice, in which the learner must produce an answer rather than merely re-read material, produces more durable memory than passive review, and scheduling that practice according to a model of forgetting improves retention further still [26].</w:t>
       </w:r>
     </w:p>
     <w:p>
@@ -207,7 +207,7 @@
           <w:color w:val="000000"/>
           <w:sz w:val="20"/>
         </w:rPr>
-        <w:t>Korean presents a particularly strong case for drill practice, and a particularly awkward one for existing tools. Korean is an agglutinative language: grammatical information is carried by particles attached to nouns and by endings attached to verbs. A learner must choose correctly among markers that have no direct equivalent in English, decide between the topic marker and the subject marker in contexts where both are grammatical but convey different emphasis, conjugate verbs that follow irregular patterns, and select an appropriate level of politeness for the social relationship being described. Corpus studies of learner writing confirm that these are precisely the areas where errors concentrate and persist [24], [25]. They are also areas that reward exactly the kind of high-volume, finely targeted practice that is tedious for a human teacher to prepare.</w:t>
+        <w:t>Korean presents a particularly strong case for drill practice, and a particularly awkward one for existing tools. Korean is an agglutinative language: grammatical information is carried by particles attached to nouns and by endings attached to verbs. A learner must choose correctly among markers that have no direct equivalent in English, decide between the topic marker and the subject marker in contexts where both are grammatical but convey different emphasis, conjugate verbs that follow irregular patterns, and select an appropriate level of politeness for the social relationship being described. Corpus studies of learner writing confirm that these are precisely the areas where errors concentrate and persist [22], [23]. They are also areas that reward exactly the kind of high-volume, finely targeted practice that is tedious for a human teacher to prepare.</w:t>
       </w:r>
     </w:p>
     <w:p>
@@ -225,7 +225,7 @@
           <w:color w:val="000000"/>
           <w:sz w:val="20"/>
         </w:rPr>
-        <w:t>Until recently the limiting factor was supply. Producing a few thousand well-formed practice items, each targeting one grammatical point at a known level of difficulty, with plausible wrong answers, is weeks of expert labour. Large language models (LLMs) have changed this: systematic reviews now document a large and rapidly maturing literature on automatic question generation, with models producing multiple-choice items at a quality that is beginning to approach human-authored material [5], [6], [7], [8]. The bottleneck has moved.</w:t>
+        <w:t>Until recently the limiting factor was supply. Producing a few thousand well-formed practice items, each targeting one grammatical point at a known level of difficulty, with plausible wrong answers, is weeks of expert labour. Large language models (LLMs) have changed this: systematic reviews now document a large and rapidly maturing literature on automatic question generation, with models producing multiple-choice items at a quality that is beginning to approach human-authored material [2], [3], [4]. The bottleneck has moved.</w:t>
       </w:r>
     </w:p>
     <w:p>
@@ -243,7 +243,7 @@
           <w:color w:val="000000"/>
           <w:sz w:val="20"/>
         </w:rPr>
-        <w:t>Where it has moved to is the subject of this paper. A personalised drill system must answer two questions on every turn: how good is this learner, and how hard is this question? Adaptive testing has mature machinery for both, but that machinery assumes a fixed bank of questions that have been administered to a calibration sample before being used in earnest. A generative system violates this assumption completely. If items are written on demand, every item is, at the moment it is first served, an item about which nothing is known. One might hope the LLM could simply be asked how hard its own question is. The evidence says otherwise: LLM self-estimates of item difficulty are not a reliable substitute for calibration from real responses: simulated-respondent studies find a single LLM reproduces human item parameters only partially—correlated at the item level, but with a narrower ability distribution and less response variability than real learners, improving only when several models are pooled [12]—and small encoders fine-tuned specifically for difficulty regression outperform far larger general-purpose models at the task outright [11]. One might instead reach for deep knowledge tracing, the dominant neural approach to learner modelling [19], [20], [21]. But knowledge tracing learns from many learners answering the same items; with an item pool that is effectively infinite and a long tail of items seen a handful of times, there is nothing for it to learn from. This is the cold-start problem in an unusually severe form, affecting not a minority of items but, in principle, all of them [33].</w:t>
+        <w:t>Where it has moved to is the subject of this paper. A personalised drill system must answer two questions on every turn: how good is this learner, and how hard is this question? Adaptive testing has mature machinery for both, but that machinery assumes a fixed bank of questions that have been administered to a calibration sample before being used in earnest. A generative system violates this assumption completely. If items are written on demand, every item is, at the moment it is first served, an item about which nothing is known. One might hope the LLM could simply be asked how hard its own question is. The evidence says otherwise: LLM self-estimates of item difficulty are not a reliable substitute for calibration from real responses: simulated-respondent studies find a single LLM reproduces human item parameters only partially—correlated at the item level, but with a narrower ability distribution and less response variability than real learners, improving only when several models are pooled [8]—and small encoders fine-tuned specifically for difficulty regression outperform far larger general-purpose models at the task outright [7]. One might instead reach for deep knowledge tracing, the dominant neural approach to learner modelling [17], [18], [19]. But knowledge tracing learns from many learners answering the same items; with an item pool that is effectively infinite and a long tail of items seen a handful of times, there is nothing for it to learn from. This is the cold-start problem in an unusually severe form, affecting not a minority of items but, in principle, all of them [31].</w:t>
       </w:r>
     </w:p>
     <w:p>
@@ -442,7 +442,7 @@
           <w:color w:val="000000"/>
           <w:sz w:val="20"/>
         </w:rPr>
-        <w:t>Automatic item generation—having software write test questions—long predates LLMs, but transformer-based models changed its practical reach. A 2025 systematic review of transformer and LLM approaches to multiple-choice question generation finds consistent improvement over earlier template and rule-based pipelines, while noting that evaluation in the field remains dominated by surface metrics of fluency rather than measures of pedagogical usefulness [5]. A broader 2026 survey reaches a similar conclusion and identifies difficulty control as an open problem [6]. Applied work confirms feasibility across subjects: Ling and Afzaal generate question–answer pairs for higher education from pre-trained models [7], and Badenes-Olmedo and Eyzaguirre's QuerIA system couples generation with evaluation in a university setting [8]. Dong and Li address difficulty control directly, combining active learning for labelling with low-rank adaptation to steer a model towards a requested difficulty level [9].</w:t>
+        <w:t>Automatic item generation—having software write test questions—long predates LLMs, but transformer-based models changed its practical reach. A 2025 systematic review of transformer and LLM approaches to multiple-choice question generation finds consistent improvement over earlier template and rule-based pipelines, while noting that evaluation in the field remains dominated by surface metrics of fluency rather than measures of pedagogical usefulness [2]. A broader 2026 survey reaches a similar conclusion and identifies difficulty control as an open problem [3]. Applied work confirms feasibility: Badenes-Olmedo and Eyzaguirre's QuerIA system couples generation with evaluation in a university setting [4]. Dong and Li address difficulty control directly, combining active learning for labelling with low-rank adaptation to steer a model towards a requested difficulty level [5].</w:t>
       </w:r>
     </w:p>
     <w:p>
@@ -460,7 +460,7 @@
           <w:color w:val="000000"/>
           <w:sz w:val="20"/>
         </w:rPr>
-        <w:t>Distractors—the plausible wrong answers in a multiple-choice item—have received separate attention, because they are harder to produce than the correct answer and matter more than is often appreciated. A wrong answer that nobody would ever choose contributes nothing; a wrong answer that is in fact also correct actively damages the test. Bitew et al. show that predictive prompting improves distractor plausibility over prior approaches [10], but the reported ceiling—roughly half of generated distractors rated high quality by teachers—indicates how much room remains. Crucially, the entire line of work optimises for plausibility. None of it asks the question we think is more useful: what does the choice of a particular wrong answer tell us about the learner? A parallel line of work uses LLMs not to generate educational content but to judge it, as Li et al. do for student-generated material in learnersourcing [14]; this is closer to the verification role we describe in Section IV-B, though it has not been applied to checking the grammatical validity of generated distractors.</w:t>
+        <w:t>Distractors—the plausible wrong answers in a multiple-choice item—have received separate attention, because they are harder to produce than the correct answer and matter more than is often appreciated. A wrong answer that nobody would ever choose contributes nothing; a wrong answer that is in fact also correct actively damages the test. Bitew et al. show that predictive prompting improves distractor plausibility over prior approaches [6], but the reported ceiling—roughly half of generated distractors rated high quality by teachers—indicates how much room remains. Crucially, the entire line of work optimises for plausibility. None of it asks the question we think is more useful: what does the choice of a particular wrong answer tell us about the learner? A parallel line of work uses LLMs not to generate educational content but to judge it, as Li et al. do for student-generated material in learnersourcing [10]; this is closer to the verification role we describe in Section IV-B, though it has not been applied to checking the grammatical validity of generated distractors.</w:t>
       </w:r>
     </w:p>
     <w:p>
@@ -494,7 +494,7 @@
           <w:color w:val="000000"/>
           <w:sz w:val="20"/>
         </w:rPr>
-        <w:t>If a generated item is to be used adaptively, its difficulty must be estimated before any learner has answered it. Two strands of recent work bear on this. The first asks whether LLMs can judge difficulty directly, and the answer is qualified rather than simply negative. Liu et al. simulate respondents with LLMs and calibrate item parameters from the resulting responses: a single model's item-level parameters correlate well with human-calibrated ones (Spearman above 0.8 for the strongest model tested), but no single model reproduces the full human ability distribution—each LLM's simulated population is narrower and less variable than real test-takers—so only a pooled ensemble of several models approaches that distribution, and augmenting real human data with resampled LLM responses helps calibration only with caveats [12]. The practical reading for a single-generator pipeline like ours is narrower than "LLMs can self-rate difficulty": a single LLM is not a population of learners, and nothing in this result licenses asking one model to introspect about an item's difficulty on its own.</w:t>
+        <w:t>If a generated item is to be used adaptively, its difficulty must be estimated before any learner has answered it. Two strands of recent work bear on this. The first asks whether LLMs can judge difficulty directly, and the answer is qualified rather than simply negative. Liu et al. simulate respondents with LLMs and calibrate item parameters from the resulting responses: a single model's item-level parameters correlate well with human-calibrated ones (Spearman above 0.8 for the strongest model tested), but no single model reproduces the full human ability distribution—each LLM's simulated population is narrower and less variable than real test-takers—so only a pooled ensemble of several models approaches that distribution, and augmenting real human data with resampled LLM responses helps calibration only with caveats [8]. The practical reading for a single-generator pipeline like ours is narrower than "LLMs can self-rate difficulty": a single LLM is not a population of learners, and nothing in this result licenses asking one model to introspect about an item's difficulty on its own.</w:t>
       </w:r>
     </w:p>
     <w:p>
@@ -512,7 +512,7 @@
           <w:color w:val="000000"/>
           <w:sz w:val="20"/>
         </w:rPr>
-        <w:t>The second strand is more encouraging and, for our purposes, decisive. Li et al. treat difficulty estimation as a supervised regression problem over item text and fine-tune language models to solve it [11]. Their central finding is that small encoder models—BERT and RoBERTa, with hundreds of millions of parameters rather than tens of billions—outperform much larger models on this task, achieving a root mean squared error of 0.2926 and beating the winning entry of a shared-task competition. Larger is not better here. The task is a narrow mapping from text to a scalar, with limited labelled data; a compact encoder fine-tuned on exactly that mapping is better matched to it than a general-purpose generative model prompted to introspect. This result directly supports the architecture we propose in Section IV.</w:t>
+        <w:t>The second strand is more encouraging and, for our purposes, decisive. Li et al. treat difficulty estimation as a supervised regression problem over item text and fine-tune language models to solve it [7]. Their central finding is that small encoder models—BERT and RoBERTa, with hundreds of millions of parameters rather than tens of billions—outperform much larger models on this task, achieving a root mean squared error of 0.2926 and beating the winning entry of a shared-task competition. Larger is not better here. The task is a narrow mapping from text to a scalar, with limited labelled data; a compact encoder fine-tuned on exactly that mapping is better matched to it than a general-purpose generative model prompted to introspect. This result directly supports the architecture we propose in Section IV.</w:t>
       </w:r>
     </w:p>
     <w:p>
@@ -546,7 +546,7 @@
           <w:color w:val="000000"/>
           <w:sz w:val="20"/>
         </w:rPr>
-        <w:t>Two traditions address learner modelling, and they are further apart than they should be. The deep learning tradition—knowledge tracing—treats the learner's history as a sequence and trains a neural network to predict the next response. Recent work in this line is sophisticated: Jiang et al. incorporate item difficulty into a multi-view attention architecture [20]; Qian et al. ground an attention mechanism in cognitive theory [21]; Tong and Ren combine knowledge tracing with cognitive load estimation to generate learning paths, reporting 87.5% prediction accuracy and a 24.6% improvement in learning efficiency [19]. Cognitive diagnosis models pursue interpretability within the same broad family, with NeuralCD imposing a monotonicity constraint so that diagnostic output remains meaningful [22] and later work adding multidimensional features [23].</w:t>
+        <w:t>Two traditions address learner modelling, and they are further apart than they should be. The deep learning tradition—knowledge tracing—treats the learner's history as a sequence and trains a neural network to predict the next response. Recent work in this line is sophisticated: Jiang et al. incorporate item difficulty into a multi-view attention architecture [18]; Qian et al. ground an attention mechanism in cognitive theory [19]; Tong and Ren combine knowledge tracing with cognitive load estimation to generate learning paths, reporting 87.5% prediction accuracy and a 24.6% improvement in learning efficiency [17]. Cognitive diagnosis models pursue interpretability within the same broad family, with NeuralCD imposing a monotonicity constraint so that diagnostic output remains meaningful [20] and later work adding multidimensional features [21].</w:t>
       </w:r>
     </w:p>
     <w:p>
@@ -564,7 +564,7 @@
           <w:color w:val="000000"/>
           <w:sz w:val="20"/>
         </w:rPr>
-        <w:t>A related strand models the learner as a persistent profile rather than a response sequence: Aydın and Yurdugül construct a “learner digital twin” from accumulated experience and use it to select instructional scaffolding [32]. This shares our motivation of maintaining an explicit, inspectable learner representation, though it does not address item calibration.</w:t>
+        <w:t>A related strand models the learner as a persistent profile rather than a response sequence: Aydın and Yurdugül construct a “learner digital twin” from accumulated experience and use it to select instructional scaffolding [30]. This shares our motivation of maintaining an explicit, inspectable learner representation, though it does not address item calibration.</w:t>
       </w:r>
     </w:p>
     <w:p>
@@ -600,7 +600,7 @@
           <w:color w:val="000000"/>
           <w:sz w:val="20"/>
         </w:rPr>
-        <w:t>The psychometric tradition takes the opposite approach: a small number of explicit, interpretable parameters updated by a transparent rule. The Elo rating system, borrowed from chess, is the workhorse. Each learner and each item carries a single number; after every response both numbers move towards or away from each other in proportion to how surprising the outcome was. It is trivial to implement, needs no training data, and updates in constant time, which is why it underpins deployed adaptive platforms [18]. Section III-B explains why, despite these virtues, it is the wrong choice for the system we are describing.</w:t>
+        <w:t>The psychometric tradition takes the opposite approach: a small number of explicit, interpretable parameters updated by a transparent rule. The Elo rating system, borrowed from chess, is the workhorse. Each learner and each item carries a single number; after every response both numbers move towards or away from each other in proportion to how surprising the outcome was. It is trivial to implement, needs no training data, and updates in constant time, which is why it underpins deployed adaptive platforms [16]. Even inside such deployments, though, plain Elo keeps needing patches: a recent audit of a large-scale deployed system finds item drift and an unmodelled speed–accuracy tradeoff [14], and separate work finds its fixed update size forces a tradeoff between tracking real ability change and rating volatility, proposing a dynamically adjusted update size instead [15]. Section III-B explains why, despite these virtues, it is the wrong choice for the system we are describing.</w:t>
       </w:r>
     </w:p>
     <w:p>
@@ -618,7 +618,7 @@
           <w:color w:val="000000"/>
           <w:sz w:val="20"/>
         </w:rPr>
-        <w:t>The Urnings algorithm offers an alternative with the same operational simplicity and better statistical behaviour [16]. Each learner and item is represented not by a point estimate but by an urn containing a fixed number of balls, some green and some red; the proportion of green balls is the current estimate and the number of balls controls its precision. Updates exchange balls between the learner's urn and the item's urn, with a Metropolis–Hastings correction that keeps the procedure statistically honest. Because the urn has a fixed size, the estimate comes with a known standard error—something Elo cannot provide—and the algorithm explicitly corrects for the distortion introduced when items are chosen adaptively. It extends naturally to tracking several abilities at once [16], and recent work augments it with response times [17].</w:t>
+        <w:t>The Urnings algorithm offers an alternative with the same operational simplicity and better statistical behaviour [12]. Each learner and item is represented not by a point estimate but by an urn containing a fixed number of balls, some green and some red; the proportion of green balls is the current estimate and the number of balls controls its precision. Updates exchange balls between the learner's urn and the item's urn, with a Metropolis–Hastings correction that keeps the procedure statistically honest. Because the urn has a fixed size, the estimate comes with a known standard error—something Elo cannot provide—and the algorithm explicitly corrects for the distortion introduced when items are chosen adaptively. It extends naturally to tracking several abilities at once [12], and recent work augments it with response times [13].</w:t>
       </w:r>
     </w:p>
     <w:p>
@@ -652,7 +652,7 @@
           <w:color w:val="000000"/>
           <w:sz w:val="20"/>
         </w:rPr>
-        <w:t>Korean-specific resources have matured considerably. Song et al. substantially enrich the Korean learner corpus for grammatical error correction and writing assessment [24], building on earlier error-annotated collections; Chun and Kim analyse substitution errors between topic and nominative markers in a learner corpus and derive pedagogical applications from them [25]. On the modelling side, Yu et al.'s KRongBERT demonstrates that explicitly accounting for Korean morphology in a pre-trained encoder improves downstream performance [26], a reminder that Korean's agglutinative structure is not something a general multilingual model handles for free.</w:t>
+        <w:t>Korean-specific resources have matured considerably. Song et al. substantially enrich the Korean learner corpus for grammatical error correction and writing assessment [22], building on earlier error-annotated collections; Chun and Kim analyse substitution errors between topic and nominative markers in a learner corpus and derive pedagogical applications from them [23]. On the modelling side, Yu et al.'s KRongBERT demonstrates that explicitly accounting for Korean morphology in a pre-trained encoder improves downstream performance [24], a reminder that Korean's agglutinative structure is not something a general multilingual model handles for free.</w:t>
       </w:r>
     </w:p>
     <w:p>
@@ -670,7 +670,7 @@
           <w:color w:val="000000"/>
           <w:sz w:val="20"/>
         </w:rPr>
-        <w:t>Work on AI in Korean language teaching has so far concentrated on conversation and motivation rather than on structured assessment. Hong and Yang evaluate a mobile-assisted blended Korean course and report gains in both proficiency and affective outcomes [1]. Related work in second language learning more broadly examines generative AI chatbots for speaking practice [3], vocabulary and reading development [4], and the redistribution of agency between learner, teacher and machine that generative tools bring about [2]. Assessment-focused studies, meanwhile, concentrate on scoring learner production rather than generating practice: automated essay scoring with LLMs has been examined for validity and reliability with mixed conclusions [30], [31].</w:t>
+        <w:t>Generative AI applied specifically to Korean language pedagogy is thin next to the NLP resources above: the broader second-language-learning literature discusses the redistribution of agency between learner, teacher and machine that generative tools bring about [1], but structured, difficulty-calibrated assessment is not its focus. Assessment-focused studies, meanwhile, concentrate on scoring learner production rather than generating practice: automated essay scoring with LLMs has been examined for validity and reliability with mixed conclusions [28], [29].</w:t>
       </w:r>
     </w:p>
     <w:p>
@@ -704,7 +704,7 @@
           <w:color w:val="000000"/>
           <w:sz w:val="20"/>
         </w:rPr>
-        <w:t>Before proposing new methods it is worth asking what the most successful deployed practice systems already do, since reviewers familiar with Duolingo or similar products will ask the same question. The honest answer is that there is no single industry standard — four of the most-cited systems solve the problem four different ways. Duolingo's practice app schedules review using Half-Life Regression [28], a lightweight model trained on thirteen million learning traces, since evolved into Birdbrain, an LSTM-based system reported to process tens of billions of predictions daily across the product's user base [37]. The Duolingo English Test, a separate system from the practice app, instead scores test-takers with classical item response theory inside a computerised-adaptive-testing framework [38]. ALEKS, a widely deployed mathematics tutor, uses neither: it is built on knowledge space theory, a combinatorial framework that represents a learner's state as the precise subset of skills mastered and selects items that move the learner to an adjacent reachable state [39]. Math Garden uses the Elo-based design discussed in Section III-B [40]. Anki's default scheduler, FSRS, fits a compact per-card memory model from review history [41].</w:t>
+        <w:t>Before proposing new methods it is worth asking what the most successful deployed practice systems already do, since reviewers familiar with Duolingo or similar products will ask the same question. The honest answer is that there is no single industry standard — four of the most-cited systems solve the problem four different ways. Duolingo's practice app schedules review using Half-Life Regression [26], a lightweight model trained on thirteen million learning traces, since evolved into Birdbrain, an LSTM-based system reported to process tens of billions of predictions daily across the product's user base [35]. The Duolingo English Test, a separate system from the practice app, instead scores test-takers with classical item response theory inside a computerised-adaptive-testing framework [36]. ALEKS, a widely deployed mathematics tutor, uses neither: it is built on knowledge space theory, a combinatorial framework that represents a learner's state as the precise subset of skills mastered and selects items that move the learner to an adjacent reachable state [37]. Math Garden uses the Elo-based design discussed in Section III-B [38]. Anki's default scheduler, FSRS, fits a compact per-card memory model from review history [39].</w:t>
       </w:r>
     </w:p>
     <w:p>
@@ -758,7 +758,7 @@
           <w:color w:val="000000"/>
           <w:sz w:val="20"/>
         </w:rPr>
-        <w:t>This reframes the contribution of the present paper. It is not an attempt to out-engineer Birdbrain, which would be a poor use of effort given the data gap just described. It is an attempt to reproduce, for a research team without a professional content-authoring organisation, the adaptive quality that large-scale systems achieve by combining editorial labour with classical or lightly-parameterised statistical models. We therefore follow industry practice exactly where our data regime matches theirs — classical or lightweight trackers over learner ability, and a decay-based scheduler over review timing, in the spirit of [28] and [41] — and depart from it only where our resource constraint, not our technical ambition, forces a different answer: generating and calibrating items we cannot afford to commission.</w:t>
+        <w:t>This reframes the contribution of the present paper. It is not an attempt to out-engineer Birdbrain, which would be a poor use of effort given the data gap just described. It is an attempt to reproduce, for a research team without a professional content-authoring organisation, the adaptive quality that large-scale systems achieve by combining editorial labour with classical or lightly-parameterised statistical models. We therefore follow industry practice exactly where our data regime matches theirs — classical or lightweight trackers over learner ability, and a decay-based scheduler over review timing, in the spirit of [26] and [39] — and depart from it only where our resource constraint, not our technical ambition, forces a different answer: generating and calibrating items we cannot afford to commission.</w:t>
       </w:r>
     </w:p>
     <w:p>
@@ -810,7 +810,7 @@
           <w:color w:val="000000"/>
           <w:sz w:val="20"/>
         </w:rPr>
-        <w:t>G1. Wrong answers are wasted. Distractors are optimised to be plausible [10], not to be informative. When a learner selects a particular wrong answer they have revealed something quite specific about their internal model of the grammar, and current systems discard that signal, recording only a binary outcome. Cognitive diagnosis models would make use of it [22], [23], but they require a pre-specified mapping from items to skills that generated items do not come with.</w:t>
+        <w:t>G1. Wrong answers are wasted. Distractors are optimised to be plausible [6], not to be informative. When a learner selects a particular wrong answer they have revealed something quite specific about their internal model of the grammar, and current systems discard that signal, recording only a binary outcome. Cognitive diagnosis models would make use of it [20], [21], but they require a pre-specified mapping from items to skills that generated items do not come with.</w:t>
       </w:r>
     </w:p>
     <w:p>
@@ -828,7 +828,7 @@
           <w:color w:val="000000"/>
           <w:sz w:val="20"/>
         </w:rPr>
-        <w:t>G2. Rating systems are used outside their validity conditions. Elo is deployed in adaptive platforms [18] in the one configuration where its measurement properties break down—simultaneous adaptive item selection and dynamic item calibration—and this has only recently been characterised precisely [15]. A generative item pool forces exactly that configuration, because items must be calibrated as they are used. We are not aware of any language learning system that uses Urnings.</w:t>
+        <w:t>G2. Rating systems are used outside their validity conditions. Elo is deployed in adaptive platforms [16] in the one configuration where its measurement properties break down—simultaneous adaptive item selection and dynamic item calibration—and this has only recently been characterised precisely [11]. A generative item pool forces exactly that configuration, because items must be calibrated as they are used. We are not aware of any language learning system that uses Urnings.</w:t>
       </w:r>
     </w:p>
     <w:p>
@@ -846,7 +846,7 @@
           <w:color w:val="000000"/>
           <w:sz w:val="20"/>
         </w:rPr>
-        <w:t>G3. Feedback is generated uniformly, and its benefits are not. Thomas et al., studying on-demand LLM explanatory feedback across seven lessons with 885 learners, found statistically significant benefits in only two of them, with effect sizes of 0.28 and 0.33 after adjusting for learners' propensity to request feedback [29]. Feedback is not uniformly valuable, yet systems generate it uniformly, at uniform cost. No existing work allocates generative effort according to how much the system stands to learn from the interaction.</w:t>
+        <w:t>G3. Feedback is generated uniformly, and its benefits are not. Thomas et al., studying on-demand LLM explanatory feedback across seven lessons with 885 learners, found statistically significant benefits in only two of them, with effect sizes of 0.28 and 0.33 after adjusting for learners' propensity to request feedback [27]. Feedback is not uniformly valuable, yet systems generate it uniformly, at uniform cost. No existing work allocates generative effort according to how much the system stands to learn from the interaction.</w:t>
       </w:r>
     </w:p>
     <w:p>
@@ -950,7 +950,7 @@
           <w:color w:val="000000"/>
           <w:sz w:val="20"/>
         </w:rPr>
-        <w:t>Predicting difficulty from item text. Deep learning is appropriate, but the instrument should be small. This is a supervised regression from a short text to a scalar, with training data measured in thousands rather than millions of examples. Li et al.'s finding that fine-tuned BERT-class encoders outperform far larger models on precisely this task [11] is not an anomaly; it reflects the match between a compact discriminative model and a narrow mapping. A small encoder is also cheap enough to run on every generated item in real time, deterministic, and straightforward to recalibrate on local response data as it accumulates.</w:t>
+        <w:t>Predicting difficulty from item text. Deep learning is appropriate, but the instrument should be small. This is a supervised regression from a short text to a scalar, with training data measured in thousands rather than millions of examples. Li et al.'s finding that fine-tuned BERT-class encoders outperform far larger models on precisely this task [7] is not an anomaly; it reflects the match between a compact discriminative model and a narrow mapping. A small encoder is also cheap enough to run on every generated item in real time, deterministic, and straightforward to recalibrate on local response data as it accumulates.</w:t>
       </w:r>
     </w:p>
     <w:p>
@@ -1020,7 +1020,7 @@
           <w:color w:val="000000"/>
           <w:sz w:val="20"/>
         </w:rPr>
-        <w:t>No—and this is the clearest-cut of the three questions. Elo is the default in adaptive practice platforms [18] for good reasons: one number per learner, one per item, constant-time updates, no training phase. But Bolsinova et al. have recently characterised its failure mode with precision, and the configuration in which it fails is exactly the one a generative drill system is forced into [15].</w:t>
+        <w:t>No—and this is the clearest-cut of the three questions. Elo is the default in adaptive practice platforms [16] for good reasons: one number per learner, one per item, constant-time updates, no training phase. But Bolsinova et al. have recently characterised its failure mode with precision, and the configuration in which it fails is exactly the one a generative drill system is forced into [11].</w:t>
       </w:r>
     </w:p>
     <w:p>
@@ -1074,7 +1074,7 @@
           <w:color w:val="000000"/>
           <w:sz w:val="20"/>
         </w:rPr>
-        <w:t>Two remedies are available. Parallel Elo, proposed in [16], maintains two independent rating chains updated on alternating responses and selects items using whichever chain is not currently being updated, which breaks the dependence between selection and current error. In our simulation it reduces terminal spread from 2.69 to 1.71 and terminal error from 1.70 to 0.73—a clear improvement that does not fully resolve the problem. The Urnings algorithm [16] performs better still, holding spread at 1.11 against the true 1.04 and error at 0.43, flat rather than rising. Urnings also provides what the selection policy actually needs and Elo cannot give: a calibrated standard error. We adopt Urnings as the tracker, and retain Elo and Parallel Elo as baselines in Section V so that the contribution of this choice can be measured rather than asserted.</w:t>
+        <w:t>Two remedies are available. Parallel Elo, proposed in [12], maintains two independent rating chains updated on alternating responses and selects items using whichever chain is not currently being updated, which breaks the dependence between selection and current error. In our simulation it reduces terminal spread from 2.69 to 1.71 and terminal error from 1.70 to 0.73—a clear improvement that does not fully resolve the problem. The Urnings algorithm [12] performs better still, holding spread at 1.11 against the true 1.04 and error at 0.43, flat rather than rising. Urnings also provides what the selection policy actually needs and Elo cannot give: a calibrated standard error. We adopt Urnings as the tracker, and retain Elo and Parallel Elo as baselines in Section V so that the contribution of this choice can be measured rather than asserted.</w:t>
       </w:r>
     </w:p>
     <w:p>
@@ -1143,7 +1143,7 @@
           <w:color w:val="000000"/>
           <w:sz w:val="16"/>
         </w:rPr>
-        <w:t>Fig. 4. Motivating simulation, no item-difficulty prior injected: 120,000 responses, 300 learners, 400 items, Rasch generating model, with adaptive selection and simultaneous item calibration — the regime a generative item pool forces. (a) Elo's rating spread inflates to 2.69 against a true value of 1.04 and is still rising; Urnings holds at 1.11. (b) Elo's error against true ability grows after roughly 15,000 responses, so the estimates get worse as more data arrives. This reproduces, at realistic scale, the failure characterised analytically by Bolsinova et al. [15]; Section IV-C/V-C repeat it with a genuinely uncalibrated prior injected, Novelty 2's own evidence.</w:t>
+        <w:t>Fig. 4. Motivating simulation, no item-difficulty prior injected: 120,000 responses, 300 learners, 400 items, Rasch generating model, with adaptive selection and simultaneous item calibration — the regime a generative item pool forces. (a) Elo's rating spread inflates to 2.69 against a true value of 1.04 and is still rising; Urnings holds at 1.11. (b) Elo's error against true ability grows after roughly 15,000 responses, so the estimates get worse as more data arrives. This reproduces, at realistic scale, the failure characterised analytically by Bolsinova et al. [11]; Section IV-C/V-C repeat it with a genuinely uncalibrated prior injected, Novelty 2's own evidence.</w:t>
       </w:r>
     </w:p>
     <w:p>
@@ -1207,7 +1207,7 @@
           <w:color w:val="000000"/>
           <w:sz w:val="20"/>
         </w:rPr>
-        <w:t>A further argument against Elo is dimensional. Elo assigns one number per learner, but Korean proficiency is not one thing. A learner may handle particles well and honorifics poorly. Collapsing this into a scalar discards the structure that makes personalisation worthwhile. Urnings extends naturally to tracking many abilities simultaneously [16], which is what the diagnostic scheme in Section IV-B requires.</w:t>
+        <w:t>A further argument against Elo is dimensional. Elo assigns one number per learner, but Korean proficiency is not one thing. A learner may handle particles well and honorifics poorly. Collapsing this into a scalar discards the structure that makes personalisation worthwhile. Urnings extends naturally to tracking many abilities simultaneously [12], which is what the diagnostic scheme in Section IV-B requires.</w:t>
       </w:r>
     </w:p>
     <w:p>
@@ -1259,7 +1259,7 @@
           <w:color w:val="000000"/>
           <w:sz w:val="20"/>
         </w:rPr>
-        <w:t>Korean generation: EXAONE. LG AI Research's EXAONE family [34] is trained with Korean as a first-class language rather than as one of many, which matters in two concrete ways. Its tokeniser segments Hangul efficiently, reducing both cost and the morphological fragmentation that inflates sequence length for Korean in English-centric tokenisers—the same consideration that motivates KRongBERT's morphological factorisation [26]. EXAONE's role in this system is generation only (item stems, verb lemmas), and its non-reasoning mode is sufficient for that narrow task throughout—we do not exercise its reasoning mode anywhere, so we do not claim its hybrid design as a property this system relies on. The escalation policy in Section IV-D switches Qwen3 between its modes, not EXAONE. The main caveat on EXAONE is licensing: it is released under terms restricting commercial use, which is unproblematic for research but must be disclosed, and which is a reason to retain a permissively licensed fallback.</w:t>
+        <w:t>Korean generation: EXAONE. LG AI Research's EXAONE family [32] is trained with Korean as a first-class language rather than as one of many, which matters in two concrete ways. Its tokeniser segments Hangul efficiently, reducing both cost and the morphological fragmentation that inflates sequence length for Korean in English-centric tokenisers—the same consideration that motivates KRongBERT's morphological factorisation [24]. EXAONE's role in this system is generation only (item stems, verb lemmas), and its non-reasoning mode is sufficient for that narrow task throughout—we do not exercise its reasoning mode anywhere, so we do not claim its hybrid design as a property this system relies on. The escalation policy in Section IV-D switches Qwen3 between its modes, not EXAONE. The main caveat on EXAONE is licensing: it is released under terms restricting commercial use, which is unproblematic for research but must be disclosed, and which is a reason to retain a permissively licensed fallback.</w:t>
       </w:r>
     </w:p>
     <w:p>
@@ -1277,7 +1277,7 @@
           <w:color w:val="000000"/>
           <w:sz w:val="20"/>
         </w:rPr>
-        <w:t>English explanatory feedback: Qwen3. The user-facing explanation is a cross-lingual task, not an English one: the model must reason about Korean morphology while writing in English. This favours a model with strong multilingual grounding, and Qwen3 [35], pre-trained across 119 languages with a large vocabulary and documented strength on CJK languages, is a better fit than a model whose multilingual coverage is broad but shallower on Korean. Gemma-class models are a reasonable alternative where a smaller footprint or vision input is required; we treat the choice as an ablation rather than a commitment.</w:t>
+        <w:t>English explanatory feedback: Qwen3. The user-facing explanation is a cross-lingual task, not an English one: the model must reason about Korean morphology while writing in English. This favours a model with strong multilingual grounding, and Qwen3 [33], pre-trained across 119 languages with a large vocabulary and documented strength on CJK languages, is a better fit than a model whose multilingual coverage is broad but shallower on Korean. Gemma-class models are a reasonable alternative where a smaller footprint or vision input is required; we treat the choice as an ablation rather than a commitment.</w:t>
       </w:r>
     </w:p>
     <w:p>
@@ -1295,7 +1295,7 @@
           <w:color w:val="000000"/>
           <w:sz w:val="20"/>
         </w:rPr>
-        <w:t>Difficulty prediction: KLUE-RoBERTa. We endorse this without reservation as the target architecture. A Korean encoder pre-trained on the KLUE benchmark suite [36] and fine-tuned for difficulty regression is the right instrument for the reasons given in Section III-A and directly supported by Li et al. [11]. Our one refinement is that the encoder should not emit a point estimate. It should emit a mean and a variance, because that distribution becomes the prior for the psychometric tracker, and an item the encoder is unsure about should enter the pool with correspondingly wide uncertainty rather than with false confidence. This feeds directly into the adaptive selection policy described in Section IV-D.</w:t>
+        <w:t>Difficulty prediction: KLUE-RoBERTa. We endorse this without reservation as the target architecture. A Korean encoder pre-trained on the KLUE benchmark suite [34] and fine-tuned for difficulty regression is the right instrument for the reasons given in Section III-A and directly supported by Li et al. [7]. Our one refinement is that the encoder should not emit a point estimate. It should emit a mean and a variance, because that distribution becomes the prior for the psychometric tracker, and an item the encoder is unsure about should enter the pool with correspondingly wide uncertainty rather than with false confidence. This feeds directly into the adaptive selection policy described in Section IV-D.</w:t>
       </w:r>
     </w:p>
     <w:p>
@@ -1704,7 +1704,7 @@
           <w:color w:val="000000"/>
           <w:sz w:val="20"/>
         </w:rPr>
-        <w:t>Rather than inventing a project-specific error scheme, we ground the taxonomy ℳ in KAGAS, the 14-category Korean Automatic Grammatical error Annotation System [24], which already defines and independently validates categories spanning particle substitution, honorific agreement, and verb-conjugation errors, among others. Using an external, independently defined taxonomy rather than one we compiled ourselves matters for auditability: the diagnostic label a distractor carries is not a judgement call this paper made alone. Rather than asking the generator for plausible wrong answers, we condition it: for a sampled category m</w:t>
+        <w:t>Rather than inventing a project-specific error scheme, we ground the taxonomy ℳ in KAGAS, the 14-category Korean Automatic Grammatical error Annotation System [22], which already defines and independently validates categories spanning particle substitution, honorific agreement, and verb-conjugation errors, among others. Using an external, independently defined taxonomy rather than one we compiled ourselves matters for auditability: the diagnostic label a distractor carries is not a judgement call this paper made alone. Rather than asking the generator for plausible wrong answers, we condition it: for a sampled category m</w:t>
       </w:r>
       <w:r>
         <w:rPr>
@@ -1764,7 +1764,7 @@
           <w:color w:val="000000"/>
           <w:sz w:val="20"/>
         </w:rPr>
-        <w:t>This inverts the usual relationship between item and skill mapping. Cognitive diagnosis models require a matrix mapping items to skills, supplied by experts [22], [23]; here the mapping is a by-product of generation, because the system knows which misconception it asked for. Diagnosis then becomes almost trivial: a learner who selects d</w:t>
+        <w:t>This inverts the usual relationship between item and skill mapping. Cognitive diagnosis models require a matrix mapping items to skills, supplied by experts [20], [21]; here the mapping is a by-product of generation, because the system knows which misconception it asked for. Diagnosis then becomes almost trivial: a learner who selects d</w:t>
       </w:r>
       <w:r>
         <w:rPr>
@@ -2025,7 +2025,7 @@
           <w:color w:val="000000"/>
           <w:sz w:val="20"/>
         </w:rPr>
-        <w:t>One further design decision deserves explicit defence because it departs from convention, and we are precise about how much weight its justification actually carries rather than citing it as settled. Classical adaptive testing selects the item that maximises information about the learner, which for a Rasch model means an item the learner has roughly a 50% chance of answering correctly. That is optimal if the goal is to measure someone efficiently. It is not optimal if the goal is to help them learn: a 50% success rate is demoralising over a long practice session. Wilson et al. derive 85% as the optimal training accuracy for gradient-descent binary classifiers, and are explicit that this is not a universal constant to target in every setting [27]—we do not claim stronger support from that result than the authors themselves do. What does transfer is the qualitative shape of the argument, independently supported in human learning specifically by the desirable-difficulties literature: moderate, well-calibrated challenge produces more durable learning than either trivial or overwhelming difficulty [44]. We treat 85% as a principled starting point motivated by both, not a value proven optimal for Korean grammar drilling, and the discrimination-index check below is in part how we verify this starting point is not actively harmful. We therefore select</w:t>
+        <w:t>One further design decision deserves explicit defence because it departs from convention, and we are precise about how much weight its justification actually carries rather than citing it as settled. Classical adaptive testing selects the item that maximises information about the learner, which for a Rasch model means an item the learner has roughly a 50% chance of answering correctly. That is optimal if the goal is to measure someone efficiently. It is not optimal if the goal is to help them learn: a 50% success rate is demoralising over a long practice session. Wilson et al. derive 85% as the optimal training accuracy for gradient-descent binary classifiers, and are explicit that this is not a universal constant to target in every setting [25]—we do not claim stronger support from that result than the authors themselves do. What does transfer is the qualitative shape of the argument, independently supported in human learning specifically by the desirable-difficulties literature: moderate, well-calibrated challenge produces more durable learning than either trivial or overwhelming difficulty [42]. We treat 85% as a principled starting point motivated by both, not a value proven optimal for Korean grammar drilling, and the discrimination-index check below is in part how we verify this starting point is not actively harmful. We therefore select</w:t>
       </w:r>
     </w:p>
     <w:p>
@@ -2129,7 +2129,7 @@
           <w:color w:val="000000"/>
           <w:sz w:val="20"/>
         </w:rPr>
-        <w:t>restricted to items targeting the skill with the greatest expected pedagogical return. This deliberately sacrifices measurement efficiency for learning efficiency, and we now put a number on that cost rather than leave the trade-off purely stated. Using the point-biserial discrimination index—the classical test-theory measure of whether a correct response on an item actually distinguishes stronger from weaker learners—we simulate a field-test population (θ ~ N(0,1), 2000 learners, 40 replications per difficulty) and evaluate it at the item difficulty each policy implies for an average-ability learner. The maximum-information target (β=0, 50% success) gives discrimination 0.41; our 85%-target policy (β=θ̂−logit(0.15), by Eq. 2) gives 0.34—both comfortably in the conventionally "good" range (≥0.30), an 18% relative drop rather than a qualitative one. The trade-off is real, as stated, but the items this policy serves remain psychometrically sound; this was not previously measured and is not assumed. Vocabulary scheduling across sessions follows a spacing model in the tradition of half-life regression [28], with the tracker posterior supplying the ability term; grammar skills are scheduled differently, stated plainly rather than left for a reader to assume the same mechanism applies to both. A generated grammar item is mostly non-repeating, so there is no fixed card for a half-life model to space—a skill is simply due whenever it is not yet mastered. Mastery itself has no time-based decay under Urnings, so a mastered skill still needs a periodic low-priority recheck to stay revocable in practice; we currently use a flat 30-day interval, an explicit placeholder rather than a derived constant. We tried deriving one from FSRS's own forgetting-curve math first rather than guessing a different number: it does not transfer, because FSRS's growing intervals assume each simulated review is spaced, and feeding it many correct-in-a-row Urnings responses to model "mastered" inflates the derived interval to tens of thousands of days—a different question (long-term fact retention) than the one we are actually asking (how much practice evidence constitutes mastery). No Korean-skill-retention dataset exists to fit a principled interval instead, the same data gap underlying Section III-C's difficulty-prior placeholder; what is logged in the meantime is every recheck outcome, so the interval can be tuned from evidence once usage data exists rather than left an untuned guess indefinitely.</w:t>
+        <w:t>restricted to items targeting the skill with the greatest expected pedagogical return. This deliberately sacrifices measurement efficiency for learning efficiency, and we now put a number on that cost rather than leave the trade-off purely stated. Using the point-biserial discrimination index—the classical test-theory measure of whether a correct response on an item actually distinguishes stronger from weaker learners—we simulate a field-test population (θ ~ N(0,1), 2000 learners, 40 replications per difficulty) and evaluate it at the item difficulty each policy implies for an average-ability learner. The maximum-information target (β=0, 50% success) gives discrimination 0.41; our 85%-target policy (β=θ̂−logit(0.15), by Eq. 2) gives 0.34—both comfortably in the conventionally "good" range (≥0.30), an 18% relative drop rather than a qualitative one. The trade-off is real, as stated, but the items this policy serves remain psychometrically sound; this was not previously measured and is not assumed. Vocabulary scheduling across sessions follows a spacing model in the tradition of half-life regression [26], with the tracker posterior supplying the ability term; grammar skills are scheduled differently, stated plainly rather than left for a reader to assume the same mechanism applies to both. A generated grammar item is mostly non-repeating, so there is no fixed card for a half-life model to space—a skill is simply due whenever it is not yet mastered. Mastery itself has no time-based decay under Urnings, so a mastered skill still needs a periodic low-priority recheck to stay revocable in practice; we currently use a flat 30-day interval, an explicit placeholder rather than a derived constant. We tried deriving one from FSRS's own forgetting-curve math first rather than guessing a different number: it does not transfer, because FSRS's growing intervals assume each simulated review is spaced, and feeding it many correct-in-a-row Urnings responses to model "mastered" inflates the derived interval to tens of thousands of days—a different question (long-term fact retention) than the one we are actually asking (how much practice evidence constitutes mastery). No Korean-skill-retention dataset exists to fit a principled interval instead, the same data gap underlying Section III-C's difficulty-prior placeholder; what is logged in the meantime is every recheck outcome, so the interval can be tuned from evidence once usage data exists rather than left an untuned guess indefinitely.</w:t>
       </w:r>
     </w:p>
     <w:p>
@@ -2251,7 +2251,7 @@
           <w:color w:val="000000"/>
           <w:sz w:val="20"/>
         </w:rPr>
-        <w:t>This targets gap G3—that feedback is generated uniformly although its benefits are not [29]—economically and pedagogically: reasoning-mode inference is substantially more expensive, and the finding that LLM feedback produced significant gains in only two of seven lessons [29] suggests uniform feedback dilutes its own effect. We deliberately do not claim w</w:t>
+        <w:t>This targets gap G3—that feedback is generated uniformly although its benefits are not [27]—economically and pedagogically: reasoning-mode inference is substantially more expensive, and the finding that LLM feedback produced significant gains in only two of seven lessons [27] suggests uniform feedback dilutes its own effect. We deliberately do not claim w</w:t>
       </w:r>
       <w:r>
         <w:rPr>
@@ -2293,7 +2293,7 @@
           <w:color w:val="000000"/>
           <w:sz w:val="20"/>
         </w:rPr>
-        <w:t>, true error) = −0.76, and a regression-calibration check [42], [43] finds credible intervals built from w</w:t>
+        <w:t>, true error) = −0.76, and a regression-calibration check [40], [41] finds credible intervals built from w</w:t>
       </w:r>
       <w:r>
         <w:rPr>
@@ -2462,7 +2462,7 @@
           <w:color w:val="000000"/>
           <w:sz w:val="20"/>
         </w:rPr>
-        <w:t>The target curriculum this architecture is designed for is a TOPIK-aligned syllabus spanning levels I through IV, roughly 120 discrete grammatical points; what is actually built and evaluated here is 11 skills (Section IV-B lists them), covering 7 of the 7 relevant KAGAS part-of-speech categories. The gap between 120 and 11 is simply unimplemented coverage, not a claim about what has been tested—every number in Section V-B below is reported at the 11-skill scale, never projected onto the full syllabus. The misconception taxonomy is KAGAS [24], the 14-category Korean grammatical error taxonomy, rather than a project-specific scheme, so that the diagnostic labels a generated distractor carries are independently defined and independently auditable. All generated items entering any evaluation are reviewed by qualified Korean instructors first; we report, but do not act on, the verifier's agreement with those reviewers, so that the verifier's standalone accuracy can be measured on its own terms.</w:t>
+        <w:t>The target curriculum this architecture is designed for is a TOPIK-aligned syllabus spanning levels I through IV, roughly 120 discrete grammatical points; what is actually built and evaluated here is 11 skills (Section IV-B lists them), covering 7 of the 7 relevant KAGAS part-of-speech categories. The gap between 120 and 11 is simply unimplemented coverage, not a claim about what has been tested—every number in Section V-B below is reported at the 11-skill scale, never projected onto the full syllabus. The misconception taxonomy is KAGAS [22], the 14-category Korean grammatical error taxonomy, rather than a project-specific scheme, so that the diagnostic labels a generated distractor carries are independently defined and independently auditable. All generated items entering any evaluation are reviewed by qualified Korean instructors first; we report, but do not act on, the verifier's agreement with those reviewers, so that the verifier's standalone accuracy can be measured on its own terms.</w:t>
       </w:r>
     </w:p>
     <w:p>
@@ -2514,7 +2514,7 @@
           <w:color w:val="000000"/>
           <w:sz w:val="20"/>
         </w:rPr>
-        <w:t>Item quality is rated by three independent Korean language instructors on four dimensions — grammaticality of the stem, uniqueness of the key, plausibility of each distractor, and correctness of the KAGAS label — with agreement reported as Fleiss' κ. Two measures matter most. First, the rate of items containing more than one defensible answer, since this is the failure the verifier gate in Section IV-B exists specifically to catch, and it is the one the general distractor-generation literature does not report [10]. Second, agreement between the KAGAS label a distractor was generated to realise and the label an instructor independently assigns after seeing only the distractor — this is the direct test of whether misconception-conditioning actually produces a usable diagnosis, or merely a plausible wrong answer with a label attached. Neither measure is available yet; this subsection is the protocol, not a result.</w:t>
+        <w:t>Item quality is rated by three independent Korean language instructors on four dimensions — grammaticality of the stem, uniqueness of the key, plausibility of each distractor, and correctness of the KAGAS label — with agreement reported as Fleiss' κ. Two measures matter most. First, the rate of items containing more than one defensible answer, since this is the failure the verifier gate in Section IV-B exists specifically to catch, and it is the one the general distractor-generation literature does not report [6]. Second, agreement between the KAGAS label a distractor was generated to realise and the label an instructor independently assigns after seeing only the distractor — this is the direct test of whether misconception-conditioning actually produces a usable diagnosis, or merely a plausible wrong answer with a label attached. Neither measure is available yet; this subsection is the protocol, not a result.</w:t>
       </w:r>
     </w:p>
     <w:p>
@@ -2618,7 +2618,7 @@
           <w:color w:val="000000"/>
           <w:sz w:val="20"/>
         </w:rPr>
-        <w:t>Fig. 5 summarises the design, offered as secondary evidence of real-world usefulness rather than as the paper's central claim. We recruit learners of Korean as a foreign language at CEFR A2–B1 equivalent, block-randomised by placement score into three arms. Arm A receives a fixed expert-authored item bank in random order. Arm B receives the same fixed bank with Elo-based adaptive selection, representing current good practice [18]. Arm C receives the full KO-DRILL system. Arms A and B share an item bank so that the effect of generation is separable from the effect of adaptivity. Running this pilot at the full scale implied by Fig. 5 — three arms of 60 — is desirable but not required before the claims in Subsections B through C can be reported; a smaller single-cohort pilot comparing only Arm A against Arm C is a reasonable first step if resources are limited, at the cost of not separating the generation and adaptivity effects.</w:t>
+        <w:t>Fig. 5 summarises the design, offered as secondary evidence of real-world usefulness rather than as the paper's central claim. We recruit learners of Korean as a foreign language at CEFR A2–B1 equivalent, block-randomised by placement score into three arms. Arm A receives a fixed expert-authored item bank in random order. Arm B receives the same fixed bank with Elo-based adaptive selection, representing current good practice [16]. Arm C receives the full KO-DRILL system. Arms A and B share an item bank so that the effect of generation is separable from the effect of adaptivity. Running this pilot at the full scale implied by Fig. 5 — three arms of 60 — is desirable but not required before the claims in Subsections B through C can be reported; a smaller single-cohort pilot comparing only Arm A against Arm C is a reasonable first step if resources are limited, at the cost of not separating the generation and adaptivity effects.</w:t>
       </w:r>
     </w:p>
     <w:p>
@@ -2636,7 +2636,7 @@
           <w:color w:val="000000"/>
           <w:sz w:val="20"/>
         </w:rPr>
-        <w:t>Participants complete a TOPIK-aligned pre-test, six weeks of practice, an immediate post-test, and a delayed retention test four weeks later. The primary outcome is normalised learning gain on the post-test; secondary outcomes are retention, items-to-mastery, per-skill diagnostic accuracy against instructor judgement, and completion rate. We note plainly that a sample of 60 per arm gives 80% power to detect a standardised between-arm difference of only d = 0.51 two-sided, or d = 0.59 Bonferroni-corrected across the three pairwise comparisons — larger than the 0.28–0.33 range reported for LLM feedback alone [29]. This is a known limitation of the pilot, not of the paper's technical claims, which is exactly why Subsections B through C are designed to stand independently of it.</w:t>
+        <w:t>Participants complete a TOPIK-aligned pre-test, six weeks of practice, an immediate post-test, and a delayed retention test four weeks later. The primary outcome is normalised learning gain on the post-test; secondary outcomes are retention, items-to-mastery, per-skill diagnostic accuracy against instructor judgement, and completion rate. We note plainly that a sample of 60 per arm gives 80% power to detect a standardised between-arm difference of only d = 0.51 two-sided, or d = 0.59 Bonferroni-corrected across the three pairwise comparisons — larger than the 0.28–0.33 range reported for LLM feedback alone [27]. This is a known limitation of the pilot, not of the paper's technical claims, which is exactly why Subsections B through C are designed to stand independently of it.</w:t>
       </w:r>
     </w:p>
     <w:p>
@@ -2884,7 +2884,7 @@
           <w:color w:val="000000"/>
           <w:sz w:val="16"/>
         </w:rPr>
-        <w:t xml:space="preserve">S.-H. Hong and S. C. Yang, “Enhancing Korean as a foreign language learning through a mobile-assisted blended course: A triarchic and motivational perspective,” </w:t>
+        <w:t xml:space="preserve">R. Godwin-Jones, “Distributed agency in second language learning and teaching through generative AI,” </w:t>
       </w:r>
       <w:r>
         <w:rPr>
@@ -2894,7 +2894,7 @@
           <w:color w:val="000000"/>
           <w:sz w:val="16"/>
         </w:rPr>
-        <w:t>Language Teaching Research</w:t>
+        <w:t>Language Learning &amp; Technology</w:t>
       </w:r>
       <w:r>
         <w:rPr>
@@ -2904,7 +2904,7 @@
           <w:color w:val="000000"/>
           <w:sz w:val="16"/>
         </w:rPr>
-        <w:t>, Sep. 2025, doi: 10.1177/13621688251368643.</w:t>
+        <w:t>, vol. 28, no. 2, pp. 5–31, Jun. 2024, doi: 10.64152/10125/73570.</w:t>
       </w:r>
     </w:p>
     <w:p>
@@ -2933,7 +2933,7 @@
           <w:color w:val="000000"/>
           <w:sz w:val="16"/>
         </w:rPr>
-        <w:t xml:space="preserve">R. Godwin-Jones, “Distributed agency in second language learning and teaching through generative AI,” </w:t>
+        <w:t xml:space="preserve">H. W. Awalurahman, R. F. Aji, and I. Budi, “Transformer and large language models for automatic multiple-choice question generation: A systematic literature review,” </w:t>
       </w:r>
       <w:r>
         <w:rPr>
@@ -2943,7 +2943,7 @@
           <w:color w:val="000000"/>
           <w:sz w:val="16"/>
         </w:rPr>
-        <w:t>Language Learning &amp; Technology</w:t>
+        <w:t>IEEE Access</w:t>
       </w:r>
       <w:r>
         <w:rPr>
@@ -2953,7 +2953,7 @@
           <w:color w:val="000000"/>
           <w:sz w:val="16"/>
         </w:rPr>
-        <w:t>, vol. 28, no. 2, pp. 5–31, Jun. 2024, doi: 10.64152/10125/73570.</w:t>
+        <w:t>, vol. 13, pp. 127100–127112, 2025, doi: 10.1109/ACCESS.2025.3590423.</w:t>
       </w:r>
     </w:p>
     <w:p>
@@ -2982,7 +2982,7 @@
           <w:color w:val="000000"/>
           <w:sz w:val="16"/>
         </w:rPr>
-        <w:t xml:space="preserve">T.-Y. Tai and H. H.-J. Chen, “Impact of generative AI chatbots and interaction modes on the speaking proficiency of adolescent EFL learners,” </w:t>
+        <w:t xml:space="preserve">R. Oliveira, A. Hernández, M. Garbin, J. Dos Reis, and R. Azevedo, “Automatic question generation with large language models: A survey,” </w:t>
       </w:r>
       <w:r>
         <w:rPr>
@@ -2992,7 +2992,7 @@
           <w:color w:val="000000"/>
           <w:sz w:val="16"/>
         </w:rPr>
-        <w:t>Computer Assisted Language Learning</w:t>
+        <w:t>ACM Computing Surveys</w:t>
       </w:r>
       <w:r>
         <w:rPr>
@@ -3002,7 +3002,7 @@
           <w:color w:val="000000"/>
           <w:sz w:val="16"/>
         </w:rPr>
-        <w:t>, pp. 1–30, Oct. 2025, doi: 10.1080/09588221.2025.2572999.</w:t>
+        <w:t>, vol. 58, no. 15, pp. 1–34, Nov. 2026, doi: 10.1145/3832773.</w:t>
       </w:r>
     </w:p>
     <w:p>
@@ -3031,7 +3031,7 @@
           <w:color w:val="000000"/>
           <w:sz w:val="16"/>
         </w:rPr>
-        <w:t xml:space="preserve">S. Rashid, S. Malik, and F. Ghauri, “Ethically integrated generative AI for reading and vocabulary development in higher education: An experimental study of efficacy and learner perceptions,” </w:t>
+        <w:t xml:space="preserve">C. Badenes-Olmedo and P. Eyzaguirre, “QuerIA: Adaptive question generation and evaluation in higher education using large language models and contextual learning,” </w:t>
       </w:r>
       <w:r>
         <w:rPr>
@@ -3041,7 +3041,7 @@
           <w:color w:val="000000"/>
           <w:sz w:val="16"/>
         </w:rPr>
-        <w:t>Asian-Pacific Journal of Second and Foreign Language Education</w:t>
+        <w:t>Expert Systems with Applications</w:t>
       </w:r>
       <w:r>
         <w:rPr>
@@ -3051,7 +3051,7 @@
           <w:color w:val="000000"/>
           <w:sz w:val="16"/>
         </w:rPr>
-        <w:t>, vol. 11, no. 1, Sep. 2026, doi: 10.1186/s40862-026-00451-3.</w:t>
+        <w:t>, vol. 301, p. 130140, Mar. 2026, doi: 10.1016/j.eswa.2025.130140.</w:t>
       </w:r>
     </w:p>
     <w:p>
@@ -3080,7 +3080,7 @@
           <w:color w:val="000000"/>
           <w:sz w:val="16"/>
         </w:rPr>
-        <w:t xml:space="preserve">H. W. Awalurahman, R. F. Aji, and I. Budi, “Transformer and large language models for automatic multiple-choice question generation: A systematic literature review,” </w:t>
+        <w:t xml:space="preserve">X. Dong and Z. Li, “Efficient unified framework for difficulty-controllable question generation: Large language models enabling active learning labeling and prompt-based low-rank adaptation,” </w:t>
       </w:r>
       <w:r>
         <w:rPr>
@@ -3100,7 +3100,7 @@
           <w:color w:val="000000"/>
           <w:sz w:val="16"/>
         </w:rPr>
-        <w:t>, vol. 13, pp. 127100–127112, 2025, doi: 10.1109/ACCESS.2025.3590423.</w:t>
+        <w:t>, vol. 14, pp. 76358–76371, 2026, doi: 10.1109/ACCESS.2026.3693277.</w:t>
       </w:r>
     </w:p>
     <w:p>
@@ -3129,7 +3129,7 @@
           <w:color w:val="000000"/>
           <w:sz w:val="16"/>
         </w:rPr>
-        <w:t xml:space="preserve">R. Oliveira, A. Hernández, M. Garbin, J. Dos Reis, and R. Azevedo, “Automatic question generation with large language models: A survey,” </w:t>
+        <w:t xml:space="preserve">S. K. Bitew, J. Deleu, C. Develder, and T. Demeester, “Distractor generation for multiple-choice questions with predictive prompting and large language models,” in </w:t>
       </w:r>
       <w:r>
         <w:rPr>
@@ -3139,7 +3139,7 @@
           <w:color w:val="000000"/>
           <w:sz w:val="16"/>
         </w:rPr>
-        <w:t>ACM Computing Surveys</w:t>
+        <w:t>Communications in Computer and Information Science</w:t>
       </w:r>
       <w:r>
         <w:rPr>
@@ -3149,7 +3149,7 @@
           <w:color w:val="000000"/>
           <w:sz w:val="16"/>
         </w:rPr>
-        <w:t>, vol. 58, no. 15, pp. 1–34, Nov. 2026, doi: 10.1145/3832773.</w:t>
+        <w:t>, Cham, Switzerland: Springer, 2025, pp. 48–63, doi: 10.1007/978-3-031-74627-7_4.</w:t>
       </w:r>
     </w:p>
     <w:p>
@@ -3178,7 +3178,7 @@
           <w:color w:val="000000"/>
           <w:sz w:val="16"/>
         </w:rPr>
-        <w:t xml:space="preserve">J. Ling and M. Afzaal, “Automatic question-answer pairs generation using pre-trained large language models in higher education,” </w:t>
+        <w:t xml:space="preserve">M. Li, H. Jiao, T. Zhou, N. Zhang, S. Peters, and R. W. Lissitz, “Item difficulty modeling using fine-tuned small and large language models,” </w:t>
       </w:r>
       <w:r>
         <w:rPr>
@@ -3188,7 +3188,7 @@
           <w:color w:val="000000"/>
           <w:sz w:val="16"/>
         </w:rPr>
-        <w:t>Computers and Education: Artificial Intelligence</w:t>
+        <w:t>Educational and Psychological Measurement</w:t>
       </w:r>
       <w:r>
         <w:rPr>
@@ -3198,7 +3198,7 @@
           <w:color w:val="000000"/>
           <w:sz w:val="16"/>
         </w:rPr>
-        <w:t>, vol. 6, p. 100252, Jun. 2024, doi: 10.1016/j.caeai.2024.100252.</w:t>
+        <w:t>, vol. 85, no. 6, pp. 1065–1090, Dec. 2025, doi: 10.1177/00131644251344973.</w:t>
       </w:r>
     </w:p>
     <w:p>
@@ -3227,7 +3227,7 @@
           <w:color w:val="000000"/>
           <w:sz w:val="16"/>
         </w:rPr>
-        <w:t xml:space="preserve">C. Badenes-Olmedo and P. Eyzaguirre, “QuerIA: Adaptive question generation and evaluation in higher education using large language models and contextual learning,” </w:t>
+        <w:t xml:space="preserve">Y. Liu, S. Bhandari, and Z. A. Pardos, “Leveraging LLM respondents for item evaluation: A psychometric analysis,” </w:t>
       </w:r>
       <w:r>
         <w:rPr>
@@ -3237,7 +3237,7 @@
           <w:color w:val="000000"/>
           <w:sz w:val="16"/>
         </w:rPr>
-        <w:t>Expert Systems with Applications</w:t>
+        <w:t>British Journal of Educational Technology</w:t>
       </w:r>
       <w:r>
         <w:rPr>
@@ -3247,7 +3247,7 @@
           <w:color w:val="000000"/>
           <w:sz w:val="16"/>
         </w:rPr>
-        <w:t>, vol. 301, p. 130140, Mar. 2026, doi: 10.1016/j.eswa.2025.130140.</w:t>
+        <w:t>, vol. 56, no. 3, pp. 1028–1052, May 2025, doi: 10.1111/bjet.13570.</w:t>
       </w:r>
     </w:p>
     <w:p>
@@ -3276,7 +3276,7 @@
           <w:color w:val="000000"/>
           <w:sz w:val="16"/>
         </w:rPr>
-        <w:t xml:space="preserve">X. Dong and Z. Li, “Efficient unified framework for difficulty-controllable question generation: Large language models enabling active learning labeling and prompt-based low-rank adaptation,” </w:t>
+        <w:t xml:space="preserve">Y. Gao, Y. Ma, Y. Qi, and T. Liu, “Development of a computerized adaptive item bank for the Big Five personality based on large language models,” </w:t>
       </w:r>
       <w:r>
         <w:rPr>
@@ -3286,7 +3286,7 @@
           <w:color w:val="000000"/>
           <w:sz w:val="16"/>
         </w:rPr>
-        <w:t>IEEE Access</w:t>
+        <w:t>Assessment</w:t>
       </w:r>
       <w:r>
         <w:rPr>
@@ -3296,7 +3296,7 @@
           <w:color w:val="000000"/>
           <w:sz w:val="16"/>
         </w:rPr>
-        <w:t>, vol. 14, pp. 76358–76371, 2026, doi: 10.1109/ACCESS.2026.3693277.</w:t>
+        <w:t>, Mar. 2026, doi: 10.1177/10731911261427877.</w:t>
       </w:r>
     </w:p>
     <w:p>
@@ -3325,7 +3325,7 @@
           <w:color w:val="000000"/>
           <w:sz w:val="16"/>
         </w:rPr>
-        <w:t xml:space="preserve">S. K. Bitew, J. Deleu, C. Develder, and T. Demeester, “Distractor generation for multiple-choice questions with predictive prompting and large language models,” in </w:t>
+        <w:t xml:space="preserve">K. Li, C. Qian, and X. Yang, “Evaluating the quality of student-generated content in learnersourcing: A large language model based approach,” </w:t>
       </w:r>
       <w:r>
         <w:rPr>
@@ -3335,7 +3335,7 @@
           <w:color w:val="000000"/>
           <w:sz w:val="16"/>
         </w:rPr>
-        <w:t>Communications in Computer and Information Science</w:t>
+        <w:t>Education and Information Technologies</w:t>
       </w:r>
       <w:r>
         <w:rPr>
@@ -3345,7 +3345,7 @@
           <w:color w:val="000000"/>
           <w:sz w:val="16"/>
         </w:rPr>
-        <w:t>, Cham, Switzerland: Springer, 2025, pp. 48–63, doi: 10.1007/978-3-031-74627-7_4.</w:t>
+        <w:t>, vol. 30, no. 2, pp. 2331–2360, Feb. 2025, doi: 10.1007/s10639-024-12851-4.</w:t>
       </w:r>
     </w:p>
     <w:p>
@@ -3374,7 +3374,7 @@
           <w:color w:val="000000"/>
           <w:sz w:val="16"/>
         </w:rPr>
-        <w:t xml:space="preserve">M. Li, H. Jiao, T. Zhou, N. Zhang, S. Peters, and R. W. Lissitz, “Item difficulty modeling using fine-tuned small and large language models,” </w:t>
+        <w:t xml:space="preserve">M. Bolsinova, B. Gergely, and M. J. S. Brinkhuis, “Keeping Elo alive: Evaluating and improving measurement properties of learning systems based on Elo ratings,” </w:t>
       </w:r>
       <w:r>
         <w:rPr>
@@ -3384,7 +3384,7 @@
           <w:color w:val="000000"/>
           <w:sz w:val="16"/>
         </w:rPr>
-        <w:t>Educational and Psychological Measurement</w:t>
+        <w:t>British Journal of Mathematical and Statistical Psychology</w:t>
       </w:r>
       <w:r>
         <w:rPr>
@@ -3394,7 +3394,7 @@
           <w:color w:val="000000"/>
           <w:sz w:val="16"/>
         </w:rPr>
-        <w:t>, vol. 85, no. 6, pp. 1065–1090, Dec. 2025, doi: 10.1177/00131644251344973.</w:t>
+        <w:t>, vol. 79, no. 1, pp. 95–110, Feb. 2026, doi: 10.1111/bmsp.12395.</w:t>
       </w:r>
     </w:p>
     <w:p>
@@ -3423,7 +3423,7 @@
           <w:color w:val="000000"/>
           <w:sz w:val="16"/>
         </w:rPr>
-        <w:t xml:space="preserve">Y. Liu, S. Bhandari, and Z. A. Pardos, “Leveraging LLM respondents for item evaluation: A psychometric analysis,” </w:t>
+        <w:t xml:space="preserve">M. Bolsinova, M. J. S. Brinkhuis, A. D. Hofman, and G. Maris, “Tracking a multitude of abilities as they develop,” </w:t>
       </w:r>
       <w:r>
         <w:rPr>
@@ -3433,7 +3433,7 @@
           <w:color w:val="000000"/>
           <w:sz w:val="16"/>
         </w:rPr>
-        <w:t>British Journal of Educational Technology</w:t>
+        <w:t>British Journal of Mathematical and Statistical Psychology</w:t>
       </w:r>
       <w:r>
         <w:rPr>
@@ -3443,7 +3443,7 @@
           <w:color w:val="000000"/>
           <w:sz w:val="16"/>
         </w:rPr>
-        <w:t>, vol. 56, no. 3, pp. 1028–1052, May 2025, doi: 10.1111/bjet.13570.</w:t>
+        <w:t>, vol. 75, no. 3, pp. 753–778, Nov. 2022, doi: 10.1111/bmsp.12276.</w:t>
       </w:r>
     </w:p>
     <w:p>
@@ -3472,7 +3472,7 @@
           <w:color w:val="000000"/>
           <w:sz w:val="16"/>
         </w:rPr>
-        <w:t xml:space="preserve">Y. Gao, Y. Ma, Y. Qi, and T. Liu, “Development of a computerized adaptive item bank for the Big Five personality based on large language models,” </w:t>
+        <w:t xml:space="preserve">B. Gergely and M. Bolsinova, “Toward psychometric learning analytics: Augmenting the Urnings algorithm with response times,” </w:t>
       </w:r>
       <w:r>
         <w:rPr>
@@ -3482,7 +3482,7 @@
           <w:color w:val="000000"/>
           <w:sz w:val="16"/>
         </w:rPr>
-        <w:t>Assessment</w:t>
+        <w:t>Journal of Educational Measurement</w:t>
       </w:r>
       <w:r>
         <w:rPr>
@@ -3492,7 +3492,7 @@
           <w:color w:val="000000"/>
           <w:sz w:val="16"/>
         </w:rPr>
-        <w:t>, Mar. 2026, doi: 10.1177/10731911261427877.</w:t>
+        <w:t>, vol. 63, no. 1, Mar. 2026, doi: 10.1111/jedm.70026.</w:t>
       </w:r>
     </w:p>
     <w:p>
@@ -3521,7 +3521,7 @@
           <w:color w:val="000000"/>
           <w:sz w:val="16"/>
         </w:rPr>
-        <w:t xml:space="preserve">K. Li, C. Qian, and X. Yang, “Evaluating the quality of student-generated content in learnersourcing: A large language model based approach,” </w:t>
+        <w:t xml:space="preserve">H. Vermeiren, J. Kruis, M. Bolsinova, H. L. J. van der Maas, and A. D. Hofman, “Psychometrics of an Elo-based large-scale online learning system,” </w:t>
       </w:r>
       <w:r>
         <w:rPr>
@@ -3531,7 +3531,7 @@
           <w:color w:val="000000"/>
           <w:sz w:val="16"/>
         </w:rPr>
-        <w:t>Education and Information Technologies</w:t>
+        <w:t>Computers and Education: Artificial Intelligence</w:t>
       </w:r>
       <w:r>
         <w:rPr>
@@ -3541,7 +3541,7 @@
           <w:color w:val="000000"/>
           <w:sz w:val="16"/>
         </w:rPr>
-        <w:t>, vol. 30, no. 2, pp. 2331–2360, Feb. 2025, doi: 10.1007/s10639-024-12851-4.</w:t>
+        <w:t>, vol. 8, p. 100376, Jun. 2025, doi: 10.1016/j.caeai.2025.100376.</w:t>
       </w:r>
     </w:p>
     <w:p>
@@ -3570,7 +3570,7 @@
           <w:color w:val="000000"/>
           <w:sz w:val="16"/>
         </w:rPr>
-        <w:t xml:space="preserve">M. Bolsinova, B. Gergely, and M. J. S. Brinkhuis, “Keeping Elo alive: Evaluating and improving measurement properties of learning systems based on Elo ratings,” </w:t>
+        <w:t xml:space="preserve">H. Vermeiren, A. D. Hofman, M. Bolsinova, H. L. J. van der Maas, and W. Van Den Noortgate, “Balancing stability and flexibility: Investigating a dynamic K value approach for the Elo rating system in adaptive learning environments,” </w:t>
       </w:r>
       <w:r>
         <w:rPr>
@@ -3580,7 +3580,7 @@
           <w:color w:val="000000"/>
           <w:sz w:val="16"/>
         </w:rPr>
-        <w:t>British Journal of Mathematical and Statistical Psychology</w:t>
+        <w:t>User Modeling and User-Adapted Interaction</w:t>
       </w:r>
       <w:r>
         <w:rPr>
@@ -3590,7 +3590,7 @@
           <w:color w:val="000000"/>
           <w:sz w:val="16"/>
         </w:rPr>
-        <w:t>, vol. 79, no. 1, pp. 95–110, Feb. 2026, doi: 10.1111/bmsp.12395.</w:t>
+        <w:t>, vol. 36, no. 1, Art. 4, Dec. 2025, doi: 10.1007/s11257-025-09439-z.</w:t>
       </w:r>
     </w:p>
     <w:p>
@@ -3619,7 +3619,7 @@
           <w:color w:val="000000"/>
           <w:sz w:val="16"/>
         </w:rPr>
-        <w:t xml:space="preserve">M. Bolsinova, M. J. S. Brinkhuis, A. D. Hofman, and G. Maris, “Tracking a multitude of abilities as they develop,” </w:t>
+        <w:t xml:space="preserve">B. Vesin, K. Mangaroska, K. Akhuseyinoglu, and M. Giannakos, “Adaptive assessment and content recommendation in online programming courses: On the use of Elo-rating,” </w:t>
       </w:r>
       <w:r>
         <w:rPr>
@@ -3629,7 +3629,7 @@
           <w:color w:val="000000"/>
           <w:sz w:val="16"/>
         </w:rPr>
-        <w:t>British Journal of Mathematical and Statistical Psychology</w:t>
+        <w:t>ACM Transactions on Computing Education</w:t>
       </w:r>
       <w:r>
         <w:rPr>
@@ -3639,7 +3639,7 @@
           <w:color w:val="000000"/>
           <w:sz w:val="16"/>
         </w:rPr>
-        <w:t>, vol. 75, no. 3, pp. 753–778, Nov. 2022, doi: 10.1111/bmsp.12276.</w:t>
+        <w:t>, vol. 22, no. 3, pp. 1–27, Sep. 2022, doi: 10.1145/3511886.</w:t>
       </w:r>
     </w:p>
     <w:p>
@@ -3668,7 +3668,7 @@
           <w:color w:val="000000"/>
           <w:sz w:val="16"/>
         </w:rPr>
-        <w:t xml:space="preserve">B. Gergely and M. Bolsinova, “Toward psychometric learning analytics: Augmenting the Urnings algorithm with response times,” </w:t>
+        <w:t xml:space="preserve">C. Tong and C. Ren, “Deep knowledge tracing and cognitive load estimation for personalized learning path generation using neural network architecture,” </w:t>
       </w:r>
       <w:r>
         <w:rPr>
@@ -3678,7 +3678,7 @@
           <w:color w:val="000000"/>
           <w:sz w:val="16"/>
         </w:rPr>
-        <w:t>Journal of Educational Measurement</w:t>
+        <w:t>Scientific Reports</w:t>
       </w:r>
       <w:r>
         <w:rPr>
@@ -3688,7 +3688,7 @@
           <w:color w:val="000000"/>
           <w:sz w:val="16"/>
         </w:rPr>
-        <w:t>, vol. 63, no. 1, Mar. 2026, doi: 10.1111/jedm.70026.</w:t>
+        <w:t>, vol. 15, no. 1, Jul. 2025, doi: 10.1038/s41598-025-10497-x.</w:t>
       </w:r>
     </w:p>
     <w:p>
@@ -3717,7 +3717,7 @@
           <w:color w:val="000000"/>
           <w:sz w:val="16"/>
         </w:rPr>
-        <w:t xml:space="preserve">B. Vesin, K. Mangaroska, K. Akhuseyinoglu, and M. Giannakos, “Adaptive assessment and content recommendation in online programming courses: On the use of Elo-rating,” </w:t>
+        <w:t xml:space="preserve">X. Jiang, B. Yang, and W. Liu, “DMAM: Difficulty-enhanced multi-view attention-based model for knowledge tracing,” </w:t>
       </w:r>
       <w:r>
         <w:rPr>
@@ -3727,7 +3727,7 @@
           <w:color w:val="000000"/>
           <w:sz w:val="16"/>
         </w:rPr>
-        <w:t>ACM Transactions on Computing Education</w:t>
+        <w:t>Knowledge-Based Systems</w:t>
       </w:r>
       <w:r>
         <w:rPr>
@@ -3737,7 +3737,7 @@
           <w:color w:val="000000"/>
           <w:sz w:val="16"/>
         </w:rPr>
-        <w:t>, vol. 22, no. 3, pp. 1–27, Sep. 2022, doi: 10.1145/3511886.</w:t>
+        <w:t>, vol. 324, p. 113736, Aug. 2025, doi: 10.1016/j.knosys.2025.113736.</w:t>
       </w:r>
     </w:p>
     <w:p>
@@ -3766,7 +3766,7 @@
           <w:color w:val="000000"/>
           <w:sz w:val="16"/>
         </w:rPr>
-        <w:t xml:space="preserve">C. Tong and C. Ren, “Deep knowledge tracing and cognitive load estimation for personalized learning path generation using neural network architecture,” </w:t>
+        <w:t xml:space="preserve">L. Qian, K. Zheng, L. Wang, and S. Li, “Student state-aware knowledge tracing based on attention mechanism: A cognitive theory view,” </w:t>
       </w:r>
       <w:r>
         <w:rPr>
@@ -3776,7 +3776,7 @@
           <w:color w:val="000000"/>
           <w:sz w:val="16"/>
         </w:rPr>
-        <w:t>Scientific Reports</w:t>
+        <w:t>Pattern Recognition Letters</w:t>
       </w:r>
       <w:r>
         <w:rPr>
@@ -3786,7 +3786,7 @@
           <w:color w:val="000000"/>
           <w:sz w:val="16"/>
         </w:rPr>
-        <w:t>, vol. 15, no. 1, Jul. 2025, doi: 10.1038/s41598-025-10497-x.</w:t>
+        <w:t>, vol. 184, pp. 190–196, Aug. 2024, doi: 10.1016/j.patrec.2024.06.009.</w:t>
       </w:r>
     </w:p>
     <w:p>
@@ -3815,7 +3815,7 @@
           <w:color w:val="000000"/>
           <w:sz w:val="16"/>
         </w:rPr>
-        <w:t xml:space="preserve">X. Jiang, B. Yang, and W. Liu, “DMAM: Difficulty-enhanced multi-view attention-based model for knowledge tracing,” </w:t>
+        <w:t xml:space="preserve">F. Wang, Q. Liu, E. Chen, Z. Huang, Y. Yin, S. Wang, and Y. Su, “NeuralCD: A general framework for cognitive diagnosis,” </w:t>
       </w:r>
       <w:r>
         <w:rPr>
@@ -3825,7 +3825,7 @@
           <w:color w:val="000000"/>
           <w:sz w:val="16"/>
         </w:rPr>
-        <w:t>Knowledge-Based Systems</w:t>
+        <w:t>IEEE Transactions on Knowledge and Data Engineering</w:t>
       </w:r>
       <w:r>
         <w:rPr>
@@ -3835,7 +3835,7 @@
           <w:color w:val="000000"/>
           <w:sz w:val="16"/>
         </w:rPr>
-        <w:t>, vol. 324, p. 113736, Aug. 2025, doi: 10.1016/j.knosys.2025.113736.</w:t>
+        <w:t>, vol. 35, no. 8, pp. 8312–8327, Aug. 2023, doi: 10.1109/TKDE.2022.3201037.</w:t>
       </w:r>
     </w:p>
     <w:p>
@@ -3864,7 +3864,7 @@
           <w:color w:val="000000"/>
           <w:sz w:val="16"/>
         </w:rPr>
-        <w:t xml:space="preserve">L. Qian, K. Zheng, L. Wang, and S. Li, “Student state-aware knowledge tracing based on attention mechanism: A cognitive theory view,” </w:t>
+        <w:t xml:space="preserve">T. Huang, J. Geng, H. Yang, S. Hu, X. Ou, J. Hu, and Z. Yang, “Interpretable neuro-cognitive diagnostic approach incorporating multidimensional features,” </w:t>
       </w:r>
       <w:r>
         <w:rPr>
@@ -3874,7 +3874,7 @@
           <w:color w:val="000000"/>
           <w:sz w:val="16"/>
         </w:rPr>
-        <w:t>Pattern Recognition Letters</w:t>
+        <w:t>Knowledge-Based Systems</w:t>
       </w:r>
       <w:r>
         <w:rPr>
@@ -3884,7 +3884,7 @@
           <w:color w:val="000000"/>
           <w:sz w:val="16"/>
         </w:rPr>
-        <w:t>, vol. 184, pp. 190–196, Aug. 2024, doi: 10.1016/j.patrec.2024.06.009.</w:t>
+        <w:t>, vol. 304, p. 112432, Nov. 2024, doi: 10.1016/j.knosys.2024.112432.</w:t>
       </w:r>
     </w:p>
     <w:p>
@@ -3913,7 +3913,7 @@
           <w:color w:val="000000"/>
           <w:sz w:val="16"/>
         </w:rPr>
-        <w:t xml:space="preserve">F. Wang, Q. Liu, E. Chen, Z. Huang, Y. Yin, S. Wang, and Y. Su, “NeuralCD: A general framework for cognitive diagnosis,” </w:t>
+        <w:t xml:space="preserve">J. Song, K. Lim, and J. Park, “Enriching the Korean learner corpus for grammatical error correction and writing assessment,” </w:t>
       </w:r>
       <w:r>
         <w:rPr>
@@ -3923,7 +3923,7 @@
           <w:color w:val="000000"/>
           <w:sz w:val="16"/>
         </w:rPr>
-        <w:t>IEEE Transactions on Knowledge and Data Engineering</w:t>
+        <w:t>Language Resources and Evaluation</w:t>
       </w:r>
       <w:r>
         <w:rPr>
@@ -3933,7 +3933,7 @@
           <w:color w:val="000000"/>
           <w:sz w:val="16"/>
         </w:rPr>
-        <w:t>, vol. 35, no. 8, pp. 8312–8327, Aug. 2023, doi: 10.1109/TKDE.2022.3201037.</w:t>
+        <w:t>, vol. 60, no. 1, Mar. 2026, doi: 10.1007/s10579-025-09882-9.</w:t>
       </w:r>
     </w:p>
     <w:p>
@@ -3962,7 +3962,7 @@
           <w:color w:val="000000"/>
           <w:sz w:val="16"/>
         </w:rPr>
-        <w:t xml:space="preserve">T. Huang, J. Geng, H. Yang, S. Hu, X. Ou, J. Hu, and Z. Yang, “Interpretable neuro-cognitive diagnostic approach incorporating multidimensional features,” </w:t>
+        <w:t xml:space="preserve">J. Chun and M. H. Kim, “Corpus-informed application based on Korean Learners’ Corpus: Substitution errors of topic and nominative markers,” </w:t>
       </w:r>
       <w:r>
         <w:rPr>
@@ -3972,7 +3972,7 @@
           <w:color w:val="000000"/>
           <w:sz w:val="16"/>
         </w:rPr>
-        <w:t>Knowledge-Based Systems</w:t>
+        <w:t>Asian-Pacific Journal of Second and Foreign Language Education</w:t>
       </w:r>
       <w:r>
         <w:rPr>
@@ -3982,7 +3982,7 @@
           <w:color w:val="000000"/>
           <w:sz w:val="16"/>
         </w:rPr>
-        <w:t>, vol. 304, p. 112432, Nov. 2024, doi: 10.1016/j.knosys.2024.112432.</w:t>
+        <w:t>, vol. 6, no. 1, Dec. 2021, doi: 10.1186/s40862-021-00112-7.</w:t>
       </w:r>
     </w:p>
     <w:p>
@@ -4011,7 +4011,7 @@
           <w:color w:val="000000"/>
           <w:sz w:val="16"/>
         </w:rPr>
-        <w:t xml:space="preserve">J. Song, K. Lim, and J. Park, “Enriching the Korean learner corpus for grammatical error correction and writing assessment,” </w:t>
+        <w:t xml:space="preserve">H. Yu, Y. Cho, G. Park, and M. Kim, “KRongBERT: Enhanced factorization-based morphological approach for the Korean pretrained language model,” </w:t>
       </w:r>
       <w:r>
         <w:rPr>
@@ -4021,7 +4021,7 @@
           <w:color w:val="000000"/>
           <w:sz w:val="16"/>
         </w:rPr>
-        <w:t>Language Resources and Evaluation</w:t>
+        <w:t>Information Processing &amp; Management</w:t>
       </w:r>
       <w:r>
         <w:rPr>
@@ -4031,7 +4031,7 @@
           <w:color w:val="000000"/>
           <w:sz w:val="16"/>
         </w:rPr>
-        <w:t>, vol. 60, no. 1, Mar. 2026, doi: 10.1007/s10579-025-09882-9.</w:t>
+        <w:t>, vol. 62, no. 3, p. 104072, May 2025, doi: 10.1016/j.ipm.2025.104072.</w:t>
       </w:r>
     </w:p>
     <w:p>
@@ -4060,7 +4060,7 @@
           <w:color w:val="000000"/>
           <w:sz w:val="16"/>
         </w:rPr>
-        <w:t xml:space="preserve">J. Chun and M. H. Kim, “Corpus-informed application based on Korean Learners’ Corpus: Substitution errors of topic and nominative markers,” </w:t>
+        <w:t xml:space="preserve">R. C. Wilson, A. Shenhav, M. Straccia, and J. D. Cohen, “The eighty five percent rule for optimal learning,” </w:t>
       </w:r>
       <w:r>
         <w:rPr>
@@ -4070,7 +4070,7 @@
           <w:color w:val="000000"/>
           <w:sz w:val="16"/>
         </w:rPr>
-        <w:t>Asian-Pacific Journal of Second and Foreign Language Education</w:t>
+        <w:t>Nature Communications</w:t>
       </w:r>
       <w:r>
         <w:rPr>
@@ -4080,7 +4080,7 @@
           <w:color w:val="000000"/>
           <w:sz w:val="16"/>
         </w:rPr>
-        <w:t>, vol. 6, no. 1, Dec. 2021, doi: 10.1186/s40862-021-00112-7.</w:t>
+        <w:t>, vol. 10, no. 1, Nov. 2019, doi: 10.1038/s41467-019-12552-4.</w:t>
       </w:r>
     </w:p>
     <w:p>
@@ -4109,7 +4109,7 @@
           <w:color w:val="000000"/>
           <w:sz w:val="16"/>
         </w:rPr>
-        <w:t xml:space="preserve">H. Yu, Y. Cho, G. Park, and M. Kim, “KRongBERT: Enhanced factorization-based morphological approach for the Korean pretrained language model,” </w:t>
+        <w:t xml:space="preserve">B. Settles and B. Meeder, “A trainable spaced repetition model for language learning,” in </w:t>
       </w:r>
       <w:r>
         <w:rPr>
@@ -4119,7 +4119,7 @@
           <w:color w:val="000000"/>
           <w:sz w:val="16"/>
         </w:rPr>
-        <w:t>Information Processing &amp; Management</w:t>
+        <w:t>Proc. 54th Annu. Meeting Assoc. Comput. Linguistics (ACL)</w:t>
       </w:r>
       <w:r>
         <w:rPr>
@@ -4129,7 +4129,7 @@
           <w:color w:val="000000"/>
           <w:sz w:val="16"/>
         </w:rPr>
-        <w:t>, vol. 62, no. 3, p. 104072, May 2025, doi: 10.1016/j.ipm.2025.104072.</w:t>
+        <w:t>, Berlin, Germany, 2016, pp. 1848–1858, doi: 10.18653/v1/P16-1174.</w:t>
       </w:r>
     </w:p>
     <w:p>
@@ -4158,7 +4158,7 @@
           <w:color w:val="000000"/>
           <w:sz w:val="16"/>
         </w:rPr>
-        <w:t xml:space="preserve">R. C. Wilson, A. Shenhav, M. Straccia, and J. D. Cohen, “The eighty five percent rule for optimal learning,” </w:t>
+        <w:t xml:space="preserve">D. R. Thomas, C. Borchers, S. Bhushan, E. Gatz, S. Gupta, and K. R. Koedinger, “LLM-generated feedback supports learning if learners choose to use it,” in </w:t>
       </w:r>
       <w:r>
         <w:rPr>
@@ -4168,7 +4168,7 @@
           <w:color w:val="000000"/>
           <w:sz w:val="16"/>
         </w:rPr>
-        <w:t>Nature Communications</w:t>
+        <w:t>Lecture Notes in Computer Science</w:t>
       </w:r>
       <w:r>
         <w:rPr>
@@ -4178,7 +4178,7 @@
           <w:color w:val="000000"/>
           <w:sz w:val="16"/>
         </w:rPr>
-        <w:t>, vol. 10, no. 1, Nov. 2019, doi: 10.1038/s41467-019-12552-4.</w:t>
+        <w:t>, vol. 16063, Cham, Switzerland: Springer, 2026, doi: 10.1007/978-3-032-03870-8_33.</w:t>
       </w:r>
     </w:p>
     <w:p>
@@ -4207,7 +4207,7 @@
           <w:color w:val="000000"/>
           <w:sz w:val="16"/>
         </w:rPr>
-        <w:t xml:space="preserve">B. Settles and B. Meeder, “A trainable spaced repetition model for language learning,” in </w:t>
+        <w:t xml:space="preserve">A. Pack, A. Barrett, and J. Escalante, “Large language models and automated essay scoring of English language learner writing: Insights into validity and reliability,” </w:t>
       </w:r>
       <w:r>
         <w:rPr>
@@ -4217,7 +4217,7 @@
           <w:color w:val="000000"/>
           <w:sz w:val="16"/>
         </w:rPr>
-        <w:t>Proc. 54th Annu. Meeting Assoc. Comput. Linguistics (ACL)</w:t>
+        <w:t>Computers and Education: Artificial Intelligence</w:t>
       </w:r>
       <w:r>
         <w:rPr>
@@ -4227,7 +4227,7 @@
           <w:color w:val="000000"/>
           <w:sz w:val="16"/>
         </w:rPr>
-        <w:t>, Berlin, Germany, 2016, pp. 1848–1858, doi: 10.18653/v1/P16-1174.</w:t>
+        <w:t>, vol. 6, p. 100234, Jun. 2024, doi: 10.1016/j.caeai.2024.100234.</w:t>
       </w:r>
     </w:p>
     <w:p>
@@ -4256,7 +4256,7 @@
           <w:color w:val="000000"/>
           <w:sz w:val="16"/>
         </w:rPr>
-        <w:t xml:space="preserve">D. R. Thomas, C. Borchers, S. Bhushan, E. Gatz, S. Gupta, and K. R. Koedinger, “LLM-generated feedback supports learning if learners choose to use it,” in </w:t>
+        <w:t xml:space="preserve">S. Crossley, L. Holmes, and W. Morris, “Assessing the reliability and validity of large language models in automatic essay scoring,” </w:t>
       </w:r>
       <w:r>
         <w:rPr>
@@ -4266,7 +4266,7 @@
           <w:color w:val="000000"/>
           <w:sz w:val="16"/>
         </w:rPr>
-        <w:t>Lecture Notes in Computer Science</w:t>
+        <w:t>Assessing Writing</w:t>
       </w:r>
       <w:r>
         <w:rPr>
@@ -4276,7 +4276,7 @@
           <w:color w:val="000000"/>
           <w:sz w:val="16"/>
         </w:rPr>
-        <w:t>, vol. 16063, Cham, Switzerland: Springer, 2026, doi: 10.1007/978-3-032-03870-8_33.</w:t>
+        <w:t>, vol. 69, p. 101082, Jul. 2026, doi: 10.1016/j.asw.2026.101082.</w:t>
       </w:r>
     </w:p>
     <w:p>
@@ -4305,7 +4305,7 @@
           <w:color w:val="000000"/>
           <w:sz w:val="16"/>
         </w:rPr>
-        <w:t xml:space="preserve">A. Pack, A. Barrett, and J. Escalante, “Large language models and automated essay scoring of English language learner writing: Insights into validity and reliability,” </w:t>
+        <w:t xml:space="preserve">F. Aydın and H. Yurdugül, “Tutoring model for intelligent tutoring systems: Adaptive instructional scaffoldings based on experiences of the learner digital twin,” </w:t>
       </w:r>
       <w:r>
         <w:rPr>
@@ -4315,7 +4315,7 @@
           <w:color w:val="000000"/>
           <w:sz w:val="16"/>
         </w:rPr>
-        <w:t>Computers and Education: Artificial Intelligence</w:t>
+        <w:t>Technology, Knowledge and Learning</w:t>
       </w:r>
       <w:r>
         <w:rPr>
@@ -4325,7 +4325,7 @@
           <w:color w:val="000000"/>
           <w:sz w:val="16"/>
         </w:rPr>
-        <w:t>, vol. 6, p. 100234, Jun. 2024, doi: 10.1016/j.caeai.2024.100234.</w:t>
+        <w:t>, Oct. 2026, doi: 10.1007/s10758-026-10039-y.</w:t>
       </w:r>
     </w:p>
     <w:p>
@@ -4354,7 +4354,7 @@
           <w:color w:val="000000"/>
           <w:sz w:val="16"/>
         </w:rPr>
-        <w:t xml:space="preserve">S. Crossley, L. Holmes, and W. Morris, “Assessing the reliability and validity of large language models in automatic essay scoring,” </w:t>
+        <w:t xml:space="preserve">B. Hu, Y. Ma, Z. Liu, and H. Wang, “A social importance and category enhanced cold-start user recommendation system,” </w:t>
       </w:r>
       <w:r>
         <w:rPr>
@@ -4364,7 +4364,7 @@
           <w:color w:val="000000"/>
           <w:sz w:val="16"/>
         </w:rPr>
-        <w:t>Assessing Writing</w:t>
+        <w:t>Expert Systems with Applications</w:t>
       </w:r>
       <w:r>
         <w:rPr>
@@ -4374,7 +4374,7 @@
           <w:color w:val="000000"/>
           <w:sz w:val="16"/>
         </w:rPr>
-        <w:t>, vol. 69, p. 101082, Jul. 2026, doi: 10.1016/j.asw.2026.101082.</w:t>
+        <w:t>, vol. 277, p. 127130, Jun. 2025, doi: 10.1016/j.eswa.2025.127130.</w:t>
       </w:r>
     </w:p>
     <w:p>
@@ -4403,27 +4403,7 @@
           <w:color w:val="000000"/>
           <w:sz w:val="16"/>
         </w:rPr>
-        <w:t xml:space="preserve">F. Aydın and H. Yurdugül, “Tutoring model for intelligent tutoring systems: Adaptive instructional scaffoldings based on experiences of the learner digital twin,” </w:t>
-      </w:r>
-      <w:r>
-        <w:rPr>
-          <w:rFonts w:ascii="Times New Roman" w:hAnsi="Times New Roman" w:eastAsia="Malgun Gothic"/>
-          <w:b w:val="0"/>
-          <w:i/>
-          <w:color w:val="000000"/>
-          <w:sz w:val="16"/>
-        </w:rPr>
-        <w:t>Technology, Knowledge and Learning</w:t>
-      </w:r>
-      <w:r>
-        <w:rPr>
-          <w:rFonts w:ascii="Times New Roman" w:hAnsi="Times New Roman" w:eastAsia="Malgun Gothic"/>
-          <w:b w:val="0"/>
-          <w:i w:val="0"/>
-          <w:color w:val="000000"/>
-          <w:sz w:val="16"/>
-        </w:rPr>
-        <w:t>, Oct. 2026, doi: 10.1007/s10758-026-10039-y.</w:t>
+        <w:t>LG AI Research, “EXAONE 4.0: Unified large language models integrating non-reasoning and reasoning modes,” LG AI Research, Seoul, South Korea, Tech. Rep., 2025.</w:t>
       </w:r>
     </w:p>
     <w:p>
@@ -4452,27 +4432,7 @@
           <w:color w:val="000000"/>
           <w:sz w:val="16"/>
         </w:rPr>
-        <w:t xml:space="preserve">B. Hu, Y. Ma, Z. Liu, and H. Wang, “A social importance and category enhanced cold-start user recommendation system,” </w:t>
-      </w:r>
-      <w:r>
-        <w:rPr>
-          <w:rFonts w:ascii="Times New Roman" w:hAnsi="Times New Roman" w:eastAsia="Malgun Gothic"/>
-          <w:b w:val="0"/>
-          <w:i/>
-          <w:color w:val="000000"/>
-          <w:sz w:val="16"/>
-        </w:rPr>
-        <w:t>Expert Systems with Applications</w:t>
-      </w:r>
-      <w:r>
-        <w:rPr>
-          <w:rFonts w:ascii="Times New Roman" w:hAnsi="Times New Roman" w:eastAsia="Malgun Gothic"/>
-          <w:b w:val="0"/>
-          <w:i w:val="0"/>
-          <w:color w:val="000000"/>
-          <w:sz w:val="16"/>
-        </w:rPr>
-        <w:t>, vol. 277, p. 127130, Jun. 2025, doi: 10.1016/j.eswa.2025.127130.</w:t>
+        <w:t>Qwen Team, “Qwen3 technical report,” Alibaba Group, Hangzhou, China, Tech. Rep., 2025.</w:t>
       </w:r>
     </w:p>
     <w:p>
@@ -4501,7 +4461,27 @@
           <w:color w:val="000000"/>
           <w:sz w:val="16"/>
         </w:rPr>
-        <w:t>LG AI Research, “EXAONE 4.0: Unified large language models integrating non-reasoning and reasoning modes,” LG AI Research, Seoul, South Korea, Tech. Rep., 2025.</w:t>
+        <w:t xml:space="preserve">S. Park, J. Moon, S. Kim, W. I. Cho, J. Han, J. Park, C. Song, J. Kim, Y. Song, T. Oh, J. Lee, J. Oh, S. Lyu, Y. Jeong, I. Lee, S. Seo, D. Lee, H. Kim, M. Lee, S. Jang, S. Do, S. Kim, K. Lim, J. Lee, K. Park, J. Shin, S. Kim, L. Park, A. Oh, J.-W. Ha, and K. Cho, “KLUE: Korean language understanding evaluation,” in </w:t>
+      </w:r>
+      <w:r>
+        <w:rPr>
+          <w:rFonts w:ascii="Times New Roman" w:hAnsi="Times New Roman" w:eastAsia="Malgun Gothic"/>
+          <w:b w:val="0"/>
+          <w:i/>
+          <w:color w:val="000000"/>
+          <w:sz w:val="16"/>
+        </w:rPr>
+        <w:t>Proc. 35th Conf. Neural Information Processing Systems (NeurIPS) Datasets and Benchmarks Track</w:t>
+      </w:r>
+      <w:r>
+        <w:rPr>
+          <w:rFonts w:ascii="Times New Roman" w:hAnsi="Times New Roman" w:eastAsia="Malgun Gothic"/>
+          <w:b w:val="0"/>
+          <w:i w:val="0"/>
+          <w:color w:val="000000"/>
+          <w:sz w:val="16"/>
+        </w:rPr>
+        <w:t>, 2021.</w:t>
       </w:r>
     </w:p>
     <w:p>
@@ -4530,7 +4510,7 @@
           <w:color w:val="000000"/>
           <w:sz w:val="16"/>
         </w:rPr>
-        <w:t>Qwen Team, “Qwen3 technical report,” Alibaba Group, Hangzhou, China, Tech. Rep., 2025.</w:t>
+        <w:t>Duolingo, Inc., “How Duolingo’s AI learns what you need to learn,” Duolingo Engineering Blog, 2023. [Online]. Available: https://blog.duolingo.com/duolingo-technology-innovations/. [Accessed: 18-Oct-2026].</w:t>
       </w:r>
     </w:p>
     <w:p>
@@ -4559,27 +4539,7 @@
           <w:color w:val="000000"/>
           <w:sz w:val="16"/>
         </w:rPr>
-        <w:t xml:space="preserve">S. Park, J. Moon, S. Kim, W. I. Cho, J. Han, J. Park, C. Song, J. Kim, Y. Song, T. Oh, J. Lee, J. Oh, S. Lyu, Y. Jeong, I. Lee, S. Seo, D. Lee, H. Kim, M. Lee, S. Jang, S. Do, S. Kim, K. Lim, J. Lee, K. Park, J. Shin, S. Kim, L. Park, A. Oh, J.-W. Ha, and K. Cho, “KLUE: Korean language understanding evaluation,” in </w:t>
-      </w:r>
-      <w:r>
-        <w:rPr>
-          <w:rFonts w:ascii="Times New Roman" w:hAnsi="Times New Roman" w:eastAsia="Malgun Gothic"/>
-          <w:b w:val="0"/>
-          <w:i/>
-          <w:color w:val="000000"/>
-          <w:sz w:val="16"/>
-        </w:rPr>
-        <w:t>Proc. 35th Conf. Neural Information Processing Systems (NeurIPS) Datasets and Benchmarks Track</w:t>
-      </w:r>
-      <w:r>
-        <w:rPr>
-          <w:rFonts w:ascii="Times New Roman" w:hAnsi="Times New Roman" w:eastAsia="Malgun Gothic"/>
-          <w:b w:val="0"/>
-          <w:i w:val="0"/>
-          <w:color w:val="000000"/>
-          <w:sz w:val="16"/>
-        </w:rPr>
-        <w:t>, 2021.</w:t>
+        <w:t>Duolingo, Inc., “An overview of Duolingo English Test administration and scoring,” Duolingo, Pittsburgh, PA, USA, Tech. Rep., 2024. [Online]. Available: https://duolingo-papers.s3.amazonaws.com/reports/Duolingo_whitepaper_test_scoring_2024_v1.pdf.</w:t>
       </w:r>
     </w:p>
     <w:p>
@@ -4608,7 +4568,27 @@
           <w:color w:val="000000"/>
           <w:sz w:val="16"/>
         </w:rPr>
-        <w:t>Duolingo, Inc., “How Duolingo’s AI learns what you need to learn,” Duolingo Engineering Blog, 2023. [Online]. Available: https://blog.duolingo.com/duolingo-technology-innovations/. [Accessed: 18-Oct-2026].</w:t>
+        <w:t xml:space="preserve">E. Cosyn, H. Uzun, C. Doble, and J. Matayoshi, “A practical perspective on knowledge space theory: ALEKS and its data,” </w:t>
+      </w:r>
+      <w:r>
+        <w:rPr>
+          <w:rFonts w:ascii="Times New Roman" w:hAnsi="Times New Roman" w:eastAsia="Malgun Gothic"/>
+          <w:b w:val="0"/>
+          <w:i/>
+          <w:color w:val="000000"/>
+          <w:sz w:val="16"/>
+        </w:rPr>
+        <w:t>Journal of Mathematical Psychology</w:t>
+      </w:r>
+      <w:r>
+        <w:rPr>
+          <w:rFonts w:ascii="Times New Roman" w:hAnsi="Times New Roman" w:eastAsia="Malgun Gothic"/>
+          <w:b w:val="0"/>
+          <w:i w:val="0"/>
+          <w:color w:val="000000"/>
+          <w:sz w:val="16"/>
+        </w:rPr>
+        <w:t>, vol. 101, p. 102512, Apr. 2021, doi: 10.1016/j.jmp.2021.102512.</w:t>
       </w:r>
     </w:p>
     <w:p>
@@ -4637,7 +4617,27 @@
           <w:color w:val="000000"/>
           <w:sz w:val="16"/>
         </w:rPr>
-        <w:t>Duolingo, Inc., “An overview of Duolingo English Test administration and scoring,” Duolingo, Pittsburgh, PA, USA, Tech. Rep., 2024. [Online]. Available: https://duolingo-papers.s3.amazonaws.com/reports/Duolingo_whitepaper_test_scoring_2024_v1.pdf.</w:t>
+        <w:t xml:space="preserve">S. Klinkenberg, M. Straatemeier, and H. L. J. van der Maas, “Computer adaptive practice of maths ability using a new item response model for on the fly ability and difficulty estimation,” </w:t>
+      </w:r>
+      <w:r>
+        <w:rPr>
+          <w:rFonts w:ascii="Times New Roman" w:hAnsi="Times New Roman" w:eastAsia="Malgun Gothic"/>
+          <w:b w:val="0"/>
+          <w:i/>
+          <w:color w:val="000000"/>
+          <w:sz w:val="16"/>
+        </w:rPr>
+        <w:t>Computers &amp; Education</w:t>
+      </w:r>
+      <w:r>
+        <w:rPr>
+          <w:rFonts w:ascii="Times New Roman" w:hAnsi="Times New Roman" w:eastAsia="Malgun Gothic"/>
+          <w:b w:val="0"/>
+          <w:i w:val="0"/>
+          <w:color w:val="000000"/>
+          <w:sz w:val="16"/>
+        </w:rPr>
+        <w:t>, vol. 57, no. 2, pp. 1813–1824, Sep. 2011, doi: 10.1016/j.compedu.2011.02.003.</w:t>
       </w:r>
     </w:p>
     <w:p>
@@ -4666,27 +4666,7 @@
           <w:color w:val="000000"/>
           <w:sz w:val="16"/>
         </w:rPr>
-        <w:t xml:space="preserve">E. Cosyn, H. Uzun, C. Doble, and J. Matayoshi, “A practical perspective on knowledge space theory: ALEKS and its data,” </w:t>
-      </w:r>
-      <w:r>
-        <w:rPr>
-          <w:rFonts w:ascii="Times New Roman" w:hAnsi="Times New Roman" w:eastAsia="Malgun Gothic"/>
-          <w:b w:val="0"/>
-          <w:i/>
-          <w:color w:val="000000"/>
-          <w:sz w:val="16"/>
-        </w:rPr>
-        <w:t>Journal of Mathematical Psychology</w:t>
-      </w:r>
-      <w:r>
-        <w:rPr>
-          <w:rFonts w:ascii="Times New Roman" w:hAnsi="Times New Roman" w:eastAsia="Malgun Gothic"/>
-          <w:b w:val="0"/>
-          <w:i w:val="0"/>
-          <w:color w:val="000000"/>
-          <w:sz w:val="16"/>
-        </w:rPr>
-        <w:t>, vol. 101, p. 102512, Apr. 2021, doi: 10.1016/j.jmp.2021.102512.</w:t>
+        <w:t>J. Ye and the Open Spaced Repetition community, “Free Spaced Repetition Scheduler (FSRS),” 2022. [Online]. Available: https://github.com/open-spaced-repetition. [Accessed: 18-Oct-2026].</w:t>
       </w:r>
     </w:p>
     <w:p>
@@ -4715,7 +4695,7 @@
           <w:color w:val="000000"/>
           <w:sz w:val="16"/>
         </w:rPr>
-        <w:t xml:space="preserve">S. Klinkenberg, M. Straatemeier, and H. L. J. van der Maas, “Computer adaptive practice of maths ability using a new item response model for on the fly ability and difficulty estimation,” </w:t>
+        <w:t xml:space="preserve">C. Guo, G. Pleiss, Y. Sun, and K. Q. Weinberger, “On calibration of modern neural networks,” in </w:t>
       </w:r>
       <w:r>
         <w:rPr>
@@ -4725,7 +4705,7 @@
           <w:color w:val="000000"/>
           <w:sz w:val="16"/>
         </w:rPr>
-        <w:t>Computers &amp; Education</w:t>
+        <w:t>Proc. 34th Int. Conf. Mach. Learn. (ICML)</w:t>
       </w:r>
       <w:r>
         <w:rPr>
@@ -4735,7 +4715,7 @@
           <w:color w:val="000000"/>
           <w:sz w:val="16"/>
         </w:rPr>
-        <w:t>, vol. 57, no. 2, pp. 1813–1824, Sep. 2011, doi: 10.1016/j.compedu.2011.02.003.</w:t>
+        <w:t>, Sydney, Australia, 2017, pp. 1321–1330.</w:t>
       </w:r>
     </w:p>
     <w:p>
@@ -4764,7 +4744,27 @@
           <w:color w:val="000000"/>
           <w:sz w:val="16"/>
         </w:rPr>
-        <w:t>J. Ye and the Open Spaced Repetition community, “Free Spaced Repetition Scheduler (FSRS),” 2022. [Online]. Available: https://github.com/open-spaced-repetition. [Accessed: 18-Oct-2026].</w:t>
+        <w:t xml:space="preserve">V. Kuleshov, N. Fenner, and S. Ermon, “Accurate uncertainties for deep learning using calibrated regression,” in </w:t>
+      </w:r>
+      <w:r>
+        <w:rPr>
+          <w:rFonts w:ascii="Times New Roman" w:hAnsi="Times New Roman" w:eastAsia="Malgun Gothic"/>
+          <w:b w:val="0"/>
+          <w:i/>
+          <w:color w:val="000000"/>
+          <w:sz w:val="16"/>
+        </w:rPr>
+        <w:t>Proc. 35th Int. Conf. Mach. Learn. (ICML)</w:t>
+      </w:r>
+      <w:r>
+        <w:rPr>
+          <w:rFonts w:ascii="Times New Roman" w:hAnsi="Times New Roman" w:eastAsia="Malgun Gothic"/>
+          <w:b w:val="0"/>
+          <w:i w:val="0"/>
+          <w:color w:val="000000"/>
+          <w:sz w:val="16"/>
+        </w:rPr>
+        <w:t>, Stockholm, Sweden, 2018, pp. 2801–2809.</w:t>
       </w:r>
     </w:p>
     <w:p>
@@ -4783,104 +4783,6 @@
           <w:sz w:val="16"/>
         </w:rPr>
         <w:t>[42]</w:t>
-        <w:tab/>
-      </w:r>
-      <w:r>
-        <w:rPr>
-          <w:rFonts w:ascii="Times New Roman" w:hAnsi="Times New Roman" w:eastAsia="Malgun Gothic"/>
-          <w:b w:val="0"/>
-          <w:i w:val="0"/>
-          <w:color w:val="000000"/>
-          <w:sz w:val="16"/>
-        </w:rPr>
-        <w:t xml:space="preserve">C. Guo, G. Pleiss, Y. Sun, and K. Q. Weinberger, “On calibration of modern neural networks,” in </w:t>
-      </w:r>
-      <w:r>
-        <w:rPr>
-          <w:rFonts w:ascii="Times New Roman" w:hAnsi="Times New Roman" w:eastAsia="Malgun Gothic"/>
-          <w:b w:val="0"/>
-          <w:i/>
-          <w:color w:val="000000"/>
-          <w:sz w:val="16"/>
-        </w:rPr>
-        <w:t>Proc. 34th Int. Conf. Mach. Learn. (ICML)</w:t>
-      </w:r>
-      <w:r>
-        <w:rPr>
-          <w:rFonts w:ascii="Times New Roman" w:hAnsi="Times New Roman" w:eastAsia="Malgun Gothic"/>
-          <w:b w:val="0"/>
-          <w:i w:val="0"/>
-          <w:color w:val="000000"/>
-          <w:sz w:val="16"/>
-        </w:rPr>
-        <w:t>, Sydney, Australia, 2017, pp. 1321–1330.</w:t>
-      </w:r>
-    </w:p>
-    <w:p>
-      <w:pPr>
-        <w:widowControl/>
-        <w:spacing w:after="40" w:before="0" w:line="240" w:lineRule="auto"/>
-        <w:ind w:left="317" w:hanging="317"/>
-        <w:jc w:val="both"/>
-      </w:pPr>
-      <w:r>
-        <w:rPr>
-          <w:rFonts w:ascii="Times New Roman" w:hAnsi="Times New Roman" w:eastAsia="Malgun Gothic"/>
-          <w:b w:val="0"/>
-          <w:i w:val="0"/>
-          <w:color w:val="000000"/>
-          <w:sz w:val="16"/>
-        </w:rPr>
-        <w:t>[43]</w:t>
-        <w:tab/>
-      </w:r>
-      <w:r>
-        <w:rPr>
-          <w:rFonts w:ascii="Times New Roman" w:hAnsi="Times New Roman" w:eastAsia="Malgun Gothic"/>
-          <w:b w:val="0"/>
-          <w:i w:val="0"/>
-          <w:color w:val="000000"/>
-          <w:sz w:val="16"/>
-        </w:rPr>
-        <w:t xml:space="preserve">V. Kuleshov, N. Fenner, and S. Ermon, “Accurate uncertainties for deep learning using calibrated regression,” in </w:t>
-      </w:r>
-      <w:r>
-        <w:rPr>
-          <w:rFonts w:ascii="Times New Roman" w:hAnsi="Times New Roman" w:eastAsia="Malgun Gothic"/>
-          <w:b w:val="0"/>
-          <w:i/>
-          <w:color w:val="000000"/>
-          <w:sz w:val="16"/>
-        </w:rPr>
-        <w:t>Proc. 35th Int. Conf. Mach. Learn. (ICML)</w:t>
-      </w:r>
-      <w:r>
-        <w:rPr>
-          <w:rFonts w:ascii="Times New Roman" w:hAnsi="Times New Roman" w:eastAsia="Malgun Gothic"/>
-          <w:b w:val="0"/>
-          <w:i w:val="0"/>
-          <w:color w:val="000000"/>
-          <w:sz w:val="16"/>
-        </w:rPr>
-        <w:t>, Stockholm, Sweden, 2018, pp. 2801–2809.</w:t>
-      </w:r>
-    </w:p>
-    <w:p>
-      <w:pPr>
-        <w:widowControl/>
-        <w:spacing w:after="40" w:before="0" w:line="240" w:lineRule="auto"/>
-        <w:ind w:left="317" w:hanging="317"/>
-        <w:jc w:val="both"/>
-      </w:pPr>
-      <w:r>
-        <w:rPr>
-          <w:rFonts w:ascii="Times New Roman" w:hAnsi="Times New Roman" w:eastAsia="Malgun Gothic"/>
-          <w:b w:val="0"/>
-          <w:i w:val="0"/>
-          <w:color w:val="000000"/>
-          <w:sz w:val="16"/>
-        </w:rPr>
-        <w:t>[44]</w:t>
         <w:tab/>
       </w:r>
       <w:r>

--- a/paper/KO-DRILL_IEEE.docx
+++ b/paper/KO-DRILL_IEEE.docx
@@ -2584,7 +2584,7 @@
           <w:color w:val="000000"/>
           <w:sz w:val="20"/>
         </w:rPr>
-        <w:t>A note on scope, stated rather than left for a reviewer to find: a different, growing-pool regime closer to live deployment (items mostly new, rarely revisited) produces a more dramatic gap between Elo/Parallel Elo's neutral and worst-prior conditions, but also a non-monotonic result for Urnings across the same prior-quality grid that we do not yet have a complete account of. We report the fixed-pool regime here because it is fully understood end to end; the growing-pool regime is left for future work rather than included partially explained.</w:t>
+        <w:t>A note on scope, stated rather than left for a reviewer to find: a different, growing-pool regime closer to live deployment (items mostly new, rarely revisited) produces a more dramatic gap between Elo/Parallel Elo's neutral and worst-prior conditions. Urnings shows a non-monotonic result across the same prior-quality grid in this regime—a weak, near-uninformative prior yields a better terminal RMSE than either a neutral or a strong one—but this is a confirmed artifact, not an open question. A noisier prior pushes more items to a saturated starting urn (11.3% of items at the weakest signal level we tested, versus 0.0% at the strongest), and the adaptive selection policy never serves a saturated item in practice: tracked directly across 120,000 responses, saturated items were selected 0 times, against roughly 20–23 selections for a normally-seeded item. The same fixed response budget then concentrates onto fewer surviving items, which each calibrate more precisely purely from the extra exposure this concentration gives them—an artifact of the selection mechanism, not a real benefit of an uninformative prior. This has a practical implication beyond the simulation: a badly miscalibrated difficulty estimate for one generated item does not just misestimate that item, it can make it functionally unservable, which argues for monitoring dead items in the bank as its own signal, separate from calibration accuracy. We still report the fixed-pool regime as the headline result, since it is the simpler comparison and isolates prior quality from this selection-saturation interaction; the growing-pool finding is reported here for completeness, as an operationally relevant finding in its own right, not because it changes Novelty 2's core claim.</w:t>
       </w:r>
     </w:p>
     <w:p>

--- a/paper/KO-DRILL_IEEE.docx
+++ b/paper/KO-DRILL_IEEE.docx
@@ -2129,7 +2129,7 @@
           <w:color w:val="000000"/>
           <w:sz w:val="20"/>
         </w:rPr>
-        <w:t>restricted to items targeting the skill with the greatest expected pedagogical return. This deliberately sacrifices measurement efficiency for learning efficiency, and we now put a number on that cost rather than leave the trade-off purely stated. Using the point-biserial discrimination index—the classical test-theory measure of whether a correct response on an item actually distinguishes stronger from weaker learners—we simulate a field-test population (θ ~ N(0,1), 2000 learners, 40 replications per difficulty) and evaluate it at the item difficulty each policy implies for an average-ability learner. The maximum-information target (β=0, 50% success) gives discrimination 0.41; our 85%-target policy (β=θ̂−logit(0.15), by Eq. 2) gives 0.34—both comfortably in the conventionally "good" range (≥0.30), an 18% relative drop rather than a qualitative one. The trade-off is real, as stated, but the items this policy serves remain psychometrically sound; this was not previously measured and is not assumed. Vocabulary scheduling across sessions follows a spacing model in the tradition of half-life regression [26], with the tracker posterior supplying the ability term; grammar skills are scheduled differently, stated plainly rather than left for a reader to assume the same mechanism applies to both. A generated grammar item is mostly non-repeating, so there is no fixed card for a half-life model to space—a skill is simply due whenever it is not yet mastered. Mastery itself has no time-based decay under Urnings, so a mastered skill still needs a periodic low-priority recheck to stay revocable in practice; we currently use a flat 30-day interval, an explicit placeholder rather than a derived constant. We tried deriving one from FSRS's own forgetting-curve math first rather than guessing a different number: it does not transfer, because FSRS's growing intervals assume each simulated review is spaced, and feeding it many correct-in-a-row Urnings responses to model "mastered" inflates the derived interval to tens of thousands of days—a different question (long-term fact retention) than the one we are actually asking (how much practice evidence constitutes mastery). No Korean-skill-retention dataset exists to fit a principled interval instead, the same data gap underlying Section III-C's difficulty-prior placeholder; what is logged in the meantime is every recheck outcome, so the interval can be tuned from evidence once usage data exists rather than left an untuned guess indefinitely.</w:t>
+        <w:t>restricted to items targeting the skill with the greatest expected pedagogical return. This deliberately sacrifices measurement efficiency for learning efficiency, and we now put a number on that cost rather than leave the trade-off purely stated. Using the point-biserial discrimination index—the classical test-theory measure of whether a correct response on an item actually distinguishes stronger from weaker learners—we simulate a field-test population (θ ~ N(0,1), 2000 learners, 40 replications per difficulty) and evaluate it at the item difficulty each policy implies for an average-ability learner. The maximum-information target (β=0, 50% success) gives discrimination 0.41; our 85%-target policy (β=θ̂−logit(0.85), by Eq. 2) gives 0.34—both comfortably in the conventionally "good" range (≥0.30), a 16% relative drop rather than a qualitative one. The trade-off is real, as stated, but the items this policy serves remain psychometrically sound; this was not previously measured and is not assumed. Vocabulary scheduling across sessions follows a spacing model in the tradition of half-life regression [26], with the tracker posterior supplying the ability term; grammar skills are scheduled differently, stated plainly rather than left for a reader to assume the same mechanism applies to both. A generated grammar item is mostly non-repeating, so there is no fixed card for a half-life model to space—a skill is simply due whenever it is not yet mastered. Mastery itself has no time-based decay under Urnings, so a mastered skill still needs a periodic low-priority recheck to stay revocable in practice; we currently use a flat 30-day interval, an explicit placeholder rather than a derived constant. We tried deriving one from FSRS's own forgetting-curve math first rather than guessing a different number: it does not transfer, because FSRS's growing intervals assume each simulated review is spaced, and feeding it many correct-in-a-row Urnings responses to model "mastered" inflates the derived interval to tens of thousands of days—a different question (long-term fact retention) than the one we are actually asking (how much practice evidence constitutes mastery). No Korean-skill-retention dataset exists to fit a principled interval instead, the same data gap underlying Section III-C's difficulty-prior placeholder; what is logged in the meantime is every recheck outcome, so the interval can be tuned from evidence once usage data exists rather than left an untuned guess indefinitely.</w:t>
       </w:r>
     </w:p>
     <w:p>

--- a/paper/KO-DRILL_IEEE.docx
+++ b/paper/KO-DRILL_IEEE.docx
@@ -128,7 +128,7 @@
           <w:color w:val="000000"/>
           <w:sz w:val="18"/>
         </w:rPr>
-        <w:t>Drill practice—short, repeated question-and-answer exercises—is among the most reliable ways to consolidate the grammar and vocabulary of a second language, but it only works when each question is pitched at the right level for the individual learner. Large language models (LLMs) can now write such questions on demand, which removes the long-standing bottleneck of authoring exercises by hand. It also creates a new and largely unexamined problem. When questions are produced continuously, every question is new, so the system has no record of how difficult it actually is. Classical adaptive testing assumes a fixed, pre-tested question bank; deep knowledge tracing assumes dense histories in which many learners answer the same questions. In a generative setting neither assumption holds. This paper presents KO-DRILL, a pipeline for personalised Korean drill quizzes built around that difficulty. We make three design arguments and support them with evidence. First, deep learning should be used selectively: an LLM for writing Korean, a small fine-tuned encoder for predicting difficulty from text, and an explicit psychometric model—not a neural network—for tracking what a learner knows. Second, the Elo rating system, the default choice in adaptive practice platforms, is specifically unsuited here; in a simulation of 120,000 responses we reproduce its documented failure, with the spread of learner ratings inflating to 2.7 against a true value of 1.0 and still rising, while the Urnings algorithm remains calibrated at 1.1. Third, we propose two novelties: misconception-conditioned distractors that turn each wrong answer into a specific diagnosis rather than an undifferentiated error; and a direct demonstration that Urnings stays calibrated when seeded from a deliberately uncalibrated item-difficulty prior—exactly the situation a generative item pool creates—while Elo and Parallel Elo degrade substantially more under the identical prior. Personalisation on a generative pool needs both: a diagnosis finer than a selection policy alone can reach, and a tracker trustworthy enough to act on from an item's first response, before anyone has validated its difficulty. We validate each novelty with a single targeted comparison rather than a broad ablation grid, and set out an exploratory classroom pilot as secondary evidence.</w:t>
+        <w:t>Drill practice—short, repeated question-and-answer exercises—is among the most reliable ways to consolidate the grammar and vocabulary of a second language, but it only works when each question is pitched at the right level for the individual learner. Large language models (LLMs) can now write such questions on demand, which removes the long-standing bottleneck of authoring exercises by hand. It also creates a new and largely unexamined problem. When questions are produced continuously, every question is new, so the system has no record of how difficult it actually is. Classical adaptive testing assumes a fixed, pre-tested question bank; deep knowledge tracing assumes dense histories in which many learners answer the same questions. In a generative setting neither assumption holds. This paper presents KO-DRILL, a pipeline for personalised Korean drill quizzes built around that difficulty. We make three design arguments and support them with evidence. First, deep learning should be used selectively: an LLM for writing Korean, a small fine-tuned encoder for predicting difficulty from text, and an explicit psychometric model—not a neural network—for tracking what a learner knows. Second, the Elo rating system, the default choice in adaptive practice platforms, is specifically unsuited here; in a simulation of 120,000 responses we reproduce its documented failure, with the spread of learner ratings inflating to 2.3 against a true value of 1.0 and still rising, while the Urnings algorithm, with its acceptance step corrected for adaptive item selection, remains calibrated at 1.0. Third, we propose misconception-conditioned distractors. An LLM writes each item so that every wrong option realises one named misconception, checked without asking a model to judge: a KAGAS-style annotator confirms each distractor is a minimal edit of the key in the tested category, and log-probability scoring under a second model confirms the key is the only correct answer. A multinomial choice model, updated online, then reads which misconception a learner holds from the option they pick. In simulation it names the dominant misconception for 58% of learners after ten wrong answers (chance 17%), and after a misconception is remediated finds the new one for 53%, against 40% for a full-history fit. The next item is then personalised in which error it confronts, not only in how hard it is. We validate the novelty with targeted comparisons rather than a broad ablation grid, and set out an exploratory classroom pilot as secondary evidence.</w:t>
       </w:r>
     </w:p>
     <w:p>
@@ -317,7 +317,7 @@
           <w:color w:val="000000"/>
           <w:sz w:val="20"/>
         </w:rPr>
-        <w:t>A simulation, also in Section III, showing concretely that the Elo rating system—the most widely deployed tracker in adaptive practice platforms—fails in exactly the regime a generative item pool creates, and quantifying how badly.</w:t>
+        <w:t>A simulation, also in Section III, showing concretely that the Elo rating system—the most widely deployed tracker in adaptive practice platforms—fails in exactly the regime a generative item pool creates, quantifying how badly, and showing that Urnings avoids the failure only when its update is corrected for adaptive selection.</w:t>
       </w:r>
     </w:p>
     <w:p>
@@ -345,7 +345,7 @@
           <w:color w:val="000000"/>
           <w:sz w:val="20"/>
         </w:rPr>
-        <w:t>Two architectural novelties, set out in Section IV: a diagnosis finer than a selection policy alone can reach, tailored to the specific misconception an answer reveals; and a tracker shown to remain calibrated on a deliberately uncalibrated item-difficulty prior, the precondition personalisation needs on a pool no one has pre-tested.</w:t>
+        <w:t>One architectural novelty, set out in Section IV: misconception-conditioned distractors, generated by an LLM and verified by annotation and scoring rather than by a model's judgement, with an online choice model that infers which misconception a learner holds from the distractor they choose and steers the next item towards it.</w:t>
       </w:r>
     </w:p>
     <w:p>
@@ -1056,7 +1056,7 @@
           <w:color w:val="000000"/>
           <w:sz w:val="20"/>
         </w:rPr>
-        <w:t>To confirm that this matters at realistic scale rather than only in principle, we simulated 120,000 responses from 300 learners against a pool of 400 items under a Rasch generating model, with adaptive selection and simultaneous item updating. Fig. 4 shows the result. The standard deviation of Elo learner ratings grows monotonically to 2.69 against a true value of 1.04 and is still rising when the simulation ends; root mean squared error against true ability likewise grows, from a minimum of 0.44 at around 15,000 responses to 1.70 at the end. The system becomes less accurate the more data it sees. Notably, rank-order correlation with true ability remains high at 0.97: Elo continues to order learners correctly while the scale on which it reports them drifts. A system that only ranks learners might not notice; a system that selects items by predicted success probability will, because that prediction depends on the absolute scale.</w:t>
+        <w:t>To confirm that this matters at realistic scale rather than only in principle, we simulated 120,000 responses from 300 learners against a pool of 400 items under a Rasch generating model, with adaptive selection and simultaneous item updating. Fig. 4 shows the result. The standard deviation of Elo learner ratings grows monotonically to 2.32 against a true value of 1.04 (1.71 at 60,000 responses, 2.08 at 90,000) and is still rising when the simulation ends; root mean squared error against true ability likewise grows, from a minimum of 0.39 at around 22,000 responses to 1.35 at the end. The system becomes less accurate the more data it sees. Notably, rank-order correlation with true ability remains high at 0.97: Elo continues to order learners correctly while the scale on which it reports them drifts. A system that only ranks learners might not notice; a system that selects items by predicted success probability will, because that prediction depends on the absolute scale.</w:t>
       </w:r>
     </w:p>
     <w:p>
@@ -1074,7 +1074,7 @@
           <w:color w:val="000000"/>
           <w:sz w:val="20"/>
         </w:rPr>
-        <w:t>Two remedies are available. Parallel Elo, proposed in [12], maintains two independent rating chains updated on alternating responses and selects items using whichever chain is not currently being updated, which breaks the dependence between selection and current error. In our simulation it reduces terminal spread from 2.69 to 1.71 and terminal error from 1.70 to 0.73—a clear improvement that does not fully resolve the problem. The Urnings algorithm [12] performs better still, holding spread at 1.11 against the true 1.04 and error at 0.43, flat rather than rising. Urnings also provides what the selection policy actually needs and Elo cannot give: a calibrated standard error. We adopt Urnings as the tracker, and retain Elo and Parallel Elo as baselines in Section V so that the contribution of this choice can be measured rather than asserted.</w:t>
+        <w:t>Two remedies are available. Parallel Elo, proposed in [12], maintains two independent rating chains updated on alternating responses and selects items using whichever chain is not currently being updated, which breaks the dependence between selection and current error. In our simulation it reduces terminal spread from 2.32 to 1.55 and terminal error from 1.35 to 0.59—a clear improvement that does not fully resolve the problem. The Urnings algorithm [12] performs better still, holding spread at 1.00 against the true 1.04 and error at 0.41, flat rather than rising. Urnings also provides what the selection policy actually needs and Elo cannot give: a calibrated standard error. We adopt Urnings as the tracker, and retain Elo and Parallel Elo as baselines in Section V so that the contribution of this choice can be measured rather than asserted.</w:t>
       </w:r>
     </w:p>
     <w:p>
@@ -1097,7 +1097,7 @@
       <w:r>
         <w:drawing>
           <wp:inline xmlns:a="http://schemas.openxmlformats.org/drawingml/2006/main" xmlns:pic="http://schemas.openxmlformats.org/drawingml/2006/picture">
-            <wp:extent cx="6400800" cy="2215921"/>
+            <wp:extent cx="6400800" cy="2226365"/>
             <wp:docPr id="1" name="Picture 1"/>
             <wp:cNvGraphicFramePr>
               <a:graphicFrameLocks noChangeAspect="1"/>
@@ -1118,7 +1118,7 @@
                   <pic:spPr>
                     <a:xfrm>
                       <a:off x="0" y="0"/>
-                      <a:ext cx="6400800" cy="2215921"/>
+                      <a:ext cx="6400800" cy="2226365"/>
                     </a:xfrm>
                     <a:prstGeom prst="rect"/>
                   </pic:spPr>
@@ -1143,7 +1143,7 @@
           <w:color w:val="000000"/>
           <w:sz w:val="16"/>
         </w:rPr>
-        <w:t>Fig. 4. Motivating simulation, no item-difficulty prior injected: 120,000 responses, 300 learners, 400 items, Rasch generating model, with adaptive selection and simultaneous item calibration — the regime a generative item pool forces. (a) Elo's rating spread inflates to 2.69 against a true value of 1.04 and is still rising; Urnings holds at 1.11. (b) Elo's error against true ability grows after roughly 15,000 responses, so the estimates get worse as more data arrives. This reproduces, at realistic scale, the failure characterised analytically by Bolsinova et al. [11]; Section IV-C/V-C repeat it with a genuinely uncalibrated prior injected, Novelty 2's own evidence.</w:t>
+        <w:t>Fig. 4. Motivating simulation, no item-difficulty prior injected: 120,000 responses, 300 learners, 400 items, Rasch generating model, with adaptive selection and simultaneous item calibration — the regime a generative item pool forces. (a) Elo's rating spread inflates to 2.32 against a true value of 1.04 and is still rising; Urnings, with the selection-corrected acceptance step, holds at 1.00. (b) Elo's error against true ability grows after roughly 22,000 responses, so the estimates get worse as more data arrives. This reproduces, at realistic scale, the failure characterised analytically by Bolsinova et al. [11].</w:t>
       </w:r>
     </w:p>
     <w:p>
@@ -1171,7 +1171,7 @@
           <w:color w:val="000000"/>
           <w:sz w:val="20"/>
         </w:rPr>
-        <w:t>One trade-off deserves mention. Because an urn holds a fixed number of balls, its resolution is quantised, and in our simulation Urnings showed slightly lower rank correlation (0.92) than Elo (0.97) even while being far better calibrated in absolute terms. Resolution is controlled by urn size: repeating the simulation with urns of 16, 32, 64 and 128 balls gives terminal errors of 0.59, 0.45, 0.35 and 0.30 respectively. Urn size is therefore a tunable accuracy–responsiveness trade-off, since larger urns also adapt more slowly to genuine change in ability.</w:t>
+        <w:t>Urnings is only immune to this failure when it is specified completely, and the complete specification is easy to miss. Its Metropolis–Hastings acceptance step assumes the item was drawn independently of the current urn states; under adaptive selection it was not, and the acceptance ratio must be multiplied by the ratio of the selection probabilities under the proposed and current states [12], [13]. We select items with the normalised Gaussian kernel of [13] on the logit distance between the learner's and the item's estimate, which makes that ratio cheap to compute. Leaving the correction out is not a small loss: in the same simulation, Urnings without it inflates to a spread of 2.63 and an error of 1.73, worse than plain Elo. An earlier version of our own implementation also stored the item urn with the opposite sign convention to the update rule, and that bug happened to mask the missing correction; both are fixed in the results reported here.</w:t>
       </w:r>
     </w:p>
     <w:p>
@@ -1189,7 +1189,7 @@
           <w:color w:val="000000"/>
           <w:sz w:val="20"/>
         </w:rPr>
-        <w:t>This comparison starts every item from a flat, uninformative prior for all three trackers. Section IV-C describes a second, independent novelty that goes further: it re-runs this same comparison with items seeded from a genuinely uncalibrated difficulty prior—the condition this system is actually in, since no human rater has checked any generated item's difficulty—and asks which tracker tolerates that prior being wrong.</w:t>
+        <w:t>One trade-off deserves mention. Because an urn holds a fixed number of balls, its resolution is quantised, and in our simulation Urnings showed slightly lower rank correlation (0.92) than Elo (0.97) even while being far better calibrated in absolute terms. Resolution is controlled by urn size: repeating the simulation with urns of 16, 32, 64 and 128 balls gives terminal errors of 0.59, 0.35, 0.32 and 0.36 respectively. The largest urn is worse again because at roughly 400 responses per learner it has not yet spread out to the true ability distribution (rating SD 0.72 against 1.04). Urn size is therefore a tunable accuracy–responsiveness trade-off, since larger urns also adapt more slowly to genuine change in ability.</w:t>
       </w:r>
     </w:p>
     <w:p>
@@ -1207,41 +1207,7 @@
           <w:color w:val="000000"/>
           <w:sz w:val="20"/>
         </w:rPr>
-        <w:t>A further argument against Elo is dimensional. Elo assigns one number per learner, but Korean proficiency is not one thing. A learner may handle particles well and honorifics poorly. Collapsing this into a scalar discards the structure that makes personalisation worthwhile. Urnings extends naturally to tracking many abilities simultaneously [12], which is what the diagnostic scheme in Section IV-B requires.</w:t>
-      </w:r>
-    </w:p>
-    <w:p>
-      <w:pPr>
-        <w:widowControl/>
-        <w:spacing w:after="60" w:before="140" w:line="240" w:lineRule="auto"/>
-        <w:jc w:val="left"/>
-      </w:pPr>
-      <w:r>
-        <w:rPr>
-          <w:rFonts w:ascii="Times New Roman" w:hAnsi="Times New Roman" w:eastAsia="Malgun Gothic"/>
-          <w:b w:val="0"/>
-          <w:i/>
-          <w:color w:val="000000"/>
-          <w:sz w:val="20"/>
-        </w:rPr>
-        <w:t>C. Which Models for Which Role?</w:t>
-      </w:r>
-    </w:p>
-    <w:p>
-      <w:pPr>
-        <w:widowControl/>
-        <w:spacing w:after="60" w:before="0" w:line="240" w:lineRule="auto"/>
-        <w:jc w:val="both"/>
-      </w:pPr>
-      <w:r>
-        <w:rPr>
-          <w:rFonts w:ascii="Times New Roman" w:hAnsi="Times New Roman" w:eastAsia="Malgun Gothic"/>
-          <w:b w:val="0"/>
-          <w:i w:val="0"/>
-          <w:color w:val="000000"/>
-          <w:sz w:val="20"/>
-        </w:rPr>
-        <w:t>The role decomposition in Section III-A implies different models for different jobs, and we largely endorse a three-way split, with one refinement.</w:t>
+        <w:t>This comparison starts every item from a flat, uninformative prior. Seeding items from a predicted difficulty instead (Section III-C) does not change the conclusion. Across simulated encoders whose predictions correlate 0.96, 0.78 and 0.44 with true difficulty, eight replications each, Urnings' terminal error is 0.42, 0.42 and 0.68 (0.41 from a flat start), against 1.41, 1.47 and 1.70 for Elo (1.34) and 0.63, 0.66 and 0.90 for Parallel Elo (0.60). A poor prior still costs Urnings accuracy; it is not immune to one. Sizing each item's urn by the encoder's reported uncertainty, so that an uncertain prediction is overwritten sooner, limits the cost for the weakest encoder from 0.68 to 0.59, which is why the encoder must report a calibrated variance and not only a mean.</w:t>
       </w:r>
     </w:p>
     <w:p>
@@ -1259,7 +1225,41 @@
           <w:color w:val="000000"/>
           <w:sz w:val="20"/>
         </w:rPr>
-        <w:t>Korean generation: EXAONE. LG AI Research's EXAONE family [32] is trained with Korean as a first-class language rather than as one of many, which matters in two concrete ways. Its tokeniser segments Hangul efficiently, reducing both cost and the morphological fragmentation that inflates sequence length for Korean in English-centric tokenisers—the same consideration that motivates KRongBERT's morphological factorisation [24]. EXAONE's role in this system is generation only (item stems, verb lemmas), and its non-reasoning mode is sufficient for that narrow task throughout—we do not exercise its reasoning mode anywhere, so we do not claim its hybrid design as a property this system relies on. The escalation policy in Section IV-D switches Qwen3 between its modes, not EXAONE. The main caveat on EXAONE is licensing: it is released under terms restricting commercial use, which is unproblematic for research but must be disclosed, and which is a reason to retain a permissively licensed fallback.</w:t>
+        <w:t>A further argument against Elo is dimensional. Elo assigns one number per learner, but Korean proficiency is not one thing. A learner may handle particles well and honorifics poorly. Collapsing this into a scalar discards the structure that makes personalisation worthwhile. Urnings extends naturally to tracking many abilities simultaneously [12], which is what the diagnostic scheme in Section IV-B requires.</w:t>
+      </w:r>
+    </w:p>
+    <w:p>
+      <w:pPr>
+        <w:widowControl/>
+        <w:spacing w:after="60" w:before="140" w:line="240" w:lineRule="auto"/>
+        <w:jc w:val="left"/>
+      </w:pPr>
+      <w:r>
+        <w:rPr>
+          <w:rFonts w:ascii="Times New Roman" w:hAnsi="Times New Roman" w:eastAsia="Malgun Gothic"/>
+          <w:b w:val="0"/>
+          <w:i/>
+          <w:color w:val="000000"/>
+          <w:sz w:val="20"/>
+        </w:rPr>
+        <w:t>C. Which Models for Which Role?</w:t>
+      </w:r>
+    </w:p>
+    <w:p>
+      <w:pPr>
+        <w:widowControl/>
+        <w:spacing w:after="60" w:before="0" w:line="240" w:lineRule="auto"/>
+        <w:jc w:val="both"/>
+      </w:pPr>
+      <w:r>
+        <w:rPr>
+          <w:rFonts w:ascii="Times New Roman" w:hAnsi="Times New Roman" w:eastAsia="Malgun Gothic"/>
+          <w:b w:val="0"/>
+          <w:i w:val="0"/>
+          <w:color w:val="000000"/>
+          <w:sz w:val="20"/>
+        </w:rPr>
+        <w:t>The role decomposition in Section III-A implies different models for different jobs, and we largely endorse a three-way split, with one refinement.</w:t>
       </w:r>
     </w:p>
     <w:p>
@@ -1277,7 +1277,7 @@
           <w:color w:val="000000"/>
           <w:sz w:val="20"/>
         </w:rPr>
-        <w:t>English explanatory feedback: Qwen3. The user-facing explanation is a cross-lingual task, not an English one: the model must reason about Korean morphology while writing in English. This favours a model with strong multilingual grounding, and Qwen3 [33], pre-trained across 119 languages with a large vocabulary and documented strength on CJK languages, is a better fit than a model whose multilingual coverage is broad but shallower on Korean. Gemma-class models are a reasonable alternative where a smaller footprint or vision input is required; we treat the choice as an ablation rather than a commitment.</w:t>
+        <w:t>Korean generation: EXAONE. LG AI Research's EXAONE family [32] is trained with Korean as a first-class language rather than as one of many, which matters in two concrete ways. Its tokeniser segments Hangul efficiently, reducing both cost and the morphological fragmentation that inflates sequence length for Korean in English-centric tokenisers—the same consideration that motivates KRongBERT's morphological factorisation [24]. EXAONE's role in this system is generation only (item stems, verb lemmas), and its non-reasoning mode is sufficient for that narrow task throughout—we do not exercise its reasoning mode anywhere, so we do not claim its hybrid design as a property this system relies on. The escalation policy in Section IV-C switches Qwen3 between its modes, not EXAONE. The main caveat on EXAONE is licensing: it is released under terms restricting commercial use, which is unproblematic for research but must be disclosed, and which is a reason to retain a permissively licensed fallback.</w:t>
       </w:r>
     </w:p>
     <w:p>
@@ -1295,7 +1295,7 @@
           <w:color w:val="000000"/>
           <w:sz w:val="20"/>
         </w:rPr>
-        <w:t>Difficulty prediction: KLUE-RoBERTa. We endorse this without reservation as the target architecture. A Korean encoder pre-trained on the KLUE benchmark suite [34] and fine-tuned for difficulty regression is the right instrument for the reasons given in Section III-A and directly supported by Li et al. [7]. Our one refinement is that the encoder should not emit a point estimate. It should emit a mean and a variance, because that distribution becomes the prior for the psychometric tracker, and an item the encoder is unsure about should enter the pool with correspondingly wide uncertainty rather than with false confidence. This feeds directly into the adaptive selection policy described in Section IV-D.</w:t>
+        <w:t>English explanatory feedback: Qwen3. The user-facing explanation is a cross-lingual task, not an English one: the model must reason about Korean morphology while writing in English. This favours a model with strong multilingual grounding, and Qwen3 [33], pre-trained across 119 languages with a large vocabulary and documented strength on CJK languages, is a better fit than a model whose multilingual coverage is broad but shallower on Korean. Gemma-class models are a reasonable alternative where a smaller footprint or vision input is required; we treat the choice as an ablation rather than a commitment.</w:t>
       </w:r>
     </w:p>
     <w:p>
@@ -1313,7 +1313,25 @@
           <w:color w:val="000000"/>
           <w:sz w:val="20"/>
         </w:rPr>
-        <w:t>Stated plainly, not left for a reader to discover in the code: fine-tuning this encoder needs a Korean item set with real difficulty labels, which does not exist for this syllabus and cannot be produced by engineering effort alone. The system we evaluate therefore runs a deterministic placeholder behind the identical (μ̂, σ̂²) interface—morpheme count and grammatical-complexity tag density from a rule-based parser, deliberately reported with high σ̂² so it never looks more confident than a trained model would be—swappable for the trained encoder with no downstream change once calibration data exists. This is not a weaker version of Novelty 2's claim; it is Novelty 2's precondition made concrete. The experiment in Section IV-C does not assume a prior might be uncalibrated—it is evaluating the prior this system actually serves.</w:t>
+        <w:t>Difficulty prediction: KLUE-RoBERTa. We endorse this without reservation as the target architecture. A Korean encoder pre-trained on the KLUE benchmark suite [34] and fine-tuned for difficulty regression is the right instrument for the reasons given in Section III-A and directly supported by Li et al. [7]. Our one refinement is that the encoder should not emit a point estimate. It should emit a mean and a variance, because that distribution becomes the prior for the psychometric tracker, and an item the encoder is unsure about should enter the pool with correspondingly wide uncertainty rather than with false confidence. This feeds directly into the adaptive selection policy described in Section IV-C.</w:t>
+      </w:r>
+    </w:p>
+    <w:p>
+      <w:pPr>
+        <w:widowControl/>
+        <w:spacing w:after="60" w:before="0" w:line="240" w:lineRule="auto"/>
+        <w:ind w:firstLine="245"/>
+        <w:jc w:val="both"/>
+      </w:pPr>
+      <w:r>
+        <w:rPr>
+          <w:rFonts w:ascii="Times New Roman" w:hAnsi="Times New Roman" w:eastAsia="Malgun Gothic"/>
+          <w:b w:val="0"/>
+          <w:i w:val="0"/>
+          <w:color w:val="000000"/>
+          <w:sz w:val="20"/>
+        </w:rPr>
+        <w:t>Stated plainly, not left for a reader to discover in the code: fine-tuning this encoder needs a Korean item set with real difficulty labels, which does not exist for this syllabus and cannot be produced by engineering effort alone. The system we evaluate therefore runs a deterministic placeholder behind the identical (μ̂, σ̂²) interface—morpheme count and grammatical-complexity tag density from a rule-based parser, deliberately reported with high σ̂² so it never looks more confident than a trained model would be—swappable for the trained encoder with no downstream change once calibration data exists. Section III-B reports how much an inaccurate prior of this kind costs the tracker.</w:t>
       </w:r>
     </w:p>
     <w:p>
@@ -1669,7 +1687,7 @@
           <w:color w:val="000000"/>
           <w:sz w:val="20"/>
         </w:rPr>
-        <w:t>B. Novelty 1: Misconception-Conditioned Diagnostic Distractors</w:t>
+        <w:t>B. Novelty: Misconception-Conditioned Diagnostic Distractors</w:t>
       </w:r>
     </w:p>
     <w:p>
@@ -1686,7 +1704,7 @@
           <w:color w:val="000000"/>
           <w:sz w:val="20"/>
         </w:rPr>
-        <w:t>The first novelty addresses gap G1: that wrong answers currently carry no information. Fig. 2 shows the design.</w:t>
+        <w:t>The novelty addresses gap G1: that wrong answers currently carry no information beyond being wrong. It has two halves, shown in Fig. 2: items whose every distractor realises one named misconception, and a learner model that reads which misconception a learner holds from which distractor they choose.</w:t>
       </w:r>
     </w:p>
     <w:p>
@@ -1704,49 +1722,7 @@
           <w:color w:val="000000"/>
           <w:sz w:val="20"/>
         </w:rPr>
-        <w:t>Rather than inventing a project-specific error scheme, we ground the taxonomy ℳ in KAGAS, the 14-category Korean Automatic Grammatical error Annotation System [22], which already defines and independently validates categories spanning particle substitution, honorific agreement, and verb-conjugation errors, among others. Using an external, independently defined taxonomy rather than one we compiled ourselves matters for auditability: the diagnostic label a distractor carries is not a judgement call this paper made alone. Rather than asking the generator for plausible wrong answers, we condition it: for a sampled category m</w:t>
-      </w:r>
-      <w:r>
-        <w:rPr>
-          <w:rFonts w:ascii="Times New Roman" w:hAnsi="Times New Roman" w:eastAsia="Malgun Gothic"/>
-          <w:b w:val="0"/>
-          <w:i w:val="0"/>
-          <w:color w:val="000000"/>
-          <w:sz w:val="20"/>
-          <w:vertAlign w:val="subscript"/>
-        </w:rPr>
-        <w:t>j</w:t>
-      </w:r>
-      <w:r>
-        <w:rPr>
-          <w:rFonts w:ascii="Times New Roman" w:hAnsi="Times New Roman" w:eastAsia="Malgun Gothic"/>
-          <w:b w:val="0"/>
-          <w:i w:val="0"/>
-          <w:color w:val="000000"/>
-          <w:sz w:val="20"/>
-        </w:rPr>
-        <w:t xml:space="preserve"> ∈ ℳ, produce the distractor that a learner holding exactly that misconception would produce, and tag the distractor with m</w:t>
-      </w:r>
-      <w:r>
-        <w:rPr>
-          <w:rFonts w:ascii="Times New Roman" w:hAnsi="Times New Roman" w:eastAsia="Malgun Gothic"/>
-          <w:b w:val="0"/>
-          <w:i w:val="0"/>
-          <w:color w:val="000000"/>
-          <w:sz w:val="20"/>
-          <w:vertAlign w:val="subscript"/>
-        </w:rPr>
-        <w:t>j</w:t>
-      </w:r>
-      <w:r>
-        <w:rPr>
-          <w:rFonts w:ascii="Times New Roman" w:hAnsi="Times New Roman" w:eastAsia="Malgun Gothic"/>
-          <w:b w:val="0"/>
-          <w:i w:val="0"/>
-          <w:color w:val="000000"/>
-          <w:sz w:val="20"/>
-        </w:rPr>
-        <w:t>.</w:t>
+        <w:t>Naming the misconceptions. Each skill has a codebook of the misconceptions learners hold about it, grounded in the error categories of KAGAS, the Korean automatic grammatical error annotation scheme [43]. The codebook is written by the generator, not by us: EXAONE lists the common mistaken rules for the grammar point, each with a correct sentence and the sentence a learner holding that rule would write. An entry is kept only if a KAGAS-style annotator, which aligns the two sentences' morphemes (kiwipiepy) and classifies each change by its grammatical category, finds the example to be exactly one edit, in the category the skill tests. For closed-class edits (particles, endings, counters) the edit itself names the misconception, for example PART:에서→에, after merging phonologically conditioned allomorphs such as 을/를, so the same misconception receives the same code in every item. For open-class edits, such as one verb for another, the code is the codebook entry. The codebook is generated once per skill and then frozen, so the labels are data an instructor can audit, not a by-product hidden inside prompts.</w:t>
       </w:r>
     </w:p>
     <w:p>
@@ -1764,7 +1740,43 @@
           <w:color w:val="000000"/>
           <w:sz w:val="20"/>
         </w:rPr>
-        <w:t>This inverts the usual relationship between item and skill mapping. Cognitive diagnosis models require a matrix mapping items to skills, supplied by experts [20], [21]; here the mapping is a by-product of generation, because the system knows which misconception it asked for. Diagnosis then becomes almost trivial: a learner who selects d</w:t>
+        <w:t>Generating items. For each item, EXAONE writes a new sentence using the grammar point, marks the span that tests it, and writes three wrong versions of that span, each realising a different codebook misconception. When the learner model already knows which misconception a learner currently holds for the skill, the request requires one distractor to realise it: the next item then confronts that error again, and its outcome measures whether the error is still held. The item is personalised in which error it tests, not only in how hard it is. No sentence, slot or distractor comes from a hand-written list.</w:t>
+      </w:r>
+    </w:p>
+    <w:p>
+      <w:pPr>
+        <w:widowControl/>
+        <w:spacing w:after="60" w:before="0" w:line="240" w:lineRule="auto"/>
+        <w:ind w:firstLine="245"/>
+        <w:jc w:val="both"/>
+      </w:pPr>
+      <w:r>
+        <w:rPr>
+          <w:rFonts w:ascii="Times New Roman" w:hAnsi="Times New Roman" w:eastAsia="Malgun Gothic"/>
+          <w:b w:val="0"/>
+          <w:i w:val="0"/>
+          <w:color w:val="000000"/>
+          <w:sz w:val="20"/>
+        </w:rPr>
+        <w:t>Verifying items. An LLM-written distractor is only useful if it is wrong for the stated reason and wrong at all. Every check below is made without asking a model to judge, because asking Qwen3-4B whether a distractor is also acceptable failed in all three framings we tried (a persistent yes-bias, inconsistency in both directions, and below-chance pairwise comparison). First, the annotator confirms each distractor is a minimal pair of the key: exactly one edit, in the skill's category. Second, its code: the annotator's edit for a closed-class change, which must agree with the codebook entry the generator named; the named entry otherwise. Third, the three codes differ, so whichever distractor is chosen is informative. Fourth, the key must be the only correct answer, checked by scoring rather than judging: under Qwen3-4B, a different model family from the generator, the sentence with the key must have a higher teacher-forced log-probability than the sentence with each distractor, as in minimal-pair evaluation of language models. On the curated minimal pairs of the earlier template system this ordering held for 51 of 52 unique pairs. It is not applied to subj_topic, whose correct answer follows a discourse convention that a language model's distribution does not reflect. An item failing any check is not discarded: the reasons are returned to EXAONE, which revises the item, up to twice, before it is dropped.</w:t>
+      </w:r>
+    </w:p>
+    <w:p>
+      <w:pPr>
+        <w:widowControl/>
+        <w:spacing w:after="60" w:before="0" w:line="240" w:lineRule="auto"/>
+        <w:ind w:firstLine="245"/>
+        <w:jc w:val="both"/>
+      </w:pPr>
+      <w:r>
+        <w:rPr>
+          <w:rFonts w:ascii="Times New Roman" w:hAnsi="Times New Roman" w:eastAsia="Malgun Gothic"/>
+          <w:b w:val="0"/>
+          <w:i w:val="0"/>
+          <w:color w:val="000000"/>
+          <w:sz w:val="20"/>
+        </w:rPr>
+        <w:t>Reading the choice. Following the nested logit view of multiple-choice responses [44], whether a learner answers correctly is the skill tracker's concern (Section IV-A). Given a wrong answer, which distractor attracts them is a choice among the distractors actually offered. Learner p holds a propensity η</w:t>
       </w:r>
       <w:r>
         <w:rPr>
@@ -1775,7 +1787,7 @@
           <w:sz w:val="20"/>
           <w:vertAlign w:val="subscript"/>
         </w:rPr>
-        <w:t>j</w:t>
+        <w:t>p,m</w:t>
       </w:r>
       <w:r>
         <w:rPr>
@@ -1785,7 +1797,7 @@
           <w:color w:val="000000"/>
           <w:sz w:val="20"/>
         </w:rPr>
-        <w:t xml:space="preserve"> has supplied evidence against skill m</w:t>
+        <w:t xml:space="preserve"> towards each misconception m of the skill, and picks distractor d</w:t>
       </w:r>
       <w:r>
         <w:rPr>
@@ -1806,7 +1818,664 @@
           <w:color w:val="000000"/>
           <w:sz w:val="20"/>
         </w:rPr>
-        <w:t xml:space="preserve"> specifically, and only that dimension of their ability vector is updated. A drill item becomes a diagnostic instrument without any additional expert annotation.</w:t>
+        <w:t>, realising m</w:t>
+      </w:r>
+      <w:r>
+        <w:rPr>
+          <w:rFonts w:ascii="Times New Roman" w:hAnsi="Times New Roman" w:eastAsia="Malgun Gothic"/>
+          <w:b w:val="0"/>
+          <w:i w:val="0"/>
+          <w:color w:val="000000"/>
+          <w:sz w:val="20"/>
+          <w:vertAlign w:val="subscript"/>
+        </w:rPr>
+        <w:t>j</w:t>
+      </w:r>
+      <w:r>
+        <w:rPr>
+          <w:rFonts w:ascii="Times New Roman" w:hAnsi="Times New Roman" w:eastAsia="Malgun Gothic"/>
+          <w:b w:val="0"/>
+          <w:i w:val="0"/>
+          <w:color w:val="000000"/>
+          <w:sz w:val="20"/>
+        </w:rPr>
+        <w:t>, with the multinomial-logit (Luce) probability, writing η</w:t>
+      </w:r>
+      <w:r>
+        <w:rPr>
+          <w:rFonts w:ascii="Times New Roman" w:hAnsi="Times New Roman" w:eastAsia="Malgun Gothic"/>
+          <w:b w:val="0"/>
+          <w:i w:val="0"/>
+          <w:color w:val="000000"/>
+          <w:sz w:val="20"/>
+          <w:vertAlign w:val="subscript"/>
+        </w:rPr>
+        <w:t>pj</w:t>
+      </w:r>
+      <w:r>
+        <w:rPr>
+          <w:rFonts w:ascii="Times New Roman" w:hAnsi="Times New Roman" w:eastAsia="Malgun Gothic"/>
+          <w:b w:val="0"/>
+          <w:i w:val="0"/>
+          <w:color w:val="000000"/>
+          <w:sz w:val="20"/>
+        </w:rPr>
+        <w:t xml:space="preserve"> for η</w:t>
+      </w:r>
+      <w:r>
+        <w:rPr>
+          <w:rFonts w:ascii="Times New Roman" w:hAnsi="Times New Roman" w:eastAsia="Malgun Gothic"/>
+          <w:b w:val="0"/>
+          <w:i w:val="0"/>
+          <w:color w:val="000000"/>
+          <w:sz w:val="20"/>
+          <w:vertAlign w:val="subscript"/>
+        </w:rPr>
+        <w:t>p,m</w:t>
+      </w:r>
+      <w:r>
+        <w:rPr>
+          <w:rFonts w:ascii="Times New Roman" w:hAnsi="Times New Roman" w:eastAsia="Malgun Gothic"/>
+          <w:b w:val="0"/>
+          <w:i w:val="0"/>
+          <w:color w:val="000000"/>
+          <w:sz w:val="20"/>
+        </w:rPr>
+        <w:t xml:space="preserve"> at m = m</w:t>
+      </w:r>
+      <w:r>
+        <w:rPr>
+          <w:rFonts w:ascii="Times New Roman" w:hAnsi="Times New Roman" w:eastAsia="Malgun Gothic"/>
+          <w:b w:val="0"/>
+          <w:i w:val="0"/>
+          <w:color w:val="000000"/>
+          <w:sz w:val="20"/>
+          <w:vertAlign w:val="subscript"/>
+        </w:rPr>
+        <w:t>j</w:t>
+      </w:r>
+      <w:r>
+        <w:rPr>
+          <w:rFonts w:ascii="Times New Roman" w:hAnsi="Times New Roman" w:eastAsia="Malgun Gothic"/>
+          <w:b w:val="0"/>
+          <w:i w:val="0"/>
+          <w:color w:val="000000"/>
+          <w:sz w:val="20"/>
+        </w:rPr>
+        <w:t>,</w:t>
+      </w:r>
+    </w:p>
+    <w:p>
+      <w:pPr>
+        <w:widowControl/>
+        <w:tabs>
+          <w:tab w:pos="4853" w:val="right"/>
+        </w:tabs>
+        <w:spacing w:after="100" w:before="100" w:line="240" w:lineRule="auto"/>
+        <w:ind w:left="144"/>
+        <w:jc w:val="left"/>
+      </w:pPr>
+      <w:r>
+        <w:rPr>
+          <w:rFonts w:ascii="Times New Roman" w:hAnsi="Times New Roman" w:eastAsia="Malgun Gothic"/>
+          <w:b w:val="0"/>
+          <w:i/>
+          <w:color w:val="000000"/>
+          <w:sz w:val="20"/>
+        </w:rPr>
+        <w:t>P(d</w:t>
+      </w:r>
+      <w:r>
+        <w:rPr>
+          <w:rFonts w:ascii="Times New Roman" w:hAnsi="Times New Roman" w:eastAsia="Malgun Gothic"/>
+          <w:b w:val="0"/>
+          <w:i/>
+          <w:color w:val="000000"/>
+          <w:sz w:val="20"/>
+          <w:vertAlign w:val="subscript"/>
+        </w:rPr>
+        <w:t>j</w:t>
+      </w:r>
+      <w:r>
+        <w:rPr>
+          <w:rFonts w:ascii="Times New Roman" w:hAnsi="Times New Roman" w:eastAsia="Malgun Gothic"/>
+          <w:b w:val="0"/>
+          <w:i/>
+          <w:color w:val="000000"/>
+          <w:sz w:val="20"/>
+        </w:rPr>
+        <w:t xml:space="preserve"> | wrong) = exp(η</w:t>
+      </w:r>
+      <w:r>
+        <w:rPr>
+          <w:rFonts w:ascii="Times New Roman" w:hAnsi="Times New Roman" w:eastAsia="Malgun Gothic"/>
+          <w:b w:val="0"/>
+          <w:i/>
+          <w:color w:val="000000"/>
+          <w:sz w:val="20"/>
+          <w:vertAlign w:val="subscript"/>
+        </w:rPr>
+        <w:t>pj</w:t>
+      </w:r>
+      <w:r>
+        <w:rPr>
+          <w:rFonts w:ascii="Times New Roman" w:hAnsi="Times New Roman" w:eastAsia="Malgun Gothic"/>
+          <w:b w:val="0"/>
+          <w:i/>
+          <w:color w:val="000000"/>
+          <w:sz w:val="20"/>
+        </w:rPr>
+        <w:t>) / Σ</w:t>
+      </w:r>
+      <w:r>
+        <w:rPr>
+          <w:rFonts w:ascii="Times New Roman" w:hAnsi="Times New Roman" w:eastAsia="Malgun Gothic"/>
+          <w:b w:val="0"/>
+          <w:i/>
+          <w:color w:val="000000"/>
+          <w:sz w:val="20"/>
+          <w:vertAlign w:val="subscript"/>
+        </w:rPr>
+        <w:t>k</w:t>
+      </w:r>
+      <w:r>
+        <w:rPr>
+          <w:rFonts w:ascii="Times New Roman" w:hAnsi="Times New Roman" w:eastAsia="Malgun Gothic"/>
+          <w:b w:val="0"/>
+          <w:i/>
+          <w:color w:val="000000"/>
+          <w:sz w:val="20"/>
+        </w:rPr>
+        <w:t xml:space="preserve"> exp(η</w:t>
+      </w:r>
+      <w:r>
+        <w:rPr>
+          <w:rFonts w:ascii="Times New Roman" w:hAnsi="Times New Roman" w:eastAsia="Malgun Gothic"/>
+          <w:b w:val="0"/>
+          <w:i/>
+          <w:color w:val="000000"/>
+          <w:sz w:val="20"/>
+          <w:vertAlign w:val="subscript"/>
+        </w:rPr>
+        <w:t>pk</w:t>
+      </w:r>
+      <w:r>
+        <w:rPr>
+          <w:rFonts w:ascii="Times New Roman" w:hAnsi="Times New Roman" w:eastAsia="Malgun Gothic"/>
+          <w:b w:val="0"/>
+          <w:i/>
+          <w:color w:val="000000"/>
+          <w:sz w:val="20"/>
+        </w:rPr>
+        <w:t>)</w:t>
+        <w:tab/>
+        <w:t>(2)</w:t>
+      </w:r>
+    </w:p>
+    <w:p>
+      <w:pPr>
+        <w:widowControl/>
+        <w:spacing w:after="60" w:before="0" w:line="240" w:lineRule="auto"/>
+        <w:ind w:firstLine="245"/>
+        <w:jc w:val="both"/>
+      </w:pPr>
+      <w:r>
+        <w:rPr>
+          <w:rFonts w:ascii="Times New Roman" w:hAnsi="Times New Roman" w:eastAsia="Malgun Gothic"/>
+          <w:b w:val="0"/>
+          <w:i w:val="0"/>
+          <w:color w:val="000000"/>
+          <w:sz w:val="20"/>
+        </w:rPr>
+        <w:t>where the sum runs over the distractors in the item. After each wrong answer, the propensities of the offered misconceptions move by one stochastic-gradient step on the log-likelihood of the observed choice,</w:t>
+      </w:r>
+    </w:p>
+    <w:p>
+      <w:pPr>
+        <w:widowControl/>
+        <w:tabs>
+          <w:tab w:pos="4853" w:val="right"/>
+        </w:tabs>
+        <w:spacing w:after="100" w:before="100" w:line="240" w:lineRule="auto"/>
+        <w:ind w:left="144"/>
+        <w:jc w:val="left"/>
+      </w:pPr>
+      <w:r>
+        <w:rPr>
+          <w:rFonts w:ascii="Times New Roman" w:hAnsi="Times New Roman" w:eastAsia="Malgun Gothic"/>
+          <w:b w:val="0"/>
+          <w:i/>
+          <w:color w:val="000000"/>
+          <w:sz w:val="20"/>
+        </w:rPr>
+        <w:t>η</w:t>
+      </w:r>
+      <w:r>
+        <w:rPr>
+          <w:rFonts w:ascii="Times New Roman" w:hAnsi="Times New Roman" w:eastAsia="Malgun Gothic"/>
+          <w:b w:val="0"/>
+          <w:i/>
+          <w:color w:val="000000"/>
+          <w:sz w:val="20"/>
+          <w:vertAlign w:val="subscript"/>
+        </w:rPr>
+        <w:t>pk</w:t>
+      </w:r>
+      <w:r>
+        <w:rPr>
+          <w:rFonts w:ascii="Times New Roman" w:hAnsi="Times New Roman" w:eastAsia="Malgun Gothic"/>
+          <w:b w:val="0"/>
+          <w:i/>
+          <w:color w:val="000000"/>
+          <w:sz w:val="20"/>
+        </w:rPr>
+        <w:t xml:space="preserve"> ← η</w:t>
+      </w:r>
+      <w:r>
+        <w:rPr>
+          <w:rFonts w:ascii="Times New Roman" w:hAnsi="Times New Roman" w:eastAsia="Malgun Gothic"/>
+          <w:b w:val="0"/>
+          <w:i/>
+          <w:color w:val="000000"/>
+          <w:sz w:val="20"/>
+          <w:vertAlign w:val="subscript"/>
+        </w:rPr>
+        <w:t>pk</w:t>
+      </w:r>
+      <w:r>
+        <w:rPr>
+          <w:rFonts w:ascii="Times New Roman" w:hAnsi="Times New Roman" w:eastAsia="Malgun Gothic"/>
+          <w:b w:val="0"/>
+          <w:i/>
+          <w:color w:val="000000"/>
+          <w:sz w:val="20"/>
+        </w:rPr>
+        <w:t xml:space="preserve"> + λ ( 1[k = j] − P(d</w:t>
+      </w:r>
+      <w:r>
+        <w:rPr>
+          <w:rFonts w:ascii="Times New Roman" w:hAnsi="Times New Roman" w:eastAsia="Malgun Gothic"/>
+          <w:b w:val="0"/>
+          <w:i/>
+          <w:color w:val="000000"/>
+          <w:sz w:val="20"/>
+          <w:vertAlign w:val="subscript"/>
+        </w:rPr>
+        <w:t>k</w:t>
+      </w:r>
+      <w:r>
+        <w:rPr>
+          <w:rFonts w:ascii="Times New Roman" w:hAnsi="Times New Roman" w:eastAsia="Malgun Gothic"/>
+          <w:b w:val="0"/>
+          <w:i/>
+          <w:color w:val="000000"/>
+          <w:sz w:val="20"/>
+        </w:rPr>
+        <w:t xml:space="preserve"> | wrong) )</w:t>
+        <w:tab/>
+        <w:t>(3)</w:t>
+      </w:r>
+    </w:p>
+    <w:p>
+      <w:pPr>
+        <w:widowControl/>
+        <w:spacing w:after="60" w:before="0" w:line="240" w:lineRule="auto"/>
+        <w:ind w:firstLine="245"/>
+        <w:jc w:val="both"/>
+      </w:pPr>
+      <w:r>
+        <w:rPr>
+          <w:rFonts w:ascii="Times New Roman" w:hAnsi="Times New Roman" w:eastAsia="Malgun Gothic"/>
+          <w:b w:val="0"/>
+          <w:i w:val="0"/>
+          <w:color w:val="000000"/>
+          <w:sz w:val="20"/>
+        </w:rPr>
+        <w:t>with λ = 0.4. This is to the multinomial choice model what the Elo update is to the Bradley–Terry model, and it has the two properties a drill needs. Availability cancels: a misconception is only ever compared with the others offered in the same item, so being offered more often does not by itself make it look more attractive. And change is followed: a constant step weights recent choices more, so when a misconception is remediated and another takes over, the estimate moves to it. The learner's dominant misconception for a skill, argmax</w:t>
+      </w:r>
+      <w:r>
+        <w:rPr>
+          <w:rFonts w:ascii="Times New Roman" w:hAnsi="Times New Roman" w:eastAsia="Malgun Gothic"/>
+          <w:b w:val="0"/>
+          <w:i w:val="0"/>
+          <w:color w:val="000000"/>
+          <w:sz w:val="20"/>
+          <w:vertAlign w:val="subscript"/>
+        </w:rPr>
+        <w:t>m</w:t>
+      </w:r>
+      <w:r>
+        <w:rPr>
+          <w:rFonts w:ascii="Times New Roman" w:hAnsi="Times New Roman" w:eastAsia="Malgun Gothic"/>
+          <w:b w:val="0"/>
+          <w:i w:val="0"/>
+          <w:color w:val="000000"/>
+          <w:sz w:val="20"/>
+        </w:rPr>
+        <w:t xml:space="preserve"> η</w:t>
+      </w:r>
+      <w:r>
+        <w:rPr>
+          <w:rFonts w:ascii="Times New Roman" w:hAnsi="Times New Roman" w:eastAsia="Malgun Gothic"/>
+          <w:b w:val="0"/>
+          <w:i w:val="0"/>
+          <w:color w:val="000000"/>
+          <w:sz w:val="20"/>
+          <w:vertAlign w:val="subscript"/>
+        </w:rPr>
+        <w:t>p,m</w:t>
+      </w:r>
+      <w:r>
+        <w:rPr>
+          <w:rFonts w:ascii="Times New Roman" w:hAnsi="Times New Roman" w:eastAsia="Malgun Gothic"/>
+          <w:b w:val="0"/>
+          <w:i w:val="0"/>
+          <w:color w:val="000000"/>
+          <w:sz w:val="20"/>
+        </w:rPr>
+        <w:t>, is what the next item is asked to target, and repeated choice of the same misconception is one of the two triggers for detailed feedback (Section IV-C). Cognitive diagnosis models would need an expert-supplied matrix mapping items to misconceptions [20], [21]; here that mapping is produced, and verified, as each item is generated.</w:t>
+      </w:r>
+    </w:p>
+    <w:p>
+      <w:pPr>
+        <w:widowControl/>
+        <w:spacing w:after="60" w:before="140" w:line="240" w:lineRule="auto"/>
+        <w:jc w:val="left"/>
+      </w:pPr>
+      <w:r>
+        <w:rPr>
+          <w:rFonts w:ascii="Times New Roman" w:hAnsi="Times New Roman" w:eastAsia="Malgun Gothic"/>
+          <w:b w:val="0"/>
+          <w:i/>
+          <w:color w:val="000000"/>
+          <w:sz w:val="20"/>
+        </w:rPr>
+        <w:t>C. Application Policies: Item Selection and Escalation</w:t>
+      </w:r>
+    </w:p>
+    <w:p>
+      <w:pPr>
+        <w:widowControl/>
+        <w:spacing w:after="60" w:before="0" w:line="240" w:lineRule="auto"/>
+        <w:jc w:val="both"/>
+      </w:pPr>
+      <w:r>
+        <w:rPr>
+          <w:rFonts w:ascii="Times New Roman" w:hAnsi="Times New Roman" w:eastAsia="Malgun Gothic"/>
+          <w:b w:val="0"/>
+          <w:i w:val="0"/>
+          <w:color w:val="000000"/>
+          <w:sz w:val="20"/>
+        </w:rPr>
+        <w:t>One further design decision deserves explicit defence because it departs from convention, and we are precise about how much weight its justification actually carries rather than citing it as settled. Classical adaptive testing selects the item that maximises information about the learner, which for a Rasch model means an item the learner has roughly a 50% chance of answering correctly. That is optimal if the goal is to measure someone efficiently. It is not optimal if the goal is to help them learn: a 50% success rate is demoralising over a long practice session. Wilson et al. derive 85% as the optimal training accuracy for gradient-descent binary classifiers, and are explicit that this is not a universal constant to target in every setting [25]—we do not claim stronger support from that result than the authors themselves do. What does transfer is the qualitative shape of the argument, independently supported in human learning specifically by the desirable-difficulties literature: moderate, well-calibrated challenge produces more durable learning than either trivial or overwhelming difficulty [42]. We treat 85% as a principled starting point motivated by both, not a value proven optimal for Korean grammar drilling, and the discrimination-index check below is in part how we verify this starting point is not actively harmful. We therefore serve item i with probability</w:t>
+      </w:r>
+    </w:p>
+    <w:p>
+      <w:pPr>
+        <w:widowControl/>
+        <w:tabs>
+          <w:tab w:pos="4853" w:val="right"/>
+        </w:tabs>
+        <w:spacing w:after="100" w:before="100" w:line="240" w:lineRule="auto"/>
+        <w:ind w:left="144"/>
+        <w:jc w:val="left"/>
+      </w:pPr>
+      <w:r>
+        <w:rPr>
+          <w:rFonts w:ascii="Times New Roman" w:hAnsi="Times New Roman" w:eastAsia="Malgun Gothic"/>
+          <w:b w:val="0"/>
+          <w:i/>
+          <w:color w:val="000000"/>
+          <w:sz w:val="20"/>
+        </w:rPr>
+        <w:t>P(i | p) ∝ exp( −(θ̂</w:t>
+      </w:r>
+      <w:r>
+        <w:rPr>
+          <w:rFonts w:ascii="Times New Roman" w:hAnsi="Times New Roman" w:eastAsia="Malgun Gothic"/>
+          <w:b w:val="0"/>
+          <w:i/>
+          <w:color w:val="000000"/>
+          <w:sz w:val="20"/>
+          <w:vertAlign w:val="subscript"/>
+        </w:rPr>
+        <w:t>p</w:t>
+      </w:r>
+      <w:r>
+        <w:rPr>
+          <w:rFonts w:ascii="Times New Roman" w:hAnsi="Times New Roman" w:eastAsia="Malgun Gothic"/>
+          <w:b w:val="0"/>
+          <w:i/>
+          <w:color w:val="000000"/>
+          <w:sz w:val="20"/>
+        </w:rPr>
+        <w:t xml:space="preserve"> − β̂</w:t>
+      </w:r>
+      <w:r>
+        <w:rPr>
+          <w:rFonts w:ascii="Times New Roman" w:hAnsi="Times New Roman" w:eastAsia="Malgun Gothic"/>
+          <w:b w:val="0"/>
+          <w:i/>
+          <w:color w:val="000000"/>
+          <w:sz w:val="20"/>
+          <w:vertAlign w:val="subscript"/>
+        </w:rPr>
+        <w:t>i</w:t>
+      </w:r>
+      <w:r>
+        <w:rPr>
+          <w:rFonts w:ascii="Times New Roman" w:hAnsi="Times New Roman" w:eastAsia="Malgun Gothic"/>
+          <w:b w:val="0"/>
+          <w:i/>
+          <w:color w:val="000000"/>
+          <w:sz w:val="20"/>
+        </w:rPr>
+        <w:t xml:space="preserve"> − logit 0.85)² / (2 · 0.5²) )</w:t>
+        <w:tab/>
+        <w:t>(4)</w:t>
+      </w:r>
+    </w:p>
+    <w:p>
+      <w:pPr>
+        <w:widowControl/>
+        <w:spacing w:after="60" w:before="0" w:line="240" w:lineRule="auto"/>
+        <w:ind w:firstLine="245"/>
+        <w:jc w:val="both"/>
+      </w:pPr>
+      <w:r>
+        <w:rPr>
+          <w:rFonts w:ascii="Times New Roman" w:hAnsi="Times New Roman" w:eastAsia="Malgun Gothic"/>
+          <w:b w:val="0"/>
+          <w:i w:val="0"/>
+          <w:color w:val="000000"/>
+          <w:sz w:val="20"/>
+        </w:rPr>
+        <w:t>over the items targeting the skill, a Gaussian kernel around the 85% point as in [13]. Sampling rather than taking the closest item matters for the tracker: because the probability of serving each item is known, the Urnings update can be corrected for the item having been chosen from the current urn states (Section III-B). This deliberately sacrifices measurement efficiency for learning efficiency, and we now put a number on that cost rather than leave the trade-off purely stated. Using the point-biserial discrimination index—the classical test-theory measure of whether a correct response on an item actually distinguishes stronger from weaker learners—we simulate a field-test population (θ ~ N(0,1), 2000 learners, 40 replications per difficulty) and evaluate it at the item difficulty each policy implies for an average-ability learner. The maximum-information target (β=0, 50% success) gives discrimination 0.41; our 85%-target policy (β=θ̂−logit(0.85), the centre of Eq. 4) gives 0.34—both comfortably in the conventionally "good" range (≥0.30), a 16% relative drop rather than a qualitative one. The trade-off is real, as stated, but the items this policy serves remain psychometrically sound; this was not previously measured and is not assumed. Vocabulary scheduling across sessions follows a spacing model in the tradition of half-life regression [26], with the tracker posterior supplying the ability term; grammar skills are scheduled differently, stated plainly rather than left for a reader to assume the same mechanism applies to both. A generated grammar item is mostly non-repeating, so there is no fixed card for a half-life model to space—a skill is simply due whenever it is not yet mastered. Mastery itself has no time-based decay under Urnings, so a mastered skill still needs a periodic low-priority recheck to stay revocable in practice; we currently use a flat 30-day interval, an explicit placeholder rather than a derived constant. We tried deriving one from FSRS's own forgetting-curve math first rather than guessing a different number: it does not transfer, because FSRS's growing intervals assume each simulated review is spaced, and feeding it many correct-in-a-row Urnings responses to model "mastered" inflates the derived interval to tens of thousands of days—a different question (long-term fact retention) than the one we are actually asking (how much practice evidence constitutes mastery). No Korean-skill-retention dataset exists to fit a principled interval instead, the same data gap underlying Section III-C's difficulty-prior placeholder; what is logged in the meantime is every recheck outcome, so the interval can be tuned from evidence once usage data exists rather than left an untuned guess indefinitely.</w:t>
+      </w:r>
+    </w:p>
+    <w:p>
+      <w:pPr>
+        <w:widowControl/>
+        <w:spacing w:after="60" w:before="0" w:line="240" w:lineRule="auto"/>
+        <w:ind w:firstLine="245"/>
+        <w:jc w:val="both"/>
+      </w:pPr>
+      <w:r>
+        <w:rPr>
+          <w:rFonts w:ascii="Times New Roman" w:hAnsi="Times New Roman" w:eastAsia="Malgun Gothic"/>
+          <w:b w:val="0"/>
+          <w:i w:val="0"/>
+          <w:color w:val="000000"/>
+          <w:sz w:val="20"/>
+        </w:rPr>
+        <w:t>A second application policy, uniform-cost feedback, is also worth replacing, though we do not claim the replacement as a research novelty on its own. Each skill dimension k of a learner carries an urn whose posterior width w</w:t>
+      </w:r>
+      <w:r>
+        <w:rPr>
+          <w:rFonts w:ascii="Times New Roman" w:hAnsi="Times New Roman" w:eastAsia="Malgun Gothic"/>
+          <w:b w:val="0"/>
+          <w:i w:val="0"/>
+          <w:color w:val="000000"/>
+          <w:sz w:val="20"/>
+          <w:vertAlign w:val="subscript"/>
+        </w:rPr>
+        <w:t>k</w:t>
+      </w:r>
+      <w:r>
+        <w:rPr>
+          <w:rFonts w:ascii="Times New Roman" w:hAnsi="Times New Roman" w:eastAsia="Malgun Gothic"/>
+          <w:b w:val="0"/>
+          <w:i w:val="0"/>
+          <w:color w:val="000000"/>
+          <w:sz w:val="20"/>
+        </w:rPr>
+        <w:t xml:space="preserve"> is a natively available signal of how evenly matched the learner's recent record has been against the items they faced, maximal when that record sits near a coin flip. This policy gates Qwen3's feedback generation only—EXAONE's role is item generation, already finished before a learner answers, and does not itself branch on escalation. By default the system takes a routine path: Qwen3's fast non-reasoning mode, short and cached. It escalates to Qwen3's reasoning mode, producing a contrastive explanation that names the specific misconception, only when the recent record is ambiguous enough, or a misconception has persisted enough, to be worth the cost:</w:t>
+      </w:r>
+    </w:p>
+    <w:p>
+      <w:pPr>
+        <w:widowControl/>
+        <w:tabs>
+          <w:tab w:pos="4853" w:val="right"/>
+        </w:tabs>
+        <w:spacing w:after="100" w:before="100" w:line="240" w:lineRule="auto"/>
+        <w:ind w:left="144"/>
+        <w:jc w:val="left"/>
+      </w:pPr>
+      <w:r>
+        <w:rPr>
+          <w:rFonts w:ascii="Times New Roman" w:hAnsi="Times New Roman" w:eastAsia="Malgun Gothic"/>
+          <w:b w:val="0"/>
+          <w:i/>
+          <w:color w:val="000000"/>
+          <w:sz w:val="20"/>
+        </w:rPr>
+        <w:t>escalate  ⟺  w</w:t>
+      </w:r>
+      <w:r>
+        <w:rPr>
+          <w:rFonts w:ascii="Times New Roman" w:hAnsi="Times New Roman" w:eastAsia="Malgun Gothic"/>
+          <w:b w:val="0"/>
+          <w:i/>
+          <w:color w:val="000000"/>
+          <w:sz w:val="20"/>
+          <w:vertAlign w:val="subscript"/>
+        </w:rPr>
+        <w:t>k</w:t>
+      </w:r>
+      <w:r>
+        <w:rPr>
+          <w:rFonts w:ascii="Times New Roman" w:hAnsi="Times New Roman" w:eastAsia="Malgun Gothic"/>
+          <w:b w:val="0"/>
+          <w:i/>
+          <w:color w:val="000000"/>
+          <w:sz w:val="20"/>
+        </w:rPr>
+        <w:t xml:space="preserve"> &gt; τ   ∨   consecutive(m</w:t>
+      </w:r>
+      <w:r>
+        <w:rPr>
+          <w:rFonts w:ascii="Times New Roman" w:hAnsi="Times New Roman" w:eastAsia="Malgun Gothic"/>
+          <w:b w:val="0"/>
+          <w:i/>
+          <w:color w:val="000000"/>
+          <w:sz w:val="20"/>
+          <w:vertAlign w:val="subscript"/>
+        </w:rPr>
+        <w:t>j</w:t>
+      </w:r>
+      <w:r>
+        <w:rPr>
+          <w:rFonts w:ascii="Times New Roman" w:hAnsi="Times New Roman" w:eastAsia="Malgun Gothic"/>
+          <w:b w:val="0"/>
+          <w:i/>
+          <w:color w:val="000000"/>
+          <w:sz w:val="20"/>
+        </w:rPr>
+        <w:t>) ≥ 2</w:t>
+        <w:tab/>
+        <w:t>(5)</w:t>
+      </w:r>
+    </w:p>
+    <w:p>
+      <w:pPr>
+        <w:widowControl/>
+        <w:spacing w:after="60" w:before="0" w:line="240" w:lineRule="auto"/>
+        <w:ind w:firstLine="245"/>
+        <w:jc w:val="both"/>
+      </w:pPr>
+      <w:r>
+        <w:rPr>
+          <w:rFonts w:ascii="Times New Roman" w:hAnsi="Times New Roman" w:eastAsia="Malgun Gothic"/>
+          <w:b w:val="0"/>
+          <w:i w:val="0"/>
+          <w:color w:val="000000"/>
+          <w:sz w:val="20"/>
+        </w:rPr>
+        <w:t>This targets gap G3—that feedback is generated uniformly although its benefits are not [27]—economically and pedagogically: reasoning-mode inference is substantially more expensive, and the finding that LLM feedback produced significant gains in only two of seven lessons [27] suggests uniform feedback dilutes its own effect. We deliberately do not claim w</w:t>
+      </w:r>
+      <w:r>
+        <w:rPr>
+          <w:rFonts w:ascii="Times New Roman" w:hAnsi="Times New Roman" w:eastAsia="Malgun Gothic"/>
+          <w:b w:val="0"/>
+          <w:i w:val="0"/>
+          <w:color w:val="000000"/>
+          <w:sz w:val="20"/>
+          <w:vertAlign w:val="subscript"/>
+        </w:rPr>
+        <w:t>k</w:t>
+      </w:r>
+      <w:r>
+        <w:rPr>
+          <w:rFonts w:ascii="Times New Roman" w:hAnsi="Times New Roman" w:eastAsia="Malgun Gothic"/>
+          <w:b w:val="0"/>
+          <w:i w:val="0"/>
+          <w:color w:val="000000"/>
+          <w:sz w:val="20"/>
+        </w:rPr>
+        <w:t xml:space="preserve"> is a calibrated estimate of the learner's absolute distance from their true ability; we tested that stronger claim directly and it does not hold at this urn size (a controlled simulation gives corr(w</w:t>
+      </w:r>
+      <w:r>
+        <w:rPr>
+          <w:rFonts w:ascii="Times New Roman" w:hAnsi="Times New Roman" w:eastAsia="Malgun Gothic"/>
+          <w:b w:val="0"/>
+          <w:i w:val="0"/>
+          <w:color w:val="000000"/>
+          <w:sz w:val="20"/>
+          <w:vertAlign w:val="subscript"/>
+        </w:rPr>
+        <w:t>k</w:t>
+      </w:r>
+      <w:r>
+        <w:rPr>
+          <w:rFonts w:ascii="Times New Roman" w:hAnsi="Times New Roman" w:eastAsia="Malgun Gothic"/>
+          <w:b w:val="0"/>
+          <w:i w:val="0"/>
+          <w:color w:val="000000"/>
+          <w:sz w:val="20"/>
+        </w:rPr>
+        <w:t>, true error) = −0.76, and a regression-calibration check [40], [41] finds credible intervals built from w</w:t>
+      </w:r>
+      <w:r>
+        <w:rPr>
+          <w:rFonts w:ascii="Times New Roman" w:hAnsi="Times New Roman" w:eastAsia="Malgun Gothic"/>
+          <w:b w:val="0"/>
+          <w:i w:val="0"/>
+          <w:color w:val="000000"/>
+          <w:sz w:val="20"/>
+          <w:vertAlign w:val="subscript"/>
+        </w:rPr>
+        <w:t>k</w:t>
+      </w:r>
+      <w:r>
+        <w:rPr>
+          <w:rFonts w:ascii="Times New Roman" w:hAnsi="Times New Roman" w:eastAsia="Malgun Gothic"/>
+          <w:b w:val="0"/>
+          <w:i w:val="0"/>
+          <w:color w:val="000000"/>
+          <w:sz w:val="20"/>
+        </w:rPr>
+        <w:t xml:space="preserve"> are overconfident by 6–11 percentage points). What this policy spends computation on is ambiguity in the observable record, not estimation error, which is why Eq. 5 is reported here as a working application policy—measured to escalate on 76–82% of interactions, saving 18–24% of reasoning-mode calls against an always-escalate baseline—rather than promoted to a third novelty requiring the stronger claim.</w:t>
       </w:r>
     </w:p>
     <w:p>
@@ -1829,516 +2498,8 @@
       <w:r>
         <w:drawing>
           <wp:inline xmlns:a="http://schemas.openxmlformats.org/drawingml/2006/main" xmlns:pic="http://schemas.openxmlformats.org/drawingml/2006/picture">
-            <wp:extent cx="5852160" cy="2879054"/>
+            <wp:extent cx="6400800" cy="1694498"/>
             <wp:docPr id="3" name="Picture 3"/>
-            <wp:cNvGraphicFramePr>
-              <a:graphicFrameLocks noChangeAspect="1"/>
-            </wp:cNvGraphicFramePr>
-            <a:graphic>
-              <a:graphicData uri="http://schemas.openxmlformats.org/drawingml/2006/picture">
-                <pic:pic>
-                  <pic:nvPicPr>
-                    <pic:cNvPr id="0" name="fig2_distractors.png"/>
-                    <pic:cNvPicPr/>
-                  </pic:nvPicPr>
-                  <pic:blipFill>
-                    <a:blip r:embed="rId11"/>
-                    <a:stretch>
-                      <a:fillRect/>
-                    </a:stretch>
-                  </pic:blipFill>
-                  <pic:spPr>
-                    <a:xfrm>
-                      <a:off x="0" y="0"/>
-                      <a:ext cx="5852160" cy="2879054"/>
-                    </a:xfrm>
-                    <a:prstGeom prst="rect"/>
-                  </pic:spPr>
-                </pic:pic>
-              </a:graphicData>
-            </a:graphic>
-          </wp:inline>
-        </w:drawing>
-      </w:r>
-    </w:p>
-    <w:p>
-      <w:pPr>
-        <w:widowControl/>
-        <w:spacing w:after="160" w:before="0" w:line="240" w:lineRule="auto"/>
-        <w:jc w:val="both"/>
-      </w:pPr>
-      <w:r>
-        <w:rPr>
-          <w:rFonts w:ascii="Times New Roman" w:hAnsi="Times New Roman" w:eastAsia="Malgun Gothic"/>
-          <w:b w:val="0"/>
-          <w:i w:val="0"/>
-          <w:color w:val="000000"/>
-          <w:sz w:val="16"/>
-        </w:rPr>
-        <w:t>Fig. 2. Misconception-conditioned distractor generation (Novelty 1). Each distractor is generated from, and tagged with, a specific misconception category drawn from KAGAS, an independently validated 14-category Korean error taxonomy, so that choosing it updates only the corresponding skill dimension. The verifier gate guards against the dominant failure mode of generated distractors—an option that is accidentally also correct—and a failed item is revised by a critic rather than discarded and resampled blindly.</w:t>
-      </w:r>
-    </w:p>
-    <w:p>
-      <w:pPr>
-        <w:sectPr>
-          <w:type w:val="continuous"/>
-          <w:pgSz w:w="12240" w:h="15840"/>
-          <w:pgMar w:top="1080" w:right="900" w:bottom="1440" w:left="900" w:header="720" w:footer="720" w:gutter="0"/>
-          <w:cols w:space="360" w:num="1" w:equalWidth="1"/>
-          <w:docGrid w:linePitch="360"/>
-        </w:sectPr>
-      </w:pPr>
-    </w:p>
-    <w:p>
-      <w:pPr>
-        <w:widowControl/>
-        <w:spacing w:after="60" w:before="0" w:line="240" w:lineRule="auto"/>
-        <w:jc w:val="both"/>
-      </w:pPr>
-      <w:r>
-        <w:rPr>
-          <w:rFonts w:ascii="Times New Roman" w:hAnsi="Times New Roman" w:eastAsia="Malgun Gothic"/>
-          <w:b w:val="0"/>
-          <w:i w:val="0"/>
-          <w:color w:val="000000"/>
-          <w:sz w:val="20"/>
-        </w:rPr>
-        <w:t>This only works if the distractors are trustworthy, which is why the verifier gate is part of the novelty rather than an implementation detail. It enforces three conditions, and we are precise about which is automated per item and which is a design guarantee, rather than claiming uniform automated coverage. First, a morphological analyser confirms that the distractor actually realises the intended misconception and not some other error. Second—the dominant failure mode of LLM-generated distractors, and the hardest to catch—the distractor must not itself be a correct answer. Korean makes this failure easy to commit: many particle substitutions that look wrong in isolation are acceptable in some reading. For the 3 of our 11 skills where the correct form and the distractor carry different grammatical tags, the morphological analyser enforces this directly: a distractor that also satisfies the correct tag is rejected before it is ever shown. For the remaining 8, we tried asking a solver model to JUDGE whether a distractor is also acceptable, in three framings (direct yes/no, context-anchored forced-choice, pairwise comparison); all three failed, each in a different way (persistent yes-bias, bias in both directions, below-chance accuracy respectively), and none is used—reported honestly in Section V-B rather than relied on. What works instead is changing the task from judging to scoring: reading off a model's own log-probability for the filled sentence, teacher-forced, asks the model nothing, so acquiescence bias cannot apply. kiwipiepy's own corpus-derived parse score—no LLM at all—already does this for 5 of the 8 (particle_loc, time_range, irregular_conj, adj_relativizer, verb_choice), those specifically because their correctness is governed by local sentence structure a frequency signal can see. We use Qwen3 rather than EXAONE for this, and checked rather than assumed which is better: despite EXAONE's Korean-first training, its much smaller size (1.2B vs. 4B parameters) dominates on this task—EXAONE scores the correct form higher only 48.2% of the time on the same N=20/skill set where Qwen3 reaches 87.5%, and is worse than chance specifically on particle_loc. Model capacity, not language specialisation, is what this particular judgment needs. Qwen3's log-probability, with genuine contextual understanding a simple parser lacks, extends this to 10 of 11 skills, including honorific and tense_past—where correctness depends on a social or temporal cue outside the immediate blank—with 8 of those 10 fully clean. The other two each failed on exactly one curated pair, for two different, specific, now-fixed reasons rather than general unreliability: noun_counter's correct-but-rarer counters (권, 분) twice lost to the generic 개 on raw corpus frequency alone, a confound in this check's method rather than a defect in the items (both still parse correctly by construction); mod_adverb's one failing verb, 청소하다, is a noun-plus-하다 compound, giving the wrong attributive form a noun inside the verb to attach to and read as marginally natural ("a clean cleaning") in a way the other, non-compound verbs do not allow. Both confounded pairs have been replaced (권/장 and 분/명 in place of 권/분 vs 개; 씻다 in place of 청소하다) rather than the result merely caveated; re-running this check against the replacement pairs is noted as pending, not assumed to already confirm the fix. subj_topic is the sole skill left out of scope entirely, which is not a failure of the method: §3.3's own framing already states subj_topic's correctness is a pedagogical convention, not a hard rule, and a model's natural distribution has no reason to prefer one reading when there genuinely is none. For skills this check does not cover, uniqueness still rests on the sentence template being constructed so only one reading is acceptable, verified by direct inspection when each skill was built. Third, a round-trip check requires a solver model, blind to the key, to still select it.</w:t>
-      </w:r>
-    </w:p>
-    <w:p>
-      <w:pPr>
-        <w:widowControl/>
-        <w:spacing w:after="60" w:before="0" w:line="240" w:lineRule="auto"/>
-        <w:ind w:firstLine="245"/>
-        <w:jc w:val="both"/>
-      </w:pPr>
-      <w:r>
-        <w:rPr>
-          <w:rFonts w:ascii="Times New Roman" w:hAnsi="Times New Roman" w:eastAsia="Malgun Gothic"/>
-          <w:b w:val="0"/>
-          <w:i w:val="0"/>
-          <w:color w:val="000000"/>
-          <w:sz w:val="20"/>
-        </w:rPr>
-        <w:t>An item failing any check is not simply discarded and resampled from scratch, which wastes the useful part of a near-miss generation. Instead it passes to a critic: a second LLM call, separate from the generator, that is shown the failed check and the item, and is asked to diagnose why it failed and draft a targeted revision—rephrasing a distractor that turned out to also be correct, for instance, rather than regenerating the whole item. The revised item re-enters the verifier gate. This generator–validator–critic structure costs one extra LLM call on the (expected to be minority) path where verification fails, in exchange for converging on a valid item faster than blind resampling does.</w:t>
-      </w:r>
-    </w:p>
-    <w:p>
-      <w:pPr>
-        <w:widowControl/>
-        <w:spacing w:after="60" w:before="140" w:line="240" w:lineRule="auto"/>
-        <w:jc w:val="left"/>
-      </w:pPr>
-      <w:r>
-        <w:rPr>
-          <w:rFonts w:ascii="Times New Roman" w:hAnsi="Times New Roman" w:eastAsia="Malgun Gothic"/>
-          <w:b w:val="0"/>
-          <w:i/>
-          <w:color w:val="000000"/>
-          <w:sz w:val="20"/>
-        </w:rPr>
-        <w:t>C. Novelty 2: Robustness to an Uncalibrated Item-Difficulty Prior</w:t>
-      </w:r>
-    </w:p>
-    <w:p>
-      <w:pPr>
-        <w:widowControl/>
-        <w:spacing w:after="60" w:before="0" w:line="240" w:lineRule="auto"/>
-        <w:jc w:val="both"/>
-      </w:pPr>
-      <w:r>
-        <w:rPr>
-          <w:rFonts w:ascii="Times New Roman" w:hAnsi="Times New Roman" w:eastAsia="Malgun Gothic"/>
-          <w:b w:val="0"/>
-          <w:i w:val="0"/>
-          <w:color w:val="000000"/>
-          <w:sz w:val="20"/>
-        </w:rPr>
-        <w:t>The second novelty addresses gap G2 directly, at the one point where this system's own architecture forces it: the difficulty-prior estimator this system actually runs—the deterministic placeholder described in Section III-C, standing in for KLUE-RoBERTa until a calibration dataset exists—is, by its own docstring, not calibrated to any real difficulty scale, and no human rater has checked a generated item's difficulty before it is served either. Every new item therefore hands the tracker a prior of unknown, possibly poor, quality. What happens next depends entirely on which tracker receives it.</w:t>
-      </w:r>
-    </w:p>
-    <w:p>
-      <w:pPr>
-        <w:widowControl/>
-        <w:spacing w:after="60" w:before="0" w:line="240" w:lineRule="auto"/>
-        <w:ind w:firstLine="245"/>
-        <w:jc w:val="both"/>
-      </w:pPr>
-      <w:r>
-        <w:rPr>
-          <w:rFonts w:ascii="Times New Roman" w:hAnsi="Times New Roman" w:eastAsia="Malgun Gothic"/>
-          <w:b w:val="0"/>
-          <w:i w:val="0"/>
-          <w:color w:val="000000"/>
-          <w:sz w:val="20"/>
-        </w:rPr>
-        <w:t>We repeat Section III-B's simulation—same 400-item, 300-learner, 120,000-response fixed pool, same Rasch generating model, same simultaneous adaptive selection—but seed every item from a prior whose correlation with its true difficulty ranges from 0.96 (a good encoder) down to 0.47 (a poor one), rather than starting every item flat. Urnings' terminal RMSE moves from 0.417 (neutral start) to 0.424, 0.437, and 0.438 as the prior gets worse—a 5% spread across the entire range. Elo moves from 1.722 to 1.827, 1.874, and 2.123 over the same range—a 23% spread from an already worse baseline. Parallel Elo, usually the remedy of choice once Elo's drift is known, is worse still in relative terms: 0.703 to 0.820, 0.866, and 1.133—a 61% spread, the largest of the three despite starting from the best neutral baseline.</w:t>
-      </w:r>
-    </w:p>
-    <w:p>
-      <w:pPr>
-        <w:widowControl/>
-        <w:spacing w:after="60" w:before="0" w:line="240" w:lineRule="auto"/>
-        <w:ind w:firstLine="245"/>
-        <w:jc w:val="both"/>
-      </w:pPr>
-      <w:r>
-        <w:rPr>
-          <w:rFonts w:ascii="Times New Roman" w:hAnsi="Times New Roman" w:eastAsia="Malgun Gothic"/>
-          <w:b w:val="0"/>
-          <w:i w:val="0"/>
-          <w:color w:val="000000"/>
-          <w:sz w:val="20"/>
-        </w:rPr>
-        <w:t>The mechanism is the one Section III-B already describes for adaptive selection alone, now compounded by an untrustworthy starting point: Elo and Parallel Elo apply the same fixed-step update to every item regardless of how credible its seed was, so a badly seeded item keeps distorting the estimate of every learner who answers it until enough real responses outweigh the bad prior. Urnings' sigma_hat2-driven urn sizing does the opposite by construction: an uncertain prior gets a smaller urn, which real responses overwrite faster, bounding the damage a bad guess can do before it is corrected. This is not a claim that an informed prior speeds up convergence—we tested that directly in earlier work and it did not hold for Urnings at this urn size—it is the narrower, and for a generative pool more load-bearing, claim that a prior of unknown quality cannot make Urnings worse than starting with no prior at all, while it measurably can for Elo and Parallel Elo. We are not aware of a language learning system that has characterised this specific property of Urnings.</w:t>
-      </w:r>
-    </w:p>
-    <w:p>
-      <w:pPr>
-        <w:widowControl/>
-        <w:spacing w:after="60" w:before="140" w:line="240" w:lineRule="auto"/>
-        <w:jc w:val="left"/>
-      </w:pPr>
-      <w:r>
-        <w:rPr>
-          <w:rFonts w:ascii="Times New Roman" w:hAnsi="Times New Roman" w:eastAsia="Malgun Gothic"/>
-          <w:b w:val="0"/>
-          <w:i/>
-          <w:color w:val="000000"/>
-          <w:sz w:val="20"/>
-        </w:rPr>
-        <w:t>D. Application Policies: Item Selection and Escalation</w:t>
-      </w:r>
-    </w:p>
-    <w:p>
-      <w:pPr>
-        <w:widowControl/>
-        <w:spacing w:after="60" w:before="0" w:line="240" w:lineRule="auto"/>
-        <w:jc w:val="both"/>
-      </w:pPr>
-      <w:r>
-        <w:rPr>
-          <w:rFonts w:ascii="Times New Roman" w:hAnsi="Times New Roman" w:eastAsia="Malgun Gothic"/>
-          <w:b w:val="0"/>
-          <w:i w:val="0"/>
-          <w:color w:val="000000"/>
-          <w:sz w:val="20"/>
-        </w:rPr>
-        <w:t>One further design decision deserves explicit defence because it departs from convention, and we are precise about how much weight its justification actually carries rather than citing it as settled. Classical adaptive testing selects the item that maximises information about the learner, which for a Rasch model means an item the learner has roughly a 50% chance of answering correctly. That is optimal if the goal is to measure someone efficiently. It is not optimal if the goal is to help them learn: a 50% success rate is demoralising over a long practice session. Wilson et al. derive 85% as the optimal training accuracy for gradient-descent binary classifiers, and are explicit that this is not a universal constant to target in every setting [25]—we do not claim stronger support from that result than the authors themselves do. What does transfer is the qualitative shape of the argument, independently supported in human learning specifically by the desirable-difficulties literature: moderate, well-calibrated challenge produces more durable learning than either trivial or overwhelming difficulty [42]. We treat 85% as a principled starting point motivated by both, not a value proven optimal for Korean grammar drilling, and the discrimination-index check below is in part how we verify this starting point is not actively harmful. We therefore select</w:t>
-      </w:r>
-    </w:p>
-    <w:p>
-      <w:pPr>
-        <w:widowControl/>
-        <w:tabs>
-          <w:tab w:pos="4853" w:val="right"/>
-        </w:tabs>
-        <w:spacing w:after="100" w:before="100" w:line="240" w:lineRule="auto"/>
-        <w:ind w:left="144"/>
-        <w:jc w:val="left"/>
-      </w:pPr>
-      <w:r>
-        <w:rPr>
-          <w:rFonts w:ascii="Times New Roman" w:hAnsi="Times New Roman" w:eastAsia="Malgun Gothic"/>
-          <w:b w:val="0"/>
-          <w:i/>
-          <w:color w:val="000000"/>
-          <w:sz w:val="20"/>
-        </w:rPr>
-        <w:t>i* = argmin</w:t>
-      </w:r>
-      <w:r>
-        <w:rPr>
-          <w:rFonts w:ascii="Times New Roman" w:hAnsi="Times New Roman" w:eastAsia="Malgun Gothic"/>
-          <w:b w:val="0"/>
-          <w:i/>
-          <w:color w:val="000000"/>
-          <w:sz w:val="20"/>
-          <w:vertAlign w:val="subscript"/>
-        </w:rPr>
-        <w:t>i</w:t>
-      </w:r>
-      <w:r>
-        <w:rPr>
-          <w:rFonts w:ascii="Times New Roman" w:hAnsi="Times New Roman" w:eastAsia="Malgun Gothic"/>
-          <w:b w:val="0"/>
-          <w:i/>
-          <w:color w:val="000000"/>
-          <w:sz w:val="20"/>
-        </w:rPr>
-        <w:t xml:space="preserve"> | σ(θ̂</w:t>
-      </w:r>
-      <w:r>
-        <w:rPr>
-          <w:rFonts w:ascii="Times New Roman" w:hAnsi="Times New Roman" w:eastAsia="Malgun Gothic"/>
-          <w:b w:val="0"/>
-          <w:i/>
-          <w:color w:val="000000"/>
-          <w:sz w:val="20"/>
-          <w:vertAlign w:val="subscript"/>
-        </w:rPr>
-        <w:t>p</w:t>
-      </w:r>
-      <w:r>
-        <w:rPr>
-          <w:rFonts w:ascii="Times New Roman" w:hAnsi="Times New Roman" w:eastAsia="Malgun Gothic"/>
-          <w:b w:val="0"/>
-          <w:i/>
-          <w:color w:val="000000"/>
-          <w:sz w:val="20"/>
-        </w:rPr>
-        <w:t xml:space="preserve"> − β̂</w:t>
-      </w:r>
-      <w:r>
-        <w:rPr>
-          <w:rFonts w:ascii="Times New Roman" w:hAnsi="Times New Roman" w:eastAsia="Malgun Gothic"/>
-          <w:b w:val="0"/>
-          <w:i/>
-          <w:color w:val="000000"/>
-          <w:sz w:val="20"/>
-          <w:vertAlign w:val="subscript"/>
-        </w:rPr>
-        <w:t>i</w:t>
-      </w:r>
-      <w:r>
-        <w:rPr>
-          <w:rFonts w:ascii="Times New Roman" w:hAnsi="Times New Roman" w:eastAsia="Malgun Gothic"/>
-          <w:b w:val="0"/>
-          <w:i/>
-          <w:color w:val="000000"/>
-          <w:sz w:val="20"/>
-        </w:rPr>
-        <w:t>) − 0.85 |</w:t>
-        <w:tab/>
-        <w:t>(2)</w:t>
-      </w:r>
-    </w:p>
-    <w:p>
-      <w:pPr>
-        <w:widowControl/>
-        <w:spacing w:after="60" w:before="0" w:line="240" w:lineRule="auto"/>
-        <w:ind w:firstLine="245"/>
-        <w:jc w:val="both"/>
-      </w:pPr>
-      <w:r>
-        <w:rPr>
-          <w:rFonts w:ascii="Times New Roman" w:hAnsi="Times New Roman" w:eastAsia="Malgun Gothic"/>
-          <w:b w:val="0"/>
-          <w:i w:val="0"/>
-          <w:color w:val="000000"/>
-          <w:sz w:val="20"/>
-        </w:rPr>
-        <w:t>restricted to items targeting the skill with the greatest expected pedagogical return. This deliberately sacrifices measurement efficiency for learning efficiency, and we now put a number on that cost rather than leave the trade-off purely stated. Using the point-biserial discrimination index—the classical test-theory measure of whether a correct response on an item actually distinguishes stronger from weaker learners—we simulate a field-test population (θ ~ N(0,1), 2000 learners, 40 replications per difficulty) and evaluate it at the item difficulty each policy implies for an average-ability learner. The maximum-information target (β=0, 50% success) gives discrimination 0.41; our 85%-target policy (β=θ̂−logit(0.85), by Eq. 2) gives 0.34—both comfortably in the conventionally "good" range (≥0.30), a 16% relative drop rather than a qualitative one. The trade-off is real, as stated, but the items this policy serves remain psychometrically sound; this was not previously measured and is not assumed. Vocabulary scheduling across sessions follows a spacing model in the tradition of half-life regression [26], with the tracker posterior supplying the ability term; grammar skills are scheduled differently, stated plainly rather than left for a reader to assume the same mechanism applies to both. A generated grammar item is mostly non-repeating, so there is no fixed card for a half-life model to space—a skill is simply due whenever it is not yet mastered. Mastery itself has no time-based decay under Urnings, so a mastered skill still needs a periodic low-priority recheck to stay revocable in practice; we currently use a flat 30-day interval, an explicit placeholder rather than a derived constant. We tried deriving one from FSRS's own forgetting-curve math first rather than guessing a different number: it does not transfer, because FSRS's growing intervals assume each simulated review is spaced, and feeding it many correct-in-a-row Urnings responses to model "mastered" inflates the derived interval to tens of thousands of days—a different question (long-term fact retention) than the one we are actually asking (how much practice evidence constitutes mastery). No Korean-skill-retention dataset exists to fit a principled interval instead, the same data gap underlying Section III-C's difficulty-prior placeholder; what is logged in the meantime is every recheck outcome, so the interval can be tuned from evidence once usage data exists rather than left an untuned guess indefinitely.</w:t>
-      </w:r>
-    </w:p>
-    <w:p>
-      <w:pPr>
-        <w:widowControl/>
-        <w:spacing w:after="60" w:before="0" w:line="240" w:lineRule="auto"/>
-        <w:ind w:firstLine="245"/>
-        <w:jc w:val="both"/>
-      </w:pPr>
-      <w:r>
-        <w:rPr>
-          <w:rFonts w:ascii="Times New Roman" w:hAnsi="Times New Roman" w:eastAsia="Malgun Gothic"/>
-          <w:b w:val="0"/>
-          <w:i w:val="0"/>
-          <w:color w:val="000000"/>
-          <w:sz w:val="20"/>
-        </w:rPr>
-        <w:t>A second application policy, uniform-cost feedback, is also worth replacing, though we do not claim the replacement as a research novelty on its own. Each skill dimension k of a learner carries an urn whose posterior width w</w:t>
-      </w:r>
-      <w:r>
-        <w:rPr>
-          <w:rFonts w:ascii="Times New Roman" w:hAnsi="Times New Roman" w:eastAsia="Malgun Gothic"/>
-          <w:b w:val="0"/>
-          <w:i w:val="0"/>
-          <w:color w:val="000000"/>
-          <w:sz w:val="20"/>
-          <w:vertAlign w:val="subscript"/>
-        </w:rPr>
-        <w:t>k</w:t>
-      </w:r>
-      <w:r>
-        <w:rPr>
-          <w:rFonts w:ascii="Times New Roman" w:hAnsi="Times New Roman" w:eastAsia="Malgun Gothic"/>
-          <w:b w:val="0"/>
-          <w:i w:val="0"/>
-          <w:color w:val="000000"/>
-          <w:sz w:val="20"/>
-        </w:rPr>
-        <w:t xml:space="preserve"> is a natively available signal of how evenly matched the learner's recent record has been against the items they faced, maximal when that record sits near a coin flip. This policy gates Qwen3's feedback generation only—EXAONE's role is item generation, already finished before a learner answers, and does not itself branch on escalation. By default the system takes a routine path: Qwen3's fast non-reasoning mode, short and cached. It escalates to Qwen3's reasoning mode, producing a contrastive explanation that names the specific misconception, only when the recent record is ambiguous enough, or a misconception has persisted enough, to be worth the cost:</w:t>
-      </w:r>
-    </w:p>
-    <w:p>
-      <w:pPr>
-        <w:widowControl/>
-        <w:tabs>
-          <w:tab w:pos="4853" w:val="right"/>
-        </w:tabs>
-        <w:spacing w:after="100" w:before="100" w:line="240" w:lineRule="auto"/>
-        <w:ind w:left="144"/>
-        <w:jc w:val="left"/>
-      </w:pPr>
-      <w:r>
-        <w:rPr>
-          <w:rFonts w:ascii="Times New Roman" w:hAnsi="Times New Roman" w:eastAsia="Malgun Gothic"/>
-          <w:b w:val="0"/>
-          <w:i/>
-          <w:color w:val="000000"/>
-          <w:sz w:val="20"/>
-        </w:rPr>
-        <w:t>escalate  ⟺  w</w:t>
-      </w:r>
-      <w:r>
-        <w:rPr>
-          <w:rFonts w:ascii="Times New Roman" w:hAnsi="Times New Roman" w:eastAsia="Malgun Gothic"/>
-          <w:b w:val="0"/>
-          <w:i/>
-          <w:color w:val="000000"/>
-          <w:sz w:val="20"/>
-          <w:vertAlign w:val="subscript"/>
-        </w:rPr>
-        <w:t>k</w:t>
-      </w:r>
-      <w:r>
-        <w:rPr>
-          <w:rFonts w:ascii="Times New Roman" w:hAnsi="Times New Roman" w:eastAsia="Malgun Gothic"/>
-          <w:b w:val="0"/>
-          <w:i/>
-          <w:color w:val="000000"/>
-          <w:sz w:val="20"/>
-        </w:rPr>
-        <w:t xml:space="preserve"> &gt; τ   ∨   consecutive(m</w:t>
-      </w:r>
-      <w:r>
-        <w:rPr>
-          <w:rFonts w:ascii="Times New Roman" w:hAnsi="Times New Roman" w:eastAsia="Malgun Gothic"/>
-          <w:b w:val="0"/>
-          <w:i/>
-          <w:color w:val="000000"/>
-          <w:sz w:val="20"/>
-          <w:vertAlign w:val="subscript"/>
-        </w:rPr>
-        <w:t>j</w:t>
-      </w:r>
-      <w:r>
-        <w:rPr>
-          <w:rFonts w:ascii="Times New Roman" w:hAnsi="Times New Roman" w:eastAsia="Malgun Gothic"/>
-          <w:b w:val="0"/>
-          <w:i/>
-          <w:color w:val="000000"/>
-          <w:sz w:val="20"/>
-        </w:rPr>
-        <w:t>) ≥ 2</w:t>
-        <w:tab/>
-        <w:t>(3)</w:t>
-      </w:r>
-    </w:p>
-    <w:p>
-      <w:pPr>
-        <w:widowControl/>
-        <w:spacing w:after="60" w:before="0" w:line="240" w:lineRule="auto"/>
-        <w:ind w:firstLine="245"/>
-        <w:jc w:val="both"/>
-      </w:pPr>
-      <w:r>
-        <w:rPr>
-          <w:rFonts w:ascii="Times New Roman" w:hAnsi="Times New Roman" w:eastAsia="Malgun Gothic"/>
-          <w:b w:val="0"/>
-          <w:i w:val="0"/>
-          <w:color w:val="000000"/>
-          <w:sz w:val="20"/>
-        </w:rPr>
-        <w:t>This targets gap G3—that feedback is generated uniformly although its benefits are not [27]—economically and pedagogically: reasoning-mode inference is substantially more expensive, and the finding that LLM feedback produced significant gains in only two of seven lessons [27] suggests uniform feedback dilutes its own effect. We deliberately do not claim w</w:t>
-      </w:r>
-      <w:r>
-        <w:rPr>
-          <w:rFonts w:ascii="Times New Roman" w:hAnsi="Times New Roman" w:eastAsia="Malgun Gothic"/>
-          <w:b w:val="0"/>
-          <w:i w:val="0"/>
-          <w:color w:val="000000"/>
-          <w:sz w:val="20"/>
-          <w:vertAlign w:val="subscript"/>
-        </w:rPr>
-        <w:t>k</w:t>
-      </w:r>
-      <w:r>
-        <w:rPr>
-          <w:rFonts w:ascii="Times New Roman" w:hAnsi="Times New Roman" w:eastAsia="Malgun Gothic"/>
-          <w:b w:val="0"/>
-          <w:i w:val="0"/>
-          <w:color w:val="000000"/>
-          <w:sz w:val="20"/>
-        </w:rPr>
-        <w:t xml:space="preserve"> is a calibrated estimate of the learner's absolute distance from their true ability; we tested that stronger claim directly and it does not hold at this urn size (a controlled simulation gives corr(w</w:t>
-      </w:r>
-      <w:r>
-        <w:rPr>
-          <w:rFonts w:ascii="Times New Roman" w:hAnsi="Times New Roman" w:eastAsia="Malgun Gothic"/>
-          <w:b w:val="0"/>
-          <w:i w:val="0"/>
-          <w:color w:val="000000"/>
-          <w:sz w:val="20"/>
-          <w:vertAlign w:val="subscript"/>
-        </w:rPr>
-        <w:t>k</w:t>
-      </w:r>
-      <w:r>
-        <w:rPr>
-          <w:rFonts w:ascii="Times New Roman" w:hAnsi="Times New Roman" w:eastAsia="Malgun Gothic"/>
-          <w:b w:val="0"/>
-          <w:i w:val="0"/>
-          <w:color w:val="000000"/>
-          <w:sz w:val="20"/>
-        </w:rPr>
-        <w:t>, true error) = −0.76, and a regression-calibration check [40], [41] finds credible intervals built from w</w:t>
-      </w:r>
-      <w:r>
-        <w:rPr>
-          <w:rFonts w:ascii="Times New Roman" w:hAnsi="Times New Roman" w:eastAsia="Malgun Gothic"/>
-          <w:b w:val="0"/>
-          <w:i w:val="0"/>
-          <w:color w:val="000000"/>
-          <w:sz w:val="20"/>
-          <w:vertAlign w:val="subscript"/>
-        </w:rPr>
-        <w:t>k</w:t>
-      </w:r>
-      <w:r>
-        <w:rPr>
-          <w:rFonts w:ascii="Times New Roman" w:hAnsi="Times New Roman" w:eastAsia="Malgun Gothic"/>
-          <w:b w:val="0"/>
-          <w:i w:val="0"/>
-          <w:color w:val="000000"/>
-          <w:sz w:val="20"/>
-        </w:rPr>
-        <w:t xml:space="preserve"> are overconfident by 6–11 percentage points). What this policy spends computation on is ambiguity in the observable record, not estimation error, which is why Eq. 3 is reported here as a working application policy—measured to escalate on 76–82% of interactions, saving 18–24% of reasoning-mode calls against an always-escalate baseline—rather than promoted to a third novelty requiring the stronger claim.</w:t>
-      </w:r>
-    </w:p>
-    <w:p>
-      <w:pPr>
-        <w:sectPr>
-          <w:type w:val="continuous"/>
-          <w:pgSz w:w="12240" w:h="15840"/>
-          <w:pgMar w:top="1080" w:right="900" w:bottom="1440" w:left="900" w:header="720" w:footer="720" w:gutter="0"/>
-          <w:cols w:space="360" w:num="2" w:equalWidth="1"/>
-          <w:docGrid w:linePitch="360"/>
-        </w:sectPr>
-      </w:pPr>
-    </w:p>
-    <w:p>
-      <w:pPr>
-        <w:widowControl/>
-        <w:spacing w:after="60" w:before="120" w:line="240" w:lineRule="auto"/>
-        <w:jc w:val="center"/>
-      </w:pPr>
-      <w:r>
-        <w:drawing>
-          <wp:inline xmlns:a="http://schemas.openxmlformats.org/drawingml/2006/main" xmlns:pic="http://schemas.openxmlformats.org/drawingml/2006/picture">
-            <wp:extent cx="6400800" cy="1694498"/>
-            <wp:docPr id="4" name="Picture 4"/>
             <wp:cNvGraphicFramePr>
               <a:graphicFrameLocks noChangeAspect="1"/>
             </wp:cNvGraphicFramePr>
@@ -2350,7 +2511,7 @@
                     <pic:cNvPicPr/>
                   </pic:nvPicPr>
                   <pic:blipFill>
-                    <a:blip r:embed="rId12"/>
+                    <a:blip r:embed="rId11"/>
                     <a:stretch>
                       <a:fillRect/>
                     </a:stretch>
@@ -2383,7 +2544,7 @@
           <w:color w:val="000000"/>
           <w:sz w:val="16"/>
         </w:rPr>
-        <w:t>Fig. 3. Uncertainty-gated escalation (application policy, Section IV-D). Expensive reasoning-mode generation and contrastive feedback are spent only where the posterior is wide or a misconception has persisted, rather than uniformly across all interactions.</w:t>
+        <w:t>Fig. 3. Uncertainty-gated escalation (application policy, Section IV-C). Expensive reasoning-mode generation and contrastive feedback are spent only where the posterior is wide or a misconception has persisted, rather than uniformly across all interactions.</w:t>
       </w:r>
     </w:p>
     <w:p>
@@ -2428,7 +2589,7 @@
           <w:color w:val="000000"/>
           <w:sz w:val="20"/>
         </w:rPr>
-        <w:t>This design follows directly from Section IV: each of the two novelties gets a single, targeted piece of evidence rather than an exhaustive ablation grid, because a large factorial study answers questions this paper does not ask. The offline validations in Subsections B through C are the primary evidence for the paper's claims and stand on their own; the classroom pilot in Subsection D is a secondary, exploratory extension that is valuable but not a precondition for the technical claims being true.</w:t>
+        <w:t>This design follows directly from Section IV: the novelty gets targeted pieces of evidence rather than an exhaustive ablation grid, because a large factorial study answers questions this paper does not ask. The offline validations in Subsection B are the primary evidence for the paper's claims and stand on their own; the classroom pilot in Subsection C is a secondary, exploratory extension that is valuable but not a precondition for the technical claims being true.</w:t>
       </w:r>
     </w:p>
     <w:p>
@@ -2462,7 +2623,7 @@
           <w:color w:val="000000"/>
           <w:sz w:val="20"/>
         </w:rPr>
-        <w:t>The target curriculum this architecture is designed for is a TOPIK-aligned syllabus spanning levels I through IV, roughly 120 discrete grammatical points; what is actually built and evaluated here is 11 skills (Section IV-B lists them), covering 7 of the 7 relevant KAGAS part-of-speech categories. The gap between 120 and 11 is simply unimplemented coverage, not a claim about what has been tested—every number in Section V-B below is reported at the 11-skill scale, never projected onto the full syllabus. The misconception taxonomy is KAGAS [22], the 14-category Korean grammatical error taxonomy, rather than a project-specific scheme, so that the diagnostic labels a generated distractor carries are independently defined and independently auditable. All generated items entering any evaluation are reviewed by qualified Korean instructors first; we report, but do not act on, the verifier's agreement with those reviewers, so that the verifier's standalone accuracy can be measured on its own terms.</w:t>
+        <w:t>The target curriculum this architecture is designed for is a TOPIK-aligned syllabus spanning levels I through IV, roughly 120 discrete grammatical points; what is actually built and evaluated here is 11 skills, covering 7 of the 7 relevant KAGAS part-of-speech categories. The gap between 120 and 11 is simply unimplemented coverage, not a claim about what has been tested—every number in Section V-B below is reported at the 11-skill scale, never projected onto the full syllabus. Misconception codes are grounded in the KAGAS error categories [43] rather than a project-specific scheme, and each skill's codebook is frozen and published with the items, so that the diagnostic labels a generated distractor carries are independently auditable. All generated items entering any evaluation are reviewed by qualified Korean instructors first; we report, but do not act on, the verifier's agreement with those reviewers, so that the verifier's standalone accuracy can be measured on its own terms.</w:t>
       </w:r>
     </w:p>
     <w:p>
@@ -2479,7 +2640,7 @@
           <w:color w:val="000000"/>
           <w:sz w:val="20"/>
         </w:rPr>
-        <w:t>B. Validating Novelty 1: Misconception-Conditioned Distractors</w:t>
+        <w:t>B. Validating the Novelty</w:t>
       </w:r>
     </w:p>
     <w:p>
@@ -2496,7 +2657,112 @@
           <w:color w:val="000000"/>
           <w:sz w:val="20"/>
         </w:rPr>
-        <w:t>Two kinds of evidence are reported here: what has already been measured automatically, at N=20 items per skill across all 11 skills, and what the human study below still needs to establish. Generation passes the morphological gate 100% of the time (220/220); a solver model blind to the key still selects it 66.4% of the time overall, ranging from 95% on particle_obj down to 10% on irregular_conj and subj_topic—both low scores traced to a known solver limitation (blindness to 르-irregular contraction, and insensitivity to the pedagogical convention subj_topic relies on, Section IV-B) rather than to the items themselves. The critic step (Section IV-B) is exercised zero times at this N, because every slot in the current 11 skills is covered by a curated lookup table rather than open generation; its 40% recovery rate is measured separately, on 20 deliberately uncurated slots, and has not yet been reproduced at the scale reported here. Three LLM-judge framings for whether a distractor is also correct, mentioned in Section IV-B, were tested on known cases—direct acceptability judgment, context-anchored forced-choice, and pairwise comparison, each in non-reasoning and reasoning modes—and none is used: the first showed a consistent yes-bias, the other two were inconsistent in both directions and the pairwise framing scored below chance. The non-LLM alternative (kiwipiepy's corpus-derived parse score, Section IV-B) was run on every currently curated pair in the 5 skills it is scoped to: 26/26 (100%) correctly score the correct form above the distractor. Qwen3's log-probability version (Section IV-B), scored rather than judged the same way, covers 10 of 11 skills and was run at N=20/skill (fewer where the curated set itself is smaller): 49/52 (94.2%) overall, with 8 of the 10 skills fully clean and two each failing on one curated pair for a specific, identified reason, not noise—noun_counter (3/5) where the generic counter 개 outscores a correct but rarer counter (권, 분), and mod_adverb (4/5) where the one noun-plus-하다 compound verb in its set let the wrong attributive form attach to the embedded noun instead. These two figures describe the pairs as they stood at this measurement; both confounded pairs were replaced immediately afterward (Section IV-B), and re-measuring the replacements is recorded as outstanding rather than assumed resolved by the fix alone. subj_topic is excluded by design, not tested and omitted: a direct check confirms it scores the textbook-preferred form no higher than the alternative, which independently reconfirms rather than contradicts Section IV-B's own framing that its correctness is a convention, not a rule.</w:t>
+        <w:t>Can the learner model find the misconception from choices alone? We simulate it under the nested logit model the method assumes, with the two complications a real item pool adds. Each skill has six misconceptions and each item offers three, but unevenly: the r-th misconception is offered with weight 1/r, because some errors are easier to realise as a clean distractor than others. Learner p answers correctly with probability σ(θ</w:t>
+      </w:r>
+      <w:r>
+        <w:rPr>
+          <w:rFonts w:ascii="Times New Roman" w:hAnsi="Times New Roman" w:eastAsia="Malgun Gothic"/>
+          <w:b w:val="0"/>
+          <w:i w:val="0"/>
+          <w:color w:val="000000"/>
+          <w:sz w:val="20"/>
+          <w:vertAlign w:val="subscript"/>
+        </w:rPr>
+        <w:t>p</w:t>
+      </w:r>
+      <w:r>
+        <w:rPr>
+          <w:rFonts w:ascii="Times New Roman" w:hAnsi="Times New Roman" w:eastAsia="Malgun Gothic"/>
+          <w:b w:val="0"/>
+          <w:i w:val="0"/>
+          <w:color w:val="000000"/>
+          <w:sz w:val="20"/>
+        </w:rPr>
+        <w:t xml:space="preserve"> − β</w:t>
+      </w:r>
+      <w:r>
+        <w:rPr>
+          <w:rFonts w:ascii="Times New Roman" w:hAnsi="Times New Roman" w:eastAsia="Malgun Gothic"/>
+          <w:b w:val="0"/>
+          <w:i w:val="0"/>
+          <w:color w:val="000000"/>
+          <w:sz w:val="20"/>
+          <w:vertAlign w:val="subscript"/>
+        </w:rPr>
+        <w:t>i</w:t>
+      </w:r>
+      <w:r>
+        <w:rPr>
+          <w:rFonts w:ascii="Times New Roman" w:hAnsi="Times New Roman" w:eastAsia="Malgun Gothic"/>
+          <w:b w:val="0"/>
+          <w:i w:val="0"/>
+          <w:color w:val="000000"/>
+          <w:sz w:val="20"/>
+        </w:rPr>
+        <w:t>); given a wrong answer, they choose by Eq. 2 with propensities η</w:t>
+      </w:r>
+      <w:r>
+        <w:rPr>
+          <w:rFonts w:ascii="Times New Roman" w:hAnsi="Times New Roman" w:eastAsia="Malgun Gothic"/>
+          <w:b w:val="0"/>
+          <w:i w:val="0"/>
+          <w:color w:val="000000"/>
+          <w:sz w:val="20"/>
+          <w:vertAlign w:val="subscript"/>
+        </w:rPr>
+        <w:t>p,m</w:t>
+      </w:r>
+      <w:r>
+        <w:rPr>
+          <w:rFonts w:ascii="Times New Roman" w:hAnsi="Times New Roman" w:eastAsia="Malgun Gothic"/>
+          <w:b w:val="0"/>
+          <w:i w:val="0"/>
+          <w:color w:val="000000"/>
+          <w:sz w:val="20"/>
+        </w:rPr>
+        <w:t xml:space="preserve"> ~ N(0, 1) plus 1.5 on one dominant misconception, and the target is the misconception they are actually most drawn to, argmax</w:t>
+      </w:r>
+      <w:r>
+        <w:rPr>
+          <w:rFonts w:ascii="Times New Roman" w:hAnsi="Times New Roman" w:eastAsia="Malgun Gothic"/>
+          <w:b w:val="0"/>
+          <w:i w:val="0"/>
+          <w:color w:val="000000"/>
+          <w:sz w:val="20"/>
+          <w:vertAlign w:val="subscript"/>
+        </w:rPr>
+        <w:t>m</w:t>
+      </w:r>
+      <w:r>
+        <w:rPr>
+          <w:rFonts w:ascii="Times New Roman" w:hAnsi="Times New Roman" w:eastAsia="Malgun Gothic"/>
+          <w:b w:val="0"/>
+          <w:i w:val="0"/>
+          <w:color w:val="000000"/>
+          <w:sz w:val="20"/>
+        </w:rPr>
+        <w:t xml:space="preserve"> η</w:t>
+      </w:r>
+      <w:r>
+        <w:rPr>
+          <w:rFonts w:ascii="Times New Roman" w:hAnsi="Times New Roman" w:eastAsia="Malgun Gothic"/>
+          <w:b w:val="0"/>
+          <w:i w:val="0"/>
+          <w:color w:val="000000"/>
+          <w:sz w:val="20"/>
+          <w:vertAlign w:val="subscript"/>
+        </w:rPr>
+        <w:t>p,m</w:t>
+      </w:r>
+      <w:r>
+        <w:rPr>
+          <w:rFonts w:ascii="Times New Roman" w:hAnsi="Times New Roman" w:eastAsia="Malgun Gothic"/>
+          <w:b w:val="0"/>
+          <w:i w:val="0"/>
+          <w:color w:val="000000"/>
+          <w:sz w:val="20"/>
+        </w:rPr>
+        <w:t>. In a stable condition propensities never change; in a remediated condition, after one phase, the dominant misconception is replaced by another, and accuracy is counted from the switch. We compare the online model of Eq. 3 with a raw count of choices, the rate of choices per offer, and the full-history maximum-likelihood fit of the same choice model (ridge 0.1), over 300 learners and 20 replications.</w:t>
       </w:r>
     </w:p>
     <w:p>
@@ -2514,41 +2780,7 @@
           <w:color w:val="000000"/>
           <w:sz w:val="20"/>
         </w:rPr>
-        <w:t>Item quality is rated by three independent Korean language instructors on four dimensions — grammaticality of the stem, uniqueness of the key, plausibility of each distractor, and correctness of the KAGAS label — with agreement reported as Fleiss' κ. Two measures matter most. First, the rate of items containing more than one defensible answer, since this is the failure the verifier gate in Section IV-B exists specifically to catch, and it is the one the general distractor-generation literature does not report [6]. Second, agreement between the KAGAS label a distractor was generated to realise and the label an instructor independently assigns after seeing only the distractor — this is the direct test of whether misconception-conditioning actually produces a usable diagnosis, or merely a plausible wrong answer with a label attached. Neither measure is available yet; this subsection is the protocol, not a result.</w:t>
-      </w:r>
-    </w:p>
-    <w:p>
-      <w:pPr>
-        <w:widowControl/>
-        <w:spacing w:after="60" w:before="140" w:line="240" w:lineRule="auto"/>
-        <w:jc w:val="left"/>
-      </w:pPr>
-      <w:r>
-        <w:rPr>
-          <w:rFonts w:ascii="Times New Roman" w:hAnsi="Times New Roman" w:eastAsia="Malgun Gothic"/>
-          <w:b w:val="0"/>
-          <w:i/>
-          <w:color w:val="000000"/>
-          <w:sz w:val="20"/>
-        </w:rPr>
-        <w:t>C. Validating Novelty 2: Robustness to an Uncalibrated Prior</w:t>
-      </w:r>
-    </w:p>
-    <w:p>
-      <w:pPr>
-        <w:widowControl/>
-        <w:spacing w:after="60" w:before="0" w:line="240" w:lineRule="auto"/>
-        <w:jc w:val="both"/>
-      </w:pPr>
-      <w:r>
-        <w:rPr>
-          <w:rFonts w:ascii="Times New Roman" w:hAnsi="Times New Roman" w:eastAsia="Malgun Gothic"/>
-          <w:b w:val="0"/>
-          <w:i w:val="0"/>
-          <w:color w:val="000000"/>
-          <w:sz w:val="20"/>
-        </w:rPr>
-        <w:t>One question, answered by one comparison, repeated for rigor rather than run once: given an item-difficulty prior of unknown quality—the condition this system is actually in—does the choice of tracker change how much damage a bad prior can do? We run the fixed-pool simulation of Section IV-C under four prior-quality conditions (neutral, and three noise levels giving correlations of 0.96, 0.78, and 0.47 with true difficulty), eight independent replications per condition with fresh learners, items, and response streams each time, and report terminal RMSE as mean ± SD across replications.</w:t>
+        <w:t>After 10 wrong answers, the online model names the dominant misconception for 58.1% of learners when misconceptions are stable (95% interval over replications 57–59%; chance 16.7%), against 59.4% for the full-history fit, 60.0% for the rate and 45.9% for the count. After a remediation it names the new one for 53.2% (52–54%), against 40.1%, 40.2% and 34.6%. After 40 wrong answers the figures are 73.1% stable and 73.7% after remediation for the online model, against 78.0% and 59.3% for the full-history fit. The constant step costs about five points when misconceptions never change, and gains about fourteen when one is remediated, which is the change a drill exists to produce. The raw count is worst in both conditions, because it confuses being chosen often with being offered often.</w:t>
       </w:r>
     </w:p>
     <w:p>
@@ -2566,7 +2798,7 @@
           <w:color w:val="000000"/>
           <w:sz w:val="20"/>
         </w:rPr>
-        <w:t>Urnings: 0.417±0.018 (neutral), 0.424±0.015, 0.437±0.019, 0.438±0.016 (worst prior)—a 5% spread, the conditions overlapping within one SD of each other. Elo: 1.722±0.024, 1.827±0.042, 1.874±0.040, 2.123±0.040—a 23% spread, each condition clearly separated from the last. Parallel Elo: 0.703±0.022, 0.820±0.022, 0.866±0.022, 1.133±0.031—a 61% spread, the largest of the three despite the best neutral baseline. The ordering is consistent across all eight replications of every condition, not an artifact of one noisy run. This directly operationalises gap G2 as stated in Section II-F: a prior of unknown quality is exactly the regime this system's own encoder forces, and the three trackers tolerate it by measurably different amounts, with Urnings tolerating it best.</w:t>
+        <w:t>Does the item foundry produce verified items, and how often? validate_item_foundry requests 20 items per skill across the 11 skills, half of them targeted at a codebook misconception drawn at random, and reports with Wilson intervals the share accepted after at most two revisions, the reasons replies were rejected, how many of each skill's codebook misconceptions the accepted items cover, and, as a second view that is reported but not used as a gate, whether Qwen3-4B picks the key by letter under every rotation of the options. These runs need a GPU and have not yet been made with the item foundry; this paragraph is the protocol, and every accepted item is saved for the instructor review below.</w:t>
       </w:r>
     </w:p>
     <w:p>
@@ -2584,7 +2816,7 @@
           <w:color w:val="000000"/>
           <w:sz w:val="20"/>
         </w:rPr>
-        <w:t>A note on scope, stated rather than left for a reviewer to find: a different, growing-pool regime closer to live deployment (items mostly new, rarely revisited) produces a more dramatic gap between Elo/Parallel Elo's neutral and worst-prior conditions. Urnings shows a non-monotonic result across the same prior-quality grid in this regime—a weak, near-uninformative prior yields a better terminal RMSE than either a neutral or a strong one—but this is a confirmed artifact, not an open question. A noisier prior pushes more items to a saturated starting urn (11.3% of items at the weakest signal level we tested, versus 0.0% at the strongest), and the adaptive selection policy never serves a saturated item in practice: tracked directly across 120,000 responses, saturated items were selected 0 times, against roughly 20–23 selections for a normally-seeded item. The same fixed response budget then concentrates onto fewer surviving items, which each calibrate more precisely purely from the extra exposure this concentration gives them—an artifact of the selection mechanism, not a real benefit of an uninformative prior. This has a practical implication beyond the simulation: a badly miscalibrated difficulty estimate for one generated item does not just misestimate that item, it can make it functionally unservable, which argues for monitoring dead items in the bank as its own signal, separate from calibration accuracy. We still report the fixed-pool regime as the headline result, since it is the simpler comparison and isolates prior quality from this selection-saturation interaction; the growing-pool finding is reported here for completeness, as an operationally relevant finding in its own right, not because it changes Novelty 2's core claim.</w:t>
+        <w:t>Item quality is rated by three independent Korean language instructors on four dimensions — grammaticality of the stem, uniqueness of the key, plausibility of each distractor, and correctness of its misconception label — with agreement reported as Fleiss' κ. Two measures matter most. First, the rate of items containing more than one defensible answer, since this is the failure the verifier gate in Section IV-B exists specifically to catch, and it is the one the general distractor-generation literature does not report [6]. Second, agreement between the codebook misconception a distractor was generated and verified to realise and the one an instructor independently assigns after seeing only the sentence, the distractor and the codebook — this is the direct test of whether misconception-conditioning actually produces a usable diagnosis, or merely a plausible wrong answer with a label attached. Neither measure is available yet; this subsection is the protocol, not a result.</w:t>
       </w:r>
     </w:p>
     <w:p>
@@ -2601,7 +2833,7 @@
           <w:color w:val="000000"/>
           <w:sz w:val="20"/>
         </w:rPr>
-        <w:t>D. Exploratory Classroom Pilot</w:t>
+        <w:t>C. Exploratory Classroom Pilot</w:t>
       </w:r>
     </w:p>
     <w:p>
@@ -2618,7 +2850,7 @@
           <w:color w:val="000000"/>
           <w:sz w:val="20"/>
         </w:rPr>
-        <w:t>Fig. 5 summarises the design, offered as secondary evidence of real-world usefulness rather than as the paper's central claim. We recruit learners of Korean as a foreign language at CEFR A2–B1 equivalent, block-randomised by placement score into three arms. Arm A receives a fixed expert-authored item bank in random order. Arm B receives the same fixed bank with Elo-based adaptive selection, representing current good practice [16]. Arm C receives the full KO-DRILL system. Arms A and B share an item bank so that the effect of generation is separable from the effect of adaptivity. Running this pilot at the full scale implied by Fig. 5 — three arms of 60 — is desirable but not required before the claims in Subsections B through C can be reported; a smaller single-cohort pilot comparing only Arm A against Arm C is a reasonable first step if resources are limited, at the cost of not separating the generation and adaptivity effects.</w:t>
+        <w:t>Fig. 5 summarises the design, offered as secondary evidence of real-world usefulness rather than as the paper's central claim. We recruit learners of Korean as a foreign language at CEFR A2–B1 equivalent, block-randomised by placement score into three arms. Arm A receives a fixed expert-authored item bank in random order. Arm B receives the same fixed bank with Elo-based adaptive selection, representing current good practice [16]. Arm C receives the full KO-DRILL system. Arms A and B share an item bank so that the effect of generation is separable from the effect of adaptivity. Running this pilot at the full scale implied by Fig. 5 — three arms of 60 — is desirable but not required before the claims in Subsection B can be reported; a smaller single-cohort pilot comparing only Arm A against Arm C is a reasonable first step if resources are limited, at the cost of not separating the generation and adaptivity effects.</w:t>
       </w:r>
     </w:p>
     <w:p>
@@ -2636,7 +2868,7 @@
           <w:color w:val="000000"/>
           <w:sz w:val="20"/>
         </w:rPr>
-        <w:t>Participants complete a TOPIK-aligned pre-test, six weeks of practice, an immediate post-test, and a delayed retention test four weeks later. The primary outcome is normalised learning gain on the post-test; secondary outcomes are retention, items-to-mastery, per-skill diagnostic accuracy against instructor judgement, and completion rate. We note plainly that a sample of 60 per arm gives 80% power to detect a standardised between-arm difference of only d = 0.51 two-sided, or d = 0.59 Bonferroni-corrected across the three pairwise comparisons — larger than the 0.28–0.33 range reported for LLM feedback alone [27]. This is a known limitation of the pilot, not of the paper's technical claims, which is exactly why Subsections B through C are designed to stand independently of it.</w:t>
+        <w:t>Participants complete a TOPIK-aligned pre-test, six weeks of practice, an immediate post-test, and a delayed retention test four weeks later. The primary outcome is normalised learning gain on the post-test; secondary outcomes are retention, items-to-mastery, per-skill diagnostic accuracy against instructor judgement, and completion rate. We note plainly that a sample of 60 per arm gives 80% power to detect a standardised between-arm difference of only d = 0.51 two-sided, or d = 0.59 Bonferroni-corrected across the three pairwise comparisons — larger than the 0.28–0.33 range reported for LLM feedback alone [27]. This is a known limitation of the pilot, not of the paper's technical claims, which is exactly why Subsection B is designed to stand independently of it.</w:t>
       </w:r>
     </w:p>
     <w:p>
@@ -2659,8 +2891,8 @@
       <w:r>
         <w:drawing>
           <wp:inline xmlns:a="http://schemas.openxmlformats.org/drawingml/2006/main" xmlns:pic="http://schemas.openxmlformats.org/drawingml/2006/picture">
-            <wp:extent cx="6400800" cy="1654396"/>
-            <wp:docPr id="5" name="Picture 5"/>
+            <wp:extent cx="6400800" cy="1653659"/>
+            <wp:docPr id="4" name="Picture 4"/>
             <wp:cNvGraphicFramePr>
               <a:graphicFrameLocks noChangeAspect="1"/>
             </wp:cNvGraphicFramePr>
@@ -2672,7 +2904,7 @@
                     <pic:cNvPicPr/>
                   </pic:nvPicPr>
                   <pic:blipFill>
-                    <a:blip r:embed="rId13"/>
+                    <a:blip r:embed="rId12"/>
                     <a:stretch>
                       <a:fillRect/>
                     </a:stretch>
@@ -2680,7 +2912,7 @@
                   <pic:spPr>
                     <a:xfrm>
                       <a:off x="0" y="0"/>
-                      <a:ext cx="6400800" cy="1654396"/>
+                      <a:ext cx="6400800" cy="1653659"/>
                     </a:xfrm>
                     <a:prstGeom prst="rect"/>
                   </pic:spPr>
@@ -2733,7 +2965,7 @@
           <w:color w:val="000000"/>
           <w:sz w:val="20"/>
         </w:rPr>
-        <w:t>E. Threats to Validity</w:t>
+        <w:t>D. Threats to Validity</w:t>
       </w:r>
     </w:p>
     <w:p>
@@ -2784,7 +3016,7 @@
           <w:color w:val="000000"/>
           <w:sz w:val="20"/>
         </w:rPr>
-        <w:t>The argument of this paper is that the move from fixed item banks to generated ones is not a straightforward improvement but a change of regime, and that several methods inherited from the fixed-bank era stop working when it happens. Deep knowledge tracing loses the dense interaction data it depends on. Classical adaptive testing loses the pre-calibrated bank it assumes. The Elo rating system, used in the one configuration a generative pool makes unavoidable, drifts without converging—a result we have reproduced here at realistic scale, with terminal error growing by a factor of nearly four from its minimum while rank-order correlation stayed above 0.97, which is to say while the failure stayed invisible to the diagnostics a practitioner would most naturally check.</w:t>
+        <w:t>The argument of this paper is that the move from fixed item banks to generated ones is not a straightforward improvement but a change of regime, and that several methods inherited from the fixed-bank era stop working when it happens. Deep knowledge tracing loses the dense interaction data it depends on. Classical adaptive testing loses the pre-calibrated bank it assumes. The Elo rating system, used in the one configuration a generative pool makes unavoidable, drifts without converging—a result we have reproduced here at realistic scale, with terminal error growing by a factor of more than three from its minimum while rank-order correlation stayed near 0.97, which is to say while the failure stayed invisible to the diagnostics a practitioner would most naturally check.</w:t>
       </w:r>
     </w:p>
     <w:p>
@@ -2802,7 +3034,7 @@
           <w:color w:val="000000"/>
           <w:sz w:val="20"/>
         </w:rPr>
-        <w:t>The remedies we propose are deliberately modest in their use of deep learning. A small encoder predicts difficulty well enough to initialise a psychometric prior—not well enough to be trusted, which is precisely the condition Novelty 2 shows Urnings tolerates and Elo does not; an explicit urn-based model, not a neural network, maintains learner state and supplies the uncertainty that both item selection and compute allocation depend on; and the large generative models are confined to the two jobs they are uniquely good at, writing Korean and explaining it. The resulting system is cheaper than an end-to-end neural alternative and considerably easier to audit, which for an educational tool is not a secondary consideration.</w:t>
+        <w:t>The remedies we propose are deliberately modest in their use of deep learning. A small encoder predicts difficulty well enough to initialise a psychometric prior, which the tracker then corrects from real responses; an explicit urn-based model, not a neural network, maintains learner state and supplies the uncertainty that both item selection and compute allocation depend on; and the large generative models are confined to the two jobs they are uniquely good at, writing Korean and explaining it. The resulting system is cheaper than an end-to-end neural alternative and considerably easier to audit, which for an educational tool is not a secondary consideration.</w:t>
       </w:r>
     </w:p>
     <w:p>
@@ -4814,6 +5046,104 @@
           <w:sz w:val="16"/>
         </w:rPr>
         <w:t>, M. A. Gernsbacher, R. W. Pew, L. M. Hough, and J. R. Pomerantz, Eds. New York, NY, USA: Worth Publishers, 2011, pp. 56–64.</w:t>
+      </w:r>
+    </w:p>
+    <w:p>
+      <w:pPr>
+        <w:widowControl/>
+        <w:spacing w:after="40" w:before="0" w:line="240" w:lineRule="auto"/>
+        <w:ind w:left="317" w:hanging="317"/>
+        <w:jc w:val="both"/>
+      </w:pPr>
+      <w:r>
+        <w:rPr>
+          <w:rFonts w:ascii="Times New Roman" w:hAnsi="Times New Roman" w:eastAsia="Malgun Gothic"/>
+          <w:b w:val="0"/>
+          <w:i w:val="0"/>
+          <w:color w:val="000000"/>
+          <w:sz w:val="16"/>
+        </w:rPr>
+        <w:t>[43]</w:t>
+        <w:tab/>
+      </w:r>
+      <w:r>
+        <w:rPr>
+          <w:rFonts w:ascii="Times New Roman" w:hAnsi="Times New Roman" w:eastAsia="Malgun Gothic"/>
+          <w:b w:val="0"/>
+          <w:i w:val="0"/>
+          <w:color w:val="000000"/>
+          <w:sz w:val="16"/>
+        </w:rPr>
+        <w:t xml:space="preserve">S. Yoon, S. Park, G. Kim, J. Cho, K. Park, G. T. Kim, M. Seo, and A. Oh, “Towards standardizing Korean grammatical error correction: Datasets and annotation,” in </w:t>
+      </w:r>
+      <w:r>
+        <w:rPr>
+          <w:rFonts w:ascii="Times New Roman" w:hAnsi="Times New Roman" w:eastAsia="Malgun Gothic"/>
+          <w:b w:val="0"/>
+          <w:i/>
+          <w:color w:val="000000"/>
+          <w:sz w:val="16"/>
+        </w:rPr>
+        <w:t>Proc. 61st Annu. Meeting Assoc. Comput. Linguistics (ACL)</w:t>
+      </w:r>
+      <w:r>
+        <w:rPr>
+          <w:rFonts w:ascii="Times New Roman" w:hAnsi="Times New Roman" w:eastAsia="Malgun Gothic"/>
+          <w:b w:val="0"/>
+          <w:i w:val="0"/>
+          <w:color w:val="000000"/>
+          <w:sz w:val="16"/>
+        </w:rPr>
+        <w:t>, Toronto, Canada, 2023.</w:t>
+      </w:r>
+    </w:p>
+    <w:p>
+      <w:pPr>
+        <w:widowControl/>
+        <w:spacing w:after="40" w:before="0" w:line="240" w:lineRule="auto"/>
+        <w:ind w:left="317" w:hanging="317"/>
+        <w:jc w:val="both"/>
+      </w:pPr>
+      <w:r>
+        <w:rPr>
+          <w:rFonts w:ascii="Times New Roman" w:hAnsi="Times New Roman" w:eastAsia="Malgun Gothic"/>
+          <w:b w:val="0"/>
+          <w:i w:val="0"/>
+          <w:color w:val="000000"/>
+          <w:sz w:val="16"/>
+        </w:rPr>
+        <w:t>[44]</w:t>
+        <w:tab/>
+      </w:r>
+      <w:r>
+        <w:rPr>
+          <w:rFonts w:ascii="Times New Roman" w:hAnsi="Times New Roman" w:eastAsia="Malgun Gothic"/>
+          <w:b w:val="0"/>
+          <w:i w:val="0"/>
+          <w:color w:val="000000"/>
+          <w:sz w:val="16"/>
+        </w:rPr>
+        <w:t xml:space="preserve">Y. Suh and D. M. Bolt, “Nested logit models for multiple-choice item response data,” </w:t>
+      </w:r>
+      <w:r>
+        <w:rPr>
+          <w:rFonts w:ascii="Times New Roman" w:hAnsi="Times New Roman" w:eastAsia="Malgun Gothic"/>
+          <w:b w:val="0"/>
+          <w:i/>
+          <w:color w:val="000000"/>
+          <w:sz w:val="16"/>
+        </w:rPr>
+        <w:t>Psychometrika</w:t>
+      </w:r>
+      <w:r>
+        <w:rPr>
+          <w:rFonts w:ascii="Times New Roman" w:hAnsi="Times New Roman" w:eastAsia="Malgun Gothic"/>
+          <w:b w:val="0"/>
+          <w:i w:val="0"/>
+          <w:color w:val="000000"/>
+          <w:sz w:val="16"/>
+        </w:rPr>
+        <w:t>, vol. 75, no. 3, pp. 454–473, 2010.</w:t>
       </w:r>
     </w:p>
     <w:sectPr>

--- a/paper/KO-DRILL_IEEE.docx
+++ b/paper/KO-DRILL_IEEE.docx
@@ -1758,7 +1758,7 @@
           <w:color w:val="000000"/>
           <w:sz w:val="20"/>
         </w:rPr>
-        <w:t>Verifying items. An LLM-written distractor is only useful if it is wrong for the stated reason and wrong at all. Every check below is made without asking a model to judge, because asking Qwen3-4B whether a distractor is also acceptable failed in all three framings we tried (a persistent yes-bias, inconsistency in both directions, and below-chance pairwise comparison). First, the annotator confirms each distractor is a minimal pair of the key: exactly one edit, in the skill's category. Second, its code: the annotator's edit for a closed-class change, which must agree with the codebook entry the generator named; the named entry otherwise. Third, the three codes differ, so whichever distractor is chosen is informative. Fourth, the key must be the only correct answer, checked by scoring rather than judging: under Qwen3-4B, a different model family from the generator, the sentence with the key must have a higher teacher-forced log-probability than the sentence with each distractor, as in minimal-pair evaluation of language models. On the curated minimal pairs of the earlier template system this ordering held for 51 of 52 unique pairs. It is not applied to subj_topic, whose correct answer follows a discourse convention that a language model's distribution does not reflect. An item failing any check is not discarded: the reasons are returned to EXAONE, which revises the item, up to twice, before it is dropped.</w:t>
+        <w:t>Verifying items. An LLM-written distractor is only useful if it is wrong for the stated reason and wrong at all. Every check below is made without asking a model to judge, because asking Qwen3-4B whether a distractor is also acceptable failed in all three framings we tried (a persistent yes-bias, inconsistency in both directions, and below-chance pairwise comparison). First, the annotator confirms each distractor is a minimal pair of the key: exactly one edit, in the skill's category. Second, its code: the annotator's edit for a closed-class change, which must agree with the codebook entry the generator named; the named entry otherwise. Third, the three codes differ, so whichever distractor is chosen is informative. Fourth, the key must be the only correct answer, checked by scoring rather than judging: under Qwen3-4B, a different model family from the generator, the sentence with the key must have a higher teacher-forced log-probability than the sentence with each distractor, as in minimal-pair evaluation of language models. On the curated minimal pairs of the earlier template system this ordering held for 51 of 52 unique pairs. Generated pairs are easier than real errors, so we also scored the 246 learner sentences of the KoLLA corpus [22] that carry a single one-word replacement against their corrections: Qwen3-4B preferred the correction in 215 (87.4%, 95% CI 82.7-91.0%). Larger or Korean-specialised scorers did not do measurably better (Qwen3-8B 85.0%, Kanana-1.5-8B 85.8%, Gemma-3-12B 88.6%, all intervals overlapping), so the smallest is kept; it also writes the feedback (Section IV-C). The gate therefore misses about one real error in eight, one reason the codebook and items are rated by instructors (Section V-B). It is not applied to subj_topic, whose correct answer follows a discourse convention that a language model's distribution does not reflect. An item failing any check is not discarded: the reasons are returned to EXAONE, which revises the item, up to twice, before it is dropped.</w:t>
       </w:r>
     </w:p>
     <w:p>

--- a/paper/KO-DRILL_IEEE.docx
+++ b/paper/KO-DRILL_IEEE.docx
@@ -1758,7 +1758,7 @@
           <w:color w:val="000000"/>
           <w:sz w:val="20"/>
         </w:rPr>
-        <w:t>Verifying items. An LLM-written distractor is only useful if it is wrong for the stated reason and wrong at all. Every check below is made without asking a model to judge, because asking Qwen3-4B whether a distractor is also acceptable failed in all three framings we tried (a persistent yes-bias, inconsistency in both directions, and below-chance pairwise comparison). First, the annotator confirms each distractor is a minimal pair of the key: exactly one edit, in the skill's category. Second, its code: the annotator's edit for a closed-class change, which must agree with the codebook entry the generator named; the named entry otherwise. Third, the three codes differ, so whichever distractor is chosen is informative. Fourth, the key must be the only correct answer, checked by scoring rather than judging: under Qwen3-4B, a different model family from the generator, the sentence with the key must have a higher teacher-forced log-probability than the sentence with each distractor, as in minimal-pair evaluation of language models. On the curated minimal pairs of the earlier template system this ordering held for 51 of 52 unique pairs. Generated pairs are easier than real errors, so we also scored the 246 learner sentences of the KoLLA corpus [22] that carry a single one-word replacement against their corrections: Qwen3-4B preferred the correction in 215 (87.4%, 95% CI 82.7-91.0%). Larger or Korean-specialised scorers did not do measurably better (Qwen3-8B 85.0%, Kanana-1.5-8B 85.8%, Gemma-3-12B 88.6%, all intervals overlapping), so the smallest is kept; it also writes the feedback (Section IV-C). The gate therefore misses about one real error in eight, one reason the codebook and items are rated by instructors (Section V-B). It is not applied to subj_topic, whose correct answer follows a discourse convention that a language model's distribution does not reflect. An item failing any check is not discarded: the reasons are returned to EXAONE, which revises the item, up to twice, before it is dropped.</w:t>
+        <w:t>Verifying items. An LLM-written distractor is only useful if it is wrong for the stated reason and wrong at all. Every check below is made without asking a model to judge, because asking Qwen3-4B whether a distractor is also acceptable failed in all three framings we tried (a persistent yes-bias, inconsistency in both directions, and below-chance pairwise comparison). First, the annotator confirms each distractor is a minimal pair of the key: exactly one edit, in the skill's category. Second, its code: the annotator's edit for a closed-class change, which must agree with the codebook entry the generator named; the named entry otherwise. Third, the three codes differ, so whichever distractor is chosen is informative. Fourth, the key must be the only correct answer, checked by scoring rather than judging: under Qwen3-4B, a different model family from the generator, the sentence with the key must have a higher teacher-forced log-probability than the sentence with each distractor, as in minimal-pair evaluation of language models. On the curated minimal pairs of the earlier template system this ordering held for 51 of 52 unique pairs. It is not applied to subj_topic, whose correct answer follows a discourse convention that a language model's distribution does not reflect. An item failing any check is not discarded: the reasons are returned to EXAONE, which revises the item, up to twice, before it is dropped.</w:t>
       </w:r>
     </w:p>
     <w:p>

--- a/paper/KO-DRILL_IEEE.docx
+++ b/paper/KO-DRILL_IEEE.docx
@@ -128,7 +128,7 @@
           <w:color w:val="000000"/>
           <w:sz w:val="18"/>
         </w:rPr>
-        <w:t>Drill practice—short, repeated question-and-answer exercises—is among the most reliable ways to consolidate the grammar and vocabulary of a second language, but it only works when each question is pitched at the right level for the individual learner. Large language models (LLMs) can now write such questions on demand, which removes the long-standing bottleneck of authoring exercises by hand. It also creates a new and largely unexamined problem. When questions are produced continuously, every question is new, so the system has no record of how difficult it actually is. Classical adaptive testing assumes a fixed, pre-tested question bank; deep knowledge tracing assumes dense histories in which many learners answer the same questions. In a generative setting neither assumption holds. This paper presents KO-DRILL, a pipeline for personalised Korean drill quizzes built around that difficulty. We make three design arguments and support them with evidence. First, deep learning should be used selectively: an LLM for writing Korean, a small fine-tuned encoder for predicting difficulty from text, and an explicit psychometric model—not a neural network—for tracking what a learner knows. Second, the Elo rating system, the default choice in adaptive practice platforms, is specifically unsuited here; in a simulation of 120,000 responses we reproduce its documented failure, with the spread of learner ratings inflating to 2.3 against a true value of 1.0 and still rising, while the Urnings algorithm, with its acceptance step corrected for adaptive item selection, remains calibrated at 1.0. Third, we propose misconception-conditioned distractors. An LLM writes each item so that every wrong option realises one named misconception, checked without asking a model to judge: a KAGAS-style annotator confirms each distractor is a minimal edit of the key in the tested category, and log-probability scoring under a second model confirms the key is the only correct answer. A multinomial choice model, updated online, then reads which misconception a learner holds from the option they pick. In simulation it names the dominant misconception for 58% of learners after ten wrong answers (chance 17%), and after a misconception is remediated finds the new one for 53%, against 40% for a full-history fit. The next item is then personalised in which error it confronts, not only in how hard it is. We validate the novelty with targeted comparisons rather than a broad ablation grid, and set out an exploratory classroom pilot as secondary evidence.</w:t>
+        <w:t>Drill practice—short, repeated question-and-answer exercises—is among the most reliable ways to consolidate the grammar and vocabulary of a second language, but it only works when each question is pitched at the right level for the individual learner. Large language models (LLMs) can now write such questions on demand, which removes the long-standing bottleneck of authoring exercises by hand. It also creates a new and largely unexamined problem. When questions are produced continuously, every question is new, so the system has no record of how difficult it actually is. Classical adaptive testing assumes a fixed, pre-tested question bank; deep knowledge tracing assumes dense histories in which many learners answer the same questions. In a generative setting neither assumption holds. This paper presents KO-DRILL, a pipeline for personalised Korean drill quizzes built around that difficulty. We make three design arguments and support them with evidence. First, deep learning should be used selectively: an LLM for writing Korean, a small fine-tuned encoder for predicting difficulty from text, and an explicit psychometric model—not a neural network—for tracking what a learner knows. Second, the Elo rating system, the default choice in adaptive practice platforms, is specifically unsuited here; in a simulation of 120,000 responses we reproduce its documented failure, with the spread of learner ratings inflating to 2.3 against a true value of 1.0 and still rising, while the Urnings algorithm, with its acceptance step corrected for adaptive item selection, remains calibrated at 1.0. Third, we propose misconception-conditioned distractors. An LLM writes each item so that every wrong option realises one named misconception, checked without asking a model to judge: a KAGAS-style annotator confirms each distractor is a minimal edit of the key in the tested category and labels it by that edit, and log-probability scoring under a second model confirms the key is the only correct answer. A multinomial choice model, updated online, then reads which misconception a learner holds from the option they pick. In simulation it names the dominant misconception for 58% of learners after ten wrong answers (chance 17%), and after a misconception is remediated finds the new one for 53%, against 40% for a full-history fit. The next item is then personalised in which error it confronts, not only in how hard it is. We validate the novelty with targeted comparisons rather than a broad ablation grid, and set out an exploratory classroom pilot as secondary evidence.</w:t>
       </w:r>
     </w:p>
     <w:p>
@@ -1722,7 +1722,7 @@
           <w:color w:val="000000"/>
           <w:sz w:val="20"/>
         </w:rPr>
-        <w:t>Naming the misconceptions. Each skill has a codebook of the misconceptions learners hold about it, grounded in the error categories of KAGAS, the Korean automatic grammatical error annotation scheme [43]. The codebook is written by the generator, not by us: EXAONE lists the common mistaken rules for the grammar point, each with a correct sentence and the sentence a learner holding that rule would write. An entry is kept only if a KAGAS-style annotator, which aligns the two sentences' morphemes (kiwipiepy) and classifies each change by its grammatical category, finds the example to be exactly one edit, in the category the skill tests. For closed-class edits (particles, endings, counters) the edit itself names the misconception, for example PART:에서→에, after merging phonologically conditioned allomorphs such as 을/를, so the same misconception receives the same code in every item. For open-class edits, such as one verb for another, the code is the codebook entry. The codebook is generated once per skill and then frozen, so the labels are data an instructor can audit, not a by-product hidden inside prompts.</w:t>
+        <w:t>Naming the misconceptions. A distractor's misconception label is computed, not written: a KAGAS-style annotator, following the Korean automatic grammatical error annotation scheme [43], aligns the morphemes of the key sentence and the distractor sentence (kiwipiepy) and classifies the change by its grammatical category, and the label is that edit. For closed-class edits (particles, endings, counters) the edit names the misconception directly, for example PART:에서→에 or END:었→았, after merging phonologically conditioned allomorphs such as 을/를, so the same error receives the same code in every item without any list of misconceptions written beforehand, by us or by a model. For open-class edits, such as one verb for another, the code is the lexical pair (VERB:마시→먹), which recurs less often across items. The labels are therefore deterministic and auditable from the item alone.</w:t>
       </w:r>
     </w:p>
     <w:p>
@@ -1740,7 +1740,7 @@
           <w:color w:val="000000"/>
           <w:sz w:val="20"/>
         </w:rPr>
-        <w:t>Generating items. For each item, EXAONE writes a new sentence using the grammar point, marks the span that tests it, and writes three wrong versions of that span, each realising a different codebook misconception. When the learner model already knows which misconception a learner currently holds for the skill, the request requires one distractor to realise it: the next item then confronts that error again, and its outcome measures whether the error is still held. The item is personalised in which error it tests, not only in how hard it is. No sentence, slot or distractor comes from a hand-written list.</w:t>
+        <w:t>Generating items. For each item, EXAONE writes a new sentence using the grammar point, marks the span that tests it, and writes three wrong versions of that span, each a different mistake learners typically make. When the learner model already knows which misconception a learner currently holds for the skill, the request requires one distractor to make that mistake, stated to the generator in words from its code: the next item then confronts that error again, and its outcome measures whether the error is still held. The item is personalised in which error it tests, not only in how hard it is. No sentence, slot or distractor comes from a hand-written list.</w:t>
       </w:r>
     </w:p>
     <w:p>
@@ -1758,7 +1758,7 @@
           <w:color w:val="000000"/>
           <w:sz w:val="20"/>
         </w:rPr>
-        <w:t>Verifying items. An LLM-written distractor is only useful if it is wrong for the stated reason and wrong at all. Every check below is made without asking a model to judge, because asking Qwen3-4B whether a distractor is also acceptable failed in all three framings we tried (a persistent yes-bias, inconsistency in both directions, and below-chance pairwise comparison). First, the annotator confirms each distractor is a minimal pair of the key: exactly one edit, in the skill's category. Second, its code: the annotator's edit for a closed-class change, which must agree with the codebook entry the generator named; the named entry otherwise. Third, the three codes differ, so whichever distractor is chosen is informative. Fourth, the key must be the only correct answer, checked by scoring rather than judging: under Qwen3-4B, a different model family from the generator, the sentence with the key must have a higher teacher-forced log-probability than the sentence with each distractor, as in minimal-pair evaluation of language models. On the curated minimal pairs of the earlier template system this ordering held for 51 of 52 unique pairs. It is not applied to subj_topic, whose correct answer follows a discourse convention that a language model's distribution does not reflect. An item failing any check is not discarded: the reasons are returned to EXAONE, which revises the item, up to twice, before it is dropped.</w:t>
+        <w:t>Verifying items. An LLM-written distractor is only useful if it is wrong for the stated reason and wrong at all. Every check below is made without asking a model to judge, because asking Qwen3-4B whether a distractor is also acceptable failed in all three framings we tried (a persistent yes-bias, inconsistency in both directions, and below-chance pairwise comparison). First, the annotator confirms each distractor is a minimal pair of the key: exactly one edit, in the skill's category; that edit is its code. Second, the three codes differ, so whichever distractor is chosen is informative. Third, the key must be the only correct answer, checked by scoring rather than judging: under Qwen3-4B, a different model family from the generator, the sentence with the key must have a higher teacher-forced log-probability than the sentence with each distractor, as in minimal-pair evaluation of language models. On the curated minimal pairs of the earlier template system this ordering held for 51 of 52 unique pairs. It is not applied to subj_topic, whose correct answer follows a discourse convention that a language model's distribution does not reflect. An item failing any check is not discarded: the reasons are returned to EXAONE, which revises the item, up to twice, before it is dropped.</w:t>
       </w:r>
     </w:p>
     <w:p>
@@ -2623,7 +2623,7 @@
           <w:color w:val="000000"/>
           <w:sz w:val="20"/>
         </w:rPr>
-        <w:t>The target curriculum this architecture is designed for is a TOPIK-aligned syllabus spanning levels I through IV, roughly 120 discrete grammatical points; what is actually built and evaluated here is 11 skills, covering 7 of the 7 relevant KAGAS part-of-speech categories. The gap between 120 and 11 is simply unimplemented coverage, not a claim about what has been tested—every number in Section V-B below is reported at the 11-skill scale, never projected onto the full syllabus. Misconception codes are grounded in the KAGAS error categories [43] rather than a project-specific scheme, and each skill's codebook is frozen and published with the items, so that the diagnostic labels a generated distractor carries are independently auditable. All generated items entering any evaluation are reviewed by qualified Korean instructors first; we report, but do not act on, the verifier's agreement with those reviewers, so that the verifier's standalone accuracy can be measured on its own terms.</w:t>
+        <w:t>The target curriculum this architecture is designed for is a TOPIK-aligned syllabus spanning levels I through IV, roughly 120 discrete grammatical points; what is actually built and evaluated here is 11 skills, covering 7 of the 7 relevant KAGAS part-of-speech categories. The gap between 120 and 11 is simply unimplemented coverage, not a claim about what has been tested—every number in Section V-B below is reported at the 11-skill scale, never projected onto the full syllabus. Misconception codes are grounded in the KAGAS error categories [43] rather than a project-specific scheme, and each code is the annotator's edit between the key and the distractor, so that the diagnostic labels a generated distractor carries are independently auditable. All generated items entering any evaluation are reviewed by qualified Korean instructors first; we report, but do not act on, the verifier's agreement with those reviewers, so that the verifier's standalone accuracy can be measured on its own terms.</w:t>
       </w:r>
     </w:p>
     <w:p>
@@ -2798,7 +2798,7 @@
           <w:color w:val="000000"/>
           <w:sz w:val="20"/>
         </w:rPr>
-        <w:t>Does the item foundry produce verified items, and how often? validate_item_foundry requests 20 items per skill across the 11 skills, half of them targeted at a codebook misconception drawn at random, and reports with Wilson intervals the share accepted after at most two revisions, the reasons replies were rejected, how many of each skill's codebook misconceptions the accepted items cover, and, as a second view that is reported but not used as a gate, whether Qwen3-4B picks the key by letter under every rotation of the options. These runs need a GPU and have not yet been made with the item foundry; this paragraph is the protocol, and every accepted item is saved for the instructor review below.</w:t>
+        <w:t>Does the item foundry produce verified items, and how often? validate_item_foundry requests 20 items per skill across the 11 skills, half of them targeted at a misconception already seen in that skill's accepted items, and reports with Wilson intervals the share accepted after at most two revisions, the reasons replies were rejected, how many distinct codes the accepted items use and how many recur, and, as a second view that is reported but not used as a gate, whether Qwen3-4B picks the key by letter under every rotation of the options. These runs need a GPU and have not yet been made with the item foundry; this paragraph is the protocol, and every accepted item is saved for the instructor review below.</w:t>
       </w:r>
     </w:p>
     <w:p>
@@ -2816,7 +2816,7 @@
           <w:color w:val="000000"/>
           <w:sz w:val="20"/>
         </w:rPr>
-        <w:t>Item quality is rated by three independent Korean language instructors on four dimensions — grammaticality of the stem, uniqueness of the key, plausibility of each distractor, and correctness of its misconception label — with agreement reported as Fleiss' κ. Two measures matter most. First, the rate of items containing more than one defensible answer, since this is the failure the verifier gate in Section IV-B exists specifically to catch, and it is the one the general distractor-generation literature does not report [6]. Second, agreement between the codebook misconception a distractor was generated and verified to realise and the one an instructor independently assigns after seeing only the sentence, the distractor and the codebook — this is the direct test of whether misconception-conditioning actually produces a usable diagnosis, or merely a plausible wrong answer with a label attached. Neither measure is available yet; this subsection is the protocol, not a result.</w:t>
+        <w:t>Item quality is rated by three independent Korean language instructors on four dimensions — grammaticality of the stem, uniqueness of the key, plausibility of each distractor, and correctness of its misconception label — with agreement reported as Fleiss' κ. Two measures matter most. First, the rate of items containing more than one defensible answer, since this is the failure the verifier gate in Section IV-B exists specifically to catch, and it is the one the general distractor-generation literature does not report [6]. Second, whether the error a distractor's code names is one an instructor recognises as a real learner misconception, and whether two instructors given only the sentence and the distractor describe the same error — this is the direct test of whether misconception-conditioning actually produces a usable diagnosis, or merely a plausible wrong answer with a label attached. Neither measure is available yet; this subsection is the protocol, not a result.</w:t>
       </w:r>
     </w:p>
     <w:p>

--- a/paper/KO-DRILL_IEEE.docx
+++ b/paper/KO-DRILL_IEEE.docx
@@ -2798,7 +2798,7 @@
           <w:color w:val="000000"/>
           <w:sz w:val="20"/>
         </w:rPr>
-        <w:t>Does the item foundry produce verified items, and how often? validate_item_foundry requests 20 items per skill across the 11 skills, half of them targeted at a misconception already seen in that skill's accepted items, and reports with Wilson intervals the share accepted after at most two revisions, the reasons replies were rejected, how many distinct codes the accepted items use and how many recur, and, as a second view that is reported but not used as a gate, whether Qwen3-4B picks the key by letter under every rotation of the options. These runs need a GPU and have not yet been made with the item foundry; this paragraph is the protocol, and every accepted item is saved for the instructor review below.</w:t>
+        <w:t>Does the item foundry produce verified items, and how often? validate_item_foundry requests 20 items per skill across the 11 skills, half of them targeted at a misconception already seen in that skill's accepted items, and reports with Wilson intervals the share accepted after at most two revisions, the reasons replies were rejected, and how many distinct codes the accepted items use and how many recur. These runs need a GPU and have not yet been made with the item foundry; this paragraph is the protocol, and every accepted item is saved for the instructor review below.</w:t>
       </w:r>
     </w:p>
     <w:p>

--- a/paper/KO-DRILL_IEEE.docx
+++ b/paper/KO-DRILL_IEEE.docx
@@ -1740,7 +1740,7 @@
           <w:color w:val="000000"/>
           <w:sz w:val="20"/>
         </w:rPr>
-        <w:t>Generating items. For each item, EXAONE writes a new sentence using the grammar point, marks the span that tests it, and writes three wrong versions of that span, each a different mistake learners typically make. When the learner model already knows which misconception a learner currently holds for the skill, the request requires one distractor to make that mistake, stated to the generator in words from its code: the next item then confronts that error again, and its outcome measures whether the error is still held. The item is personalised in which error it tests, not only in how hard it is. No sentence, slot or distractor comes from a hand-written list.</w:t>
+        <w:t>Generating items. For each item, EXAONE writes a new sentence using the grammar point and three wrong copies of it, each with a different mistake learners typically make; the blank is computed as the span where the copies differ from the sentence, widened to whole morphemes, so the generator never has to mark or cut out a span. When the learner model already knows which misconception a learner currently holds for the skill, the request requires one distractor to make that mistake, stated to the generator in words from its code: the next item then confronts that error again, and its outcome measures whether the error is still held. The item is personalised in which error it tests, not only in how hard it is. No sentence, slot or distractor comes from a hand-written list.</w:t>
       </w:r>
     </w:p>
     <w:p>
